--- a/docs/毕业设记周记（计算机2203李积智）.docx
+++ b/docs/毕业设记周记（计算机2203李积智）.docx
@@ -1,15 +1,14 @@
 
 <file path=word/document.xml><?xml version="1.0" encoding="utf-8"?>
-<w:document xmlns:r="http://schemas.openxmlformats.org/officeDocument/2006/relationships" xmlns:w="http://schemas.openxmlformats.org/wordprocessingml/2006/main" xmlns:v="urn:schemas-microsoft-com:vml" xmlns:o="urn:schemas-microsoft-com:office:office" xmlns:w10="urn:schemas-microsoft-com:office:word">
+<w:document xmlns:wpc="http://schemas.microsoft.com/office/word/2010/wordprocessingCanvas" xmlns:cx="http://schemas.microsoft.com/office/drawing/2014/chartex" xmlns:cx1="http://schemas.microsoft.com/office/drawing/2015/9/8/chartex" xmlns:cx2="http://schemas.microsoft.com/office/drawing/2015/10/21/chartex" xmlns:cx3="http://schemas.microsoft.com/office/drawing/2016/5/9/chartex" xmlns:cx4="http://schemas.microsoft.com/office/drawing/2016/5/10/chartex" xmlns:cx5="http://schemas.microsoft.com/office/drawing/2016/5/11/chartex" xmlns:cx6="http://schemas.microsoft.com/office/drawing/2016/5/12/chartex" xmlns:cx7="http://schemas.microsoft.com/office/drawing/2016/5/13/chartex" xmlns:cx8="http://schemas.microsoft.com/office/drawing/2016/5/14/chartex" xmlns:mc="http://schemas.openxmlformats.org/markup-compatibility/2006" xmlns:aink="http://schemas.microsoft.com/office/drawing/2016/ink" xmlns:am3d="http://schemas.microsoft.com/office/drawing/2017/model3d" xmlns:o="urn:schemas-microsoft-com:office:office" xmlns:r="http://schemas.openxmlformats.org/officeDocument/2006/relationships" xmlns:m="http://schemas.openxmlformats.org/officeDocument/2006/math" xmlns:v="urn:schemas-microsoft-com:vml" xmlns:wp14="http://schemas.microsoft.com/office/word/2010/wordprocessingDrawing" xmlns:wp="http://schemas.openxmlformats.org/drawingml/2006/wordprocessingDrawing" xmlns:w10="urn:schemas-microsoft-com:office:word" xmlns:w="http://schemas.openxmlformats.org/wordprocessingml/2006/main" xmlns:w14="http://schemas.microsoft.com/office/word/2010/wordml" xmlns:w15="http://schemas.microsoft.com/office/word/2012/wordml" xmlns:w16cex="http://schemas.microsoft.com/office/word/2018/wordml/cex" xmlns:w16cid="http://schemas.microsoft.com/office/word/2016/wordml/cid" xmlns:w16="http://schemas.microsoft.com/office/word/2018/wordml" xmlns:w16sdtdh="http://schemas.microsoft.com/office/word/2020/wordml/sdtdatahash" xmlns:w16se="http://schemas.microsoft.com/office/word/2015/wordml/symex" xmlns:wpg="http://schemas.microsoft.com/office/word/2010/wordprocessingGroup" xmlns:wpi="http://schemas.microsoft.com/office/word/2010/wordprocessingInk" xmlns:wne="http://schemas.microsoft.com/office/word/2006/wordml" xmlns:wps="http://schemas.microsoft.com/office/word/2010/wordprocessingShape" mc:Ignorable="w14 w15 w16se w16cid w16 w16cex w16sdtdh wp14">
   <w:body>
     <w:p>
       <w:pPr>
-        <w:pStyle w:val="000001"/>
         <w:jc w:val="center"/>
         <w:rPr>
-          <w:rFonts w:hint="eastAsia" w:ascii="宋体-18030" w:hAnsi="宋体-18030" w:eastAsia="宋体-18030" w:cs="宋体-18030"/>
-          <w:b w:val="1"/>
-          <w:bCs w:val="1"/>
+          <w:rFonts w:ascii="宋体-18030" w:eastAsia="宋体-18030" w:hAnsi="宋体-18030" w:cs="宋体-18030"/>
+          <w:b/>
+          <w:bCs/>
           <w:color w:val="000000"/>
           <w:szCs w:val="21"/>
         </w:rPr>
@@ -17,12 +16,11 @@
     </w:p>
     <w:p>
       <w:pPr>
-        <w:pStyle w:val="000001"/>
         <w:jc w:val="center"/>
         <w:rPr>
-          <w:rFonts w:hint="eastAsia" w:ascii="宋体-18030" w:hAnsi="宋体-18030" w:eastAsia="宋体-18030" w:cs="宋体-18030"/>
-          <w:b w:val="1"/>
-          <w:bCs w:val="1"/>
+          <w:rFonts w:ascii="宋体-18030" w:eastAsia="宋体-18030" w:hAnsi="宋体-18030" w:cs="宋体-18030"/>
+          <w:b/>
+          <w:bCs/>
           <w:color w:val="000000"/>
           <w:szCs w:val="21"/>
         </w:rPr>
@@ -30,12 +28,11 @@
     </w:p>
     <w:p>
       <w:pPr>
-        <w:pStyle w:val="000001"/>
         <w:jc w:val="center"/>
         <w:rPr>
-          <w:rFonts w:ascii="宋体-18030" w:hAnsi="宋体-18030" w:eastAsia="宋体-18030" w:cs="宋体-18030"/>
-          <w:b w:val="1"/>
-          <w:bCs w:val="1"/>
+          <w:rFonts w:ascii="宋体-18030" w:eastAsia="宋体-18030" w:hAnsi="宋体-18030" w:cs="宋体-18030"/>
+          <w:b/>
+          <w:bCs/>
           <w:color w:val="000000"/>
           <w:sz w:val="20"/>
           <w:szCs w:val="21"/>
@@ -43,17 +40,28 @@
       </w:pPr>
       <w:r>
         <w:rPr>
-          <w:rFonts w:hint="eastAsia"/>
           <w:sz w:val="20"/>
         </w:rPr>
-        <w:pict>
-          <v:shapetype id="_x0000_t75" coordsize="21600,21600" filled="f" stroked="f" o:spt="75">
+        <w:pict w14:anchorId="21F8C7F4">
+          <v:shapetype id="_x0000_m1027" coordsize="21600,21600" o:spt="100" adj="0,,0" path="" filled="f" stroked="f">
             <v:stroke joinstyle="miter"/>
-            <v:path o:extrusionok="f"/>
+            <v:formulas/>
+            <v:path o:extrusionok="f" o:connecttype="segments"/>
             <o:lock v:ext="edit" aspectratio="t"/>
           </v:shapetype>
-          <v:shape id="_x0000_s1026" style="position:absolute;mso-position-horizontal-relative:text;mso-position-vertical-relative:text;z-index:524288;mso-position-horizontal:center;margin-left:0pt;margin-top:31.05pt;width:361.6pt;height:84pt;" filled="f" stroked="f" type="#_x0000_t75">
-            <v:imagedata o:title="GA" r:id="rId18"/>
+        </w:pict>
+      </w:r>
+      <w:r>
+        <w:rPr>
+          <w:sz w:val="20"/>
+        </w:rPr>
+        <w:pict w14:anchorId="601B9B41">
+          <v:shape id="_x0000_s1026" type="#_x0000_m1027" style="position:absolute;left:0;text-align:left;margin-left:0;margin-top:31.05pt;width:361.6pt;height:84pt;z-index:2;mso-position-horizontal:center;mso-position-horizontal-relative:text;mso-position-vertical-relative:text" o:spt="100" adj="0,,0" path="" filled="f" stroked="f">
+            <v:stroke joinstyle="miter"/>
+            <v:imagedata r:id="rId7" o:title="GA"/>
+            <v:formulas/>
+            <v:path o:extrusionok="f" o:connecttype="segments" textboxrect="3163,3163,18437,18437"/>
+            <o:lock v:ext="edit" aspectratio="t"/>
             <w10:wrap type="topAndBottom"/>
           </v:shape>
         </w:pict>
@@ -61,12 +69,11 @@
     </w:p>
     <w:p>
       <w:pPr>
-        <w:pStyle w:val="000001"/>
         <w:jc w:val="center"/>
         <w:rPr>
-          <w:rFonts w:hint="eastAsia" w:ascii="宋体-18030" w:hAnsi="宋体-18030" w:eastAsia="宋体-18030" w:cs="宋体-18030"/>
-          <w:b w:val="1"/>
-          <w:bCs w:val="1"/>
+          <w:rFonts w:ascii="宋体-18030" w:eastAsia="宋体-18030" w:hAnsi="宋体-18030" w:cs="宋体-18030"/>
+          <w:b/>
+          <w:bCs/>
           <w:color w:val="000000"/>
           <w:sz w:val="20"/>
           <w:szCs w:val="21"/>
@@ -75,12 +82,11 @@
     </w:p>
     <w:p>
       <w:pPr>
-        <w:pStyle w:val="000001"/>
         <w:jc w:val="center"/>
         <w:rPr>
-          <w:rFonts w:hint="eastAsia" w:ascii="宋体-18030" w:hAnsi="宋体-18030" w:eastAsia="宋体-18030" w:cs="宋体-18030"/>
-          <w:b w:val="1"/>
-          <w:bCs w:val="1"/>
+          <w:rFonts w:ascii="宋体-18030" w:eastAsia="宋体-18030" w:hAnsi="宋体-18030" w:cs="宋体-18030"/>
+          <w:b/>
+          <w:bCs/>
           <w:color w:val="000000"/>
           <w:sz w:val="20"/>
           <w:szCs w:val="21"/>
@@ -89,10 +95,9 @@
     </w:p>
     <w:p>
       <w:pPr>
-        <w:pStyle w:val="000001"/>
         <w:jc w:val="center"/>
         <w:rPr>
-          <w:rFonts w:hint="eastAsia" w:ascii="宋体-18030" w:hAnsi="宋体-18030" w:eastAsia="宋体-18030" w:cs="宋体-18030"/>
+          <w:rFonts w:ascii="宋体-18030" w:eastAsia="宋体-18030" w:hAnsi="宋体-18030" w:cs="宋体-18030"/>
           <w:color w:val="000000"/>
           <w:spacing w:val="20"/>
           <w:sz w:val="48"/>
@@ -101,9 +106,9 @@
       </w:pPr>
       <w:r>
         <w:rPr>
-          <w:rFonts w:hint="eastAsia" w:ascii="宋体-18030" w:hAnsi="宋体-18030" w:eastAsia="宋体-18030" w:cs="宋体-18030"/>
-          <w:b w:val="1"/>
-          <w:bCs w:val="1"/>
+          <w:rFonts w:ascii="宋体-18030" w:eastAsia="宋体-18030" w:hAnsi="宋体-18030" w:cs="宋体-18030" w:hint="eastAsia"/>
+          <w:b/>
+          <w:bCs/>
           <w:color w:val="000000"/>
           <w:spacing w:val="20"/>
           <w:sz w:val="48"/>
@@ -114,9 +119,8 @@
     </w:p>
     <w:p>
       <w:pPr>
-        <w:pStyle w:val="000001"/>
-        <w:rPr>
-          <w:rFonts w:hint="eastAsia" w:ascii="宋体-18030" w:hAnsi="宋体-18030" w:eastAsia="宋体-18030" w:cs="宋体-18030"/>
+        <w:rPr>
+          <w:rFonts w:ascii="宋体-18030" w:eastAsia="宋体-18030" w:hAnsi="宋体-18030" w:cs="宋体-18030"/>
           <w:color w:val="000000"/>
           <w:szCs w:val="21"/>
         </w:rPr>
@@ -124,9 +128,8 @@
     </w:p>
     <w:p>
       <w:pPr>
-        <w:pStyle w:val="000001"/>
-        <w:rPr>
-          <w:rFonts w:hint="eastAsia" w:ascii="宋体-18030" w:hAnsi="宋体-18030" w:eastAsia="宋体-18030" w:cs="宋体-18030"/>
+        <w:rPr>
+          <w:rFonts w:ascii="宋体-18030" w:eastAsia="宋体-18030" w:hAnsi="宋体-18030" w:cs="宋体-18030"/>
           <w:color w:val="000000"/>
           <w:szCs w:val="21"/>
         </w:rPr>
@@ -134,9 +137,8 @@
     </w:p>
     <w:p>
       <w:pPr>
-        <w:pStyle w:val="000001"/>
-        <w:rPr>
-          <w:rFonts w:hint="eastAsia" w:ascii="宋体-18030" w:hAnsi="宋体-18030" w:eastAsia="宋体-18030" w:cs="宋体-18030"/>
+        <w:rPr>
+          <w:rFonts w:ascii="宋体-18030" w:eastAsia="宋体-18030" w:hAnsi="宋体-18030" w:cs="宋体-18030"/>
           <w:color w:val="000000"/>
           <w:szCs w:val="21"/>
         </w:rPr>
@@ -144,9 +146,8 @@
     </w:p>
     <w:p>
       <w:pPr>
-        <w:pStyle w:val="000001"/>
-        <w:rPr>
-          <w:rFonts w:hint="eastAsia" w:ascii="宋体-18030" w:hAnsi="宋体-18030" w:eastAsia="宋体-18030" w:cs="宋体-18030"/>
+        <w:rPr>
+          <w:rFonts w:ascii="宋体-18030" w:eastAsia="宋体-18030" w:hAnsi="宋体-18030" w:cs="宋体-18030"/>
           <w:color w:val="000000"/>
           <w:szCs w:val="21"/>
         </w:rPr>
@@ -154,9 +155,8 @@
     </w:p>
     <w:p>
       <w:pPr>
-        <w:pStyle w:val="000001"/>
-        <w:rPr>
-          <w:rFonts w:hint="eastAsia" w:ascii="宋体-18030" w:hAnsi="宋体-18030" w:eastAsia="宋体-18030" w:cs="宋体-18030"/>
+        <w:rPr>
+          <w:rFonts w:ascii="宋体-18030" w:eastAsia="宋体-18030" w:hAnsi="宋体-18030" w:cs="宋体-18030"/>
           <w:color w:val="000000"/>
           <w:szCs w:val="21"/>
         </w:rPr>
@@ -164,9 +164,8 @@
     </w:p>
     <w:p>
       <w:pPr>
-        <w:pStyle w:val="000001"/>
-        <w:rPr>
-          <w:rFonts w:hint="eastAsia" w:ascii="宋体-18030" w:hAnsi="宋体-18030" w:eastAsia="宋体-18030" w:cs="宋体-18030"/>
+        <w:rPr>
+          <w:rFonts w:ascii="宋体-18030" w:eastAsia="宋体-18030" w:hAnsi="宋体-18030" w:cs="宋体-18030"/>
           <w:color w:val="000000"/>
           <w:szCs w:val="21"/>
         </w:rPr>
@@ -174,9 +173,8 @@
     </w:p>
     <w:p>
       <w:pPr>
-        <w:pStyle w:val="000001"/>
-        <w:rPr>
-          <w:rFonts w:hint="eastAsia" w:ascii="宋体-18030" w:hAnsi="宋体-18030" w:eastAsia="宋体-18030" w:cs="宋体-18030"/>
+        <w:rPr>
+          <w:rFonts w:ascii="宋体-18030" w:eastAsia="宋体-18030" w:hAnsi="宋体-18030" w:cs="宋体-18030"/>
           <w:color w:val="000000"/>
           <w:szCs w:val="21"/>
         </w:rPr>
@@ -184,9 +182,8 @@
     </w:p>
     <w:p>
       <w:pPr>
-        <w:pStyle w:val="000001"/>
-        <w:rPr>
-          <w:rFonts w:hint="eastAsia" w:ascii="宋体-18030" w:hAnsi="宋体-18030" w:eastAsia="宋体-18030" w:cs="宋体-18030"/>
+        <w:rPr>
+          <w:rFonts w:ascii="宋体-18030" w:eastAsia="宋体-18030" w:hAnsi="宋体-18030" w:cs="宋体-18030"/>
           <w:color w:val="000000"/>
           <w:szCs w:val="21"/>
         </w:rPr>
@@ -194,9 +191,8 @@
     </w:p>
     <w:p>
       <w:pPr>
-        <w:pStyle w:val="000001"/>
-        <w:rPr>
-          <w:rFonts w:hint="eastAsia" w:ascii="宋体-18030" w:hAnsi="宋体-18030" w:eastAsia="宋体-18030" w:cs="宋体-18030"/>
+        <w:rPr>
+          <w:rFonts w:ascii="宋体-18030" w:eastAsia="宋体-18030" w:hAnsi="宋体-18030" w:cs="宋体-18030"/>
           <w:color w:val="000000"/>
           <w:szCs w:val="21"/>
         </w:rPr>
@@ -204,9 +200,8 @@
     </w:p>
     <w:p>
       <w:pPr>
-        <w:pStyle w:val="000001"/>
-        <w:rPr>
-          <w:rFonts w:hint="eastAsia" w:ascii="宋体-18030" w:hAnsi="宋体-18030" w:eastAsia="宋体-18030" w:cs="宋体-18030"/>
+        <w:rPr>
+          <w:rFonts w:ascii="宋体-18030" w:eastAsia="宋体-18030" w:hAnsi="宋体-18030" w:cs="宋体-18030"/>
           <w:color w:val="000000"/>
           <w:szCs w:val="21"/>
         </w:rPr>
@@ -214,9 +209,8 @@
     </w:p>
     <w:p>
       <w:pPr>
-        <w:pStyle w:val="000001"/>
-        <w:rPr>
-          <w:rFonts w:hint="eastAsia" w:ascii="宋体-18030" w:hAnsi="宋体-18030" w:eastAsia="宋体-18030" w:cs="宋体-18030"/>
+        <w:rPr>
+          <w:rFonts w:ascii="宋体-18030" w:eastAsia="宋体-18030" w:hAnsi="宋体-18030" w:cs="宋体-18030"/>
           <w:color w:val="000000"/>
           <w:szCs w:val="21"/>
         </w:rPr>
@@ -224,9 +218,8 @@
     </w:p>
     <w:p>
       <w:pPr>
-        <w:pStyle w:val="000001"/>
-        <w:rPr>
-          <w:rFonts w:hint="eastAsia" w:ascii="宋体-18030" w:hAnsi="宋体-18030" w:eastAsia="宋体-18030" w:cs="宋体-18030"/>
+        <w:rPr>
+          <w:rFonts w:ascii="宋体-18030" w:eastAsia="宋体-18030" w:hAnsi="宋体-18030" w:cs="宋体-18030"/>
           <w:color w:val="000000"/>
           <w:szCs w:val="21"/>
         </w:rPr>
@@ -234,9 +227,8 @@
     </w:p>
     <w:p>
       <w:pPr>
-        <w:pStyle w:val="000001"/>
-        <w:rPr>
-          <w:rFonts w:hint="eastAsia" w:ascii="宋体-18030" w:hAnsi="宋体-18030" w:eastAsia="宋体-18030" w:cs="宋体-18030"/>
+        <w:rPr>
+          <w:rFonts w:ascii="宋体-18030" w:eastAsia="宋体-18030" w:hAnsi="宋体-18030" w:cs="宋体-18030"/>
           <w:color w:val="000000"/>
           <w:szCs w:val="21"/>
         </w:rPr>
@@ -246,22 +238,16 @@
       <w:tblPr>
         <w:tblW w:w="0" w:type="auto"/>
         <w:jc w:val="center"/>
-        <w:tblInd w:w="0" w:type="dxa"/>
         <w:tblBorders>
-          <w:top w:val="single" w:color="000000" w:sz="4" w:space="0"/>
-          <w:left w:val="single" w:color="000000" w:sz="4" w:space="0"/>
-          <w:bottom w:val="single" w:color="000000" w:sz="4" w:space="0"/>
-          <w:right w:val="single" w:color="000000" w:sz="4" w:space="0"/>
-          <w:insideH w:val="single" w:color="000000" w:sz="4" w:space="0"/>
-          <w:insideV w:val="single" w:color="000000" w:sz="4" w:space="0"/>
+          <w:top w:val="single" w:sz="4" w:space="0" w:color="000000"/>
+          <w:left w:val="single" w:sz="4" w:space="0" w:color="000000"/>
+          <w:bottom w:val="single" w:sz="4" w:space="0" w:color="000000"/>
+          <w:right w:val="single" w:sz="4" w:space="0" w:color="000000"/>
+          <w:insideH w:val="single" w:sz="4" w:space="0" w:color="000000"/>
+          <w:insideV w:val="single" w:sz="4" w:space="0" w:color="000000"/>
         </w:tblBorders>
         <w:tblLayout w:type="fixed"/>
-        <w:tblCellMar>
-          <w:top w:w="0" w:type="dxa"/>
-          <w:left w:w="108" w:type="dxa"/>
-          <w:bottom w:w="0" w:type="dxa"/>
-          <w:right w:w="108" w:type="dxa"/>
-        </w:tblCellMar>
+        <w:tblLook w:val="04A0" w:firstRow="1" w:lastRow="0" w:firstColumn="1" w:lastColumn="0" w:noHBand="0" w:noVBand="1"/>
       </w:tblPr>
       <w:tblGrid>
         <w:gridCol w:w="1209"/>
@@ -269,8 +255,8 @@
       </w:tblGrid>
       <w:tr>
         <w:trPr>
-          <w:wAfter w:w="0" w:type="dxa"/>
-          <w:trHeight w:val="480" w:hRule="atLeast"/>
+          <w:trHeight w:val="480"/>
+          <w:jc w:val="center"/>
         </w:trPr>
         <w:tc>
           <w:tcPr>
@@ -281,24 +267,22 @@
               <w:bottom w:val="nil"/>
               <w:right w:val="nil"/>
             </w:tcBorders>
-            <w:textDirection w:val="lrTb"/>
             <w:vAlign w:val="center"/>
           </w:tcPr>
           <w:p>
             <w:pPr>
-              <w:pStyle w:val="000001"/>
               <w:spacing w:line="480" w:lineRule="exact"/>
               <w:rPr>
                 <w:rFonts w:ascii="宋体" w:hAnsi="宋体" w:cs="宋体-18030"/>
-                <w:bCs w:val="1"/>
+                <w:bCs/>
                 <w:color w:val="000000"/>
                 <w:sz w:val="24"/>
               </w:rPr>
             </w:pPr>
             <w:r>
               <w:rPr>
-                <w:rFonts w:hint="eastAsia" w:ascii="宋体" w:hAnsi="宋体" w:cs="宋体-18030"/>
-                <w:bCs w:val="1"/>
+                <w:rFonts w:ascii="宋体" w:hAnsi="宋体" w:cs="宋体-18030" w:hint="eastAsia"/>
+                <w:bCs/>
                 <w:color w:val="000000"/>
                 <w:sz w:val="24"/>
               </w:rPr>
@@ -312,15 +296,13 @@
             <w:tcBorders>
               <w:top w:val="nil"/>
               <w:left w:val="nil"/>
-              <w:bottom w:val="single" w:color="000000" w:sz="4" w:space="0"/>
+              <w:bottom w:val="single" w:sz="4" w:space="0" w:color="000000"/>
               <w:right w:val="nil"/>
             </w:tcBorders>
-            <w:textDirection w:val="lrTb"/>
             <w:vAlign w:val="center"/>
           </w:tcPr>
           <w:p>
             <w:pPr>
-              <w:pStyle w:val="000001"/>
               <w:spacing w:line="480" w:lineRule="exact"/>
               <w:jc w:val="center"/>
               <w:rPr>
@@ -331,7 +313,7 @@
             </w:pPr>
             <w:r>
               <w:rPr>
-                <w:rFonts w:hint="eastAsia" w:ascii="宋体" w:hAnsi="宋体" w:cs="宋体-18030"/>
+                <w:rFonts w:ascii="宋体" w:hAnsi="宋体" w:cs="宋体-18030" w:hint="eastAsia"/>
                 <w:color w:val="000000"/>
                 <w:sz w:val="24"/>
               </w:rPr>
@@ -342,8 +324,8 @@
       </w:tr>
       <w:tr>
         <w:trPr>
-          <w:wAfter w:w="0" w:type="dxa"/>
-          <w:trHeight w:val="480" w:hRule="atLeast"/>
+          <w:trHeight w:val="480"/>
+          <w:jc w:val="center"/>
         </w:trPr>
         <w:tc>
           <w:tcPr>
@@ -354,12 +336,10 @@
               <w:bottom w:val="nil"/>
               <w:right w:val="nil"/>
             </w:tcBorders>
-            <w:textDirection w:val="lrTb"/>
             <w:vAlign w:val="center"/>
           </w:tcPr>
           <w:p>
             <w:pPr>
-              <w:pStyle w:val="000001"/>
               <w:spacing w:line="480" w:lineRule="exact"/>
               <w:rPr>
                 <w:rFonts w:ascii="宋体" w:hAnsi="宋体" w:cs="宋体-18030"/>
@@ -369,8 +349,8 @@
             </w:pPr>
             <w:r>
               <w:rPr>
-                <w:rFonts w:hint="eastAsia" w:ascii="宋体" w:hAnsi="宋体" w:cs="宋体-18030"/>
-                <w:bCs w:val="1"/>
+                <w:rFonts w:ascii="宋体" w:hAnsi="宋体" w:cs="宋体-18030" w:hint="eastAsia"/>
+                <w:bCs/>
                 <w:color w:val="000000"/>
                 <w:sz w:val="24"/>
               </w:rPr>
@@ -382,17 +362,15 @@
           <w:tcPr>
             <w:tcW w:w="3240" w:type="dxa"/>
             <w:tcBorders>
-              <w:top w:val="single" w:color="000000" w:sz="4" w:space="0"/>
+              <w:top w:val="single" w:sz="4" w:space="0" w:color="000000"/>
               <w:left w:val="nil"/>
-              <w:bottom w:val="single" w:color="000000" w:sz="4" w:space="0"/>
+              <w:bottom w:val="single" w:sz="4" w:space="0" w:color="000000"/>
               <w:right w:val="nil"/>
             </w:tcBorders>
-            <w:textDirection w:val="lrTb"/>
             <w:vAlign w:val="center"/>
           </w:tcPr>
           <w:p>
             <w:pPr>
-              <w:pStyle w:val="000001"/>
               <w:spacing w:line="480" w:lineRule="exact"/>
               <w:jc w:val="center"/>
               <w:rPr>
@@ -403,7 +381,7 @@
             </w:pPr>
             <w:r>
               <w:rPr>
-                <w:rFonts w:hint="eastAsia" w:ascii="宋体" w:hAnsi="宋体" w:cs="宋体-18030"/>
+                <w:rFonts w:ascii="宋体" w:hAnsi="宋体" w:cs="宋体-18030" w:hint="eastAsia"/>
                 <w:color w:val="000000"/>
                 <w:sz w:val="24"/>
               </w:rPr>
@@ -414,8 +392,8 @@
       </w:tr>
       <w:tr>
         <w:trPr>
-          <w:wAfter w:w="0" w:type="dxa"/>
-          <w:trHeight w:val="480" w:hRule="atLeast"/>
+          <w:trHeight w:val="480"/>
+          <w:jc w:val="center"/>
         </w:trPr>
         <w:tc>
           <w:tcPr>
@@ -426,12 +404,10 @@
               <w:bottom w:val="nil"/>
               <w:right w:val="nil"/>
             </w:tcBorders>
-            <w:textDirection w:val="lrTb"/>
             <w:vAlign w:val="center"/>
           </w:tcPr>
           <w:p>
             <w:pPr>
-              <w:pStyle w:val="000001"/>
               <w:spacing w:line="480" w:lineRule="exact"/>
               <w:rPr>
                 <w:rFonts w:ascii="宋体" w:hAnsi="宋体" w:cs="宋体-18030"/>
@@ -441,8 +417,8 @@
             </w:pPr>
             <w:r>
               <w:rPr>
-                <w:rFonts w:hint="eastAsia" w:ascii="宋体" w:hAnsi="宋体" w:cs="宋体-18030"/>
-                <w:bCs w:val="1"/>
+                <w:rFonts w:ascii="宋体" w:hAnsi="宋体" w:cs="宋体-18030" w:hint="eastAsia"/>
+                <w:bCs/>
                 <w:color w:val="000000"/>
                 <w:sz w:val="24"/>
               </w:rPr>
@@ -454,17 +430,15 @@
           <w:tcPr>
             <w:tcW w:w="3240" w:type="dxa"/>
             <w:tcBorders>
-              <w:top w:val="single" w:color="000000" w:sz="4" w:space="0"/>
+              <w:top w:val="single" w:sz="4" w:space="0" w:color="000000"/>
               <w:left w:val="nil"/>
-              <w:bottom w:val="single" w:color="000000" w:sz="4" w:space="0"/>
+              <w:bottom w:val="single" w:sz="4" w:space="0" w:color="000000"/>
               <w:right w:val="nil"/>
             </w:tcBorders>
-            <w:textDirection w:val="lrTb"/>
             <w:vAlign w:val="center"/>
           </w:tcPr>
           <w:p>
             <w:pPr>
-              <w:pStyle w:val="000001"/>
               <w:spacing w:line="480" w:lineRule="exact"/>
               <w:jc w:val="center"/>
               <w:rPr>
@@ -475,7 +449,7 @@
             </w:pPr>
             <w:r>
               <w:rPr>
-                <w:rFonts w:hint="eastAsia" w:ascii="宋体" w:hAnsi="宋体" w:cs="宋体-18030"/>
+                <w:rFonts w:ascii="宋体" w:hAnsi="宋体" w:cs="宋体-18030" w:hint="eastAsia"/>
                 <w:color w:val="000000"/>
                 <w:sz w:val="24"/>
               </w:rPr>
@@ -486,8 +460,8 @@
       </w:tr>
       <w:tr>
         <w:trPr>
-          <w:wAfter w:w="0" w:type="dxa"/>
-          <w:trHeight w:val="480" w:hRule="atLeast"/>
+          <w:trHeight w:val="480"/>
+          <w:jc w:val="center"/>
         </w:trPr>
         <w:tc>
           <w:tcPr>
@@ -498,24 +472,22 @@
               <w:bottom w:val="nil"/>
               <w:right w:val="nil"/>
             </w:tcBorders>
-            <w:textDirection w:val="lrTb"/>
             <w:vAlign w:val="center"/>
           </w:tcPr>
           <w:p>
             <w:pPr>
-              <w:pStyle w:val="000001"/>
               <w:spacing w:line="480" w:lineRule="exact"/>
               <w:rPr>
                 <w:rFonts w:ascii="宋体" w:hAnsi="宋体" w:cs="宋体-18030"/>
-                <w:bCs w:val="1"/>
+                <w:bCs/>
                 <w:color w:val="000000"/>
                 <w:sz w:val="24"/>
               </w:rPr>
             </w:pPr>
             <w:r>
               <w:rPr>
-                <w:rFonts w:hint="eastAsia" w:ascii="宋体" w:hAnsi="宋体" w:cs="宋体-18030"/>
-                <w:bCs w:val="1"/>
+                <w:rFonts w:ascii="宋体" w:hAnsi="宋体" w:cs="宋体-18030" w:hint="eastAsia"/>
+                <w:bCs/>
                 <w:color w:val="000000"/>
                 <w:sz w:val="24"/>
               </w:rPr>
@@ -527,17 +499,15 @@
           <w:tcPr>
             <w:tcW w:w="3240" w:type="dxa"/>
             <w:tcBorders>
-              <w:top w:val="single" w:color="000000" w:sz="4" w:space="0"/>
+              <w:top w:val="single" w:sz="4" w:space="0" w:color="000000"/>
               <w:left w:val="nil"/>
-              <w:bottom w:val="single" w:color="000000" w:sz="4" w:space="0"/>
+              <w:bottom w:val="single" w:sz="4" w:space="0" w:color="000000"/>
               <w:right w:val="nil"/>
             </w:tcBorders>
-            <w:textDirection w:val="lrTb"/>
             <w:vAlign w:val="center"/>
           </w:tcPr>
           <w:p>
             <w:pPr>
-              <w:pStyle w:val="000001"/>
               <w:spacing w:line="480" w:lineRule="exact"/>
               <w:jc w:val="center"/>
               <w:rPr>
@@ -548,7 +518,7 @@
             </w:pPr>
             <w:r>
               <w:rPr>
-                <w:rFonts w:hint="eastAsia" w:ascii="宋体" w:hAnsi="宋体" w:cs="宋体-18030"/>
+                <w:rFonts w:ascii="宋体" w:hAnsi="宋体" w:cs="宋体-18030" w:hint="eastAsia"/>
                 <w:color w:val="000000"/>
                 <w:sz w:val="24"/>
               </w:rPr>
@@ -559,8 +529,8 @@
       </w:tr>
       <w:tr>
         <w:trPr>
-          <w:wAfter w:w="0" w:type="dxa"/>
-          <w:trHeight w:val="480" w:hRule="atLeast"/>
+          <w:trHeight w:val="480"/>
+          <w:jc w:val="center"/>
         </w:trPr>
         <w:tc>
           <w:tcPr>
@@ -571,24 +541,22 @@
               <w:bottom w:val="nil"/>
               <w:right w:val="nil"/>
             </w:tcBorders>
-            <w:textDirection w:val="lrTb"/>
             <w:vAlign w:val="center"/>
           </w:tcPr>
           <w:p>
             <w:pPr>
-              <w:pStyle w:val="000001"/>
               <w:spacing w:line="480" w:lineRule="exact"/>
               <w:rPr>
                 <w:rFonts w:ascii="宋体" w:hAnsi="宋体" w:cs="宋体-18030"/>
-                <w:bCs w:val="1"/>
+                <w:bCs/>
                 <w:color w:val="000000"/>
                 <w:sz w:val="24"/>
               </w:rPr>
             </w:pPr>
             <w:r>
               <w:rPr>
-                <w:rFonts w:hint="eastAsia" w:ascii="宋体" w:hAnsi="宋体" w:cs="宋体-18030"/>
-                <w:bCs w:val="1"/>
+                <w:rFonts w:ascii="宋体" w:hAnsi="宋体" w:cs="宋体-18030" w:hint="eastAsia"/>
+                <w:bCs/>
                 <w:color w:val="000000"/>
                 <w:sz w:val="24"/>
               </w:rPr>
@@ -600,28 +568,26 @@
           <w:tcPr>
             <w:tcW w:w="3240" w:type="dxa"/>
             <w:tcBorders>
-              <w:top w:val="single" w:color="000000" w:sz="4" w:space="0"/>
+              <w:top w:val="single" w:sz="4" w:space="0" w:color="000000"/>
               <w:left w:val="nil"/>
-              <w:bottom w:val="single" w:color="000000" w:sz="4" w:space="0"/>
+              <w:bottom w:val="single" w:sz="4" w:space="0" w:color="000000"/>
               <w:right w:val="nil"/>
             </w:tcBorders>
-            <w:textDirection w:val="lrTb"/>
             <w:vAlign w:val="center"/>
           </w:tcPr>
           <w:p>
             <w:pPr>
-              <w:pStyle w:val="000001"/>
               <w:spacing w:line="480" w:lineRule="exact"/>
               <w:jc w:val="center"/>
               <w:rPr>
-                <w:rFonts w:hint="eastAsia" w:ascii="宋体" w:hAnsi="宋体" w:cs="宋体-18030"/>
+                <w:rFonts w:ascii="宋体" w:hAnsi="宋体" w:cs="宋体-18030"/>
                 <w:color w:val="000000"/>
                 <w:sz w:val="24"/>
               </w:rPr>
             </w:pPr>
             <w:r>
               <w:rPr>
-                <w:rFonts w:hint="eastAsia" w:ascii="宋体" w:hAnsi="宋体" w:cs="宋体-18030"/>
+                <w:rFonts w:ascii="宋体" w:hAnsi="宋体" w:cs="宋体-18030" w:hint="eastAsia"/>
                 <w:color w:val="000000"/>
                 <w:sz w:val="24"/>
               </w:rPr>
@@ -633,11 +599,10 @@
     </w:tbl>
     <w:p>
       <w:pPr>
-        <w:pStyle w:val="000001"/>
-        <w:ind w:firstLine="420" w:firstLineChars="200"/>
+        <w:ind w:firstLineChars="200" w:firstLine="420"/>
         <w:jc w:val="center"/>
         <w:rPr>
-          <w:rFonts w:hint="eastAsia" w:ascii="宋体" w:hAnsi="宋体" w:cs="宋体-18030"/>
+          <w:rFonts w:ascii="宋体" w:hAnsi="宋体" w:cs="宋体-18030"/>
           <w:color w:val="000000"/>
           <w:szCs w:val="21"/>
         </w:rPr>
@@ -645,11 +610,10 @@
     </w:p>
     <w:p>
       <w:pPr>
-        <w:pStyle w:val="000001"/>
-        <w:ind w:firstLine="420" w:firstLineChars="200"/>
+        <w:ind w:firstLineChars="200" w:firstLine="420"/>
         <w:jc w:val="center"/>
         <w:rPr>
-          <w:rFonts w:hint="eastAsia" w:ascii="宋体" w:hAnsi="宋体" w:cs="宋体-18030"/>
+          <w:rFonts w:ascii="宋体" w:hAnsi="宋体" w:cs="宋体-18030"/>
           <w:color w:val="000000"/>
           <w:szCs w:val="21"/>
         </w:rPr>
@@ -657,11 +621,10 @@
     </w:p>
     <w:p>
       <w:pPr>
-        <w:pStyle w:val="000001"/>
-        <w:ind w:firstLine="420" w:firstLineChars="200"/>
+        <w:ind w:firstLineChars="200" w:firstLine="420"/>
         <w:jc w:val="center"/>
         <w:rPr>
-          <w:rFonts w:hint="eastAsia" w:ascii="宋体" w:hAnsi="宋体" w:cs="宋体-18030"/>
+          <w:rFonts w:ascii="宋体" w:hAnsi="宋体" w:cs="宋体-18030"/>
           <w:color w:val="000000"/>
           <w:szCs w:val="21"/>
         </w:rPr>
@@ -669,11 +632,10 @@
     </w:p>
     <w:p>
       <w:pPr>
-        <w:pStyle w:val="000001"/>
-        <w:ind w:firstLine="420" w:firstLineChars="200"/>
+        <w:ind w:firstLineChars="200" w:firstLine="420"/>
         <w:jc w:val="center"/>
         <w:rPr>
-          <w:rFonts w:hint="eastAsia" w:ascii="宋体" w:hAnsi="宋体" w:cs="宋体-18030"/>
+          <w:rFonts w:ascii="宋体" w:hAnsi="宋体" w:cs="宋体-18030"/>
           <w:color w:val="000000"/>
           <w:szCs w:val="21"/>
         </w:rPr>
@@ -681,11 +643,10 @@
     </w:p>
     <w:p>
       <w:pPr>
-        <w:pStyle w:val="000001"/>
-        <w:ind w:firstLine="420" w:firstLineChars="200"/>
+        <w:ind w:firstLineChars="200" w:firstLine="420"/>
         <w:jc w:val="center"/>
         <w:rPr>
-          <w:rFonts w:hint="eastAsia" w:ascii="宋体" w:hAnsi="宋体" w:cs="宋体-18030"/>
+          <w:rFonts w:ascii="宋体" w:hAnsi="宋体" w:cs="宋体-18030"/>
           <w:color w:val="000000"/>
           <w:szCs w:val="21"/>
         </w:rPr>
@@ -693,11 +654,10 @@
     </w:p>
     <w:p>
       <w:pPr>
-        <w:pStyle w:val="000001"/>
-        <w:ind w:firstLine="420" w:firstLineChars="200"/>
+        <w:ind w:firstLineChars="200" w:firstLine="420"/>
         <w:jc w:val="center"/>
         <w:rPr>
-          <w:rFonts w:hint="eastAsia" w:ascii="宋体" w:hAnsi="宋体" w:cs="宋体-18030"/>
+          <w:rFonts w:ascii="宋体" w:hAnsi="宋体" w:cs="宋体-18030"/>
           <w:color w:val="000000"/>
           <w:szCs w:val="21"/>
         </w:rPr>
@@ -705,11 +665,10 @@
     </w:p>
     <w:p>
       <w:pPr>
-        <w:pStyle w:val="000001"/>
-        <w:ind w:firstLine="420" w:firstLineChars="200"/>
+        <w:ind w:firstLineChars="200" w:firstLine="420"/>
         <w:jc w:val="center"/>
         <w:rPr>
-          <w:rFonts w:hint="eastAsia" w:ascii="宋体" w:hAnsi="宋体" w:cs="宋体-18030"/>
+          <w:rFonts w:ascii="宋体" w:hAnsi="宋体" w:cs="宋体-18030"/>
           <w:color w:val="000000"/>
           <w:szCs w:val="21"/>
         </w:rPr>
@@ -719,14 +678,8 @@
       <w:tblPr>
         <w:tblW w:w="0" w:type="auto"/>
         <w:jc w:val="center"/>
-        <w:tblInd w:w="0" w:type="dxa"/>
         <w:tblLayout w:type="fixed"/>
-        <w:tblCellMar>
-          <w:top w:w="0" w:type="dxa"/>
-          <w:left w:w="108" w:type="dxa"/>
-          <w:bottom w:w="0" w:type="dxa"/>
-          <w:right w:w="108" w:type="dxa"/>
-        </w:tblCellMar>
+        <w:tblLook w:val="04A0" w:firstRow="1" w:lastRow="0" w:firstColumn="1" w:lastColumn="0" w:noHBand="0" w:noVBand="1"/>
       </w:tblPr>
       <w:tblGrid>
         <w:gridCol w:w="1000"/>
@@ -738,8 +691,9 @@
       </w:tblGrid>
       <w:tr>
         <w:trPr>
-          <w:cantSplit w:val="1"/>
-          <w:trHeight w:val="314" w:hRule="atLeast"/>
+          <w:cantSplit/>
+          <w:trHeight w:val="314"/>
+          <w:jc w:val="center"/>
         </w:trPr>
         <w:tc>
           <w:tcPr>
@@ -747,26 +701,24 @@
             <w:tcBorders>
               <w:top w:val="nil"/>
               <w:left w:val="nil"/>
-              <w:bottom w:val="single" w:color="000000" w:sz="12" w:space="0"/>
+              <w:bottom w:val="single" w:sz="12" w:space="0" w:color="000000"/>
               <w:right w:val="nil"/>
             </w:tcBorders>
-            <w:textDirection w:val="lrTb"/>
             <w:vAlign w:val="bottom"/>
           </w:tcPr>
           <w:p>
             <w:pPr>
-              <w:pStyle w:val="000001"/>
-              <w:ind w:right="-105" w:rightChars="-50"/>
+              <w:ind w:rightChars="-50" w:right="-105"/>
               <w:jc w:val="center"/>
               <w:rPr>
-                <w:rFonts w:hint="eastAsia" w:ascii="宋体" w:hAnsi="宋体" w:cs="宋体-18030"/>
+                <w:rFonts w:ascii="宋体" w:hAnsi="宋体" w:cs="宋体-18030"/>
                 <w:color w:val="000000"/>
                 <w:szCs w:val="21"/>
               </w:rPr>
             </w:pPr>
             <w:r>
               <w:rPr>
-                <w:rFonts w:hint="eastAsia" w:ascii="宋体" w:hAnsi="宋体" w:cs="宋体-18030"/>
+                <w:rFonts w:ascii="宋体" w:hAnsi="宋体" w:cs="宋体-18030" w:hint="eastAsia"/>
                 <w:color w:val="000000"/>
                 <w:szCs w:val="21"/>
               </w:rPr>
@@ -777,13 +729,11 @@
         <w:tc>
           <w:tcPr>
             <w:tcW w:w="400" w:type="dxa"/>
-            <w:textDirection w:val="lrTb"/>
             <w:vAlign w:val="bottom"/>
           </w:tcPr>
           <w:p>
             <w:pPr>
-              <w:pStyle w:val="000001"/>
-              <w:ind w:left="-105" w:leftChars="-50" w:right="-105" w:rightChars="-50"/>
+              <w:ind w:leftChars="-50" w:left="-105" w:rightChars="-50" w:right="-105"/>
               <w:jc w:val="center"/>
               <w:rPr>
                 <w:rFonts w:ascii="宋体" w:hAnsi="宋体" w:cs="宋体-18030"/>
@@ -793,7 +743,7 @@
             </w:pPr>
             <w:r>
               <w:rPr>
-                <w:rFonts w:hint="eastAsia" w:ascii="宋体" w:hAnsi="宋体" w:cs="宋体-18030"/>
+                <w:rFonts w:ascii="宋体" w:hAnsi="宋体" w:cs="宋体-18030" w:hint="eastAsia"/>
                 <w:color w:val="000000"/>
                 <w:szCs w:val="21"/>
               </w:rPr>
@@ -807,26 +757,24 @@
             <w:tcBorders>
               <w:top w:val="nil"/>
               <w:left w:val="nil"/>
-              <w:bottom w:val="single" w:color="000000" w:sz="12" w:space="0"/>
+              <w:bottom w:val="single" w:sz="12" w:space="0" w:color="000000"/>
               <w:right w:val="nil"/>
             </w:tcBorders>
-            <w:textDirection w:val="lrTb"/>
             <w:vAlign w:val="bottom"/>
           </w:tcPr>
           <w:p>
             <w:pPr>
-              <w:pStyle w:val="000001"/>
-              <w:ind w:right="-105" w:rightChars="-50"/>
+              <w:ind w:rightChars="-50" w:right="-105"/>
               <w:jc w:val="center"/>
               <w:rPr>
-                <w:rFonts w:hint="eastAsia" w:ascii="宋体" w:hAnsi="宋体" w:cs="宋体-18030"/>
+                <w:rFonts w:ascii="宋体" w:hAnsi="宋体" w:cs="宋体-18030"/>
                 <w:color w:val="000000"/>
                 <w:szCs w:val="21"/>
               </w:rPr>
             </w:pPr>
             <w:r>
               <w:rPr>
-                <w:rFonts w:hint="eastAsia" w:ascii="宋体" w:hAnsi="宋体" w:cs="宋体-18030"/>
+                <w:rFonts w:ascii="宋体" w:hAnsi="宋体" w:cs="宋体-18030" w:hint="eastAsia"/>
                 <w:color w:val="000000"/>
                 <w:szCs w:val="21"/>
               </w:rPr>
@@ -837,13 +785,11 @@
         <w:tc>
           <w:tcPr>
             <w:tcW w:w="400" w:type="dxa"/>
-            <w:textDirection w:val="lrTb"/>
             <w:vAlign w:val="bottom"/>
           </w:tcPr>
           <w:p>
             <w:pPr>
-              <w:pStyle w:val="000001"/>
-              <w:ind w:left="-105" w:leftChars="-50" w:right="-105" w:rightChars="-50"/>
+              <w:ind w:leftChars="-50" w:left="-105" w:rightChars="-50" w:right="-105"/>
               <w:jc w:val="center"/>
               <w:rPr>
                 <w:rFonts w:ascii="宋体" w:hAnsi="宋体" w:cs="宋体-18030"/>
@@ -853,7 +799,7 @@
             </w:pPr>
             <w:r>
               <w:rPr>
-                <w:rFonts w:hint="eastAsia" w:ascii="宋体" w:hAnsi="宋体" w:cs="宋体-18030"/>
+                <w:rFonts w:ascii="宋体" w:hAnsi="宋体" w:cs="宋体-18030" w:hint="eastAsia"/>
                 <w:color w:val="000000"/>
                 <w:szCs w:val="21"/>
               </w:rPr>
@@ -867,16 +813,14 @@
             <w:tcBorders>
               <w:top w:val="nil"/>
               <w:left w:val="nil"/>
-              <w:bottom w:val="single" w:color="000000" w:sz="12" w:space="0"/>
+              <w:bottom w:val="single" w:sz="12" w:space="0" w:color="000000"/>
               <w:right w:val="nil"/>
             </w:tcBorders>
-            <w:textDirection w:val="lrTb"/>
             <w:vAlign w:val="bottom"/>
           </w:tcPr>
           <w:p>
             <w:pPr>
-              <w:pStyle w:val="000001"/>
-              <w:ind w:right="-105" w:rightChars="-50"/>
+              <w:ind w:rightChars="-50" w:right="-105"/>
               <w:jc w:val="center"/>
               <w:rPr>
                 <w:rFonts w:ascii="宋体" w:hAnsi="宋体" w:cs="宋体-18030"/>
@@ -886,7 +830,7 @@
             </w:pPr>
             <w:r>
               <w:rPr>
-                <w:rFonts w:hint="eastAsia" w:ascii="宋体" w:hAnsi="宋体" w:cs="宋体-18030"/>
+                <w:rFonts w:ascii="宋体" w:hAnsi="宋体" w:cs="宋体-18030" w:hint="eastAsia"/>
                 <w:color w:val="000000"/>
                 <w:szCs w:val="21"/>
               </w:rPr>
@@ -897,13 +841,11 @@
         <w:tc>
           <w:tcPr>
             <w:tcW w:w="492" w:type="dxa"/>
-            <w:textDirection w:val="lrTb"/>
             <w:vAlign w:val="bottom"/>
           </w:tcPr>
           <w:p>
             <w:pPr>
-              <w:pStyle w:val="000001"/>
-              <w:ind w:left="-105" w:leftChars="-50" w:right="-105" w:rightChars="-50"/>
+              <w:ind w:leftChars="-50" w:left="-105" w:rightChars="-50" w:right="-105"/>
               <w:jc w:val="center"/>
               <w:rPr>
                 <w:rFonts w:ascii="宋体" w:hAnsi="宋体" w:cs="宋体-18030"/>
@@ -913,7 +855,7 @@
             </w:pPr>
             <w:r>
               <w:rPr>
-                <w:rFonts w:hint="eastAsia" w:ascii="宋体" w:hAnsi="宋体" w:cs="宋体-18030"/>
+                <w:rFonts w:ascii="宋体" w:hAnsi="宋体" w:cs="宋体-18030" w:hint="eastAsia"/>
                 <w:color w:val="000000"/>
                 <w:szCs w:val="21"/>
               </w:rPr>
@@ -923,54 +865,46 @@
         </w:tc>
       </w:tr>
     </w:tbl>
-    <w:p>
-      <w:pPr>
-        <w:pStyle w:val="000001"/>
-        <w:rPr>
-          <w:rFonts w:hint="eastAsia"/>
-        </w:rPr>
-      </w:pPr>
-    </w:p>
-    <w:p>
-      <w:pPr>
-        <w:pStyle w:val="000001"/>
+    <w:p/>
+    <w:p>
+      <w:pPr>
         <w:spacing w:before="312" w:after="312" w:line="360" w:lineRule="auto"/>
         <w:jc w:val="center"/>
         <w:rPr>
-          <w:rFonts w:hint="eastAsia" w:ascii="宋体" w:hAnsi="宋体"/>
-          <w:b w:val="1"/>
-          <w:bCs w:val="1"/>
+          <w:rFonts w:ascii="宋体" w:hAnsi="宋体"/>
+          <w:b/>
+          <w:bCs/>
           <w:sz w:val="36"/>
           <w:szCs w:val="36"/>
         </w:rPr>
       </w:pPr>
       <w:r>
         <w:rPr>
-          <w:rFonts w:hint="eastAsia" w:ascii="宋体" w:hAnsi="宋体"/>
-          <w:b w:val="1"/>
-          <w:bCs w:val="1"/>
+          <w:rFonts w:ascii="宋体" w:hAnsi="宋体" w:hint="eastAsia"/>
+          <w:b/>
+          <w:bCs/>
           <w:sz w:val="36"/>
           <w:szCs w:val="36"/>
         </w:rPr>
+        <w:lastRenderedPageBreak/>
         <w:t>毕业设计（论文） 周记填写要求</w:t>
       </w:r>
     </w:p>
     <w:p>
       <w:pPr>
-        <w:pStyle w:val="000001"/>
-        <w:spacing w:line="360" w:lineRule="auto"/>
-        <w:ind w:firstLine="480" w:firstLineChars="200"/>
+        <w:spacing w:line="360" w:lineRule="auto"/>
+        <w:ind w:firstLineChars="200" w:firstLine="480"/>
         <w:jc w:val="left"/>
         <w:rPr>
-          <w:rFonts w:hint="eastAsia" w:ascii="宋体" w:hAnsi="宋体"/>
-          <w:bCs w:val="1"/>
-          <w:sz w:val="24"/>
-        </w:rPr>
-      </w:pPr>
-      <w:r>
-        <w:rPr>
-          <w:rFonts w:hint="eastAsia" w:ascii="宋体" w:hAnsi="宋体"/>
-          <w:bCs w:val="1"/>
+          <w:rFonts w:ascii="宋体" w:hAnsi="宋体"/>
+          <w:bCs/>
+          <w:sz w:val="24"/>
+        </w:rPr>
+      </w:pPr>
+      <w:r>
+        <w:rPr>
+          <w:rFonts w:ascii="宋体" w:hAnsi="宋体" w:hint="eastAsia"/>
+          <w:bCs/>
           <w:sz w:val="24"/>
         </w:rPr>
         <w:t>毕业设计（论文）是本科教学计划中的重要教学环节，是深化、拓宽、综合所学知识的教学过程，也是影响人才培养质量的突出环节。通过毕业设计（论文）环节，不仅要培养学生的工程设计能力和科学研究能力，而且要培养学生热爱科学、崇尚真理的思想品质，严肃认真、一丝不苟的工作态度，深入实践、不断进取的工作作风、独立思考善于合作的工作能力。</w:t>
@@ -978,20 +912,19 @@
     </w:p>
     <w:p>
       <w:pPr>
-        <w:pStyle w:val="000001"/>
-        <w:spacing w:line="360" w:lineRule="auto"/>
-        <w:ind w:firstLine="480" w:firstLineChars="200"/>
+        <w:spacing w:line="360" w:lineRule="auto"/>
+        <w:ind w:firstLineChars="200" w:firstLine="480"/>
         <w:jc w:val="left"/>
         <w:rPr>
-          <w:rFonts w:hint="eastAsia" w:ascii="宋体" w:hAnsi="宋体"/>
-          <w:bCs w:val="1"/>
-          <w:sz w:val="24"/>
-        </w:rPr>
-      </w:pPr>
-      <w:r>
-        <w:rPr>
-          <w:rFonts w:hint="eastAsia" w:ascii="宋体" w:hAnsi="宋体"/>
-          <w:bCs w:val="1"/>
+          <w:rFonts w:ascii="宋体" w:hAnsi="宋体"/>
+          <w:bCs/>
+          <w:sz w:val="24"/>
+        </w:rPr>
+      </w:pPr>
+      <w:r>
+        <w:rPr>
+          <w:rFonts w:ascii="宋体" w:hAnsi="宋体" w:hint="eastAsia"/>
+          <w:bCs/>
           <w:sz w:val="24"/>
         </w:rPr>
         <w:t>抓好毕业设计（论文）工作的过程管理，是保证毕业设计（论文）质量的必要手段。毕业设计（论文）周记是用来记录学生在毕业设计（论文）过程中每周的工作进度和工作内容、完成的工作任务、工作收获和体会，以便于工作计划落实到每一周，确保设计（论文）任务按期完成，也有利于不断总结工作经验，养成良好的工作习惯和工作作风，提高工作效率和水平。同时，也有利于指导老师掌握学生工作情况，及时给予指导。</w:t>
@@ -999,20 +932,19 @@
     </w:p>
     <w:p>
       <w:pPr>
-        <w:pStyle w:val="000001"/>
-        <w:spacing w:line="360" w:lineRule="auto"/>
-        <w:ind w:firstLine="480" w:firstLineChars="200"/>
+        <w:spacing w:line="360" w:lineRule="auto"/>
+        <w:ind w:firstLineChars="200" w:firstLine="480"/>
         <w:jc w:val="left"/>
         <w:rPr>
-          <w:rFonts w:hint="eastAsia" w:ascii="宋体" w:hAnsi="宋体"/>
-          <w:bCs w:val="1"/>
-          <w:sz w:val="24"/>
-        </w:rPr>
-      </w:pPr>
-      <w:r>
-        <w:rPr>
-          <w:rFonts w:hint="eastAsia" w:ascii="宋体" w:hAnsi="宋体"/>
-          <w:bCs w:val="1"/>
+          <w:rFonts w:ascii="宋体" w:hAnsi="宋体"/>
+          <w:bCs/>
+          <w:sz w:val="24"/>
+        </w:rPr>
+      </w:pPr>
+      <w:r>
+        <w:rPr>
+          <w:rFonts w:ascii="宋体" w:hAnsi="宋体" w:hint="eastAsia"/>
+          <w:bCs/>
           <w:sz w:val="24"/>
         </w:rPr>
         <w:t>学生在毕业设计（论文）阶段，必须每周写工作周记，用简短的文字记录总结一周的工作。周记的内容包括：</w:t>
@@ -1020,7 +952,7 @@
       <w:r>
         <w:rPr>
           <w:rFonts w:ascii="宋体" w:hAnsi="宋体"/>
-          <w:bCs w:val="1"/>
+          <w:bCs/>
           <w:sz w:val="24"/>
         </w:rPr>
         <w:fldChar w:fldCharType="begin"/>
@@ -1028,23 +960,23 @@
       <w:r>
         <w:rPr>
           <w:rFonts w:ascii="宋体" w:hAnsi="宋体"/>
-          <w:bCs w:val="1"/>
+          <w:bCs/>
           <w:sz w:val="24"/>
         </w:rPr>
         <w:instrText xml:space="preserve"> </w:instrText>
       </w:r>
       <w:r>
         <w:rPr>
-          <w:rFonts w:hint="eastAsia" w:ascii="宋体" w:hAnsi="宋体"/>
-          <w:bCs w:val="1"/>
-          <w:sz w:val="24"/>
-        </w:rPr>
-        <w:t>= 1 \* GB3</w:t>
-      </w:r>
-      <w:r>
-        <w:rPr>
-          <w:rFonts w:ascii="宋体" w:hAnsi="宋体"/>
-          <w:bCs w:val="1"/>
+          <w:rFonts w:ascii="宋体" w:hAnsi="宋体" w:hint="eastAsia"/>
+          <w:bCs/>
+          <w:sz w:val="24"/>
+        </w:rPr>
+        <w:instrText>= 1 \* GB3</w:instrText>
+      </w:r>
+      <w:r>
+        <w:rPr>
+          <w:rFonts w:ascii="宋体" w:hAnsi="宋体"/>
+          <w:bCs/>
           <w:sz w:val="24"/>
         </w:rPr>
         <w:instrText xml:space="preserve"> </w:instrText>
@@ -1052,15 +984,15 @@
       <w:r>
         <w:rPr>
           <w:rFonts w:ascii="宋体" w:hAnsi="宋体"/>
-          <w:bCs w:val="1"/>
+          <w:bCs/>
           <w:sz w:val="24"/>
         </w:rPr>
         <w:fldChar w:fldCharType="separate"/>
       </w:r>
       <w:r>
         <w:rPr>
-          <w:rFonts w:hint="eastAsia" w:ascii="宋体" w:hAnsi="宋体"/>
-          <w:bCs w:val="1"/>
+          <w:rFonts w:ascii="宋体" w:hAnsi="宋体" w:hint="eastAsia"/>
+          <w:bCs/>
           <w:sz w:val="24"/>
         </w:rPr>
         <w:t>①</w:t>
@@ -1068,15 +1000,15 @@
       <w:r>
         <w:rPr>
           <w:rFonts w:ascii="宋体" w:hAnsi="宋体"/>
-          <w:bCs w:val="1"/>
+          <w:bCs/>
           <w:sz w:val="24"/>
         </w:rPr>
         <w:fldChar w:fldCharType="end"/>
       </w:r>
       <w:r>
         <w:rPr>
-          <w:rFonts w:hint="eastAsia" w:ascii="宋体" w:hAnsi="宋体"/>
-          <w:bCs w:val="1"/>
+          <w:rFonts w:ascii="宋体" w:hAnsi="宋体" w:hint="eastAsia"/>
+          <w:bCs/>
           <w:sz w:val="24"/>
         </w:rPr>
         <w:t>工作内容；</w:t>
@@ -1084,7 +1016,7 @@
       <w:r>
         <w:rPr>
           <w:rFonts w:ascii="宋体" w:hAnsi="宋体"/>
-          <w:bCs w:val="1"/>
+          <w:bCs/>
           <w:sz w:val="24"/>
         </w:rPr>
         <w:fldChar w:fldCharType="begin"/>
@@ -1092,23 +1024,23 @@
       <w:r>
         <w:rPr>
           <w:rFonts w:ascii="宋体" w:hAnsi="宋体"/>
-          <w:bCs w:val="1"/>
+          <w:bCs/>
           <w:sz w:val="24"/>
         </w:rPr>
         <w:instrText xml:space="preserve"> </w:instrText>
       </w:r>
       <w:r>
         <w:rPr>
-          <w:rFonts w:hint="eastAsia" w:ascii="宋体" w:hAnsi="宋体"/>
-          <w:bCs w:val="1"/>
-          <w:sz w:val="24"/>
-        </w:rPr>
-        <w:t>= 2 \* GB3</w:t>
-      </w:r>
-      <w:r>
-        <w:rPr>
-          <w:rFonts w:ascii="宋体" w:hAnsi="宋体"/>
-          <w:bCs w:val="1"/>
+          <w:rFonts w:ascii="宋体" w:hAnsi="宋体" w:hint="eastAsia"/>
+          <w:bCs/>
+          <w:sz w:val="24"/>
+        </w:rPr>
+        <w:instrText>= 2 \* GB3</w:instrText>
+      </w:r>
+      <w:r>
+        <w:rPr>
+          <w:rFonts w:ascii="宋体" w:hAnsi="宋体"/>
+          <w:bCs/>
           <w:sz w:val="24"/>
         </w:rPr>
         <w:instrText xml:space="preserve"> </w:instrText>
@@ -1116,15 +1048,15 @@
       <w:r>
         <w:rPr>
           <w:rFonts w:ascii="宋体" w:hAnsi="宋体"/>
-          <w:bCs w:val="1"/>
+          <w:bCs/>
           <w:sz w:val="24"/>
         </w:rPr>
         <w:fldChar w:fldCharType="separate"/>
       </w:r>
       <w:r>
         <w:rPr>
-          <w:rFonts w:hint="eastAsia" w:ascii="宋体" w:hAnsi="宋体"/>
-          <w:bCs w:val="1"/>
+          <w:rFonts w:ascii="宋体" w:hAnsi="宋体" w:hint="eastAsia"/>
+          <w:bCs/>
           <w:sz w:val="24"/>
         </w:rPr>
         <w:t>②</w:t>
@@ -1132,15 +1064,15 @@
       <w:r>
         <w:rPr>
           <w:rFonts w:ascii="宋体" w:hAnsi="宋体"/>
-          <w:bCs w:val="1"/>
+          <w:bCs/>
           <w:sz w:val="24"/>
         </w:rPr>
         <w:fldChar w:fldCharType="end"/>
       </w:r>
       <w:r>
         <w:rPr>
-          <w:rFonts w:hint="eastAsia" w:ascii="宋体" w:hAnsi="宋体"/>
-          <w:bCs w:val="1"/>
+          <w:rFonts w:ascii="宋体" w:hAnsi="宋体" w:hint="eastAsia"/>
+          <w:bCs/>
           <w:sz w:val="24"/>
         </w:rPr>
         <w:t>完成情况；</w:t>
@@ -1148,7 +1080,7 @@
       <w:r>
         <w:rPr>
           <w:rFonts w:ascii="宋体" w:hAnsi="宋体"/>
-          <w:bCs w:val="1"/>
+          <w:bCs/>
           <w:sz w:val="24"/>
         </w:rPr>
         <w:fldChar w:fldCharType="begin"/>
@@ -1156,23 +1088,23 @@
       <w:r>
         <w:rPr>
           <w:rFonts w:ascii="宋体" w:hAnsi="宋体"/>
-          <w:bCs w:val="1"/>
+          <w:bCs/>
           <w:sz w:val="24"/>
         </w:rPr>
         <w:instrText xml:space="preserve"> </w:instrText>
       </w:r>
       <w:r>
         <w:rPr>
-          <w:rFonts w:hint="eastAsia" w:ascii="宋体" w:hAnsi="宋体"/>
-          <w:bCs w:val="1"/>
-          <w:sz w:val="24"/>
-        </w:rPr>
-        <w:t>= 3 \* GB3</w:t>
-      </w:r>
-      <w:r>
-        <w:rPr>
-          <w:rFonts w:ascii="宋体" w:hAnsi="宋体"/>
-          <w:bCs w:val="1"/>
+          <w:rFonts w:ascii="宋体" w:hAnsi="宋体" w:hint="eastAsia"/>
+          <w:bCs/>
+          <w:sz w:val="24"/>
+        </w:rPr>
+        <w:instrText>= 3 \* GB3</w:instrText>
+      </w:r>
+      <w:r>
+        <w:rPr>
+          <w:rFonts w:ascii="宋体" w:hAnsi="宋体"/>
+          <w:bCs/>
           <w:sz w:val="24"/>
         </w:rPr>
         <w:instrText xml:space="preserve"> </w:instrText>
@@ -1180,15 +1112,15 @@
       <w:r>
         <w:rPr>
           <w:rFonts w:ascii="宋体" w:hAnsi="宋体"/>
-          <w:bCs w:val="1"/>
+          <w:bCs/>
           <w:sz w:val="24"/>
         </w:rPr>
         <w:fldChar w:fldCharType="separate"/>
       </w:r>
       <w:r>
         <w:rPr>
-          <w:rFonts w:hint="eastAsia" w:ascii="宋体" w:hAnsi="宋体"/>
-          <w:bCs w:val="1"/>
+          <w:rFonts w:ascii="宋体" w:hAnsi="宋体" w:hint="eastAsia"/>
+          <w:bCs/>
           <w:sz w:val="24"/>
         </w:rPr>
         <w:t>③</w:t>
@@ -1196,15 +1128,15 @@
       <w:r>
         <w:rPr>
           <w:rFonts w:ascii="宋体" w:hAnsi="宋体"/>
-          <w:bCs w:val="1"/>
+          <w:bCs/>
           <w:sz w:val="24"/>
         </w:rPr>
         <w:fldChar w:fldCharType="end"/>
       </w:r>
       <w:r>
         <w:rPr>
-          <w:rFonts w:hint="eastAsia" w:ascii="宋体" w:hAnsi="宋体"/>
-          <w:bCs w:val="1"/>
+          <w:rFonts w:ascii="宋体" w:hAnsi="宋体" w:hint="eastAsia"/>
+          <w:bCs/>
           <w:sz w:val="24"/>
         </w:rPr>
         <w:t>存在问题；</w:t>
@@ -1212,7 +1144,7 @@
       <w:r>
         <w:rPr>
           <w:rFonts w:ascii="宋体" w:hAnsi="宋体"/>
-          <w:bCs w:val="1"/>
+          <w:bCs/>
           <w:sz w:val="24"/>
         </w:rPr>
         <w:fldChar w:fldCharType="begin"/>
@@ -1220,23 +1152,23 @@
       <w:r>
         <w:rPr>
           <w:rFonts w:ascii="宋体" w:hAnsi="宋体"/>
-          <w:bCs w:val="1"/>
+          <w:bCs/>
           <w:sz w:val="24"/>
         </w:rPr>
         <w:instrText xml:space="preserve"> </w:instrText>
       </w:r>
       <w:r>
         <w:rPr>
-          <w:rFonts w:hint="eastAsia" w:ascii="宋体" w:hAnsi="宋体"/>
-          <w:bCs w:val="1"/>
-          <w:sz w:val="24"/>
-        </w:rPr>
-        <w:t>= 4 \* GB3</w:t>
-      </w:r>
-      <w:r>
-        <w:rPr>
-          <w:rFonts w:ascii="宋体" w:hAnsi="宋体"/>
-          <w:bCs w:val="1"/>
+          <w:rFonts w:ascii="宋体" w:hAnsi="宋体" w:hint="eastAsia"/>
+          <w:bCs/>
+          <w:sz w:val="24"/>
+        </w:rPr>
+        <w:instrText>= 4 \* GB3</w:instrText>
+      </w:r>
+      <w:r>
+        <w:rPr>
+          <w:rFonts w:ascii="宋体" w:hAnsi="宋体"/>
+          <w:bCs/>
           <w:sz w:val="24"/>
         </w:rPr>
         <w:instrText xml:space="preserve"> </w:instrText>
@@ -1244,15 +1176,15 @@
       <w:r>
         <w:rPr>
           <w:rFonts w:ascii="宋体" w:hAnsi="宋体"/>
-          <w:bCs w:val="1"/>
+          <w:bCs/>
           <w:sz w:val="24"/>
         </w:rPr>
         <w:fldChar w:fldCharType="separate"/>
       </w:r>
       <w:r>
         <w:rPr>
-          <w:rFonts w:hint="eastAsia" w:ascii="宋体" w:hAnsi="宋体"/>
-          <w:bCs w:val="1"/>
+          <w:rFonts w:ascii="宋体" w:hAnsi="宋体" w:hint="eastAsia"/>
+          <w:bCs/>
           <w:sz w:val="24"/>
         </w:rPr>
         <w:t>④</w:t>
@@ -1260,15 +1192,15 @@
       <w:r>
         <w:rPr>
           <w:rFonts w:ascii="宋体" w:hAnsi="宋体"/>
-          <w:bCs w:val="1"/>
+          <w:bCs/>
           <w:sz w:val="24"/>
         </w:rPr>
         <w:fldChar w:fldCharType="end"/>
       </w:r>
       <w:r>
         <w:rPr>
-          <w:rFonts w:hint="eastAsia" w:ascii="宋体" w:hAnsi="宋体"/>
-          <w:bCs w:val="1"/>
+          <w:rFonts w:ascii="宋体" w:hAnsi="宋体" w:hint="eastAsia"/>
+          <w:bCs/>
           <w:sz w:val="24"/>
         </w:rPr>
         <w:t>指导老师的指导情况。指导老师必须每月审阅检查一次，并写出评语和指导语。凡未按要求写周记的学生，不得参加毕业设计（论文）答辩。评阅学生周记是每位指导老师的工作职责，必须认真填写。</w:t>
@@ -1276,20 +1208,19 @@
     </w:p>
     <w:p>
       <w:pPr>
-        <w:pStyle w:val="000001"/>
-        <w:spacing w:line="360" w:lineRule="auto"/>
-        <w:ind w:firstLine="480" w:firstLineChars="200"/>
+        <w:spacing w:line="360" w:lineRule="auto"/>
+        <w:ind w:firstLineChars="200" w:firstLine="480"/>
         <w:jc w:val="left"/>
         <w:rPr>
-          <w:rFonts w:hint="eastAsia" w:ascii="宋体" w:hAnsi="宋体"/>
-          <w:bCs w:val="1"/>
-          <w:sz w:val="24"/>
-        </w:rPr>
-      </w:pPr>
-      <w:r>
-        <w:rPr>
-          <w:rFonts w:hint="eastAsia" w:ascii="宋体" w:hAnsi="宋体"/>
-          <w:bCs w:val="1"/>
+          <w:rFonts w:ascii="宋体" w:hAnsi="宋体"/>
+          <w:bCs/>
+          <w:sz w:val="24"/>
+        </w:rPr>
+      </w:pPr>
+      <w:r>
+        <w:rPr>
+          <w:rFonts w:ascii="宋体" w:hAnsi="宋体" w:hint="eastAsia"/>
+          <w:bCs/>
           <w:sz w:val="24"/>
         </w:rPr>
         <w:t>本周记是进行学生毕业设计（论文）过程检查的重要依据，将与设计说明书（论文）、图纸、评分手册，英文翻译等资料一道存档保存，务必请教师及学生认真填写，妥善保存。</w:t>
@@ -1297,18 +1228,16 @@
     </w:p>
     <w:p>
       <w:pPr>
-        <w:pStyle w:val="000001"/>
         <w:spacing w:line="360" w:lineRule="auto"/>
         <w:jc w:val="right"/>
         <w:rPr>
           <w:rFonts w:ascii="宋体" w:hAnsi="宋体"/>
-          <w:bCs w:val="1"/>
+          <w:bCs/>
           <w:sz w:val="24"/>
         </w:rPr>
         <w:sectPr>
-          <w:footerReference r:id="rId4" w:type="even"/>
-          <w:footerReference r:id="rId5" w:type="default"/>
-          <w:type w:val="nextPage"/>
+          <w:footerReference w:type="even" r:id="rId8"/>
+          <w:footerReference w:type="default" r:id="rId9"/>
           <w:pgSz w:w="11906" w:h="16838"/>
           <w:pgMar w:top="1440" w:right="1800" w:bottom="1440" w:left="1800" w:header="851" w:footer="992" w:gutter="0"/>
           <w:cols w:space="720"/>
@@ -1317,8 +1246,8 @@
       </w:pPr>
       <w:r>
         <w:rPr>
-          <w:rFonts w:hint="eastAsia" w:ascii="宋体" w:hAnsi="宋体"/>
-          <w:bCs w:val="1"/>
+          <w:rFonts w:ascii="宋体" w:hAnsi="宋体" w:hint="eastAsia"/>
+          <w:bCs/>
           <w:sz w:val="24"/>
         </w:rPr>
         <w:t>武汉理工大学教务处</w:t>
@@ -1326,42 +1255,41 @@
     </w:p>
     <w:p>
       <w:pPr>
-        <w:pStyle w:val="000001"/>
         <w:spacing w:line="360" w:lineRule="auto"/>
         <w:ind w:right="480"/>
         <w:jc w:val="center"/>
         <w:rPr>
           <w:rFonts w:ascii="宋体" w:hAnsi="宋体"/>
-          <w:bCs w:val="1"/>
-          <w:sz w:val="22"/>
-        </w:rPr>
-      </w:pPr>
-      <w:r>
-        <w:rPr>
-          <w:rFonts w:hint="eastAsia" w:ascii="宋体" w:hAnsi="宋体"/>
-          <w:bCs w:val="1"/>
-          <w:sz w:val="22"/>
-        </w:rPr>
+          <w:bCs/>
+          <w:sz w:val="22"/>
+        </w:rPr>
+      </w:pPr>
+      <w:r>
+        <w:rPr>
+          <w:rFonts w:ascii="宋体" w:hAnsi="宋体" w:hint="eastAsia"/>
+          <w:bCs/>
+          <w:sz w:val="22"/>
+        </w:rPr>
+        <w:lastRenderedPageBreak/>
         <w:t xml:space="preserve"> （主要记载毕业设计(论文）期间的工作内容、完成情况、存在问题、收获及体会)</w:t>
       </w:r>
     </w:p>
     <w:p>
       <w:pPr>
-        <w:pStyle w:val="000001"/>
-        <w:spacing w:line="360" w:lineRule="auto"/>
-        <w:ind w:right="480" w:firstLine="122" w:firstLineChars="50"/>
+        <w:spacing w:line="360" w:lineRule="auto"/>
+        <w:ind w:right="480" w:firstLineChars="50" w:firstLine="120"/>
         <w:jc w:val="center"/>
         <w:rPr>
-          <w:rFonts w:hint="eastAsia" w:ascii="宋体" w:hAnsi="宋体"/>
-          <w:b w:val="1"/>
+          <w:rFonts w:ascii="宋体" w:hAnsi="宋体"/>
+          <w:b/>
           <w:sz w:val="24"/>
           <w:szCs w:val="28"/>
         </w:rPr>
       </w:pPr>
       <w:r>
         <w:rPr>
-          <w:rFonts w:hint="eastAsia" w:ascii="宋体" w:hAnsi="宋体"/>
-          <w:b w:val="1"/>
+          <w:rFonts w:ascii="宋体" w:hAnsi="宋体" w:hint="eastAsia"/>
+          <w:b/>
           <w:sz w:val="24"/>
           <w:szCs w:val="28"/>
         </w:rPr>
@@ -1370,111 +1298,137 @@
     </w:p>
     <w:p>
       <w:pPr>
-        <w:pStyle w:val="000001"/>
-        <w:spacing w:line="360" w:lineRule="auto"/>
-        <w:ind w:right="480" w:firstLine="110" w:firstLineChars="50"/>
-        <w:rPr>
-          <w:rFonts w:hint="eastAsia" w:ascii="宋体" w:hAnsi="宋体"/>
-          <w:bCs w:val="1"/>
-          <w:sz w:val="22"/>
-        </w:rPr>
-      </w:pPr>
-    </w:p>
-    <w:p>
-      <w:pPr>
-        <w:pStyle w:val="000001"/>
+        <w:spacing w:line="360" w:lineRule="auto"/>
+        <w:ind w:right="480" w:firstLineChars="50" w:firstLine="110"/>
+        <w:rPr>
+          <w:rFonts w:ascii="宋体" w:hAnsi="宋体"/>
+          <w:bCs/>
+          <w:sz w:val="22"/>
+        </w:rPr>
+      </w:pPr>
+    </w:p>
+    <w:p>
+      <w:pPr>
         <w:spacing w:line="360" w:lineRule="auto"/>
         <w:ind w:right="480"/>
         <w:rPr>
-          <w:rFonts w:hint="eastAsia" w:ascii="宋体" w:hAnsi="宋体"/>
-          <w:bCs w:val="1"/>
-          <w:sz w:val="22"/>
-        </w:rPr>
-      </w:pPr>
-      <w:r>
-        <w:rPr>
-          <w:rFonts w:hint="eastAsia" w:ascii="宋体" w:hAnsi="宋体"/>
-          <w:b w:val="1"/>
+          <w:rFonts w:ascii="宋体" w:hAnsi="宋体"/>
+          <w:bCs/>
+          <w:sz w:val="22"/>
+        </w:rPr>
+      </w:pPr>
+      <w:r>
+        <w:rPr>
+          <w:rFonts w:ascii="宋体" w:hAnsi="宋体" w:hint="eastAsia"/>
+          <w:b/>
           <w:sz w:val="22"/>
         </w:rPr>
         <w:t>工作内容</w:t>
       </w:r>
       <w:r>
         <w:rPr>
-          <w:rFonts w:hint="eastAsia" w:ascii="宋体" w:hAnsi="宋体"/>
-          <w:bCs w:val="1"/>
-          <w:sz w:val="22"/>
-        </w:rPr>
-        <w:t>：</w:t>
-      </w:r>
-      <w:r>
-        <w:rPr>
-          <w:rFonts w:hint="eastAsia" w:ascii="宋体" w:hAnsi="宋体"/>
-          <w:bCs w:val="1"/>
-          <w:sz w:val="22"/>
-        </w:rPr>
-        <w:t>完善开题报告和外文文献翻译，收集</w:t>
-      </w:r>
-    </w:p>
-    <w:p>
-      <w:pPr>
-        <w:pStyle w:val="000001"/>
+          <w:rFonts w:ascii="宋体" w:hAnsi="宋体" w:hint="eastAsia"/>
+          <w:bCs/>
+          <w:sz w:val="22"/>
+        </w:rPr>
+        <w:t>：完善开题报告和外文文献翻译，收集</w:t>
+      </w:r>
+      <w:r>
+        <w:rPr>
+          <w:rFonts w:ascii="宋体" w:hAnsi="宋体" w:hint="eastAsia"/>
+          <w:bCs/>
+          <w:sz w:val="22"/>
+        </w:rPr>
+        <w:t>问答导航的</w:t>
+      </w:r>
+      <w:r>
+        <w:rPr>
+          <w:rFonts w:ascii="宋体" w:hAnsi="宋体" w:hint="eastAsia"/>
+          <w:bCs/>
+          <w:sz w:val="22"/>
+        </w:rPr>
+        <w:t>意图识别与槽位填充</w:t>
+      </w:r>
+      <w:r>
+        <w:rPr>
+          <w:rFonts w:ascii="宋体" w:hAnsi="宋体" w:hint="eastAsia"/>
+          <w:bCs/>
+          <w:sz w:val="22"/>
+        </w:rPr>
+        <w:t>数据</w:t>
+      </w:r>
+    </w:p>
+    <w:p>
+      <w:pPr>
         <w:spacing w:line="360" w:lineRule="auto"/>
         <w:ind w:right="480"/>
         <w:rPr>
           <w:rFonts w:ascii="宋体" w:hAnsi="宋体"/>
-          <w:bCs w:val="1"/>
-          <w:sz w:val="22"/>
-        </w:rPr>
-      </w:pPr>
-    </w:p>
-    <w:p>
-      <w:pPr>
-        <w:pStyle w:val="000001"/>
+          <w:bCs/>
+          <w:sz w:val="22"/>
+        </w:rPr>
+      </w:pPr>
+    </w:p>
+    <w:p>
+      <w:pPr>
         <w:spacing w:line="360" w:lineRule="auto"/>
         <w:ind w:right="480"/>
         <w:rPr>
-          <w:rFonts w:hint="eastAsia" w:ascii="宋体" w:hAnsi="宋体"/>
-          <w:b w:val="1"/>
-          <w:sz w:val="22"/>
-        </w:rPr>
-      </w:pPr>
-      <w:r>
-        <w:rPr>
-          <w:rFonts w:hint="eastAsia" w:ascii="宋体" w:hAnsi="宋体"/>
-          <w:b w:val="1"/>
+          <w:rFonts w:ascii="宋体" w:hAnsi="宋体"/>
+          <w:b/>
+          <w:sz w:val="22"/>
+        </w:rPr>
+      </w:pPr>
+      <w:r>
+        <w:rPr>
+          <w:rFonts w:ascii="宋体" w:hAnsi="宋体" w:hint="eastAsia"/>
+          <w:b/>
           <w:sz w:val="22"/>
         </w:rPr>
         <w:t>完成情况：</w:t>
       </w:r>
-    </w:p>
-    <w:p>
-      <w:pPr>
-        <w:pStyle w:val="000001"/>
+      <w:r>
+        <w:rPr>
+          <w:rFonts w:ascii="宋体" w:hAnsi="宋体" w:hint="eastAsia"/>
+          <w:bCs/>
+          <w:sz w:val="22"/>
+        </w:rPr>
+        <w:t>已完成开题报告</w:t>
+      </w:r>
+      <w:r>
+        <w:rPr>
+          <w:rFonts w:ascii="宋体" w:hAnsi="宋体" w:hint="eastAsia"/>
+          <w:bCs/>
+          <w:sz w:val="22"/>
+        </w:rPr>
+        <w:t>、外文文献翻译，收集了大部分数据</w:t>
+      </w:r>
+    </w:p>
+    <w:p>
+      <w:pPr>
         <w:spacing w:line="360" w:lineRule="auto"/>
         <w:ind w:right="480"/>
         <w:rPr>
           <w:rFonts w:ascii="宋体" w:hAnsi="宋体"/>
-          <w:b w:val="1"/>
-          <w:sz w:val="22"/>
-        </w:rPr>
-      </w:pPr>
-    </w:p>
-    <w:p>
-      <w:pPr>
-        <w:pStyle w:val="000001"/>
+          <w:b/>
+          <w:sz w:val="22"/>
+        </w:rPr>
+      </w:pPr>
+    </w:p>
+    <w:p>
+      <w:pPr>
         <w:spacing w:line="360" w:lineRule="auto"/>
         <w:ind w:right="480"/>
         <w:rPr>
-          <w:rFonts w:hint="eastAsia" w:ascii="宋体" w:hAnsi="宋体"/>
-          <w:b w:val="1"/>
-          <w:sz w:val="22"/>
-        </w:rPr>
-      </w:pPr>
-      <w:r>
-        <w:rPr>
-          <w:rFonts w:hint="eastAsia" w:ascii="宋体" w:hAnsi="宋体"/>
-          <w:b w:val="1"/>
+          <w:rFonts w:ascii="宋体" w:hAnsi="宋体"/>
+          <w:b/>
+          <w:sz w:val="22"/>
+        </w:rPr>
+      </w:pPr>
+      <w:r>
+        <w:rPr>
+          <w:rFonts w:ascii="宋体" w:hAnsi="宋体" w:hint="eastAsia"/>
+          <w:b/>
           <w:sz w:val="22"/>
         </w:rPr>
         <w:t>存在问题：</w:t>
@@ -1482,7 +1436,6 @@
     </w:p>
     <w:p>
       <w:pPr>
-        <w:pStyle w:val="000001"/>
         <w:numPr>
           <w:ilvl w:val="0"/>
           <w:numId w:val="1"/>
@@ -1490,15 +1443,22 @@
         <w:spacing w:line="360" w:lineRule="auto"/>
         <w:ind w:right="480"/>
         <w:rPr>
-          <w:rFonts w:hint="eastAsia" w:ascii="宋体" w:hAnsi="宋体"/>
-          <w:bCs w:val="1"/>
-          <w:sz w:val="22"/>
-        </w:rPr>
-      </w:pPr>
-    </w:p>
-    <w:p>
-      <w:pPr>
-        <w:pStyle w:val="000001"/>
+          <w:rFonts w:ascii="宋体" w:hAnsi="宋体"/>
+          <w:bCs/>
+          <w:sz w:val="22"/>
+        </w:rPr>
+      </w:pPr>
+      <w:r>
+        <w:rPr>
+          <w:rFonts w:ascii="宋体" w:hAnsi="宋体" w:hint="eastAsia"/>
+          <w:bCs/>
+          <w:sz w:val="22"/>
+        </w:rPr>
+        <w:t>未收集多意图的数据，准备之后加以整改</w:t>
+      </w:r>
+    </w:p>
+    <w:p>
+      <w:pPr>
         <w:numPr>
           <w:ilvl w:val="0"/>
           <w:numId w:val="1"/>
@@ -1507,26 +1467,33 @@
         <w:ind w:right="480"/>
         <w:rPr>
           <w:rFonts w:ascii="宋体" w:hAnsi="宋体"/>
-          <w:bCs w:val="1"/>
-          <w:sz w:val="22"/>
-        </w:rPr>
-      </w:pPr>
-    </w:p>
-    <w:p>
-      <w:pPr>
-        <w:pStyle w:val="000001"/>
+          <w:bCs/>
+          <w:sz w:val="22"/>
+        </w:rPr>
+      </w:pPr>
+      <w:r>
+        <w:rPr>
+          <w:rFonts w:ascii="宋体" w:hAnsi="宋体" w:hint="eastAsia"/>
+          <w:bCs/>
+          <w:sz w:val="22"/>
+        </w:rPr>
+        <w:t>由于仅大模型微调的办法可靠度不高，准备在之后添加POI校验等方法</w:t>
+      </w:r>
+    </w:p>
+    <w:p>
+      <w:pPr>
         <w:spacing w:line="360" w:lineRule="auto"/>
         <w:ind w:right="480"/>
         <w:rPr>
-          <w:rFonts w:hint="eastAsia" w:ascii="宋体" w:hAnsi="宋体"/>
-          <w:b w:val="1"/>
-          <w:sz w:val="22"/>
-        </w:rPr>
-      </w:pPr>
-      <w:r>
-        <w:rPr>
-          <w:rFonts w:hint="eastAsia" w:ascii="宋体" w:hAnsi="宋体"/>
-          <w:b w:val="1"/>
+          <w:rFonts w:ascii="宋体" w:hAnsi="宋体"/>
+          <w:b/>
+          <w:sz w:val="22"/>
+        </w:rPr>
+      </w:pPr>
+      <w:r>
+        <w:rPr>
+          <w:rFonts w:ascii="宋体" w:hAnsi="宋体" w:hint="eastAsia"/>
+          <w:b/>
           <w:sz w:val="22"/>
         </w:rPr>
         <w:t>收获及体会：</w:t>
@@ -1534,61 +1501,99 @@
     </w:p>
     <w:p>
       <w:pPr>
-        <w:pStyle w:val="000001"/>
         <w:spacing w:line="360" w:lineRule="auto"/>
         <w:ind w:right="480" w:firstLine="420"/>
         <w:rPr>
           <w:rFonts w:ascii="宋体" w:hAnsi="宋体"/>
-          <w:bCs w:val="1"/>
-          <w:sz w:val="22"/>
-        </w:rPr>
-      </w:pPr>
-    </w:p>
-    <w:p>
-      <w:pPr>
-        <w:pStyle w:val="000001"/>
-        <w:spacing w:line="360" w:lineRule="auto"/>
-        <w:ind w:right="480" w:firstLine="110" w:firstLineChars="50"/>
-        <w:rPr>
-          <w:rFonts w:ascii="宋体" w:hAnsi="宋体"/>
-          <w:bCs w:val="1"/>
-          <w:sz w:val="22"/>
-        </w:rPr>
-      </w:pPr>
-      <w:r>
-        <w:rPr>
-          <w:rFonts w:ascii="宋体" w:hAnsi="宋体"/>
-          <w:bCs w:val="1"/>
+          <w:bCs/>
+          <w:sz w:val="22"/>
+        </w:rPr>
+      </w:pPr>
+      <w:r>
+        <w:rPr>
+          <w:rFonts w:ascii="宋体" w:hAnsi="宋体" w:hint="eastAsia"/>
+          <w:bCs/>
+          <w:sz w:val="22"/>
+        </w:rPr>
+        <w:t>通过本周的毕业设计工作，我完成了开题报告的完善、外文文献的翻译以及问答导航意图识别与槽位填充相关数据的初步收集，对课题的研究背景和技术路线有了更加清晰的认识。在查阅文献</w:t>
+      </w:r>
+      <w:r>
+        <w:rPr>
+          <w:rFonts w:ascii="宋体" w:hAnsi="宋体" w:hint="eastAsia"/>
+          <w:bCs/>
+          <w:sz w:val="22"/>
+        </w:rPr>
+        <w:t>、</w:t>
+      </w:r>
+      <w:r>
+        <w:rPr>
+          <w:rFonts w:ascii="宋体" w:hAnsi="宋体" w:hint="eastAsia"/>
+          <w:bCs/>
+          <w:sz w:val="22"/>
+        </w:rPr>
+        <w:t>整理数据</w:t>
+      </w:r>
+      <w:r>
+        <w:rPr>
+          <w:rFonts w:ascii="宋体" w:hAnsi="宋体" w:hint="eastAsia"/>
+          <w:bCs/>
+          <w:sz w:val="22"/>
+        </w:rPr>
+        <w:t>和与老师交流</w:t>
+      </w:r>
+      <w:r>
+        <w:rPr>
+          <w:rFonts w:ascii="宋体" w:hAnsi="宋体" w:hint="eastAsia"/>
+          <w:bCs/>
+          <w:sz w:val="22"/>
+        </w:rPr>
+        <w:t>的过程中，我进一步了解了意图识别与槽位填充任务的基本方法，同时也发现当前数据中仍缺乏多意图样本，以及仅依赖大模型微调在实际应用中可能存在可靠性不足的问题。因此，后续需要继续完善数据集，并考虑结合POI校验等方法提升系统的准确性和稳定性。</w:t>
+      </w:r>
+    </w:p>
+    <w:p>
+      <w:pPr>
+        <w:spacing w:line="360" w:lineRule="auto"/>
+        <w:ind w:right="480" w:firstLineChars="50" w:firstLine="110"/>
+        <w:rPr>
+          <w:rFonts w:ascii="宋体" w:hAnsi="宋体"/>
+          <w:bCs/>
+          <w:sz w:val="22"/>
+        </w:rPr>
+      </w:pPr>
+      <w:r>
+        <w:rPr>
+          <w:rFonts w:ascii="宋体" w:hAnsi="宋体"/>
+          <w:bCs/>
           <w:sz w:val="22"/>
         </w:rPr>
         <w:br w:type="page"/>
       </w:r>
       <w:r>
         <w:rPr>
-          <w:rFonts w:hint="eastAsia" w:ascii="宋体" w:hAnsi="宋体"/>
-          <w:bCs w:val="1"/>
-          <w:sz w:val="22"/>
-        </w:rPr>
+          <w:rFonts w:ascii="宋体" w:hAnsi="宋体" w:hint="eastAsia"/>
+          <w:bCs/>
+          <w:sz w:val="22"/>
+        </w:rPr>
+        <w:lastRenderedPageBreak/>
         <w:t>（主要记载毕业设计(论文）期间的工作内容、完成情况、存在问题、收获及体会)</w:t>
       </w:r>
     </w:p>
     <w:p>
       <w:pPr>
-        <w:pStyle w:val="000001"/>
-        <w:spacing w:line="360" w:lineRule="auto"/>
-        <w:ind w:right="480" w:firstLine="122" w:firstLineChars="50"/>
+        <w:spacing w:line="360" w:lineRule="auto"/>
+        <w:ind w:right="480" w:firstLineChars="50" w:firstLine="120"/>
         <w:jc w:val="center"/>
         <w:rPr>
-          <w:rFonts w:hint="eastAsia" w:ascii="宋体" w:hAnsi="宋体"/>
-          <w:b w:val="1"/>
+          <w:rFonts w:ascii="宋体" w:hAnsi="宋体"/>
+          <w:b/>
           <w:sz w:val="24"/>
           <w:szCs w:val="28"/>
         </w:rPr>
       </w:pPr>
       <w:r>
         <w:rPr>
-          <w:rFonts w:hint="eastAsia" w:ascii="宋体" w:hAnsi="宋体"/>
-          <w:b w:val="1"/>
+          <w:rFonts w:ascii="宋体" w:hAnsi="宋体" w:hint="eastAsia"/>
+          <w:b/>
           <w:sz w:val="24"/>
           <w:szCs w:val="28"/>
         </w:rPr>
@@ -1597,39 +1602,37 @@
     </w:p>
     <w:p>
       <w:pPr>
-        <w:pStyle w:val="000001"/>
         <w:spacing w:line="360" w:lineRule="auto"/>
         <w:ind w:right="480"/>
         <w:rPr>
           <w:rFonts w:ascii="宋体" w:hAnsi="宋体"/>
-          <w:bCs w:val="1"/>
-          <w:sz w:val="22"/>
-        </w:rPr>
-      </w:pPr>
-    </w:p>
-    <w:p>
-      <w:pPr>
-        <w:pStyle w:val="000001"/>
+          <w:bCs/>
+          <w:sz w:val="22"/>
+        </w:rPr>
+      </w:pPr>
+    </w:p>
+    <w:p>
+      <w:pPr>
         <w:spacing w:line="360" w:lineRule="auto"/>
         <w:ind w:right="480"/>
         <w:rPr>
-          <w:rFonts w:hint="eastAsia" w:ascii="宋体" w:hAnsi="宋体"/>
-          <w:bCs w:val="1"/>
-          <w:sz w:val="22"/>
-        </w:rPr>
-      </w:pPr>
-      <w:r>
-        <w:rPr>
-          <w:rFonts w:hint="eastAsia" w:ascii="宋体" w:hAnsi="宋体"/>
-          <w:b w:val="1"/>
+          <w:rFonts w:ascii="宋体" w:hAnsi="宋体"/>
+          <w:bCs/>
+          <w:sz w:val="22"/>
+        </w:rPr>
+      </w:pPr>
+      <w:r>
+        <w:rPr>
+          <w:rFonts w:ascii="宋体" w:hAnsi="宋体" w:hint="eastAsia"/>
+          <w:b/>
           <w:sz w:val="22"/>
         </w:rPr>
         <w:t>工作内容</w:t>
       </w:r>
       <w:r>
         <w:rPr>
-          <w:rFonts w:hint="eastAsia" w:ascii="宋体" w:hAnsi="宋体"/>
-          <w:bCs w:val="1"/>
+          <w:rFonts w:ascii="宋体" w:hAnsi="宋体" w:hint="eastAsia"/>
+          <w:bCs/>
           <w:sz w:val="22"/>
         </w:rPr>
         <w:t>：</w:t>
@@ -1637,31 +1640,29 @@
     </w:p>
     <w:p>
       <w:pPr>
-        <w:pStyle w:val="000001"/>
         <w:spacing w:line="360" w:lineRule="auto"/>
         <w:ind w:right="480"/>
         <w:rPr>
           <w:rFonts w:ascii="宋体" w:hAnsi="宋体"/>
-          <w:bCs w:val="1"/>
-          <w:sz w:val="22"/>
-        </w:rPr>
-      </w:pPr>
-    </w:p>
-    <w:p>
-      <w:pPr>
-        <w:pStyle w:val="000001"/>
+          <w:bCs/>
+          <w:sz w:val="22"/>
+        </w:rPr>
+      </w:pPr>
+    </w:p>
+    <w:p>
+      <w:pPr>
         <w:spacing w:line="360" w:lineRule="auto"/>
         <w:ind w:right="480"/>
         <w:rPr>
-          <w:rFonts w:hint="eastAsia" w:ascii="宋体" w:hAnsi="宋体"/>
-          <w:b w:val="1"/>
-          <w:sz w:val="22"/>
-        </w:rPr>
-      </w:pPr>
-      <w:r>
-        <w:rPr>
-          <w:rFonts w:hint="eastAsia" w:ascii="宋体" w:hAnsi="宋体"/>
-          <w:b w:val="1"/>
+          <w:rFonts w:ascii="宋体" w:hAnsi="宋体"/>
+          <w:b/>
+          <w:sz w:val="22"/>
+        </w:rPr>
+      </w:pPr>
+      <w:r>
+        <w:rPr>
+          <w:rFonts w:ascii="宋体" w:hAnsi="宋体" w:hint="eastAsia"/>
+          <w:b/>
           <w:sz w:val="22"/>
         </w:rPr>
         <w:t>完成情况：</w:t>
@@ -1669,31 +1670,29 @@
     </w:p>
     <w:p>
       <w:pPr>
-        <w:pStyle w:val="000001"/>
         <w:spacing w:line="360" w:lineRule="auto"/>
         <w:ind w:right="480"/>
         <w:rPr>
           <w:rFonts w:ascii="宋体" w:hAnsi="宋体"/>
-          <w:b w:val="1"/>
-          <w:sz w:val="22"/>
-        </w:rPr>
-      </w:pPr>
-    </w:p>
-    <w:p>
-      <w:pPr>
-        <w:pStyle w:val="000001"/>
+          <w:b/>
+          <w:sz w:val="22"/>
+        </w:rPr>
+      </w:pPr>
+    </w:p>
+    <w:p>
+      <w:pPr>
         <w:spacing w:line="360" w:lineRule="auto"/>
         <w:ind w:right="480"/>
         <w:rPr>
-          <w:rFonts w:hint="eastAsia" w:ascii="宋体" w:hAnsi="宋体"/>
-          <w:b w:val="1"/>
-          <w:sz w:val="22"/>
-        </w:rPr>
-      </w:pPr>
-      <w:r>
-        <w:rPr>
-          <w:rFonts w:hint="eastAsia" w:ascii="宋体" w:hAnsi="宋体"/>
-          <w:b w:val="1"/>
+          <w:rFonts w:ascii="宋体" w:hAnsi="宋体"/>
+          <w:b/>
+          <w:sz w:val="22"/>
+        </w:rPr>
+      </w:pPr>
+      <w:r>
+        <w:rPr>
+          <w:rFonts w:ascii="宋体" w:hAnsi="宋体" w:hint="eastAsia"/>
+          <w:b/>
           <w:sz w:val="22"/>
         </w:rPr>
         <w:t>存在问题：</w:t>
@@ -1701,31 +1700,29 @@
     </w:p>
     <w:p>
       <w:pPr>
-        <w:pStyle w:val="000001"/>
         <w:spacing w:line="360" w:lineRule="auto"/>
         <w:ind w:right="480"/>
         <w:rPr>
           <w:rFonts w:ascii="宋体" w:hAnsi="宋体"/>
-          <w:bCs w:val="1"/>
-          <w:sz w:val="22"/>
-        </w:rPr>
-      </w:pPr>
-    </w:p>
-    <w:p>
-      <w:pPr>
-        <w:pStyle w:val="000001"/>
+          <w:bCs/>
+          <w:sz w:val="22"/>
+        </w:rPr>
+      </w:pPr>
+    </w:p>
+    <w:p>
+      <w:pPr>
         <w:spacing w:line="360" w:lineRule="auto"/>
         <w:ind w:right="480"/>
         <w:rPr>
-          <w:rFonts w:hint="eastAsia" w:ascii="宋体" w:hAnsi="宋体"/>
-          <w:b w:val="1"/>
-          <w:sz w:val="22"/>
-        </w:rPr>
-      </w:pPr>
-      <w:r>
-        <w:rPr>
-          <w:rFonts w:hint="eastAsia" w:ascii="宋体" w:hAnsi="宋体"/>
-          <w:b w:val="1"/>
+          <w:rFonts w:ascii="宋体" w:hAnsi="宋体"/>
+          <w:b/>
+          <w:sz w:val="22"/>
+        </w:rPr>
+      </w:pPr>
+      <w:r>
+        <w:rPr>
+          <w:rFonts w:ascii="宋体" w:hAnsi="宋体" w:hint="eastAsia"/>
+          <w:b/>
           <w:sz w:val="22"/>
         </w:rPr>
         <w:t>收获及体会：</w:t>
@@ -1733,32 +1730,30 @@
     </w:p>
     <w:p>
       <w:pPr>
-        <w:pStyle w:val="000001"/>
-        <w:spacing w:line="360" w:lineRule="auto"/>
-        <w:ind w:right="480" w:firstLine="440" w:firstLineChars="200"/>
-        <w:rPr>
-          <w:rFonts w:ascii="宋体" w:hAnsi="宋体"/>
-          <w:bCs w:val="1"/>
-          <w:sz w:val="22"/>
-        </w:rPr>
-      </w:pPr>
-    </w:p>
-    <w:p>
-      <w:pPr>
-        <w:pStyle w:val="000001"/>
-        <w:spacing w:line="360" w:lineRule="auto"/>
-        <w:ind w:right="480" w:firstLine="110" w:firstLineChars="50"/>
+        <w:spacing w:line="360" w:lineRule="auto"/>
+        <w:ind w:right="480" w:firstLineChars="200" w:firstLine="440"/>
+        <w:rPr>
+          <w:rFonts w:ascii="宋体" w:hAnsi="宋体"/>
+          <w:bCs/>
+          <w:sz w:val="22"/>
+        </w:rPr>
+      </w:pPr>
+    </w:p>
+    <w:p>
+      <w:pPr>
+        <w:spacing w:line="360" w:lineRule="auto"/>
+        <w:ind w:right="480" w:firstLineChars="50" w:firstLine="110"/>
         <w:jc w:val="left"/>
         <w:rPr>
           <w:rFonts w:ascii="宋体" w:hAnsi="宋体"/>
-          <w:bCs w:val="1"/>
-          <w:sz w:val="22"/>
-        </w:rPr>
-      </w:pPr>
-      <w:r>
-        <w:rPr>
-          <w:rFonts w:hint="eastAsia" w:ascii="宋体" w:hAnsi="宋体"/>
-          <w:bCs w:val="1"/>
+          <w:bCs/>
+          <w:sz w:val="22"/>
+        </w:rPr>
+      </w:pPr>
+      <w:r>
+        <w:rPr>
+          <w:rFonts w:ascii="宋体" w:hAnsi="宋体" w:hint="eastAsia"/>
+          <w:bCs/>
           <w:color w:val="000000"/>
           <w:sz w:val="22"/>
         </w:rPr>
@@ -1766,29 +1761,29 @@
       </w:r>
       <w:r>
         <w:rPr>
-          <w:rFonts w:hint="eastAsia" w:ascii="宋体" w:hAnsi="宋体"/>
-          <w:bCs w:val="1"/>
-          <w:sz w:val="22"/>
-        </w:rPr>
+          <w:rFonts w:ascii="宋体" w:hAnsi="宋体" w:hint="eastAsia"/>
+          <w:bCs/>
+          <w:sz w:val="22"/>
+        </w:rPr>
+        <w:lastRenderedPageBreak/>
         <w:t>（主要记载毕业设计(论文）期间的工作内容、完成情况、存在问题、收获及体会)</w:t>
       </w:r>
     </w:p>
     <w:p>
       <w:pPr>
-        <w:pStyle w:val="000001"/>
-        <w:spacing w:line="360" w:lineRule="auto"/>
-        <w:ind w:right="480" w:firstLine="122" w:firstLineChars="50"/>
+        <w:spacing w:line="360" w:lineRule="auto"/>
+        <w:ind w:right="480" w:firstLineChars="50" w:firstLine="120"/>
         <w:jc w:val="center"/>
         <w:rPr>
-          <w:rFonts w:hint="eastAsia" w:ascii="宋体" w:hAnsi="宋体"/>
-          <w:b w:val="1"/>
-          <w:sz w:val="24"/>
-        </w:rPr>
-      </w:pPr>
-      <w:r>
-        <w:rPr>
-          <w:rFonts w:hint="eastAsia" w:ascii="宋体" w:hAnsi="宋体"/>
-          <w:b w:val="1"/>
+          <w:rFonts w:ascii="宋体" w:hAnsi="宋体"/>
+          <w:b/>
+          <w:sz w:val="24"/>
+        </w:rPr>
+      </w:pPr>
+      <w:r>
+        <w:rPr>
+          <w:rFonts w:ascii="宋体" w:hAnsi="宋体" w:hint="eastAsia"/>
+          <w:b/>
           <w:sz w:val="24"/>
         </w:rPr>
         <w:t>第三周</w:t>
@@ -1796,48 +1791,47 @@
     </w:p>
     <w:p>
       <w:pPr>
-        <w:pStyle w:val="000001"/>
-        <w:spacing w:line="360" w:lineRule="auto"/>
-        <w:ind w:right="480" w:firstLine="110" w:firstLineChars="50"/>
-        <w:rPr>
-          <w:rFonts w:hint="eastAsia" w:ascii="宋体" w:hAnsi="宋体"/>
-          <w:bCs w:val="1"/>
-          <w:sz w:val="22"/>
-        </w:rPr>
-      </w:pPr>
-      <w:r>
-        <w:rPr>
-          <w:rFonts w:ascii="宋体" w:hAnsi="宋体"/>
-          <w:bCs w:val="1"/>
+        <w:spacing w:line="360" w:lineRule="auto"/>
+        <w:ind w:right="480" w:firstLineChars="50" w:firstLine="110"/>
+        <w:rPr>
+          <w:rFonts w:ascii="宋体" w:hAnsi="宋体"/>
+          <w:bCs/>
+          <w:sz w:val="22"/>
+        </w:rPr>
+      </w:pPr>
+      <w:r>
+        <w:rPr>
+          <w:rFonts w:ascii="宋体" w:hAnsi="宋体"/>
+          <w:bCs/>
           <w:sz w:val="22"/>
         </w:rPr>
         <w:br w:type="page"/>
       </w:r>
       <w:r>
         <w:rPr>
-          <w:rFonts w:hint="eastAsia" w:ascii="宋体" w:hAnsi="宋体"/>
-          <w:bCs w:val="1"/>
-          <w:sz w:val="22"/>
-        </w:rPr>
+          <w:rFonts w:ascii="宋体" w:hAnsi="宋体" w:hint="eastAsia"/>
+          <w:bCs/>
+          <w:sz w:val="22"/>
+        </w:rPr>
+        <w:lastRenderedPageBreak/>
         <w:t>（主要记载毕业设计(论文）期间的工作内容、完成情况、存在问题、收获及体会)</w:t>
       </w:r>
     </w:p>
     <w:p>
       <w:pPr>
-        <w:pStyle w:val="000001"/>
-        <w:spacing w:line="360" w:lineRule="auto"/>
-        <w:ind w:right="480" w:firstLine="122" w:firstLineChars="50"/>
+        <w:spacing w:line="360" w:lineRule="auto"/>
+        <w:ind w:right="480" w:firstLineChars="50" w:firstLine="120"/>
         <w:jc w:val="center"/>
         <w:rPr>
-          <w:rFonts w:hint="eastAsia" w:ascii="宋体" w:hAnsi="宋体"/>
-          <w:b w:val="1"/>
-          <w:sz w:val="24"/>
-        </w:rPr>
-      </w:pPr>
-      <w:r>
-        <w:rPr>
-          <w:rFonts w:hint="eastAsia" w:ascii="宋体" w:hAnsi="宋体"/>
-          <w:b w:val="1"/>
+          <w:rFonts w:ascii="宋体" w:hAnsi="宋体"/>
+          <w:b/>
+          <w:sz w:val="24"/>
+        </w:rPr>
+      </w:pPr>
+      <w:r>
+        <w:rPr>
+          <w:rFonts w:ascii="宋体" w:hAnsi="宋体" w:hint="eastAsia"/>
+          <w:b/>
           <w:sz w:val="24"/>
         </w:rPr>
         <w:t>第四周</w:t>
@@ -1845,13 +1839,10 @@
     </w:p>
     <w:p>
       <w:pPr>
-        <w:pStyle w:val="000001"/>
         <w:spacing w:line="360" w:lineRule="auto"/>
         <w:ind w:right="480"/>
-        <w:rPr/>
         <w:sectPr>
-          <w:headerReference r:id="rId6" w:type="default"/>
-          <w:type w:val="nextPage"/>
+          <w:headerReference w:type="default" r:id="rId10"/>
           <w:pgSz w:w="11906" w:h="16838"/>
           <w:pgMar w:top="1440" w:right="1800" w:bottom="1440" w:left="1800" w:header="1417" w:footer="992" w:gutter="0"/>
           <w:cols w:space="720"/>
@@ -1861,37 +1852,35 @@
     </w:p>
     <w:p>
       <w:pPr>
-        <w:pStyle w:val="000001"/>
-        <w:spacing w:line="360" w:lineRule="auto"/>
-        <w:ind w:right="480" w:firstLine="330" w:firstLineChars="150"/>
-        <w:rPr>
-          <w:rFonts w:ascii="宋体" w:hAnsi="宋体"/>
-          <w:bCs w:val="1"/>
-          <w:sz w:val="22"/>
-        </w:rPr>
-      </w:pPr>
-      <w:r>
-        <w:rPr>
-          <w:rFonts w:hint="eastAsia" w:ascii="宋体" w:hAnsi="宋体"/>
-          <w:bCs w:val="1"/>
-          <w:sz w:val="22"/>
-        </w:rPr>
+        <w:spacing w:line="360" w:lineRule="auto"/>
+        <w:ind w:right="480" w:firstLineChars="150" w:firstLine="330"/>
+        <w:rPr>
+          <w:rFonts w:ascii="宋体" w:hAnsi="宋体"/>
+          <w:bCs/>
+          <w:sz w:val="22"/>
+        </w:rPr>
+      </w:pPr>
+      <w:r>
+        <w:rPr>
+          <w:rFonts w:ascii="宋体" w:hAnsi="宋体" w:hint="eastAsia"/>
+          <w:bCs/>
+          <w:sz w:val="22"/>
+        </w:rPr>
+        <w:lastRenderedPageBreak/>
         <w:t>（主要记载学生表现情况、毕业设计（论文）进展、任务完成情况、存在问题）</w:t>
       </w:r>
     </w:p>
     <w:p>
       <w:pPr>
-        <w:pStyle w:val="000001"/>
-        <w:spacing w:line="360" w:lineRule="auto"/>
-        <w:ind w:right="480" w:firstLine="330" w:firstLineChars="150"/>
-        <w:rPr>
-          <w:rFonts w:hint="eastAsia" w:ascii="宋体" w:hAnsi="宋体"/>
-          <w:bCs w:val="1"/>
+        <w:spacing w:line="360" w:lineRule="auto"/>
+        <w:ind w:right="480" w:firstLineChars="150" w:firstLine="330"/>
+        <w:rPr>
+          <w:rFonts w:ascii="宋体" w:hAnsi="宋体"/>
+          <w:bCs/>
           <w:sz w:val="22"/>
         </w:rPr>
         <w:sectPr>
-          <w:headerReference r:id="rId7" w:type="default"/>
-          <w:type w:val="nextPage"/>
+          <w:headerReference w:type="default" r:id="rId11"/>
           <w:pgSz w:w="11906" w:h="16838"/>
           <w:pgMar w:top="1440" w:right="1800" w:bottom="1440" w:left="1800" w:header="1417" w:footer="992" w:gutter="0"/>
           <w:cols w:space="720"/>
@@ -1901,40 +1890,39 @@
     </w:p>
     <w:p>
       <w:pPr>
-        <w:pStyle w:val="000001"/>
-        <w:spacing w:line="360" w:lineRule="auto"/>
-        <w:ind w:right="480" w:firstLine="110" w:firstLineChars="50"/>
-        <w:rPr>
-          <w:rFonts w:ascii="宋体" w:hAnsi="宋体"/>
-          <w:bCs w:val="1"/>
-          <w:sz w:val="22"/>
-        </w:rPr>
-      </w:pPr>
-      <w:r>
-        <w:rPr>
-          <w:rFonts w:hint="eastAsia" w:ascii="宋体" w:hAnsi="宋体"/>
-          <w:bCs w:val="1"/>
-          <w:sz w:val="22"/>
-        </w:rPr>
+        <w:spacing w:line="360" w:lineRule="auto"/>
+        <w:ind w:right="480" w:firstLineChars="50" w:firstLine="110"/>
+        <w:rPr>
+          <w:rFonts w:ascii="宋体" w:hAnsi="宋体"/>
+          <w:bCs/>
+          <w:sz w:val="22"/>
+        </w:rPr>
+      </w:pPr>
+      <w:r>
+        <w:rPr>
+          <w:rFonts w:ascii="宋体" w:hAnsi="宋体" w:hint="eastAsia"/>
+          <w:bCs/>
+          <w:sz w:val="22"/>
+        </w:rPr>
+        <w:lastRenderedPageBreak/>
         <w:t>（主要记载毕业设计(论文）期间的工作内容、完成情况、存在问题、收获及体会)</w:t>
       </w:r>
     </w:p>
     <w:p>
       <w:pPr>
-        <w:pStyle w:val="000001"/>
         <w:spacing w:line="360" w:lineRule="auto"/>
         <w:ind w:right="480"/>
         <w:jc w:val="center"/>
         <w:rPr>
-          <w:rFonts w:hint="eastAsia" w:ascii="宋体" w:hAnsi="宋体"/>
-          <w:b w:val="1"/>
-          <w:sz w:val="22"/>
-        </w:rPr>
-      </w:pPr>
-      <w:r>
-        <w:rPr>
-          <w:rFonts w:hint="eastAsia" w:ascii="宋体" w:hAnsi="宋体"/>
-          <w:b w:val="1"/>
+          <w:rFonts w:ascii="宋体" w:hAnsi="宋体"/>
+          <w:b/>
+          <w:sz w:val="22"/>
+        </w:rPr>
+      </w:pPr>
+      <w:r>
+        <w:rPr>
+          <w:rFonts w:ascii="宋体" w:hAnsi="宋体" w:hint="eastAsia"/>
+          <w:b/>
           <w:sz w:val="24"/>
         </w:rPr>
         <w:t>第五周</w:t>
@@ -1942,17 +1930,15 @@
     </w:p>
     <w:p>
       <w:pPr>
-        <w:pStyle w:val="000001"/>
         <w:spacing w:line="360" w:lineRule="auto"/>
         <w:ind w:right="480"/>
         <w:rPr>
-          <w:rFonts w:hint="eastAsia" w:ascii="宋体" w:hAnsi="宋体"/>
-          <w:b w:val="1"/>
+          <w:rFonts w:ascii="宋体" w:hAnsi="宋体"/>
+          <w:b/>
           <w:sz w:val="22"/>
         </w:rPr>
         <w:sectPr>
-          <w:headerReference r:id="rId8" w:type="default"/>
-          <w:type w:val="nextPage"/>
+          <w:headerReference w:type="default" r:id="rId12"/>
           <w:pgSz w:w="11906" w:h="16838"/>
           <w:pgMar w:top="1440" w:right="1800" w:bottom="1440" w:left="1800" w:header="1417" w:footer="992" w:gutter="0"/>
           <w:cols w:space="720"/>
@@ -1962,94 +1948,91 @@
     </w:p>
     <w:p>
       <w:pPr>
-        <w:pStyle w:val="000001"/>
-        <w:numPr/>
-        <w:spacing w:line="360" w:lineRule="auto"/>
-        <w:ind w:right="480" w:firstLine="110" w:firstLineChars="50"/>
-        <w:rPr>
-          <w:rFonts w:hint="eastAsia" w:ascii="宋体" w:hAnsi="宋体"/>
-          <w:bCs w:val="1"/>
-          <w:sz w:val="22"/>
-        </w:rPr>
-      </w:pPr>
-      <w:r>
-        <w:rPr>
-          <w:rFonts w:hint="eastAsia" w:ascii="宋体" w:hAnsi="宋体"/>
-          <w:bCs w:val="1"/>
-          <w:sz w:val="22"/>
-        </w:rPr>
+        <w:spacing w:line="360" w:lineRule="auto"/>
+        <w:ind w:right="480" w:firstLineChars="50" w:firstLine="110"/>
+        <w:rPr>
+          <w:rFonts w:ascii="宋体" w:hAnsi="宋体"/>
+          <w:bCs/>
+          <w:sz w:val="22"/>
+        </w:rPr>
+      </w:pPr>
+      <w:r>
+        <w:rPr>
+          <w:rFonts w:ascii="宋体" w:hAnsi="宋体" w:hint="eastAsia"/>
+          <w:bCs/>
+          <w:sz w:val="22"/>
+        </w:rPr>
+        <w:lastRenderedPageBreak/>
         <w:t>（主要记载毕业设计(论文）期间的工作内容、完成情况、存在问题、收获及体会)</w:t>
       </w:r>
     </w:p>
     <w:p>
       <w:pPr>
-        <w:pStyle w:val="000001"/>
-        <w:spacing w:line="360" w:lineRule="auto"/>
-        <w:ind w:right="480" w:firstLine="110" w:firstLineChars="50"/>
-        <w:rPr>
-          <w:rFonts w:hint="eastAsia" w:ascii="宋体" w:hAnsi="宋体"/>
-          <w:bCs w:val="1"/>
-          <w:sz w:val="22"/>
-        </w:rPr>
-      </w:pPr>
-      <w:r>
-        <w:rPr>
-          <w:rFonts w:ascii="宋体" w:hAnsi="宋体"/>
-          <w:bCs w:val="1"/>
+        <w:spacing w:line="360" w:lineRule="auto"/>
+        <w:ind w:right="480" w:firstLineChars="50" w:firstLine="110"/>
+        <w:rPr>
+          <w:rFonts w:ascii="宋体" w:hAnsi="宋体"/>
+          <w:bCs/>
+          <w:sz w:val="22"/>
+        </w:rPr>
+      </w:pPr>
+      <w:r>
+        <w:rPr>
+          <w:rFonts w:ascii="宋体" w:hAnsi="宋体"/>
+          <w:bCs/>
           <w:sz w:val="22"/>
         </w:rPr>
         <w:br w:type="page"/>
       </w:r>
       <w:r>
         <w:rPr>
-          <w:rFonts w:hint="eastAsia" w:ascii="宋体" w:hAnsi="宋体"/>
-          <w:bCs w:val="1"/>
-          <w:sz w:val="22"/>
-        </w:rPr>
+          <w:rFonts w:ascii="宋体" w:hAnsi="宋体" w:hint="eastAsia"/>
+          <w:bCs/>
+          <w:sz w:val="22"/>
+        </w:rPr>
+        <w:lastRenderedPageBreak/>
         <w:t>（主要记载毕业设计(论文）期间的工作内容、完成情况、存在问题、收获及体会)</w:t>
       </w:r>
     </w:p>
     <w:p>
       <w:pPr>
-        <w:pStyle w:val="000001"/>
-        <w:spacing w:line="360" w:lineRule="auto"/>
-        <w:ind w:right="480" w:firstLine="110" w:firstLineChars="50"/>
-        <w:rPr>
-          <w:rFonts w:hint="eastAsia" w:ascii="宋体" w:hAnsi="宋体"/>
-          <w:bCs w:val="1"/>
-          <w:sz w:val="22"/>
-        </w:rPr>
-      </w:pPr>
-      <w:r>
-        <w:rPr>
-          <w:rFonts w:ascii="宋体" w:hAnsi="宋体"/>
-          <w:bCs w:val="1"/>
+        <w:spacing w:line="360" w:lineRule="auto"/>
+        <w:ind w:right="480" w:firstLineChars="50" w:firstLine="110"/>
+        <w:rPr>
+          <w:rFonts w:ascii="宋体" w:hAnsi="宋体"/>
+          <w:bCs/>
+          <w:sz w:val="22"/>
+        </w:rPr>
+      </w:pPr>
+      <w:r>
+        <w:rPr>
+          <w:rFonts w:ascii="宋体" w:hAnsi="宋体"/>
+          <w:bCs/>
           <w:sz w:val="22"/>
         </w:rPr>
         <w:br w:type="page"/>
       </w:r>
       <w:r>
         <w:rPr>
-          <w:rFonts w:hint="eastAsia" w:ascii="宋体" w:hAnsi="宋体"/>
-          <w:bCs w:val="1"/>
-          <w:sz w:val="22"/>
-        </w:rPr>
+          <w:rFonts w:ascii="宋体" w:hAnsi="宋体" w:hint="eastAsia"/>
+          <w:bCs/>
+          <w:sz w:val="22"/>
+        </w:rPr>
+        <w:lastRenderedPageBreak/>
         <w:t>（主要记载毕业设计(论文）期间的工作内容、完成情况、存在问题、收获及体会)</w:t>
       </w:r>
     </w:p>
     <w:p>
       <w:pPr>
-        <w:pStyle w:val="000001"/>
-        <w:spacing w:line="360" w:lineRule="auto"/>
-        <w:ind w:right="480" w:firstLine="110" w:firstLineChars="50"/>
-        <w:rPr>
-          <w:rFonts w:ascii="宋体" w:hAnsi="宋体"/>
-          <w:bCs w:val="1"/>
+        <w:spacing w:line="360" w:lineRule="auto"/>
+        <w:ind w:right="480" w:firstLineChars="50" w:firstLine="110"/>
+        <w:rPr>
+          <w:rFonts w:ascii="宋体" w:hAnsi="宋体"/>
+          <w:bCs/>
           <w:sz w:val="22"/>
         </w:rPr>
         <w:sectPr>
-          <w:headerReference r:id="rId9" w:type="default"/>
-          <w:type w:val="nextPage"/>
+          <w:headerReference w:type="default" r:id="rId13"/>
           <w:pgSz w:w="11906" w:h="16838"/>
           <w:pgMar w:top="1440" w:right="1800" w:bottom="1440" w:left="1800" w:header="1417" w:footer="992" w:gutter="0"/>
           <w:cols w:space="720"/>
@@ -2059,17 +2042,15 @@
     </w:p>
     <w:p>
       <w:pPr>
-        <w:pStyle w:val="000001"/>
-        <w:spacing w:line="360" w:lineRule="auto"/>
-        <w:ind w:right="480" w:firstLine="330" w:firstLineChars="150"/>
-        <w:rPr>
-          <w:rFonts w:ascii="宋体" w:hAnsi="宋体"/>
-          <w:bCs w:val="1"/>
+        <w:spacing w:line="360" w:lineRule="auto"/>
+        <w:ind w:right="480" w:firstLineChars="150" w:firstLine="330"/>
+        <w:rPr>
+          <w:rFonts w:ascii="宋体" w:hAnsi="宋体"/>
+          <w:bCs/>
           <w:sz w:val="22"/>
         </w:rPr>
         <w:sectPr>
-          <w:headerReference r:id="rId10" w:type="default"/>
-          <w:type w:val="nextPage"/>
+          <w:headerReference w:type="default" r:id="rId14"/>
           <w:pgSz w:w="11906" w:h="16838"/>
           <w:pgMar w:top="1440" w:right="1800" w:bottom="1440" w:left="1800" w:header="1417" w:footer="992" w:gutter="0"/>
           <w:cols w:space="720"/>
@@ -2078,102 +2059,101 @@
       </w:pPr>
       <w:r>
         <w:rPr>
-          <w:rFonts w:hint="eastAsia" w:ascii="宋体" w:hAnsi="宋体"/>
-          <w:bCs w:val="1"/>
-          <w:sz w:val="22"/>
-        </w:rPr>
+          <w:rFonts w:ascii="宋体" w:hAnsi="宋体" w:hint="eastAsia"/>
+          <w:bCs/>
+          <w:sz w:val="22"/>
+        </w:rPr>
+        <w:lastRenderedPageBreak/>
         <w:t>（主要记载学生表现情况、毕业设计（论文）进展、任务完成情况、存在问题）</w:t>
       </w:r>
     </w:p>
     <w:p>
       <w:pPr>
-        <w:pStyle w:val="000001"/>
-        <w:spacing w:line="360" w:lineRule="auto"/>
-        <w:ind w:right="480" w:firstLine="110" w:firstLineChars="50"/>
-        <w:rPr>
-          <w:rFonts w:ascii="宋体" w:hAnsi="宋体"/>
-          <w:bCs w:val="1"/>
-          <w:sz w:val="22"/>
-        </w:rPr>
-      </w:pPr>
-      <w:r>
-        <w:rPr>
-          <w:rFonts w:hint="eastAsia" w:ascii="宋体" w:hAnsi="宋体"/>
-          <w:bCs w:val="1"/>
-          <w:sz w:val="22"/>
-        </w:rPr>
+        <w:spacing w:line="360" w:lineRule="auto"/>
+        <w:ind w:right="480" w:firstLineChars="50" w:firstLine="110"/>
+        <w:rPr>
+          <w:rFonts w:ascii="宋体" w:hAnsi="宋体"/>
+          <w:bCs/>
+          <w:sz w:val="22"/>
+        </w:rPr>
+      </w:pPr>
+      <w:r>
+        <w:rPr>
+          <w:rFonts w:ascii="宋体" w:hAnsi="宋体" w:hint="eastAsia"/>
+          <w:bCs/>
+          <w:sz w:val="22"/>
+        </w:rPr>
+        <w:lastRenderedPageBreak/>
         <w:t>（主要记载毕业设计(论文）期间的工作内容、完成情况、存在问题、收获及体会)</w:t>
       </w:r>
     </w:p>
     <w:p>
       <w:pPr>
-        <w:pStyle w:val="000001"/>
-        <w:spacing w:line="360" w:lineRule="auto"/>
-        <w:ind w:right="480" w:firstLine="110" w:firstLineChars="50"/>
-        <w:rPr>
-          <w:rFonts w:ascii="宋体" w:hAnsi="宋体"/>
-          <w:bCs w:val="1"/>
-          <w:sz w:val="22"/>
-        </w:rPr>
-      </w:pPr>
-      <w:r>
-        <w:rPr>
-          <w:rFonts w:ascii="宋体" w:hAnsi="宋体"/>
-          <w:bCs w:val="1"/>
+        <w:spacing w:line="360" w:lineRule="auto"/>
+        <w:ind w:right="480" w:firstLineChars="50" w:firstLine="110"/>
+        <w:rPr>
+          <w:rFonts w:ascii="宋体" w:hAnsi="宋体"/>
+          <w:bCs/>
+          <w:sz w:val="22"/>
+        </w:rPr>
+      </w:pPr>
+      <w:r>
+        <w:rPr>
+          <w:rFonts w:ascii="宋体" w:hAnsi="宋体"/>
+          <w:bCs/>
           <w:sz w:val="22"/>
         </w:rPr>
         <w:br w:type="page"/>
       </w:r>
       <w:r>
         <w:rPr>
-          <w:rFonts w:hint="eastAsia" w:ascii="宋体" w:hAnsi="宋体"/>
-          <w:bCs w:val="1"/>
-          <w:sz w:val="22"/>
-        </w:rPr>
+          <w:rFonts w:ascii="宋体" w:hAnsi="宋体" w:hint="eastAsia"/>
+          <w:bCs/>
+          <w:sz w:val="22"/>
+        </w:rPr>
+        <w:lastRenderedPageBreak/>
         <w:t>（主要记载毕业设计(论文）期间的工作内容、完成情况、存在问题、收获及体会)</w:t>
       </w:r>
     </w:p>
     <w:p>
       <w:pPr>
-        <w:pStyle w:val="000001"/>
-        <w:spacing w:line="360" w:lineRule="auto"/>
-        <w:ind w:right="480" w:firstLine="110" w:firstLineChars="50"/>
-        <w:rPr>
-          <w:rFonts w:ascii="宋体" w:hAnsi="宋体"/>
-          <w:bCs w:val="1"/>
-          <w:sz w:val="22"/>
-        </w:rPr>
-      </w:pPr>
-      <w:r>
-        <w:rPr>
-          <w:rFonts w:ascii="宋体" w:hAnsi="宋体"/>
-          <w:bCs w:val="1"/>
+        <w:spacing w:line="360" w:lineRule="auto"/>
+        <w:ind w:right="480" w:firstLineChars="50" w:firstLine="110"/>
+        <w:rPr>
+          <w:rFonts w:ascii="宋体" w:hAnsi="宋体"/>
+          <w:bCs/>
+          <w:sz w:val="22"/>
+        </w:rPr>
+      </w:pPr>
+      <w:r>
+        <w:rPr>
+          <w:rFonts w:ascii="宋体" w:hAnsi="宋体"/>
+          <w:bCs/>
           <w:sz w:val="22"/>
         </w:rPr>
         <w:br w:type="page"/>
       </w:r>
       <w:r>
         <w:rPr>
-          <w:rFonts w:hint="eastAsia" w:ascii="宋体" w:hAnsi="宋体"/>
-          <w:bCs w:val="1"/>
-          <w:sz w:val="22"/>
-        </w:rPr>
+          <w:rFonts w:ascii="宋体" w:hAnsi="宋体" w:hint="eastAsia"/>
+          <w:bCs/>
+          <w:sz w:val="22"/>
+        </w:rPr>
+        <w:lastRenderedPageBreak/>
         <w:t>（主要记载毕业设计(论文）期间的工作内容、完成情况、存在问题、收获及体会)</w:t>
       </w:r>
     </w:p>
     <w:p>
       <w:pPr>
-        <w:pStyle w:val="000001"/>
-        <w:spacing w:line="360" w:lineRule="auto"/>
-        <w:ind w:right="480" w:firstLine="110" w:firstLineChars="50"/>
-        <w:rPr>
-          <w:rFonts w:ascii="宋体" w:hAnsi="宋体"/>
-          <w:bCs w:val="1"/>
+        <w:spacing w:line="360" w:lineRule="auto"/>
+        <w:ind w:right="480" w:firstLineChars="50" w:firstLine="110"/>
+        <w:rPr>
+          <w:rFonts w:ascii="宋体" w:hAnsi="宋体"/>
+          <w:bCs/>
           <w:sz w:val="22"/>
         </w:rPr>
         <w:sectPr>
-          <w:headerReference r:id="rId11" w:type="default"/>
-          <w:type w:val="nextPage"/>
+          <w:headerReference w:type="default" r:id="rId15"/>
           <w:pgSz w:w="11906" w:h="16838"/>
           <w:pgMar w:top="1440" w:right="1800" w:bottom="1440" w:left="1800" w:header="1417" w:footer="992" w:gutter="0"/>
           <w:cols w:space="720"/>
@@ -2182,8 +2162,8 @@
       </w:pPr>
       <w:r>
         <w:rPr>
-          <w:rFonts w:hint="eastAsia" w:ascii="宋体" w:hAnsi="宋体"/>
-          <w:bCs w:val="1"/>
+          <w:rFonts w:ascii="宋体" w:hAnsi="宋体" w:hint="eastAsia"/>
+          <w:bCs/>
           <w:sz w:val="22"/>
         </w:rPr>
         <w:t>（主要记载毕业设计(论文）期间的工作内容、完成情况、存在问题、收获及体会)</w:t>
@@ -2191,17 +2171,15 @@
     </w:p>
     <w:p>
       <w:pPr>
-        <w:pStyle w:val="000001"/>
-        <w:spacing w:line="360" w:lineRule="auto"/>
-        <w:ind w:right="480" w:firstLine="330" w:firstLineChars="150"/>
-        <w:rPr>
-          <w:rFonts w:ascii="宋体" w:hAnsi="宋体"/>
-          <w:bCs w:val="1"/>
+        <w:spacing w:line="360" w:lineRule="auto"/>
+        <w:ind w:right="480" w:firstLineChars="150" w:firstLine="330"/>
+        <w:rPr>
+          <w:rFonts w:ascii="宋体" w:hAnsi="宋体"/>
+          <w:bCs/>
           <w:sz w:val="22"/>
         </w:rPr>
         <w:sectPr>
-          <w:headerReference r:id="rId12" w:type="default"/>
-          <w:type w:val="nextPage"/>
+          <w:headerReference w:type="default" r:id="rId16"/>
           <w:pgSz w:w="11906" w:h="16838"/>
           <w:pgMar w:top="1440" w:right="1800" w:bottom="1440" w:left="1800" w:header="1417" w:footer="992" w:gutter="0"/>
           <w:cols w:space="720"/>
@@ -2210,26 +2188,25 @@
       </w:pPr>
       <w:r>
         <w:rPr>
-          <w:rFonts w:hint="eastAsia" w:ascii="宋体" w:hAnsi="宋体"/>
-          <w:bCs w:val="1"/>
-          <w:sz w:val="22"/>
-        </w:rPr>
+          <w:rFonts w:ascii="宋体" w:hAnsi="宋体" w:hint="eastAsia"/>
+          <w:bCs/>
+          <w:sz w:val="22"/>
+        </w:rPr>
+        <w:lastRenderedPageBreak/>
         <w:t>（主要记载学生表现情况、毕业设计（论文）进展、任务完成情况、存在问题）</w:t>
       </w:r>
     </w:p>
     <w:p>
       <w:pPr>
-        <w:pStyle w:val="000001"/>
-        <w:spacing w:line="360" w:lineRule="auto"/>
-        <w:ind w:right="480" w:firstLine="110" w:firstLineChars="50"/>
-        <w:rPr>
-          <w:rFonts w:ascii="宋体" w:hAnsi="宋体"/>
-          <w:bCs w:val="1"/>
+        <w:spacing w:line="360" w:lineRule="auto"/>
+        <w:ind w:right="480" w:firstLineChars="50" w:firstLine="110"/>
+        <w:rPr>
+          <w:rFonts w:ascii="宋体" w:hAnsi="宋体"/>
+          <w:bCs/>
           <w:sz w:val="22"/>
         </w:rPr>
         <w:sectPr>
-          <w:headerReference r:id="rId13" w:type="default"/>
-          <w:type w:val="nextPage"/>
+          <w:headerReference w:type="default" r:id="rId17"/>
           <w:pgSz w:w="11906" w:h="16838"/>
           <w:pgMar w:top="1440" w:right="1800" w:bottom="1440" w:left="1800" w:header="1417" w:footer="992" w:gutter="0"/>
           <w:cols w:space="720"/>
@@ -2238,26 +2215,25 @@
       </w:pPr>
       <w:r>
         <w:rPr>
-          <w:rFonts w:hint="eastAsia" w:ascii="宋体" w:hAnsi="宋体"/>
-          <w:bCs w:val="1"/>
-          <w:sz w:val="22"/>
-        </w:rPr>
+          <w:rFonts w:ascii="宋体" w:hAnsi="宋体" w:hint="eastAsia"/>
+          <w:bCs/>
+          <w:sz w:val="22"/>
+        </w:rPr>
+        <w:lastRenderedPageBreak/>
         <w:t>（主要记载毕业设计(论文）期间的工作内容、完成情况、存在问题、收获及体会)</w:t>
       </w:r>
     </w:p>
     <w:p>
       <w:pPr>
-        <w:pStyle w:val="000001"/>
-        <w:spacing w:line="360" w:lineRule="auto"/>
-        <w:ind w:right="480" w:firstLine="110" w:firstLineChars="50"/>
-        <w:rPr>
-          <w:rFonts w:ascii="宋体" w:hAnsi="宋体"/>
-          <w:bCs w:val="1"/>
+        <w:spacing w:line="360" w:lineRule="auto"/>
+        <w:ind w:right="480" w:firstLineChars="50" w:firstLine="110"/>
+        <w:rPr>
+          <w:rFonts w:ascii="宋体" w:hAnsi="宋体"/>
+          <w:bCs/>
           <w:sz w:val="22"/>
         </w:rPr>
         <w:sectPr>
-          <w:headerReference r:id="rId14" w:type="default"/>
-          <w:type w:val="nextPage"/>
+          <w:headerReference w:type="default" r:id="rId18"/>
           <w:pgSz w:w="11906" w:h="16838"/>
           <w:pgMar w:top="1440" w:right="1800" w:bottom="1440" w:left="1800" w:header="1417" w:footer="992" w:gutter="0"/>
           <w:cols w:space="720"/>
@@ -2266,26 +2242,25 @@
       </w:pPr>
       <w:r>
         <w:rPr>
-          <w:rFonts w:hint="eastAsia" w:ascii="宋体" w:hAnsi="宋体"/>
-          <w:bCs w:val="1"/>
-          <w:sz w:val="22"/>
-        </w:rPr>
+          <w:rFonts w:ascii="宋体" w:hAnsi="宋体" w:hint="eastAsia"/>
+          <w:bCs/>
+          <w:sz w:val="22"/>
+        </w:rPr>
+        <w:lastRenderedPageBreak/>
         <w:t>（主要记载毕业设计(论文）期间的工作内容、完成情况、存在问题、收获及体会)</w:t>
       </w:r>
     </w:p>
     <w:p>
       <w:pPr>
-        <w:pStyle w:val="000001"/>
-        <w:spacing w:line="360" w:lineRule="auto"/>
-        <w:ind w:right="480" w:firstLine="110" w:firstLineChars="50"/>
-        <w:rPr>
-          <w:rFonts w:ascii="宋体" w:hAnsi="宋体"/>
-          <w:bCs w:val="1"/>
+        <w:spacing w:line="360" w:lineRule="auto"/>
+        <w:ind w:right="480" w:firstLineChars="50" w:firstLine="110"/>
+        <w:rPr>
+          <w:rFonts w:ascii="宋体" w:hAnsi="宋体"/>
+          <w:bCs/>
           <w:sz w:val="22"/>
         </w:rPr>
         <w:sectPr>
-          <w:headerReference r:id="rId15" w:type="default"/>
-          <w:type w:val="nextPage"/>
+          <w:headerReference w:type="default" r:id="rId19"/>
           <w:pgSz w:w="11906" w:h="16838"/>
           <w:pgMar w:top="1440" w:right="1800" w:bottom="1440" w:left="1800" w:header="1417" w:footer="992" w:gutter="0"/>
           <w:cols w:space="720"/>
@@ -2294,26 +2269,25 @@
       </w:pPr>
       <w:r>
         <w:rPr>
-          <w:rFonts w:hint="eastAsia" w:ascii="宋体" w:hAnsi="宋体"/>
-          <w:bCs w:val="1"/>
-          <w:sz w:val="22"/>
-        </w:rPr>
+          <w:rFonts w:ascii="宋体" w:hAnsi="宋体" w:hint="eastAsia"/>
+          <w:bCs/>
+          <w:sz w:val="22"/>
+        </w:rPr>
+        <w:lastRenderedPageBreak/>
         <w:t>（主要记载毕业设计(论文）期间的工作内容、完成情况、存在问题、收获及体会)</w:t>
       </w:r>
     </w:p>
     <w:p>
       <w:pPr>
-        <w:pStyle w:val="000001"/>
-        <w:spacing w:line="360" w:lineRule="auto"/>
-        <w:ind w:right="480" w:firstLine="110" w:firstLineChars="50"/>
-        <w:rPr>
-          <w:rFonts w:ascii="宋体" w:hAnsi="宋体"/>
-          <w:bCs w:val="1"/>
+        <w:spacing w:line="360" w:lineRule="auto"/>
+        <w:ind w:right="480" w:firstLineChars="50" w:firstLine="110"/>
+        <w:rPr>
+          <w:rFonts w:ascii="宋体" w:hAnsi="宋体"/>
+          <w:bCs/>
           <w:sz w:val="22"/>
         </w:rPr>
         <w:sectPr>
-          <w:headerReference r:id="rId16" w:type="default"/>
-          <w:type w:val="nextPage"/>
+          <w:headerReference w:type="default" r:id="rId20"/>
           <w:pgSz w:w="11906" w:h="16838"/>
           <w:pgMar w:top="1440" w:right="1800" w:bottom="1440" w:left="1800" w:header="1417" w:footer="992" w:gutter="0"/>
           <w:cols w:space="720"/>
@@ -2322,36 +2296,36 @@
       </w:pPr>
       <w:r>
         <w:rPr>
-          <w:rFonts w:hint="eastAsia" w:ascii="宋体" w:hAnsi="宋体"/>
-          <w:bCs w:val="1"/>
-          <w:sz w:val="22"/>
-        </w:rPr>
+          <w:rFonts w:ascii="宋体" w:hAnsi="宋体" w:hint="eastAsia"/>
+          <w:bCs/>
+          <w:sz w:val="22"/>
+        </w:rPr>
+        <w:lastRenderedPageBreak/>
         <w:t>（主要记载毕业设计(论文）期间的工作内容、完成情况、存在问题、收获及体会)</w:t>
       </w:r>
     </w:p>
     <w:p>
       <w:pPr>
-        <w:pStyle w:val="000001"/>
-        <w:spacing w:line="360" w:lineRule="auto"/>
-        <w:ind w:right="480" w:firstLine="330" w:firstLineChars="150"/>
-        <w:rPr>
-          <w:rFonts w:hint="eastAsia" w:ascii="宋体" w:hAnsi="宋体"/>
-          <w:bCs w:val="1"/>
-          <w:sz w:val="22"/>
-        </w:rPr>
-      </w:pPr>
-      <w:r>
-        <w:rPr>
-          <w:rFonts w:hint="eastAsia" w:ascii="宋体" w:hAnsi="宋体"/>
-          <w:bCs w:val="1"/>
-          <w:sz w:val="22"/>
-        </w:rPr>
+        <w:spacing w:line="360" w:lineRule="auto"/>
+        <w:ind w:right="480" w:firstLineChars="150" w:firstLine="330"/>
+        <w:rPr>
+          <w:rFonts w:ascii="宋体" w:hAnsi="宋体"/>
+          <w:bCs/>
+          <w:sz w:val="22"/>
+        </w:rPr>
+      </w:pPr>
+      <w:r>
+        <w:rPr>
+          <w:rFonts w:ascii="宋体" w:hAnsi="宋体" w:hint="eastAsia"/>
+          <w:bCs/>
+          <w:sz w:val="22"/>
+        </w:rPr>
+        <w:lastRenderedPageBreak/>
         <w:t>（主要记载学生表现情况、毕业设计（论文）进展、任务完成情况、存在问题）</w:t>
       </w:r>
     </w:p>
     <w:sectPr>
-      <w:headerReference r:id="rId17" w:type="default"/>
-      <w:type w:val="nextPage"/>
+      <w:headerReference w:type="default" r:id="rId21"/>
       <w:pgSz w:w="11906" w:h="16838"/>
       <w:pgMar w:top="1440" w:right="1800" w:bottom="1440" w:left="1800" w:header="1417" w:footer="992" w:gutter="0"/>
       <w:cols w:space="720"/>
@@ -2361,62 +2335,92 @@
 </w:document>
 </file>
 
+<file path=word/endnotes.xml><?xml version="1.0" encoding="utf-8"?>
+<w:endnotes xmlns:wpc="http://schemas.microsoft.com/office/word/2010/wordprocessingCanvas" xmlns:cx="http://schemas.microsoft.com/office/drawing/2014/chartex" xmlns:cx1="http://schemas.microsoft.com/office/drawing/2015/9/8/chartex" xmlns:cx2="http://schemas.microsoft.com/office/drawing/2015/10/21/chartex" xmlns:cx3="http://schemas.microsoft.com/office/drawing/2016/5/9/chartex" xmlns:cx4="http://schemas.microsoft.com/office/drawing/2016/5/10/chartex" xmlns:cx5="http://schemas.microsoft.com/office/drawing/2016/5/11/chartex" xmlns:cx6="http://schemas.microsoft.com/office/drawing/2016/5/12/chartex" xmlns:cx7="http://schemas.microsoft.com/office/drawing/2016/5/13/chartex" xmlns:cx8="http://schemas.microsoft.com/office/drawing/2016/5/14/chartex" xmlns:mc="http://schemas.openxmlformats.org/markup-compatibility/2006" xmlns:aink="http://schemas.microsoft.com/office/drawing/2016/ink" xmlns:am3d="http://schemas.microsoft.com/office/drawing/2017/model3d" xmlns:o="urn:schemas-microsoft-com:office:office" xmlns:r="http://schemas.openxmlformats.org/officeDocument/2006/relationships" xmlns:m="http://schemas.openxmlformats.org/officeDocument/2006/math" xmlns:v="urn:schemas-microsoft-com:vml" xmlns:wp14="http://schemas.microsoft.com/office/word/2010/wordprocessingDrawing" xmlns:wp="http://schemas.openxmlformats.org/drawingml/2006/wordprocessingDrawing" xmlns:w10="urn:schemas-microsoft-com:office:word" xmlns:w="http://schemas.openxmlformats.org/wordprocessingml/2006/main" xmlns:w14="http://schemas.microsoft.com/office/word/2010/wordml" xmlns:w15="http://schemas.microsoft.com/office/word/2012/wordml" xmlns:w16cex="http://schemas.microsoft.com/office/word/2018/wordml/cex" xmlns:w16cid="http://schemas.microsoft.com/office/word/2016/wordml/cid" xmlns:w16="http://schemas.microsoft.com/office/word/2018/wordml" xmlns:w16sdtdh="http://schemas.microsoft.com/office/word/2020/wordml/sdtdatahash" xmlns:w16se="http://schemas.microsoft.com/office/word/2015/wordml/symex" xmlns:wpg="http://schemas.microsoft.com/office/word/2010/wordprocessingGroup" xmlns:wpi="http://schemas.microsoft.com/office/word/2010/wordprocessingInk" xmlns:wne="http://schemas.microsoft.com/office/word/2006/wordml" xmlns:wps="http://schemas.microsoft.com/office/word/2010/wordprocessingShape" mc:Ignorable="w14 w15 w16se w16cid w16 w16cex w16sdtdh wp14">
+  <w:endnote w:type="separator" w:id="-1">
+    <w:p>
+      <w:r>
+        <w:separator/>
+      </w:r>
+    </w:p>
+  </w:endnote>
+  <w:endnote w:type="continuationSeparator" w:id="0">
+    <w:p>
+      <w:r>
+        <w:continuationSeparator/>
+      </w:r>
+    </w:p>
+  </w:endnote>
+</w:endnotes>
+</file>
+
 <file path=word/footer1.xml><?xml version="1.0" encoding="utf-8"?>
-<w:ftr xmlns:w="http://schemas.openxmlformats.org/wordprocessingml/2006/main">
+<w:ftr xmlns:wpc="http://schemas.microsoft.com/office/word/2010/wordprocessingCanvas" xmlns:cx="http://schemas.microsoft.com/office/drawing/2014/chartex" xmlns:cx1="http://schemas.microsoft.com/office/drawing/2015/9/8/chartex" xmlns:cx2="http://schemas.microsoft.com/office/drawing/2015/10/21/chartex" xmlns:cx3="http://schemas.microsoft.com/office/drawing/2016/5/9/chartex" xmlns:cx4="http://schemas.microsoft.com/office/drawing/2016/5/10/chartex" xmlns:cx5="http://schemas.microsoft.com/office/drawing/2016/5/11/chartex" xmlns:cx6="http://schemas.microsoft.com/office/drawing/2016/5/12/chartex" xmlns:cx7="http://schemas.microsoft.com/office/drawing/2016/5/13/chartex" xmlns:cx8="http://schemas.microsoft.com/office/drawing/2016/5/14/chartex" xmlns:mc="http://schemas.openxmlformats.org/markup-compatibility/2006" xmlns:aink="http://schemas.microsoft.com/office/drawing/2016/ink" xmlns:am3d="http://schemas.microsoft.com/office/drawing/2017/model3d" xmlns:o="urn:schemas-microsoft-com:office:office" xmlns:r="http://schemas.openxmlformats.org/officeDocument/2006/relationships" xmlns:m="http://schemas.openxmlformats.org/officeDocument/2006/math" xmlns:v="urn:schemas-microsoft-com:vml" xmlns:wp14="http://schemas.microsoft.com/office/word/2010/wordprocessingDrawing" xmlns:wp="http://schemas.openxmlformats.org/drawingml/2006/wordprocessingDrawing" xmlns:w10="urn:schemas-microsoft-com:office:word" xmlns:w="http://schemas.openxmlformats.org/wordprocessingml/2006/main" xmlns:w14="http://schemas.microsoft.com/office/word/2010/wordml" xmlns:w15="http://schemas.microsoft.com/office/word/2012/wordml" xmlns:w16cex="http://schemas.microsoft.com/office/word/2018/wordml/cex" xmlns:w16cid="http://schemas.microsoft.com/office/word/2016/wordml/cid" xmlns:w16="http://schemas.microsoft.com/office/word/2018/wordml" xmlns:w16sdtdh="http://schemas.microsoft.com/office/word/2020/wordml/sdtdatahash" xmlns:w16se="http://schemas.microsoft.com/office/word/2015/wordml/symex" xmlns:wpg="http://schemas.microsoft.com/office/word/2010/wordprocessingGroup" xmlns:wpi="http://schemas.microsoft.com/office/word/2010/wordprocessingInk" xmlns:wne="http://schemas.microsoft.com/office/word/2006/wordml" xmlns:wps="http://schemas.microsoft.com/office/word/2010/wordprocessingShape" mc:Ignorable="w14 w15 w16se w16cid w16 w16cex w16sdtdh wp14">
   <w:p>
     <w:pPr>
-      <w:pStyle w:val="000007"/>
-      <w:framePr w:wrap="around" w:hAnchor="margin" w:vAnchor="text" w:xAlign="right" w:y="1"/>
-      <w:rPr>
-        <w:rStyle w:val="PageNumber"/>
-      </w:rPr>
+      <w:pStyle w:val="a8"/>
+      <w:framePr w:wrap="around" w:vAnchor="text" w:hAnchor="margin" w:xAlign="right" w:y="1"/>
     </w:pPr>
     <w:r>
-      <w:rPr/>
       <w:fldChar w:fldCharType="begin"/>
     </w:r>
     <w:r>
       <w:rPr>
-        <w:rStyle w:val="00000a"/>
+        <w:rStyle w:val="a5"/>
       </w:rPr>
       <w:instrText xml:space="preserve">PAGE  </w:instrText>
     </w:r>
     <w:r>
-      <w:rPr/>
       <w:fldChar w:fldCharType="separate"/>
     </w:r>
     <w:r>
-      <w:rPr/>
       <w:fldChar w:fldCharType="end"/>
     </w:r>
   </w:p>
   <w:p>
     <w:pPr>
-      <w:pStyle w:val="000007"/>
+      <w:pStyle w:val="a8"/>
       <w:ind w:right="360"/>
-      <w:rPr/>
     </w:pPr>
   </w:p>
 </w:ftr>
 </file>
 
 <file path=word/footer2.xml><?xml version="1.0" encoding="utf-8"?>
-<w:ftr xmlns:w="http://schemas.openxmlformats.org/wordprocessingml/2006/main">
+<w:ftr xmlns:wpc="http://schemas.microsoft.com/office/word/2010/wordprocessingCanvas" xmlns:cx="http://schemas.microsoft.com/office/drawing/2014/chartex" xmlns:cx1="http://schemas.microsoft.com/office/drawing/2015/9/8/chartex" xmlns:cx2="http://schemas.microsoft.com/office/drawing/2015/10/21/chartex" xmlns:cx3="http://schemas.microsoft.com/office/drawing/2016/5/9/chartex" xmlns:cx4="http://schemas.microsoft.com/office/drawing/2016/5/10/chartex" xmlns:cx5="http://schemas.microsoft.com/office/drawing/2016/5/11/chartex" xmlns:cx6="http://schemas.microsoft.com/office/drawing/2016/5/12/chartex" xmlns:cx7="http://schemas.microsoft.com/office/drawing/2016/5/13/chartex" xmlns:cx8="http://schemas.microsoft.com/office/drawing/2016/5/14/chartex" xmlns:mc="http://schemas.openxmlformats.org/markup-compatibility/2006" xmlns:aink="http://schemas.microsoft.com/office/drawing/2016/ink" xmlns:am3d="http://schemas.microsoft.com/office/drawing/2017/model3d" xmlns:o="urn:schemas-microsoft-com:office:office" xmlns:r="http://schemas.openxmlformats.org/officeDocument/2006/relationships" xmlns:m="http://schemas.openxmlformats.org/officeDocument/2006/math" xmlns:v="urn:schemas-microsoft-com:vml" xmlns:wp14="http://schemas.microsoft.com/office/word/2010/wordprocessingDrawing" xmlns:wp="http://schemas.openxmlformats.org/drawingml/2006/wordprocessingDrawing" xmlns:w10="urn:schemas-microsoft-com:office:word" xmlns:w="http://schemas.openxmlformats.org/wordprocessingml/2006/main" xmlns:w14="http://schemas.microsoft.com/office/word/2010/wordml" xmlns:w15="http://schemas.microsoft.com/office/word/2012/wordml" xmlns:w16cex="http://schemas.microsoft.com/office/word/2018/wordml/cex" xmlns:w16cid="http://schemas.microsoft.com/office/word/2016/wordml/cid" xmlns:w16="http://schemas.microsoft.com/office/word/2018/wordml" xmlns:w16sdtdh="http://schemas.microsoft.com/office/word/2020/wordml/sdtdatahash" xmlns:w16se="http://schemas.microsoft.com/office/word/2015/wordml/symex" xmlns:wpg="http://schemas.microsoft.com/office/word/2010/wordprocessingGroup" xmlns:wpi="http://schemas.microsoft.com/office/word/2010/wordprocessingInk" xmlns:wne="http://schemas.microsoft.com/office/word/2006/wordml" xmlns:wps="http://schemas.microsoft.com/office/word/2010/wordprocessingShape" mc:Ignorable="w14 w15 w16se w16cid w16 w16cex w16sdtdh wp14">
   <w:p>
     <w:pPr>
-      <w:pStyle w:val="000007"/>
+      <w:pStyle w:val="a8"/>
       <w:ind w:right="360"/>
-      <w:rPr/>
     </w:pPr>
   </w:p>
 </w:ftr>
 </file>
 
+<file path=word/footnotes.xml><?xml version="1.0" encoding="utf-8"?>
+<w:footnotes xmlns:wpc="http://schemas.microsoft.com/office/word/2010/wordprocessingCanvas" xmlns:cx="http://schemas.microsoft.com/office/drawing/2014/chartex" xmlns:cx1="http://schemas.microsoft.com/office/drawing/2015/9/8/chartex" xmlns:cx2="http://schemas.microsoft.com/office/drawing/2015/10/21/chartex" xmlns:cx3="http://schemas.microsoft.com/office/drawing/2016/5/9/chartex" xmlns:cx4="http://schemas.microsoft.com/office/drawing/2016/5/10/chartex" xmlns:cx5="http://schemas.microsoft.com/office/drawing/2016/5/11/chartex" xmlns:cx6="http://schemas.microsoft.com/office/drawing/2016/5/12/chartex" xmlns:cx7="http://schemas.microsoft.com/office/drawing/2016/5/13/chartex" xmlns:cx8="http://schemas.microsoft.com/office/drawing/2016/5/14/chartex" xmlns:mc="http://schemas.openxmlformats.org/markup-compatibility/2006" xmlns:aink="http://schemas.microsoft.com/office/drawing/2016/ink" xmlns:am3d="http://schemas.microsoft.com/office/drawing/2017/model3d" xmlns:o="urn:schemas-microsoft-com:office:office" xmlns:r="http://schemas.openxmlformats.org/officeDocument/2006/relationships" xmlns:m="http://schemas.openxmlformats.org/officeDocument/2006/math" xmlns:v="urn:schemas-microsoft-com:vml" xmlns:wp14="http://schemas.microsoft.com/office/word/2010/wordprocessingDrawing" xmlns:wp="http://schemas.openxmlformats.org/drawingml/2006/wordprocessingDrawing" xmlns:w10="urn:schemas-microsoft-com:office:word" xmlns:w="http://schemas.openxmlformats.org/wordprocessingml/2006/main" xmlns:w14="http://schemas.microsoft.com/office/word/2010/wordml" xmlns:w15="http://schemas.microsoft.com/office/word/2012/wordml" xmlns:w16cex="http://schemas.microsoft.com/office/word/2018/wordml/cex" xmlns:w16cid="http://schemas.microsoft.com/office/word/2016/wordml/cid" xmlns:w16="http://schemas.microsoft.com/office/word/2018/wordml" xmlns:w16sdtdh="http://schemas.microsoft.com/office/word/2020/wordml/sdtdatahash" xmlns:w16se="http://schemas.microsoft.com/office/word/2015/wordml/symex" xmlns:wpg="http://schemas.microsoft.com/office/word/2010/wordprocessingGroup" xmlns:wpi="http://schemas.microsoft.com/office/word/2010/wordprocessingInk" xmlns:wne="http://schemas.microsoft.com/office/word/2006/wordml" xmlns:wps="http://schemas.microsoft.com/office/word/2010/wordprocessingShape" mc:Ignorable="w14 w15 w16se w16cid w16 w16cex w16sdtdh wp14">
+  <w:footnote w:type="separator" w:id="-1">
+    <w:p>
+      <w:r>
+        <w:separator/>
+      </w:r>
+    </w:p>
+  </w:footnote>
+  <w:footnote w:type="continuationSeparator" w:id="0">
+    <w:p>
+      <w:r>
+        <w:continuationSeparator/>
+      </w:r>
+    </w:p>
+  </w:footnote>
+</w:footnotes>
+</file>
+
 <file path=word/header1.xml><?xml version="1.0" encoding="utf-8"?>
-<w:hdr xmlns:w="http://schemas.openxmlformats.org/wordprocessingml/2006/main">
+<w:hdr xmlns:wpc="http://schemas.microsoft.com/office/word/2010/wordprocessingCanvas" xmlns:cx="http://schemas.microsoft.com/office/drawing/2014/chartex" xmlns:cx1="http://schemas.microsoft.com/office/drawing/2015/9/8/chartex" xmlns:cx2="http://schemas.microsoft.com/office/drawing/2015/10/21/chartex" xmlns:cx3="http://schemas.microsoft.com/office/drawing/2016/5/9/chartex" xmlns:cx4="http://schemas.microsoft.com/office/drawing/2016/5/10/chartex" xmlns:cx5="http://schemas.microsoft.com/office/drawing/2016/5/11/chartex" xmlns:cx6="http://schemas.microsoft.com/office/drawing/2016/5/12/chartex" xmlns:cx7="http://schemas.microsoft.com/office/drawing/2016/5/13/chartex" xmlns:cx8="http://schemas.microsoft.com/office/drawing/2016/5/14/chartex" xmlns:mc="http://schemas.openxmlformats.org/markup-compatibility/2006" xmlns:aink="http://schemas.microsoft.com/office/drawing/2016/ink" xmlns:am3d="http://schemas.microsoft.com/office/drawing/2017/model3d" xmlns:o="urn:schemas-microsoft-com:office:office" xmlns:r="http://schemas.openxmlformats.org/officeDocument/2006/relationships" xmlns:m="http://schemas.openxmlformats.org/officeDocument/2006/math" xmlns:v="urn:schemas-microsoft-com:vml" xmlns:wp14="http://schemas.microsoft.com/office/word/2010/wordprocessingDrawing" xmlns:wp="http://schemas.openxmlformats.org/drawingml/2006/wordprocessingDrawing" xmlns:w10="urn:schemas-microsoft-com:office:word" xmlns:w="http://schemas.openxmlformats.org/wordprocessingml/2006/main" xmlns:w14="http://schemas.microsoft.com/office/word/2010/wordml" xmlns:w15="http://schemas.microsoft.com/office/word/2012/wordml" xmlns:w16cex="http://schemas.microsoft.com/office/word/2018/wordml/cex" xmlns:w16cid="http://schemas.microsoft.com/office/word/2016/wordml/cid" xmlns:w16="http://schemas.microsoft.com/office/word/2018/wordml" xmlns:w16sdtdh="http://schemas.microsoft.com/office/word/2020/wordml/sdtdatahash" xmlns:w16se="http://schemas.microsoft.com/office/word/2015/wordml/symex" xmlns:wpg="http://schemas.microsoft.com/office/word/2010/wordprocessingGroup" xmlns:wpi="http://schemas.microsoft.com/office/word/2010/wordprocessingInk" xmlns:wne="http://schemas.microsoft.com/office/word/2006/wordml" xmlns:wps="http://schemas.microsoft.com/office/word/2010/wordprocessingShape" mc:Ignorable="w14 w15 w16se w16cid w16 w16cex w16sdtdh wp14">
   <w:p>
     <w:pPr>
-      <w:pStyle w:val="000008"/>
+      <w:pStyle w:val="a4"/>
       <w:rPr>
         <w:sz w:val="36"/>
         <w:szCs w:val="36"/>
@@ -2435,10 +2439,10 @@
 </file>
 
 <file path=word/header10.xml><?xml version="1.0" encoding="utf-8"?>
-<w:hdr xmlns:w="http://schemas.openxmlformats.org/wordprocessingml/2006/main">
+<w:hdr xmlns:wpc="http://schemas.microsoft.com/office/word/2010/wordprocessingCanvas" xmlns:cx="http://schemas.microsoft.com/office/drawing/2014/chartex" xmlns:cx1="http://schemas.microsoft.com/office/drawing/2015/9/8/chartex" xmlns:cx2="http://schemas.microsoft.com/office/drawing/2015/10/21/chartex" xmlns:cx3="http://schemas.microsoft.com/office/drawing/2016/5/9/chartex" xmlns:cx4="http://schemas.microsoft.com/office/drawing/2016/5/10/chartex" xmlns:cx5="http://schemas.microsoft.com/office/drawing/2016/5/11/chartex" xmlns:cx6="http://schemas.microsoft.com/office/drawing/2016/5/12/chartex" xmlns:cx7="http://schemas.microsoft.com/office/drawing/2016/5/13/chartex" xmlns:cx8="http://schemas.microsoft.com/office/drawing/2016/5/14/chartex" xmlns:mc="http://schemas.openxmlformats.org/markup-compatibility/2006" xmlns:aink="http://schemas.microsoft.com/office/drawing/2016/ink" xmlns:am3d="http://schemas.microsoft.com/office/drawing/2017/model3d" xmlns:o="urn:schemas-microsoft-com:office:office" xmlns:r="http://schemas.openxmlformats.org/officeDocument/2006/relationships" xmlns:m="http://schemas.openxmlformats.org/officeDocument/2006/math" xmlns:v="urn:schemas-microsoft-com:vml" xmlns:wp14="http://schemas.microsoft.com/office/word/2010/wordprocessingDrawing" xmlns:wp="http://schemas.openxmlformats.org/drawingml/2006/wordprocessingDrawing" xmlns:w10="urn:schemas-microsoft-com:office:word" xmlns:w="http://schemas.openxmlformats.org/wordprocessingml/2006/main" xmlns:w14="http://schemas.microsoft.com/office/word/2010/wordml" xmlns:w15="http://schemas.microsoft.com/office/word/2012/wordml" xmlns:w16cex="http://schemas.microsoft.com/office/word/2018/wordml/cex" xmlns:w16cid="http://schemas.microsoft.com/office/word/2016/wordml/cid" xmlns:w16="http://schemas.microsoft.com/office/word/2018/wordml" xmlns:w16sdtdh="http://schemas.microsoft.com/office/word/2020/wordml/sdtdatahash" xmlns:w16se="http://schemas.microsoft.com/office/word/2015/wordml/symex" xmlns:wpg="http://schemas.microsoft.com/office/word/2010/wordprocessingGroup" xmlns:wpi="http://schemas.microsoft.com/office/word/2010/wordprocessingInk" xmlns:wne="http://schemas.microsoft.com/office/word/2006/wordml" xmlns:wps="http://schemas.microsoft.com/office/word/2010/wordprocessingShape" mc:Ignorable="w14 w15 w16se w16cid w16 w16cex w16sdtdh wp14">
   <w:p>
     <w:pPr>
-      <w:pStyle w:val="000008"/>
+      <w:pStyle w:val="a4"/>
       <w:rPr>
         <w:sz w:val="36"/>
         <w:szCs w:val="36"/>
@@ -2457,10 +2461,10 @@
 </file>
 
 <file path=word/header11.xml><?xml version="1.0" encoding="utf-8"?>
-<w:hdr xmlns:w="http://schemas.openxmlformats.org/wordprocessingml/2006/main">
+<w:hdr xmlns:wpc="http://schemas.microsoft.com/office/word/2010/wordprocessingCanvas" xmlns:cx="http://schemas.microsoft.com/office/drawing/2014/chartex" xmlns:cx1="http://schemas.microsoft.com/office/drawing/2015/9/8/chartex" xmlns:cx2="http://schemas.microsoft.com/office/drawing/2015/10/21/chartex" xmlns:cx3="http://schemas.microsoft.com/office/drawing/2016/5/9/chartex" xmlns:cx4="http://schemas.microsoft.com/office/drawing/2016/5/10/chartex" xmlns:cx5="http://schemas.microsoft.com/office/drawing/2016/5/11/chartex" xmlns:cx6="http://schemas.microsoft.com/office/drawing/2016/5/12/chartex" xmlns:cx7="http://schemas.microsoft.com/office/drawing/2016/5/13/chartex" xmlns:cx8="http://schemas.microsoft.com/office/drawing/2016/5/14/chartex" xmlns:mc="http://schemas.openxmlformats.org/markup-compatibility/2006" xmlns:aink="http://schemas.microsoft.com/office/drawing/2016/ink" xmlns:am3d="http://schemas.microsoft.com/office/drawing/2017/model3d" xmlns:o="urn:schemas-microsoft-com:office:office" xmlns:r="http://schemas.openxmlformats.org/officeDocument/2006/relationships" xmlns:m="http://schemas.openxmlformats.org/officeDocument/2006/math" xmlns:v="urn:schemas-microsoft-com:vml" xmlns:wp14="http://schemas.microsoft.com/office/word/2010/wordprocessingDrawing" xmlns:wp="http://schemas.openxmlformats.org/drawingml/2006/wordprocessingDrawing" xmlns:w10="urn:schemas-microsoft-com:office:word" xmlns:w="http://schemas.openxmlformats.org/wordprocessingml/2006/main" xmlns:w14="http://schemas.microsoft.com/office/word/2010/wordml" xmlns:w15="http://schemas.microsoft.com/office/word/2012/wordml" xmlns:w16cex="http://schemas.microsoft.com/office/word/2018/wordml/cex" xmlns:w16cid="http://schemas.microsoft.com/office/word/2016/wordml/cid" xmlns:w16="http://schemas.microsoft.com/office/word/2018/wordml" xmlns:w16sdtdh="http://schemas.microsoft.com/office/word/2020/wordml/sdtdatahash" xmlns:w16se="http://schemas.microsoft.com/office/word/2015/wordml/symex" xmlns:wpg="http://schemas.microsoft.com/office/word/2010/wordprocessingGroup" xmlns:wpi="http://schemas.microsoft.com/office/word/2010/wordprocessingInk" xmlns:wne="http://schemas.microsoft.com/office/word/2006/wordml" xmlns:wps="http://schemas.microsoft.com/office/word/2010/wordprocessingShape" mc:Ignorable="w14 w15 w16se w16cid w16 w16cex w16sdtdh wp14">
   <w:p>
     <w:pPr>
-      <w:pStyle w:val="000008"/>
+      <w:pStyle w:val="a4"/>
       <w:rPr>
         <w:sz w:val="36"/>
         <w:szCs w:val="36"/>
@@ -2479,10 +2483,10 @@
 </file>
 
 <file path=word/header12.xml><?xml version="1.0" encoding="utf-8"?>
-<w:hdr xmlns:w="http://schemas.openxmlformats.org/wordprocessingml/2006/main">
+<w:hdr xmlns:wpc="http://schemas.microsoft.com/office/word/2010/wordprocessingCanvas" xmlns:cx="http://schemas.microsoft.com/office/drawing/2014/chartex" xmlns:cx1="http://schemas.microsoft.com/office/drawing/2015/9/8/chartex" xmlns:cx2="http://schemas.microsoft.com/office/drawing/2015/10/21/chartex" xmlns:cx3="http://schemas.microsoft.com/office/drawing/2016/5/9/chartex" xmlns:cx4="http://schemas.microsoft.com/office/drawing/2016/5/10/chartex" xmlns:cx5="http://schemas.microsoft.com/office/drawing/2016/5/11/chartex" xmlns:cx6="http://schemas.microsoft.com/office/drawing/2016/5/12/chartex" xmlns:cx7="http://schemas.microsoft.com/office/drawing/2016/5/13/chartex" xmlns:cx8="http://schemas.microsoft.com/office/drawing/2016/5/14/chartex" xmlns:mc="http://schemas.openxmlformats.org/markup-compatibility/2006" xmlns:aink="http://schemas.microsoft.com/office/drawing/2016/ink" xmlns:am3d="http://schemas.microsoft.com/office/drawing/2017/model3d" xmlns:o="urn:schemas-microsoft-com:office:office" xmlns:r="http://schemas.openxmlformats.org/officeDocument/2006/relationships" xmlns:m="http://schemas.openxmlformats.org/officeDocument/2006/math" xmlns:v="urn:schemas-microsoft-com:vml" xmlns:wp14="http://schemas.microsoft.com/office/word/2010/wordprocessingDrawing" xmlns:wp="http://schemas.openxmlformats.org/drawingml/2006/wordprocessingDrawing" xmlns:w10="urn:schemas-microsoft-com:office:word" xmlns:w="http://schemas.openxmlformats.org/wordprocessingml/2006/main" xmlns:w14="http://schemas.microsoft.com/office/word/2010/wordml" xmlns:w15="http://schemas.microsoft.com/office/word/2012/wordml" xmlns:w16cex="http://schemas.microsoft.com/office/word/2018/wordml/cex" xmlns:w16cid="http://schemas.microsoft.com/office/word/2016/wordml/cid" xmlns:w16="http://schemas.microsoft.com/office/word/2018/wordml" xmlns:w16sdtdh="http://schemas.microsoft.com/office/word/2020/wordml/sdtdatahash" xmlns:w16se="http://schemas.microsoft.com/office/word/2015/wordml/symex" xmlns:wpg="http://schemas.microsoft.com/office/word/2010/wordprocessingGroup" xmlns:wpi="http://schemas.microsoft.com/office/word/2010/wordprocessingInk" xmlns:wne="http://schemas.microsoft.com/office/word/2006/wordml" xmlns:wps="http://schemas.microsoft.com/office/word/2010/wordprocessingShape" mc:Ignorable="w14 w15 w16se w16cid w16 w16cex w16sdtdh wp14">
   <w:p>
     <w:pPr>
-      <w:pStyle w:val="000008"/>
+      <w:pStyle w:val="a4"/>
       <w:rPr>
         <w:sz w:val="36"/>
         <w:szCs w:val="36"/>
@@ -2494,17 +2498,97 @@
         <w:sz w:val="36"/>
         <w:szCs w:val="36"/>
       </w:rPr>
-      <w:t>指 导 老 师 意 见</w:t>
+      <w:t>指</w:t>
+    </w:r>
+    <w:r>
+      <w:rPr>
+        <w:rFonts w:hint="eastAsia"/>
+        <w:sz w:val="36"/>
+        <w:szCs w:val="36"/>
+      </w:rPr>
+      <w:t xml:space="preserve"> </w:t>
+    </w:r>
+    <w:r>
+      <w:rPr>
+        <w:rFonts w:hint="eastAsia"/>
+        <w:sz w:val="36"/>
+        <w:szCs w:val="36"/>
+      </w:rPr>
+      <w:t>导</w:t>
+    </w:r>
+    <w:r>
+      <w:rPr>
+        <w:rFonts w:hint="eastAsia"/>
+        <w:sz w:val="36"/>
+        <w:szCs w:val="36"/>
+      </w:rPr>
+      <w:t xml:space="preserve"> </w:t>
+    </w:r>
+    <w:r>
+      <w:rPr>
+        <w:rFonts w:hint="eastAsia"/>
+        <w:sz w:val="36"/>
+        <w:szCs w:val="36"/>
+      </w:rPr>
+      <w:t>老</w:t>
+    </w:r>
+    <w:r>
+      <w:rPr>
+        <w:rFonts w:hint="eastAsia"/>
+        <w:sz w:val="36"/>
+        <w:szCs w:val="36"/>
+      </w:rPr>
+      <w:t xml:space="preserve"> </w:t>
+    </w:r>
+    <w:r>
+      <w:rPr>
+        <w:rFonts w:hint="eastAsia"/>
+        <w:sz w:val="36"/>
+        <w:szCs w:val="36"/>
+      </w:rPr>
+      <w:t>师</w:t>
+    </w:r>
+    <w:r>
+      <w:rPr>
+        <w:rFonts w:hint="eastAsia"/>
+        <w:sz w:val="36"/>
+        <w:szCs w:val="36"/>
+      </w:rPr>
+      <w:t xml:space="preserve"> </w:t>
+    </w:r>
+    <w:r>
+      <w:rPr>
+        <w:rFonts w:hint="eastAsia"/>
+        <w:sz w:val="36"/>
+        <w:szCs w:val="36"/>
+      </w:rPr>
+      <w:t>意</w:t>
+    </w:r>
+    <w:r>
+      <w:rPr>
+        <w:rFonts w:hint="eastAsia"/>
+        <w:sz w:val="36"/>
+        <w:szCs w:val="36"/>
+      </w:rPr>
+      <w:t xml:space="preserve"> </w:t>
+    </w:r>
+    <w:r>
+      <w:rPr>
+        <w:rFonts w:hint="eastAsia"/>
+        <w:sz w:val="36"/>
+        <w:szCs w:val="36"/>
+      </w:rPr>
+      <w:t>见</w:t>
     </w:r>
   </w:p>
 </w:hdr>
 </file>
 
 <file path=word/header2.xml><?xml version="1.0" encoding="utf-8"?>
-<w:hdr xmlns:w="http://schemas.openxmlformats.org/wordprocessingml/2006/main">
+<w:hdr xmlns:wpc="http://schemas.microsoft.com/office/word/2010/wordprocessingCanvas" xmlns:cx="http://schemas.microsoft.com/office/drawing/2014/chartex" xmlns:cx1="http://schemas.microsoft.com/office/drawing/2015/9/8/chartex" xmlns:cx2="http://schemas.microsoft.com/office/drawing/2015/10/21/chartex" xmlns:cx3="http://schemas.microsoft.com/office/drawing/2016/5/9/chartex" xmlns:cx4="http://schemas.microsoft.com/office/drawing/2016/5/10/chartex" xmlns:cx5="http://schemas.microsoft.com/office/drawing/2016/5/11/chartex" xmlns:cx6="http://schemas.microsoft.com/office/drawing/2016/5/12/chartex" xmlns:cx7="http://schemas.microsoft.com/office/drawing/2016/5/13/chartex" xmlns:cx8="http://schemas.microsoft.com/office/drawing/2016/5/14/chartex" xmlns:mc="http://schemas.openxmlformats.org/markup-compatibility/2006" xmlns:aink="http://schemas.microsoft.com/office/drawing/2016/ink" xmlns:am3d="http://schemas.microsoft.com/office/drawing/2017/model3d" xmlns:o="urn:schemas-microsoft-com:office:office" xmlns:r="http://schemas.openxmlformats.org/officeDocument/2006/relationships" xmlns:m="http://schemas.openxmlformats.org/officeDocument/2006/math" xmlns:v="urn:schemas-microsoft-com:vml" xmlns:wp14="http://schemas.microsoft.com/office/word/2010/wordprocessingDrawing" xmlns:wp="http://schemas.openxmlformats.org/drawingml/2006/wordprocessingDrawing" xmlns:w10="urn:schemas-microsoft-com:office:word" xmlns:w="http://schemas.openxmlformats.org/wordprocessingml/2006/main" xmlns:w14="http://schemas.microsoft.com/office/word/2010/wordml" xmlns:w15="http://schemas.microsoft.com/office/word/2012/wordml" xmlns:w16cex="http://schemas.microsoft.com/office/word/2018/wordml/cex" xmlns:w16cid="http://schemas.microsoft.com/office/word/2016/wordml/cid" xmlns:w16="http://schemas.microsoft.com/office/word/2018/wordml" xmlns:w16sdtdh="http://schemas.microsoft.com/office/word/2020/wordml/sdtdatahash" xmlns:w16se="http://schemas.microsoft.com/office/word/2015/wordml/symex" xmlns:wpg="http://schemas.microsoft.com/office/word/2010/wordprocessingGroup" xmlns:wpi="http://schemas.microsoft.com/office/word/2010/wordprocessingInk" xmlns:wne="http://schemas.microsoft.com/office/word/2006/wordml" xmlns:wps="http://schemas.microsoft.com/office/word/2010/wordprocessingShape" mc:Ignorable="w14 w15 w16se w16cid w16 w16cex w16sdtdh wp14">
   <w:p>
     <w:pPr>
-      <w:pStyle w:val="000008"/>
+      <w:pStyle w:val="a4"/>
       <w:rPr>
         <w:sz w:val="36"/>
         <w:szCs w:val="36"/>
@@ -2516,17 +2600,97 @@
         <w:sz w:val="36"/>
         <w:szCs w:val="36"/>
       </w:rPr>
-      <w:t>指 导 老 师 意 见</w:t>
+      <w:t>指</w:t>
+    </w:r>
+    <w:r>
+      <w:rPr>
+        <w:rFonts w:hint="eastAsia"/>
+        <w:sz w:val="36"/>
+        <w:szCs w:val="36"/>
+      </w:rPr>
+      <w:t xml:space="preserve"> </w:t>
+    </w:r>
+    <w:r>
+      <w:rPr>
+        <w:rFonts w:hint="eastAsia"/>
+        <w:sz w:val="36"/>
+        <w:szCs w:val="36"/>
+      </w:rPr>
+      <w:t>导</w:t>
+    </w:r>
+    <w:r>
+      <w:rPr>
+        <w:rFonts w:hint="eastAsia"/>
+        <w:sz w:val="36"/>
+        <w:szCs w:val="36"/>
+      </w:rPr>
+      <w:t xml:space="preserve"> </w:t>
+    </w:r>
+    <w:r>
+      <w:rPr>
+        <w:rFonts w:hint="eastAsia"/>
+        <w:sz w:val="36"/>
+        <w:szCs w:val="36"/>
+      </w:rPr>
+      <w:t>老</w:t>
+    </w:r>
+    <w:r>
+      <w:rPr>
+        <w:rFonts w:hint="eastAsia"/>
+        <w:sz w:val="36"/>
+        <w:szCs w:val="36"/>
+      </w:rPr>
+      <w:t xml:space="preserve"> </w:t>
+    </w:r>
+    <w:r>
+      <w:rPr>
+        <w:rFonts w:hint="eastAsia"/>
+        <w:sz w:val="36"/>
+        <w:szCs w:val="36"/>
+      </w:rPr>
+      <w:t>师</w:t>
+    </w:r>
+    <w:r>
+      <w:rPr>
+        <w:rFonts w:hint="eastAsia"/>
+        <w:sz w:val="36"/>
+        <w:szCs w:val="36"/>
+      </w:rPr>
+      <w:t xml:space="preserve"> </w:t>
+    </w:r>
+    <w:r>
+      <w:rPr>
+        <w:rFonts w:hint="eastAsia"/>
+        <w:sz w:val="36"/>
+        <w:szCs w:val="36"/>
+      </w:rPr>
+      <w:t>意</w:t>
+    </w:r>
+    <w:r>
+      <w:rPr>
+        <w:rFonts w:hint="eastAsia"/>
+        <w:sz w:val="36"/>
+        <w:szCs w:val="36"/>
+      </w:rPr>
+      <w:t xml:space="preserve"> </w:t>
+    </w:r>
+    <w:r>
+      <w:rPr>
+        <w:rFonts w:hint="eastAsia"/>
+        <w:sz w:val="36"/>
+        <w:szCs w:val="36"/>
+      </w:rPr>
+      <w:t>见</w:t>
     </w:r>
   </w:p>
 </w:hdr>
 </file>
 
 <file path=word/header3.xml><?xml version="1.0" encoding="utf-8"?>
-<w:hdr xmlns:w="http://schemas.openxmlformats.org/wordprocessingml/2006/main">
+<w:hdr xmlns:wpc="http://schemas.microsoft.com/office/word/2010/wordprocessingCanvas" xmlns:cx="http://schemas.microsoft.com/office/drawing/2014/chartex" xmlns:cx1="http://schemas.microsoft.com/office/drawing/2015/9/8/chartex" xmlns:cx2="http://schemas.microsoft.com/office/drawing/2015/10/21/chartex" xmlns:cx3="http://schemas.microsoft.com/office/drawing/2016/5/9/chartex" xmlns:cx4="http://schemas.microsoft.com/office/drawing/2016/5/10/chartex" xmlns:cx5="http://schemas.microsoft.com/office/drawing/2016/5/11/chartex" xmlns:cx6="http://schemas.microsoft.com/office/drawing/2016/5/12/chartex" xmlns:cx7="http://schemas.microsoft.com/office/drawing/2016/5/13/chartex" xmlns:cx8="http://schemas.microsoft.com/office/drawing/2016/5/14/chartex" xmlns:mc="http://schemas.openxmlformats.org/markup-compatibility/2006" xmlns:aink="http://schemas.microsoft.com/office/drawing/2016/ink" xmlns:am3d="http://schemas.microsoft.com/office/drawing/2017/model3d" xmlns:o="urn:schemas-microsoft-com:office:office" xmlns:r="http://schemas.openxmlformats.org/officeDocument/2006/relationships" xmlns:m="http://schemas.openxmlformats.org/officeDocument/2006/math" xmlns:v="urn:schemas-microsoft-com:vml" xmlns:wp14="http://schemas.microsoft.com/office/word/2010/wordprocessingDrawing" xmlns:wp="http://schemas.openxmlformats.org/drawingml/2006/wordprocessingDrawing" xmlns:w10="urn:schemas-microsoft-com:office:word" xmlns:w="http://schemas.openxmlformats.org/wordprocessingml/2006/main" xmlns:w14="http://schemas.microsoft.com/office/word/2010/wordml" xmlns:w15="http://schemas.microsoft.com/office/word/2012/wordml" xmlns:w16cex="http://schemas.microsoft.com/office/word/2018/wordml/cex" xmlns:w16cid="http://schemas.microsoft.com/office/word/2016/wordml/cid" xmlns:w16="http://schemas.microsoft.com/office/word/2018/wordml" xmlns:w16sdtdh="http://schemas.microsoft.com/office/word/2020/wordml/sdtdatahash" xmlns:w16se="http://schemas.microsoft.com/office/word/2015/wordml/symex" xmlns:wpg="http://schemas.microsoft.com/office/word/2010/wordprocessingGroup" xmlns:wpi="http://schemas.microsoft.com/office/word/2010/wordprocessingInk" xmlns:wne="http://schemas.microsoft.com/office/word/2006/wordml" xmlns:wps="http://schemas.microsoft.com/office/word/2010/wordprocessingShape" mc:Ignorable="w14 w15 w16se w16cid w16 w16cex w16sdtdh wp14">
   <w:p>
     <w:pPr>
-      <w:pStyle w:val="000008"/>
+      <w:pStyle w:val="a4"/>
       <w:rPr>
         <w:sz w:val="36"/>
         <w:szCs w:val="36"/>
@@ -2545,10 +2709,10 @@
 </file>
 
 <file path=word/header4.xml><?xml version="1.0" encoding="utf-8"?>
-<w:hdr xmlns:w="http://schemas.openxmlformats.org/wordprocessingml/2006/main">
+<w:hdr xmlns:wpc="http://schemas.microsoft.com/office/word/2010/wordprocessingCanvas" xmlns:cx="http://schemas.microsoft.com/office/drawing/2014/chartex" xmlns:cx1="http://schemas.microsoft.com/office/drawing/2015/9/8/chartex" xmlns:cx2="http://schemas.microsoft.com/office/drawing/2015/10/21/chartex" xmlns:cx3="http://schemas.microsoft.com/office/drawing/2016/5/9/chartex" xmlns:cx4="http://schemas.microsoft.com/office/drawing/2016/5/10/chartex" xmlns:cx5="http://schemas.microsoft.com/office/drawing/2016/5/11/chartex" xmlns:cx6="http://schemas.microsoft.com/office/drawing/2016/5/12/chartex" xmlns:cx7="http://schemas.microsoft.com/office/drawing/2016/5/13/chartex" xmlns:cx8="http://schemas.microsoft.com/office/drawing/2016/5/14/chartex" xmlns:mc="http://schemas.openxmlformats.org/markup-compatibility/2006" xmlns:aink="http://schemas.microsoft.com/office/drawing/2016/ink" xmlns:am3d="http://schemas.microsoft.com/office/drawing/2017/model3d" xmlns:o="urn:schemas-microsoft-com:office:office" xmlns:r="http://schemas.openxmlformats.org/officeDocument/2006/relationships" xmlns:m="http://schemas.openxmlformats.org/officeDocument/2006/math" xmlns:v="urn:schemas-microsoft-com:vml" xmlns:wp14="http://schemas.microsoft.com/office/word/2010/wordprocessingDrawing" xmlns:wp="http://schemas.openxmlformats.org/drawingml/2006/wordprocessingDrawing" xmlns:w10="urn:schemas-microsoft-com:office:word" xmlns:w="http://schemas.openxmlformats.org/wordprocessingml/2006/main" xmlns:w14="http://schemas.microsoft.com/office/word/2010/wordml" xmlns:w15="http://schemas.microsoft.com/office/word/2012/wordml" xmlns:w16cex="http://schemas.microsoft.com/office/word/2018/wordml/cex" xmlns:w16cid="http://schemas.microsoft.com/office/word/2016/wordml/cid" xmlns:w16="http://schemas.microsoft.com/office/word/2018/wordml" xmlns:w16sdtdh="http://schemas.microsoft.com/office/word/2020/wordml/sdtdatahash" xmlns:w16se="http://schemas.microsoft.com/office/word/2015/wordml/symex" xmlns:wpg="http://schemas.microsoft.com/office/word/2010/wordprocessingGroup" xmlns:wpi="http://schemas.microsoft.com/office/word/2010/wordprocessingInk" xmlns:wne="http://schemas.microsoft.com/office/word/2006/wordml" xmlns:wps="http://schemas.microsoft.com/office/word/2010/wordprocessingShape" mc:Ignorable="w14 w15 w16se w16cid w16 w16cex w16sdtdh wp14">
   <w:p>
     <w:pPr>
-      <w:pStyle w:val="000008"/>
+      <w:pStyle w:val="a4"/>
       <w:rPr>
         <w:sz w:val="36"/>
         <w:szCs w:val="36"/>
@@ -2567,10 +2731,10 @@
 </file>
 
 <file path=word/header5.xml><?xml version="1.0" encoding="utf-8"?>
-<w:hdr xmlns:w="http://schemas.openxmlformats.org/wordprocessingml/2006/main">
+<w:hdr xmlns:wpc="http://schemas.microsoft.com/office/word/2010/wordprocessingCanvas" xmlns:cx="http://schemas.microsoft.com/office/drawing/2014/chartex" xmlns:cx1="http://schemas.microsoft.com/office/drawing/2015/9/8/chartex" xmlns:cx2="http://schemas.microsoft.com/office/drawing/2015/10/21/chartex" xmlns:cx3="http://schemas.microsoft.com/office/drawing/2016/5/9/chartex" xmlns:cx4="http://schemas.microsoft.com/office/drawing/2016/5/10/chartex" xmlns:cx5="http://schemas.microsoft.com/office/drawing/2016/5/11/chartex" xmlns:cx6="http://schemas.microsoft.com/office/drawing/2016/5/12/chartex" xmlns:cx7="http://schemas.microsoft.com/office/drawing/2016/5/13/chartex" xmlns:cx8="http://schemas.microsoft.com/office/drawing/2016/5/14/chartex" xmlns:mc="http://schemas.openxmlformats.org/markup-compatibility/2006" xmlns:aink="http://schemas.microsoft.com/office/drawing/2016/ink" xmlns:am3d="http://schemas.microsoft.com/office/drawing/2017/model3d" xmlns:o="urn:schemas-microsoft-com:office:office" xmlns:r="http://schemas.openxmlformats.org/officeDocument/2006/relationships" xmlns:m="http://schemas.openxmlformats.org/officeDocument/2006/math" xmlns:v="urn:schemas-microsoft-com:vml" xmlns:wp14="http://schemas.microsoft.com/office/word/2010/wordprocessingDrawing" xmlns:wp="http://schemas.openxmlformats.org/drawingml/2006/wordprocessingDrawing" xmlns:w10="urn:schemas-microsoft-com:office:word" xmlns:w="http://schemas.openxmlformats.org/wordprocessingml/2006/main" xmlns:w14="http://schemas.microsoft.com/office/word/2010/wordml" xmlns:w15="http://schemas.microsoft.com/office/word/2012/wordml" xmlns:w16cex="http://schemas.microsoft.com/office/word/2018/wordml/cex" xmlns:w16cid="http://schemas.microsoft.com/office/word/2016/wordml/cid" xmlns:w16="http://schemas.microsoft.com/office/word/2018/wordml" xmlns:w16sdtdh="http://schemas.microsoft.com/office/word/2020/wordml/sdtdatahash" xmlns:w16se="http://schemas.microsoft.com/office/word/2015/wordml/symex" xmlns:wpg="http://schemas.microsoft.com/office/word/2010/wordprocessingGroup" xmlns:wpi="http://schemas.microsoft.com/office/word/2010/wordprocessingInk" xmlns:wne="http://schemas.microsoft.com/office/word/2006/wordml" xmlns:wps="http://schemas.microsoft.com/office/word/2010/wordprocessingShape" mc:Ignorable="w14 w15 w16se w16cid w16 w16cex w16sdtdh wp14">
   <w:p>
     <w:pPr>
-      <w:pStyle w:val="000008"/>
+      <w:pStyle w:val="a4"/>
       <w:rPr>
         <w:sz w:val="36"/>
         <w:szCs w:val="36"/>
@@ -2582,17 +2746,97 @@
         <w:sz w:val="36"/>
         <w:szCs w:val="36"/>
       </w:rPr>
-      <w:t>指 导 老 师 意 见</w:t>
+      <w:t>指</w:t>
+    </w:r>
+    <w:r>
+      <w:rPr>
+        <w:rFonts w:hint="eastAsia"/>
+        <w:sz w:val="36"/>
+        <w:szCs w:val="36"/>
+      </w:rPr>
+      <w:t xml:space="preserve"> </w:t>
+    </w:r>
+    <w:r>
+      <w:rPr>
+        <w:rFonts w:hint="eastAsia"/>
+        <w:sz w:val="36"/>
+        <w:szCs w:val="36"/>
+      </w:rPr>
+      <w:t>导</w:t>
+    </w:r>
+    <w:r>
+      <w:rPr>
+        <w:rFonts w:hint="eastAsia"/>
+        <w:sz w:val="36"/>
+        <w:szCs w:val="36"/>
+      </w:rPr>
+      <w:t xml:space="preserve"> </w:t>
+    </w:r>
+    <w:r>
+      <w:rPr>
+        <w:rFonts w:hint="eastAsia"/>
+        <w:sz w:val="36"/>
+        <w:szCs w:val="36"/>
+      </w:rPr>
+      <w:t>老</w:t>
+    </w:r>
+    <w:r>
+      <w:rPr>
+        <w:rFonts w:hint="eastAsia"/>
+        <w:sz w:val="36"/>
+        <w:szCs w:val="36"/>
+      </w:rPr>
+      <w:t xml:space="preserve"> </w:t>
+    </w:r>
+    <w:r>
+      <w:rPr>
+        <w:rFonts w:hint="eastAsia"/>
+        <w:sz w:val="36"/>
+        <w:szCs w:val="36"/>
+      </w:rPr>
+      <w:t>师</w:t>
+    </w:r>
+    <w:r>
+      <w:rPr>
+        <w:rFonts w:hint="eastAsia"/>
+        <w:sz w:val="36"/>
+        <w:szCs w:val="36"/>
+      </w:rPr>
+      <w:t xml:space="preserve"> </w:t>
+    </w:r>
+    <w:r>
+      <w:rPr>
+        <w:rFonts w:hint="eastAsia"/>
+        <w:sz w:val="36"/>
+        <w:szCs w:val="36"/>
+      </w:rPr>
+      <w:t>意</w:t>
+    </w:r>
+    <w:r>
+      <w:rPr>
+        <w:rFonts w:hint="eastAsia"/>
+        <w:sz w:val="36"/>
+        <w:szCs w:val="36"/>
+      </w:rPr>
+      <w:t xml:space="preserve"> </w:t>
+    </w:r>
+    <w:r>
+      <w:rPr>
+        <w:rFonts w:hint="eastAsia"/>
+        <w:sz w:val="36"/>
+        <w:szCs w:val="36"/>
+      </w:rPr>
+      <w:t>见</w:t>
     </w:r>
   </w:p>
 </w:hdr>
 </file>
 
 <file path=word/header6.xml><?xml version="1.0" encoding="utf-8"?>
-<w:hdr xmlns:w="http://schemas.openxmlformats.org/wordprocessingml/2006/main">
+<w:hdr xmlns:wpc="http://schemas.microsoft.com/office/word/2010/wordprocessingCanvas" xmlns:cx="http://schemas.microsoft.com/office/drawing/2014/chartex" xmlns:cx1="http://schemas.microsoft.com/office/drawing/2015/9/8/chartex" xmlns:cx2="http://schemas.microsoft.com/office/drawing/2015/10/21/chartex" xmlns:cx3="http://schemas.microsoft.com/office/drawing/2016/5/9/chartex" xmlns:cx4="http://schemas.microsoft.com/office/drawing/2016/5/10/chartex" xmlns:cx5="http://schemas.microsoft.com/office/drawing/2016/5/11/chartex" xmlns:cx6="http://schemas.microsoft.com/office/drawing/2016/5/12/chartex" xmlns:cx7="http://schemas.microsoft.com/office/drawing/2016/5/13/chartex" xmlns:cx8="http://schemas.microsoft.com/office/drawing/2016/5/14/chartex" xmlns:mc="http://schemas.openxmlformats.org/markup-compatibility/2006" xmlns:aink="http://schemas.microsoft.com/office/drawing/2016/ink" xmlns:am3d="http://schemas.microsoft.com/office/drawing/2017/model3d" xmlns:o="urn:schemas-microsoft-com:office:office" xmlns:r="http://schemas.openxmlformats.org/officeDocument/2006/relationships" xmlns:m="http://schemas.openxmlformats.org/officeDocument/2006/math" xmlns:v="urn:schemas-microsoft-com:vml" xmlns:wp14="http://schemas.microsoft.com/office/word/2010/wordprocessingDrawing" xmlns:wp="http://schemas.openxmlformats.org/drawingml/2006/wordprocessingDrawing" xmlns:w10="urn:schemas-microsoft-com:office:word" xmlns:w="http://schemas.openxmlformats.org/wordprocessingml/2006/main" xmlns:w14="http://schemas.microsoft.com/office/word/2010/wordml" xmlns:w15="http://schemas.microsoft.com/office/word/2012/wordml" xmlns:w16cex="http://schemas.microsoft.com/office/word/2018/wordml/cex" xmlns:w16cid="http://schemas.microsoft.com/office/word/2016/wordml/cid" xmlns:w16="http://schemas.microsoft.com/office/word/2018/wordml" xmlns:w16sdtdh="http://schemas.microsoft.com/office/word/2020/wordml/sdtdatahash" xmlns:w16se="http://schemas.microsoft.com/office/word/2015/wordml/symex" xmlns:wpg="http://schemas.microsoft.com/office/word/2010/wordprocessingGroup" xmlns:wpi="http://schemas.microsoft.com/office/word/2010/wordprocessingInk" xmlns:wne="http://schemas.microsoft.com/office/word/2006/wordml" xmlns:wps="http://schemas.microsoft.com/office/word/2010/wordprocessingShape" mc:Ignorable="w14 w15 w16se w16cid w16 w16cex w16sdtdh wp14">
   <w:p>
     <w:pPr>
-      <w:pStyle w:val="000008"/>
+      <w:pStyle w:val="a4"/>
       <w:rPr>
         <w:sz w:val="36"/>
         <w:szCs w:val="36"/>
@@ -2611,10 +2855,10 @@
 </file>
 
 <file path=word/header7.xml><?xml version="1.0" encoding="utf-8"?>
-<w:hdr xmlns:w="http://schemas.openxmlformats.org/wordprocessingml/2006/main">
+<w:hdr xmlns:wpc="http://schemas.microsoft.com/office/word/2010/wordprocessingCanvas" xmlns:cx="http://schemas.microsoft.com/office/drawing/2014/chartex" xmlns:cx1="http://schemas.microsoft.com/office/drawing/2015/9/8/chartex" xmlns:cx2="http://schemas.microsoft.com/office/drawing/2015/10/21/chartex" xmlns:cx3="http://schemas.microsoft.com/office/drawing/2016/5/9/chartex" xmlns:cx4="http://schemas.microsoft.com/office/drawing/2016/5/10/chartex" xmlns:cx5="http://schemas.microsoft.com/office/drawing/2016/5/11/chartex" xmlns:cx6="http://schemas.microsoft.com/office/drawing/2016/5/12/chartex" xmlns:cx7="http://schemas.microsoft.com/office/drawing/2016/5/13/chartex" xmlns:cx8="http://schemas.microsoft.com/office/drawing/2016/5/14/chartex" xmlns:mc="http://schemas.openxmlformats.org/markup-compatibility/2006" xmlns:aink="http://schemas.microsoft.com/office/drawing/2016/ink" xmlns:am3d="http://schemas.microsoft.com/office/drawing/2017/model3d" xmlns:o="urn:schemas-microsoft-com:office:office" xmlns:r="http://schemas.openxmlformats.org/officeDocument/2006/relationships" xmlns:m="http://schemas.openxmlformats.org/officeDocument/2006/math" xmlns:v="urn:schemas-microsoft-com:vml" xmlns:wp14="http://schemas.microsoft.com/office/word/2010/wordprocessingDrawing" xmlns:wp="http://schemas.openxmlformats.org/drawingml/2006/wordprocessingDrawing" xmlns:w10="urn:schemas-microsoft-com:office:word" xmlns:w="http://schemas.openxmlformats.org/wordprocessingml/2006/main" xmlns:w14="http://schemas.microsoft.com/office/word/2010/wordml" xmlns:w15="http://schemas.microsoft.com/office/word/2012/wordml" xmlns:w16cex="http://schemas.microsoft.com/office/word/2018/wordml/cex" xmlns:w16cid="http://schemas.microsoft.com/office/word/2016/wordml/cid" xmlns:w16="http://schemas.microsoft.com/office/word/2018/wordml" xmlns:w16sdtdh="http://schemas.microsoft.com/office/word/2020/wordml/sdtdatahash" xmlns:w16se="http://schemas.microsoft.com/office/word/2015/wordml/symex" xmlns:wpg="http://schemas.microsoft.com/office/word/2010/wordprocessingGroup" xmlns:wpi="http://schemas.microsoft.com/office/word/2010/wordprocessingInk" xmlns:wne="http://schemas.microsoft.com/office/word/2006/wordml" xmlns:wps="http://schemas.microsoft.com/office/word/2010/wordprocessingShape" mc:Ignorable="w14 w15 w16se w16cid w16 w16cex w16sdtdh wp14">
   <w:p>
     <w:pPr>
-      <w:pStyle w:val="000008"/>
+      <w:pStyle w:val="a4"/>
       <w:rPr>
         <w:sz w:val="36"/>
         <w:szCs w:val="36"/>
@@ -2626,17 +2870,97 @@
         <w:sz w:val="36"/>
         <w:szCs w:val="36"/>
       </w:rPr>
-      <w:t>指 导 老 师 意 见</w:t>
+      <w:t>指</w:t>
+    </w:r>
+    <w:r>
+      <w:rPr>
+        <w:rFonts w:hint="eastAsia"/>
+        <w:sz w:val="36"/>
+        <w:szCs w:val="36"/>
+      </w:rPr>
+      <w:t xml:space="preserve"> </w:t>
+    </w:r>
+    <w:r>
+      <w:rPr>
+        <w:rFonts w:hint="eastAsia"/>
+        <w:sz w:val="36"/>
+        <w:szCs w:val="36"/>
+      </w:rPr>
+      <w:t>导</w:t>
+    </w:r>
+    <w:r>
+      <w:rPr>
+        <w:rFonts w:hint="eastAsia"/>
+        <w:sz w:val="36"/>
+        <w:szCs w:val="36"/>
+      </w:rPr>
+      <w:t xml:space="preserve"> </w:t>
+    </w:r>
+    <w:r>
+      <w:rPr>
+        <w:rFonts w:hint="eastAsia"/>
+        <w:sz w:val="36"/>
+        <w:szCs w:val="36"/>
+      </w:rPr>
+      <w:t>老</w:t>
+    </w:r>
+    <w:r>
+      <w:rPr>
+        <w:rFonts w:hint="eastAsia"/>
+        <w:sz w:val="36"/>
+        <w:szCs w:val="36"/>
+      </w:rPr>
+      <w:t xml:space="preserve"> </w:t>
+    </w:r>
+    <w:r>
+      <w:rPr>
+        <w:rFonts w:hint="eastAsia"/>
+        <w:sz w:val="36"/>
+        <w:szCs w:val="36"/>
+      </w:rPr>
+      <w:t>师</w:t>
+    </w:r>
+    <w:r>
+      <w:rPr>
+        <w:rFonts w:hint="eastAsia"/>
+        <w:sz w:val="36"/>
+        <w:szCs w:val="36"/>
+      </w:rPr>
+      <w:t xml:space="preserve"> </w:t>
+    </w:r>
+    <w:r>
+      <w:rPr>
+        <w:rFonts w:hint="eastAsia"/>
+        <w:sz w:val="36"/>
+        <w:szCs w:val="36"/>
+      </w:rPr>
+      <w:t>意</w:t>
+    </w:r>
+    <w:r>
+      <w:rPr>
+        <w:rFonts w:hint="eastAsia"/>
+        <w:sz w:val="36"/>
+        <w:szCs w:val="36"/>
+      </w:rPr>
+      <w:t xml:space="preserve"> </w:t>
+    </w:r>
+    <w:r>
+      <w:rPr>
+        <w:rFonts w:hint="eastAsia"/>
+        <w:sz w:val="36"/>
+        <w:szCs w:val="36"/>
+      </w:rPr>
+      <w:t>见</w:t>
     </w:r>
   </w:p>
 </w:hdr>
 </file>
 
 <file path=word/header8.xml><?xml version="1.0" encoding="utf-8"?>
-<w:hdr xmlns:w="http://schemas.openxmlformats.org/wordprocessingml/2006/main">
+<w:hdr xmlns:wpc="http://schemas.microsoft.com/office/word/2010/wordprocessingCanvas" xmlns:cx="http://schemas.microsoft.com/office/drawing/2014/chartex" xmlns:cx1="http://schemas.microsoft.com/office/drawing/2015/9/8/chartex" xmlns:cx2="http://schemas.microsoft.com/office/drawing/2015/10/21/chartex" xmlns:cx3="http://schemas.microsoft.com/office/drawing/2016/5/9/chartex" xmlns:cx4="http://schemas.microsoft.com/office/drawing/2016/5/10/chartex" xmlns:cx5="http://schemas.microsoft.com/office/drawing/2016/5/11/chartex" xmlns:cx6="http://schemas.microsoft.com/office/drawing/2016/5/12/chartex" xmlns:cx7="http://schemas.microsoft.com/office/drawing/2016/5/13/chartex" xmlns:cx8="http://schemas.microsoft.com/office/drawing/2016/5/14/chartex" xmlns:mc="http://schemas.openxmlformats.org/markup-compatibility/2006" xmlns:aink="http://schemas.microsoft.com/office/drawing/2016/ink" xmlns:am3d="http://schemas.microsoft.com/office/drawing/2017/model3d" xmlns:o="urn:schemas-microsoft-com:office:office" xmlns:r="http://schemas.openxmlformats.org/officeDocument/2006/relationships" xmlns:m="http://schemas.openxmlformats.org/officeDocument/2006/math" xmlns:v="urn:schemas-microsoft-com:vml" xmlns:wp14="http://schemas.microsoft.com/office/word/2010/wordprocessingDrawing" xmlns:wp="http://schemas.openxmlformats.org/drawingml/2006/wordprocessingDrawing" xmlns:w10="urn:schemas-microsoft-com:office:word" xmlns:w="http://schemas.openxmlformats.org/wordprocessingml/2006/main" xmlns:w14="http://schemas.microsoft.com/office/word/2010/wordml" xmlns:w15="http://schemas.microsoft.com/office/word/2012/wordml" xmlns:w16cex="http://schemas.microsoft.com/office/word/2018/wordml/cex" xmlns:w16cid="http://schemas.microsoft.com/office/word/2016/wordml/cid" xmlns:w16="http://schemas.microsoft.com/office/word/2018/wordml" xmlns:w16sdtdh="http://schemas.microsoft.com/office/word/2020/wordml/sdtdatahash" xmlns:w16se="http://schemas.microsoft.com/office/word/2015/wordml/symex" xmlns:wpg="http://schemas.microsoft.com/office/word/2010/wordprocessingGroup" xmlns:wpi="http://schemas.microsoft.com/office/word/2010/wordprocessingInk" xmlns:wne="http://schemas.microsoft.com/office/word/2006/wordml" xmlns:wps="http://schemas.microsoft.com/office/word/2010/wordprocessingShape" mc:Ignorable="w14 w15 w16se w16cid w16 w16cex w16sdtdh wp14">
   <w:p>
     <w:pPr>
-      <w:pStyle w:val="000008"/>
+      <w:pStyle w:val="a4"/>
       <w:rPr>
         <w:sz w:val="36"/>
         <w:szCs w:val="36"/>
@@ -2655,10 +2979,10 @@
 </file>
 
 <file path=word/header9.xml><?xml version="1.0" encoding="utf-8"?>
-<w:hdr xmlns:w="http://schemas.openxmlformats.org/wordprocessingml/2006/main">
+<w:hdr xmlns:wpc="http://schemas.microsoft.com/office/word/2010/wordprocessingCanvas" xmlns:cx="http://schemas.microsoft.com/office/drawing/2014/chartex" xmlns:cx1="http://schemas.microsoft.com/office/drawing/2015/9/8/chartex" xmlns:cx2="http://schemas.microsoft.com/office/drawing/2015/10/21/chartex" xmlns:cx3="http://schemas.microsoft.com/office/drawing/2016/5/9/chartex" xmlns:cx4="http://schemas.microsoft.com/office/drawing/2016/5/10/chartex" xmlns:cx5="http://schemas.microsoft.com/office/drawing/2016/5/11/chartex" xmlns:cx6="http://schemas.microsoft.com/office/drawing/2016/5/12/chartex" xmlns:cx7="http://schemas.microsoft.com/office/drawing/2016/5/13/chartex" xmlns:cx8="http://schemas.microsoft.com/office/drawing/2016/5/14/chartex" xmlns:mc="http://schemas.openxmlformats.org/markup-compatibility/2006" xmlns:aink="http://schemas.microsoft.com/office/drawing/2016/ink" xmlns:am3d="http://schemas.microsoft.com/office/drawing/2017/model3d" xmlns:o="urn:schemas-microsoft-com:office:office" xmlns:r="http://schemas.openxmlformats.org/officeDocument/2006/relationships" xmlns:m="http://schemas.openxmlformats.org/officeDocument/2006/math" xmlns:v="urn:schemas-microsoft-com:vml" xmlns:wp14="http://schemas.microsoft.com/office/word/2010/wordprocessingDrawing" xmlns:wp="http://schemas.openxmlformats.org/drawingml/2006/wordprocessingDrawing" xmlns:w10="urn:schemas-microsoft-com:office:word" xmlns:w="http://schemas.openxmlformats.org/wordprocessingml/2006/main" xmlns:w14="http://schemas.microsoft.com/office/word/2010/wordml" xmlns:w15="http://schemas.microsoft.com/office/word/2012/wordml" xmlns:w16cex="http://schemas.microsoft.com/office/word/2018/wordml/cex" xmlns:w16cid="http://schemas.microsoft.com/office/word/2016/wordml/cid" xmlns:w16="http://schemas.microsoft.com/office/word/2018/wordml" xmlns:w16sdtdh="http://schemas.microsoft.com/office/word/2020/wordml/sdtdatahash" xmlns:w16se="http://schemas.microsoft.com/office/word/2015/wordml/symex" xmlns:wpg="http://schemas.microsoft.com/office/word/2010/wordprocessingGroup" xmlns:wpi="http://schemas.microsoft.com/office/word/2010/wordprocessingInk" xmlns:wne="http://schemas.microsoft.com/office/word/2006/wordml" xmlns:wps="http://schemas.microsoft.com/office/word/2010/wordprocessingShape" mc:Ignorable="w14 w15 w16se w16cid w16 w16cex w16sdtdh wp14">
   <w:p>
     <w:pPr>
-      <w:pStyle w:val="000008"/>
+      <w:pStyle w:val="a4"/>
       <w:rPr>
         <w:sz w:val="36"/>
         <w:szCs w:val="36"/>
@@ -2677,8 +3001,8 @@
 </file>
 
 <file path=word/numbering.xml><?xml version="1.0" encoding="utf-8"?>
-<w:numbering xmlns:w="http://schemas.openxmlformats.org/wordprocessingml/2006/main">
-  <w:abstractNum w:abstractNumId="0">
+<w:numbering xmlns:wpc="http://schemas.microsoft.com/office/word/2010/wordprocessingCanvas" xmlns:cx="http://schemas.microsoft.com/office/drawing/2014/chartex" xmlns:cx1="http://schemas.microsoft.com/office/drawing/2015/9/8/chartex" xmlns:cx2="http://schemas.microsoft.com/office/drawing/2015/10/21/chartex" xmlns:cx3="http://schemas.microsoft.com/office/drawing/2016/5/9/chartex" xmlns:cx4="http://schemas.microsoft.com/office/drawing/2016/5/10/chartex" xmlns:cx5="http://schemas.microsoft.com/office/drawing/2016/5/11/chartex" xmlns:cx6="http://schemas.microsoft.com/office/drawing/2016/5/12/chartex" xmlns:cx7="http://schemas.microsoft.com/office/drawing/2016/5/13/chartex" xmlns:cx8="http://schemas.microsoft.com/office/drawing/2016/5/14/chartex" xmlns:mc="http://schemas.openxmlformats.org/markup-compatibility/2006" xmlns:aink="http://schemas.microsoft.com/office/drawing/2016/ink" xmlns:am3d="http://schemas.microsoft.com/office/drawing/2017/model3d" xmlns:o="urn:schemas-microsoft-com:office:office" xmlns:r="http://schemas.openxmlformats.org/officeDocument/2006/relationships" xmlns:m="http://schemas.openxmlformats.org/officeDocument/2006/math" xmlns:v="urn:schemas-microsoft-com:vml" xmlns:wp14="http://schemas.microsoft.com/office/word/2010/wordprocessingDrawing" xmlns:wp="http://schemas.openxmlformats.org/drawingml/2006/wordprocessingDrawing" xmlns:w10="urn:schemas-microsoft-com:office:word" xmlns:w="http://schemas.openxmlformats.org/wordprocessingml/2006/main" xmlns:w14="http://schemas.microsoft.com/office/word/2010/wordml" xmlns:w15="http://schemas.microsoft.com/office/word/2012/wordml" xmlns:w16cex="http://schemas.microsoft.com/office/word/2018/wordml/cex" xmlns:w16cid="http://schemas.microsoft.com/office/word/2016/wordml/cid" xmlns:w16="http://schemas.microsoft.com/office/word/2018/wordml" xmlns:w16sdtdh="http://schemas.microsoft.com/office/word/2020/wordml/sdtdatahash" xmlns:w16se="http://schemas.microsoft.com/office/word/2015/wordml/symex" xmlns:wpg="http://schemas.microsoft.com/office/word/2010/wordprocessingGroup" xmlns:wpi="http://schemas.microsoft.com/office/word/2010/wordprocessingInk" xmlns:wne="http://schemas.microsoft.com/office/word/2006/wordml" xmlns:wps="http://schemas.microsoft.com/office/word/2010/wordprocessingShape" mc:Ignorable="w14 w15 w16se w16cid w16 w16cex w16sdtdh wp14">
+  <w:abstractNum w:abstractNumId="0" w15:restartNumberingAfterBreak="0">
     <w:nsid w:val="9A445456"/>
     <w:multiLevelType w:val="singleLevel"/>
     <w:tmpl w:val="9A445456"/>
@@ -2688,9 +3012,6 @@
       <w:suff w:val="nothing"/>
       <w:lvlText w:val="（%1）"/>
       <w:lvlJc w:val="left"/>
-      <w:pPr>
-        <w:pStyle w:val="000001"/>
-      </w:pPr>
     </w:lvl>
   </w:abstractNum>
   <w:num w:numId="1">
@@ -2700,332 +3021,329 @@
 </file>
 
 <file path=word/styles.xml><?xml version="1.0" encoding="utf-8"?>
-<w:styles xmlns:w="http://schemas.openxmlformats.org/wordprocessingml/2006/main">
+<w:styles xmlns:mc="http://schemas.openxmlformats.org/markup-compatibility/2006" xmlns:r="http://schemas.openxmlformats.org/officeDocument/2006/relationships" xmlns:w="http://schemas.openxmlformats.org/wordprocessingml/2006/main" xmlns:w14="http://schemas.microsoft.com/office/word/2010/wordml" xmlns:w15="http://schemas.microsoft.com/office/word/2012/wordml" xmlns:w16cex="http://schemas.microsoft.com/office/word/2018/wordml/cex" xmlns:w16cid="http://schemas.microsoft.com/office/word/2016/wordml/cid" xmlns:w16="http://schemas.microsoft.com/office/word/2018/wordml" xmlns:w16sdtdh="http://schemas.microsoft.com/office/word/2020/wordml/sdtdatahash" xmlns:w16se="http://schemas.microsoft.com/office/word/2015/wordml/symex" mc:Ignorable="w14 w15 w16se w16cid w16 w16cex w16sdtdh">
   <w:docDefaults>
     <w:rPrDefault>
       <w:rPr>
-        <w:rFonts w:ascii="Times New Roman" w:hAnsi="Times New Roman" w:eastAsia="宋体" w:cs="Times New Roman"/>
-        <w:lang w:val="en-US"/>
+        <w:rFonts w:ascii="Times New Roman" w:eastAsia="宋体" w:hAnsi="Times New Roman" w:cs="Times New Roman"/>
+        <w:lang w:val="en-US" w:eastAsia="zh-CN" w:bidi="ar-SA"/>
       </w:rPr>
     </w:rPrDefault>
     <w:pPrDefault/>
   </w:docDefaults>
   <w:latentStyles w:defLockedState="0" w:defUIPriority="0" w:defSemiHidden="0" w:defUnhideWhenUsed="0" w:defQFormat="0" w:count="376">
+    <w:lsdException w:name="Normal" w:qFormat="1"/>
+    <w:lsdException w:name="heading 1" w:qFormat="1"/>
+    <w:lsdException w:name="heading 2" w:qFormat="1"/>
+    <w:lsdException w:name="heading 3" w:qFormat="1"/>
+    <w:lsdException w:name="heading 4" w:qFormat="1"/>
+    <w:lsdException w:name="heading 5" w:qFormat="1"/>
+    <w:lsdException w:name="heading 6" w:qFormat="1"/>
+    <w:lsdException w:name="heading 7" w:unhideWhenUsed="1" w:qFormat="1"/>
+    <w:lsdException w:name="heading 8" w:unhideWhenUsed="1" w:qFormat="1"/>
+    <w:lsdException w:name="heading 9" w:unhideWhenUsed="1" w:qFormat="1"/>
+    <w:lsdException w:name="toc 1" w:uiPriority="99"/>
+    <w:lsdException w:name="toc 2" w:uiPriority="99"/>
+    <w:lsdException w:name="toc 3" w:uiPriority="99"/>
+    <w:lsdException w:name="toc 4" w:uiPriority="99"/>
+    <w:lsdException w:name="toc 5" w:uiPriority="99"/>
+    <w:lsdException w:name="toc 6" w:uiPriority="99"/>
+    <w:lsdException w:name="toc 7" w:uiPriority="99"/>
+    <w:lsdException w:name="toc 8" w:uiPriority="99"/>
+    <w:lsdException w:name="toc 9" w:uiPriority="99"/>
+    <w:lsdException w:name="footnote text" w:semiHidden="1" w:uiPriority="99" w:unhideWhenUsed="1"/>
+    <w:lsdException w:name="caption" w:semiHidden="1" w:unhideWhenUsed="1" w:qFormat="1"/>
+    <w:lsdException w:name="footnote reference" w:semiHidden="1" w:uiPriority="99" w:unhideWhenUsed="1"/>
+    <w:lsdException w:name="Title" w:qFormat="1"/>
+    <w:lsdException w:name="Default Paragraph Font" w:semiHidden="1" w:uiPriority="1" w:unhideWhenUsed="1"/>
+    <w:lsdException w:name="Subtitle" w:qFormat="1"/>
+    <w:lsdException w:name="Strong" w:qFormat="1"/>
+    <w:lsdException w:name="Emphasis" w:qFormat="1"/>
+    <w:lsdException w:name="HTML Top of Form" w:semiHidden="1" w:uiPriority="99" w:unhideWhenUsed="1"/>
+    <w:lsdException w:name="HTML Bottom of Form" w:semiHidden="1" w:uiPriority="99" w:unhideWhenUsed="1"/>
+    <w:lsdException w:name="HTML Acronym" w:uiPriority="99"/>
+    <w:lsdException w:name="HTML Address" w:uiPriority="99"/>
+    <w:lsdException w:name="HTML Cite" w:uiPriority="99"/>
+    <w:lsdException w:name="HTML Code" w:uiPriority="99"/>
+    <w:lsdException w:name="HTML Definition" w:uiPriority="99"/>
+    <w:lsdException w:name="HTML Keyboard" w:uiPriority="99"/>
+    <w:lsdException w:name="HTML Preformatted" w:uiPriority="99"/>
+    <w:lsdException w:name="HTML Sample" w:uiPriority="99"/>
+    <w:lsdException w:name="HTML Typewriter" w:uiPriority="99"/>
+    <w:lsdException w:name="HTML Variable" w:uiPriority="99"/>
+    <w:lsdException w:name="Normal Table" w:semiHidden="1" w:uiPriority="99" w:unhideWhenUsed="1"/>
+    <w:lsdException w:name="No List" w:semiHidden="1" w:uiPriority="99" w:unhideWhenUsed="1"/>
+    <w:lsdException w:name="Outline List 1" w:semiHidden="1" w:uiPriority="99" w:unhideWhenUsed="1"/>
+    <w:lsdException w:name="Outline List 2" w:semiHidden="1" w:uiPriority="99" w:unhideWhenUsed="1"/>
+    <w:lsdException w:name="Outline List 3" w:semiHidden="1" w:uiPriority="99" w:unhideWhenUsed="1"/>
+    <w:lsdException w:name="Table Simple 1" w:semiHidden="1" w:unhideWhenUsed="1"/>
+    <w:lsdException w:name="Table Simple 2" w:semiHidden="1" w:unhideWhenUsed="1"/>
+    <w:lsdException w:name="Table Simple 3" w:semiHidden="1" w:unhideWhenUsed="1"/>
+    <w:lsdException w:name="Table Classic 1" w:semiHidden="1" w:unhideWhenUsed="1"/>
+    <w:lsdException w:name="Table Classic 2" w:semiHidden="1" w:unhideWhenUsed="1"/>
+    <w:lsdException w:name="Table Classic 3" w:semiHidden="1" w:unhideWhenUsed="1"/>
     <w:lsdException w:name="Table Classic 4" w:semiHidden="1" w:unhideWhenUsed="1"/>
-    <w:lsdException w:name="Grid Table 5 Dark" w:uiPriority="50"/>
-    <w:lsdException w:name="Grid Table 1 Light Accent 3" w:uiPriority="46"/>
-    <w:lsdException w:name="toc 1" w:uiPriority="99"/>
-    <w:lsdException w:name="List Paragraph" w:uiPriority="99"/>
+    <w:lsdException w:name="Table Colorful 1" w:semiHidden="1" w:unhideWhenUsed="1"/>
+    <w:lsdException w:name="Table Colorful 2" w:semiHidden="1" w:unhideWhenUsed="1"/>
+    <w:lsdException w:name="Table Colorful 3" w:semiHidden="1" w:unhideWhenUsed="1"/>
+    <w:lsdException w:name="Table Columns 1" w:semiHidden="1" w:unhideWhenUsed="1"/>
+    <w:lsdException w:name="Table Columns 2" w:semiHidden="1" w:unhideWhenUsed="1"/>
+    <w:lsdException w:name="Table Columns 3" w:semiHidden="1" w:unhideWhenUsed="1"/>
+    <w:lsdException w:name="Table Columns 4" w:semiHidden="1" w:unhideWhenUsed="1"/>
+    <w:lsdException w:name="Table Columns 5" w:semiHidden="1" w:unhideWhenUsed="1"/>
+    <w:lsdException w:name="Table Grid 1" w:semiHidden="1" w:unhideWhenUsed="1"/>
+    <w:lsdException w:name="Table Grid 2" w:semiHidden="1" w:unhideWhenUsed="1"/>
+    <w:lsdException w:name="Table Grid 3" w:semiHidden="1" w:unhideWhenUsed="1"/>
+    <w:lsdException w:name="Table Grid 4" w:semiHidden="1" w:unhideWhenUsed="1"/>
+    <w:lsdException w:name="Table Grid 5" w:semiHidden="1" w:unhideWhenUsed="1"/>
+    <w:lsdException w:name="Table Grid 6" w:semiHidden="1" w:unhideWhenUsed="1"/>
+    <w:lsdException w:name="Table Grid 7" w:semiHidden="1" w:unhideWhenUsed="1"/>
     <w:lsdException w:name="Table Grid 8" w:semiHidden="1" w:unhideWhenUsed="1"/>
-    <w:lsdException w:name="heading 5" w:qFormat="1"/>
-    <w:lsdException w:name="List Table 5 Dark Accent 6" w:uiPriority="50"/>
-    <w:lsdException w:name="Grid Table 2 Accent 1" w:uiPriority="47"/>
-    <w:lsdException w:name="Grid Table 4 Accent 3" w:uiPriority="49"/>
-    <w:lsdException w:name="Colorful Shading Accent 6" w:uiPriority="71"/>
-    <w:lsdException w:name="Medium Grid 2 Accent 6" w:uiPriority="68"/>
-    <w:lsdException w:name="Medium Grid 2 Accent 1" w:uiPriority="68"/>
-    <w:lsdException w:name="Medium Shading 2 Accent 6" w:uiPriority="64"/>
-    <w:lsdException w:name="Medium Shading 1 Accent 3" w:uiPriority="63"/>
-    <w:lsdException w:name="Colorful List Accent 5" w:uiPriority="72"/>
-    <w:lsdException w:name="List Table 5 Dark Accent 4" w:uiPriority="50"/>
-    <w:lsdException w:name="Table Columns 5" w:semiHidden="1" w:unhideWhenUsed="1"/>
-    <w:lsdException w:name="List Table 7 Colorful Accent 1" w:uiPriority="52"/>
-    <w:lsdException w:name="List Table 2 Accent 3" w:uiPriority="47"/>
+    <w:lsdException w:name="Table List 1" w:semiHidden="1" w:unhideWhenUsed="1"/>
+    <w:lsdException w:name="Table List 2" w:semiHidden="1" w:unhideWhenUsed="1"/>
+    <w:lsdException w:name="Table List 3" w:semiHidden="1" w:unhideWhenUsed="1"/>
+    <w:lsdException w:name="Table List 4" w:semiHidden="1" w:unhideWhenUsed="1"/>
+    <w:lsdException w:name="Table List 5" w:semiHidden="1" w:unhideWhenUsed="1"/>
+    <w:lsdException w:name="Table List 6" w:semiHidden="1" w:unhideWhenUsed="1"/>
     <w:lsdException w:name="Table List 7" w:semiHidden="1" w:unhideWhenUsed="1"/>
-    <w:lsdException w:name="List Table 6 Colorful Accent 1" w:uiPriority="51"/>
-    <w:lsdException w:name="Table List 3" w:semiHidden="1" w:unhideWhenUsed="1"/>
-    <w:lsdException w:name="List Table 6 Colorful Accent 5" w:uiPriority="51"/>
-    <w:lsdException w:name="HTML Preformatted" w:uiPriority="99"/>
-    <w:lsdException w:name="Grid Table 3 Accent 3" w:uiPriority="48"/>
-    <w:lsdException w:name="Dark List Accent 5" w:uiPriority="70"/>
-    <w:lsdException w:name="List Table 5 Dark" w:uiPriority="50"/>
-    <w:lsdException w:name="Grid Table 5 Dark Accent 2" w:uiPriority="50"/>
-    <w:lsdException w:name="List Table 2 Accent 4" w:uiPriority="47"/>
-    <w:lsdException w:name="Grid Table 3 Accent 6" w:uiPriority="48"/>
-    <w:lsdException w:name="Medium Grid 3 Accent 2" w:uiPriority="69"/>
+    <w:lsdException w:name="Table List 8" w:semiHidden="1" w:unhideWhenUsed="1"/>
+    <w:lsdException w:name="Table 3D effects 1" w:semiHidden="1" w:unhideWhenUsed="1"/>
+    <w:lsdException w:name="Table 3D effects 2" w:semiHidden="1" w:unhideWhenUsed="1"/>
+    <w:lsdException w:name="Table 3D effects 3" w:semiHidden="1" w:unhideWhenUsed="1"/>
+    <w:lsdException w:name="Table Contemporary" w:semiHidden="1" w:unhideWhenUsed="1"/>
+    <w:lsdException w:name="Table Elegant" w:semiHidden="1" w:unhideWhenUsed="1"/>
+    <w:lsdException w:name="Table Professional" w:semiHidden="1" w:unhideWhenUsed="1"/>
+    <w:lsdException w:name="Table Subtle 1" w:semiHidden="1" w:unhideWhenUsed="1"/>
+    <w:lsdException w:name="Table Subtle 2" w:semiHidden="1" w:unhideWhenUsed="1"/>
+    <w:lsdException w:name="Table Web 1" w:semiHidden="1" w:unhideWhenUsed="1"/>
+    <w:lsdException w:name="Table Web 2" w:semiHidden="1" w:unhideWhenUsed="1"/>
+    <w:lsdException w:name="Table Web 3" w:semiHidden="1" w:unhideWhenUsed="1"/>
+    <w:lsdException w:name="Table Grid" w:qFormat="1"/>
+    <w:lsdException w:name="Table Theme" w:semiHidden="1" w:unhideWhenUsed="1"/>
+    <w:lsdException w:name="Placeholder Text" w:semiHidden="1" w:uiPriority="99"/>
+    <w:lsdException w:name="No Spacing" w:uiPriority="99"/>
     <w:lsdException w:name="Light Shading" w:uiPriority="60"/>
     <w:lsdException w:name="Light List" w:uiPriority="61"/>
-    <w:lsdException w:name="Default Paragraph Font" w:uiPriority="1" w:semiHidden="1" w:unhideWhenUsed="1"/>
-    <w:lsdException w:name="Table Classic 3" w:semiHidden="1" w:unhideWhenUsed="1"/>
-    <w:lsdException w:name="Grid Table 6 Colorful Accent 5" w:uiPriority="51"/>
-    <w:lsdException w:name="List Table 4 Accent 4" w:uiPriority="49"/>
+    <w:lsdException w:name="Light Grid" w:uiPriority="62"/>
+    <w:lsdException w:name="Medium Shading 1" w:uiPriority="63"/>
+    <w:lsdException w:name="Medium Shading 2" w:uiPriority="64"/>
+    <w:lsdException w:name="Medium List 1" w:uiPriority="65"/>
+    <w:lsdException w:name="Medium List 2" w:uiPriority="66"/>
+    <w:lsdException w:name="Medium Grid 1" w:uiPriority="67"/>
+    <w:lsdException w:name="Medium Grid 2" w:uiPriority="68"/>
+    <w:lsdException w:name="Medium Grid 3" w:uiPriority="69"/>
+    <w:lsdException w:name="Dark List" w:uiPriority="70"/>
+    <w:lsdException w:name="Colorful Shading" w:uiPriority="71"/>
+    <w:lsdException w:name="Colorful List" w:uiPriority="72"/>
+    <w:lsdException w:name="Colorful Grid" w:uiPriority="73"/>
+    <w:lsdException w:name="Light Shading Accent 1" w:uiPriority="60"/>
+    <w:lsdException w:name="Light List Accent 1" w:uiPriority="61"/>
+    <w:lsdException w:name="Light Grid Accent 1" w:uiPriority="62"/>
+    <w:lsdException w:name="Medium Shading 1 Accent 1" w:uiPriority="63"/>
+    <w:lsdException w:name="Medium Shading 2 Accent 1" w:uiPriority="64"/>
+    <w:lsdException w:name="Medium List 1 Accent 1" w:uiPriority="65"/>
+    <w:lsdException w:name="Revision" w:semiHidden="1" w:uiPriority="99"/>
+    <w:lsdException w:name="List Paragraph" w:uiPriority="99"/>
+    <w:lsdException w:name="Quote" w:uiPriority="99"/>
+    <w:lsdException w:name="Intense Quote" w:uiPriority="99"/>
+    <w:lsdException w:name="Medium List 2 Accent 1" w:uiPriority="66"/>
+    <w:lsdException w:name="Medium Grid 1 Accent 1" w:uiPriority="67"/>
+    <w:lsdException w:name="Medium Grid 2 Accent 1" w:uiPriority="68"/>
+    <w:lsdException w:name="Medium Grid 3 Accent 1" w:uiPriority="69"/>
+    <w:lsdException w:name="Dark List Accent 1" w:uiPriority="70"/>
+    <w:lsdException w:name="Colorful Shading Accent 1" w:uiPriority="71"/>
+    <w:lsdException w:name="Colorful List Accent 1" w:uiPriority="72"/>
+    <w:lsdException w:name="Colorful Grid Accent 1" w:uiPriority="73"/>
+    <w:lsdException w:name="Light Shading Accent 2" w:uiPriority="60"/>
+    <w:lsdException w:name="Light List Accent 2" w:uiPriority="61"/>
+    <w:lsdException w:name="Light Grid Accent 2" w:uiPriority="62"/>
+    <w:lsdException w:name="Medium Shading 1 Accent 2" w:uiPriority="63"/>
+    <w:lsdException w:name="Medium Shading 2 Accent 2" w:uiPriority="64"/>
+    <w:lsdException w:name="Medium List 1 Accent 2" w:uiPriority="65"/>
+    <w:lsdException w:name="Medium List 2 Accent 2" w:uiPriority="66"/>
+    <w:lsdException w:name="Medium Grid 1 Accent 2" w:uiPriority="67"/>
+    <w:lsdException w:name="Medium Grid 2 Accent 2" w:uiPriority="68"/>
+    <w:lsdException w:name="Medium Grid 3 Accent 2" w:uiPriority="69"/>
+    <w:lsdException w:name="Dark List Accent 2" w:uiPriority="70"/>
+    <w:lsdException w:name="Colorful Shading Accent 2" w:uiPriority="71"/>
+    <w:lsdException w:name="Colorful List Accent 2" w:uiPriority="72"/>
+    <w:lsdException w:name="Colorful Grid Accent 2" w:uiPriority="73"/>
+    <w:lsdException w:name="Light Shading Accent 3" w:uiPriority="60"/>
+    <w:lsdException w:name="Light List Accent 3" w:uiPriority="61"/>
+    <w:lsdException w:name="Light Grid Accent 3" w:uiPriority="62"/>
+    <w:lsdException w:name="Medium Shading 1 Accent 3" w:uiPriority="63"/>
+    <w:lsdException w:name="Medium Shading 2 Accent 3" w:uiPriority="64"/>
+    <w:lsdException w:name="Medium List 1 Accent 3" w:uiPriority="65"/>
+    <w:lsdException w:name="Medium List 2 Accent 3" w:uiPriority="66"/>
+    <w:lsdException w:name="Medium Grid 1 Accent 3" w:uiPriority="67"/>
+    <w:lsdException w:name="Medium Grid 2 Accent 3" w:uiPriority="68"/>
     <w:lsdException w:name="Medium Grid 3 Accent 3" w:uiPriority="69"/>
-    <w:lsdException w:name="Light Grid Accent 6" w:uiPriority="62"/>
-    <w:lsdException w:name="Medium Shading 2 Accent 3" w:uiPriority="64"/>
-    <w:lsdException w:name="HTML Address" w:uiPriority="99"/>
-    <w:lsdException w:name="List Table 2" w:uiPriority="47"/>
+    <w:lsdException w:name="Dark List Accent 3" w:uiPriority="70"/>
     <w:lsdException w:name="Colorful Shading Accent 3" w:uiPriority="71"/>
-    <w:lsdException w:name="Table List 1" w:semiHidden="1" w:unhideWhenUsed="1"/>
-    <w:lsdException w:name="Mention" w:uiPriority="99" w:semiHidden="1" w:unhideWhenUsed="1"/>
+    <w:lsdException w:name="Colorful List Accent 3" w:uiPriority="72"/>
+    <w:lsdException w:name="Colorful Grid Accent 3" w:uiPriority="73"/>
+    <w:lsdException w:name="Light Shading Accent 4" w:uiPriority="60"/>
+    <w:lsdException w:name="Light List Accent 4" w:uiPriority="61"/>
+    <w:lsdException w:name="Light Grid Accent 4" w:uiPriority="62"/>
+    <w:lsdException w:name="Medium Shading 1 Accent 4" w:uiPriority="63"/>
+    <w:lsdException w:name="Medium Shading 2 Accent 4" w:uiPriority="64"/>
+    <w:lsdException w:name="Medium List 1 Accent 4" w:uiPriority="65"/>
+    <w:lsdException w:name="Medium List 2 Accent 4" w:uiPriority="66"/>
     <w:lsdException w:name="Medium Grid 1 Accent 4" w:uiPriority="67"/>
-    <w:lsdException w:name="heading 4" w:qFormat="1"/>
+    <w:lsdException w:name="Medium Grid 2 Accent 4" w:uiPriority="68"/>
+    <w:lsdException w:name="Medium Grid 3 Accent 4" w:uiPriority="69"/>
+    <w:lsdException w:name="Dark List Accent 4" w:uiPriority="70"/>
+    <w:lsdException w:name="Colorful Shading Accent 4" w:uiPriority="71"/>
+    <w:lsdException w:name="Colorful List Accent 4" w:uiPriority="72"/>
+    <w:lsdException w:name="Colorful Grid Accent 4" w:uiPriority="73"/>
+    <w:lsdException w:name="Light Shading Accent 5" w:uiPriority="60"/>
+    <w:lsdException w:name="Light List Accent 5" w:uiPriority="61"/>
+    <w:lsdException w:name="Light Grid Accent 5" w:uiPriority="62"/>
+    <w:lsdException w:name="Medium Shading 1 Accent 5" w:uiPriority="63"/>
+    <w:lsdException w:name="Medium Shading 2 Accent 5" w:uiPriority="64"/>
+    <w:lsdException w:name="Medium List 1 Accent 5" w:uiPriority="65"/>
     <w:lsdException w:name="Medium List 2 Accent 5" w:uiPriority="66"/>
-    <w:lsdException w:name="HTML Sample" w:uiPriority="99"/>
-    <w:lsdException w:name="Table Theme" w:semiHidden="1" w:unhideWhenUsed="1"/>
-    <w:lsdException w:name="HTML Typewriter" w:uiPriority="99"/>
-    <w:lsdException w:name="Table Grid" w:qFormat="1"/>
-    <w:lsdException w:name="Grid Table 3" w:uiPriority="48"/>
-    <w:lsdException w:name="Medium Shading 1 Accent 6" w:uiPriority="63"/>
-    <w:lsdException w:name="Grid Table 6 Colorful" w:uiPriority="51"/>
-    <w:lsdException w:name="Grid Table 4 Accent 4" w:uiPriority="49"/>
-    <w:lsdException w:name="Plain Table 4" w:uiPriority="44"/>
-    <w:lsdException w:name="List Table 7 Colorful Accent 4" w:uiPriority="52"/>
-    <w:lsdException w:name="Grid Table 5 Dark Accent 4" w:uiPriority="50"/>
-    <w:lsdException w:name="Grid Table 4 Accent 1" w:uiPriority="49"/>
-    <w:lsdException w:name="Medium List 1 Accent 1" w:uiPriority="65"/>
-    <w:lsdException w:name="Grid Table 2 Accent 4" w:uiPriority="47"/>
-    <w:lsdException w:name="Outline List 1" w:uiPriority="99" w:semiHidden="1" w:unhideWhenUsed="1"/>
-    <w:lsdException w:name="Subtle Emphasis" w:uiPriority="19" w:qFormat="1"/>
-    <w:lsdException w:name="List Table 6 Colorful Accent 6" w:uiPriority="51"/>
-    <w:lsdException w:name="List Table 7 Colorful" w:uiPriority="52"/>
-    <w:lsdException w:name="Medium Grid 1 Accent 2" w:uiPriority="67"/>
-    <w:lsdException w:name="Colorful List Accent 1" w:uiPriority="72"/>
-    <w:lsdException w:name="Medium List 1 Accent 3" w:uiPriority="65"/>
-    <w:lsdException w:name="heading 9" w:unhideWhenUsed="1" w:qFormat="1"/>
-    <w:lsdException w:name="Grid Table 6 Colorful Accent 4" w:uiPriority="51"/>
-    <w:lsdException w:name="Colorful List Accent 4" w:uiPriority="72"/>
-    <w:lsdException w:name="Grid Table 4 Accent 5" w:uiPriority="49"/>
-    <w:lsdException w:name="HTML Cite" w:uiPriority="99"/>
-    <w:lsdException w:name="toc 5" w:uiPriority="99"/>
-    <w:lsdException w:name="Unresolved Mention" w:uiPriority="99" w:semiHidden="1" w:unhideWhenUsed="1"/>
-    <w:lsdException w:name="Colorful Shading Accent 1" w:uiPriority="71"/>
-    <w:lsdException w:name="toc 2" w:uiPriority="99"/>
-    <w:lsdException w:name="Grid Table 2 Accent 2" w:uiPriority="47"/>
-    <w:lsdException w:name="HTML Keyboard" w:uiPriority="99"/>
-    <w:lsdException w:name="Medium Shading 2 Accent 4" w:uiPriority="64"/>
-    <w:lsdException w:name="Light Shading Accent 2" w:uiPriority="60"/>
-    <w:lsdException w:name="Table Contemporary" w:semiHidden="1" w:unhideWhenUsed="1"/>
-    <w:lsdException w:name="HTML Definition" w:uiPriority="99"/>
-    <w:lsdException w:name="Plain Table 2" w:uiPriority="42"/>
-    <w:lsdException w:name="Dark List Accent 6" w:uiPriority="70"/>
-    <w:lsdException w:name="caption" w:semiHidden="1" w:unhideWhenUsed="1" w:qFormat="1"/>
-    <w:lsdException w:name="Grid Table 4" w:uiPriority="49"/>
-    <w:lsdException w:name="Emphasis" w:qFormat="1"/>
-    <w:lsdException w:name="Grid Table 3 Accent 2" w:uiPriority="48"/>
-    <w:lsdException w:name="Book Title" w:uiPriority="33" w:qFormat="1"/>
-    <w:lsdException w:name="toc 7" w:uiPriority="99"/>
-    <w:lsdException w:name="Colorful Grid Accent 1" w:uiPriority="73"/>
-    <w:lsdException w:name="Table Grid 3" w:semiHidden="1" w:unhideWhenUsed="1"/>
-    <w:lsdException w:name="HTML Acronym" w:uiPriority="99"/>
     <w:lsdException w:name="Medium Grid 1 Accent 5" w:uiPriority="67"/>
     <w:lsdException w:name="Medium Grid 2 Accent 5" w:uiPriority="68"/>
-    <w:lsdException w:name="Colorful List" w:uiPriority="72"/>
-    <w:lsdException w:name="Light Grid Accent 1" w:uiPriority="62"/>
+    <w:lsdException w:name="Medium Grid 3 Accent 5" w:uiPriority="69"/>
+    <w:lsdException w:name="Dark List Accent 5" w:uiPriority="70"/>
+    <w:lsdException w:name="Colorful Shading Accent 5" w:uiPriority="71"/>
+    <w:lsdException w:name="Colorful List Accent 5" w:uiPriority="72"/>
+    <w:lsdException w:name="Colorful Grid Accent 5" w:uiPriority="73"/>
+    <w:lsdException w:name="Light Shading Accent 6" w:uiPriority="60"/>
+    <w:lsdException w:name="Light List Accent 6" w:uiPriority="61"/>
+    <w:lsdException w:name="Light Grid Accent 6" w:uiPriority="62"/>
+    <w:lsdException w:name="Medium Shading 1 Accent 6" w:uiPriority="63"/>
+    <w:lsdException w:name="Medium Shading 2 Accent 6" w:uiPriority="64"/>
+    <w:lsdException w:name="Medium List 1 Accent 6" w:uiPriority="65"/>
+    <w:lsdException w:name="Medium List 2 Accent 6" w:uiPriority="66"/>
+    <w:lsdException w:name="Medium Grid 1 Accent 6" w:uiPriority="67"/>
+    <w:lsdException w:name="Medium Grid 2 Accent 6" w:uiPriority="68"/>
+    <w:lsdException w:name="Medium Grid 3 Accent 6" w:uiPriority="69"/>
+    <w:lsdException w:name="Dark List Accent 6" w:uiPriority="70"/>
+    <w:lsdException w:name="Colorful Shading Accent 6" w:uiPriority="71"/>
+    <w:lsdException w:name="Colorful List Accent 6" w:uiPriority="72"/>
+    <w:lsdException w:name="Colorful Grid Accent 6" w:uiPriority="73"/>
+    <w:lsdException w:name="Subtle Emphasis" w:uiPriority="19" w:qFormat="1"/>
+    <w:lsdException w:name="Intense Emphasis" w:uiPriority="21" w:qFormat="1"/>
+    <w:lsdException w:name="Subtle Reference" w:uiPriority="31" w:qFormat="1"/>
+    <w:lsdException w:name="Intense Reference" w:uiPriority="32" w:qFormat="1"/>
+    <w:lsdException w:name="Book Title" w:uiPriority="33" w:qFormat="1"/>
+    <w:lsdException w:name="Bibliography" w:semiHidden="1" w:uiPriority="37" w:unhideWhenUsed="1"/>
+    <w:lsdException w:name="TOC Heading" w:semiHidden="1" w:uiPriority="39" w:unhideWhenUsed="1" w:qFormat="1"/>
+    <w:lsdException w:name="Plain Table 1" w:uiPriority="41"/>
+    <w:lsdException w:name="Plain Table 2" w:uiPriority="42"/>
+    <w:lsdException w:name="Plain Table 3" w:uiPriority="43"/>
+    <w:lsdException w:name="Plain Table 4" w:uiPriority="44"/>
+    <w:lsdException w:name="Plain Table 5" w:uiPriority="45"/>
+    <w:lsdException w:name="Grid Table Light" w:uiPriority="40"/>
+    <w:lsdException w:name="Grid Table 1 Light" w:uiPriority="46"/>
+    <w:lsdException w:name="Grid Table 2" w:uiPriority="47"/>
+    <w:lsdException w:name="Grid Table 3" w:uiPriority="48"/>
+    <w:lsdException w:name="Grid Table 4" w:uiPriority="49"/>
+    <w:lsdException w:name="Grid Table 5 Dark" w:uiPriority="50"/>
+    <w:lsdException w:name="Grid Table 6 Colorful" w:uiPriority="51"/>
+    <w:lsdException w:name="Grid Table 7 Colorful" w:uiPriority="52"/>
+    <w:lsdException w:name="Grid Table 1 Light Accent 1" w:uiPriority="46"/>
+    <w:lsdException w:name="Grid Table 2 Accent 1" w:uiPriority="47"/>
+    <w:lsdException w:name="Grid Table 3 Accent 1" w:uiPriority="48"/>
+    <w:lsdException w:name="Grid Table 4 Accent 1" w:uiPriority="49"/>
+    <w:lsdException w:name="Grid Table 5 Dark Accent 1" w:uiPriority="50"/>
+    <w:lsdException w:name="Grid Table 6 Colorful Accent 1" w:uiPriority="51"/>
+    <w:lsdException w:name="Grid Table 7 Colorful Accent 1" w:uiPriority="52"/>
+    <w:lsdException w:name="Grid Table 1 Light Accent 2" w:uiPriority="46"/>
+    <w:lsdException w:name="Grid Table 2 Accent 2" w:uiPriority="47"/>
+    <w:lsdException w:name="Grid Table 3 Accent 2" w:uiPriority="48"/>
+    <w:lsdException w:name="Grid Table 4 Accent 2" w:uiPriority="49"/>
+    <w:lsdException w:name="Grid Table 5 Dark Accent 2" w:uiPriority="50"/>
+    <w:lsdException w:name="Grid Table 6 Colorful Accent 2" w:uiPriority="51"/>
+    <w:lsdException w:name="Grid Table 7 Colorful Accent 2" w:uiPriority="52"/>
+    <w:lsdException w:name="Grid Table 1 Light Accent 3" w:uiPriority="46"/>
+    <w:lsdException w:name="Grid Table 2 Accent 3" w:uiPriority="47"/>
+    <w:lsdException w:name="Grid Table 3 Accent 3" w:uiPriority="48"/>
+    <w:lsdException w:name="Grid Table 4 Accent 3" w:uiPriority="49"/>
+    <w:lsdException w:name="Grid Table 5 Dark Accent 3" w:uiPriority="50"/>
+    <w:lsdException w:name="Grid Table 6 Colorful Accent 3" w:uiPriority="51"/>
+    <w:lsdException w:name="Grid Table 7 Colorful Accent 3" w:uiPriority="52"/>
+    <w:lsdException w:name="Grid Table 1 Light Accent 4" w:uiPriority="46"/>
+    <w:lsdException w:name="Grid Table 2 Accent 4" w:uiPriority="47"/>
+    <w:lsdException w:name="Grid Table 3 Accent 4" w:uiPriority="48"/>
+    <w:lsdException w:name="Grid Table 4 Accent 4" w:uiPriority="49"/>
+    <w:lsdException w:name="Grid Table 5 Dark Accent 4" w:uiPriority="50"/>
+    <w:lsdException w:name="Grid Table 6 Colorful Accent 4" w:uiPriority="51"/>
     <w:lsdException w:name="Grid Table 7 Colorful Accent 4" w:uiPriority="52"/>
-    <w:lsdException w:name="Grid Table 1 Light" w:uiPriority="46"/>
-    <w:lsdException w:name="Hashtag" w:uiPriority="99" w:semiHidden="1" w:unhideWhenUsed="1"/>
-    <w:lsdException w:name="Table Grid 1" w:semiHidden="1" w:unhideWhenUsed="1"/>
-    <w:lsdException w:name="Medium Shading 1 Accent 1" w:uiPriority="63"/>
-    <w:lsdException w:name="Light List Accent 4" w:uiPriority="61"/>
+    <w:lsdException w:name="Grid Table 1 Light Accent 5" w:uiPriority="46"/>
+    <w:lsdException w:name="Grid Table 2 Accent 5" w:uiPriority="47"/>
+    <w:lsdException w:name="Grid Table 3 Accent 5" w:uiPriority="48"/>
+    <w:lsdException w:name="Grid Table 4 Accent 5" w:uiPriority="49"/>
+    <w:lsdException w:name="Grid Table 5 Dark Accent 5" w:uiPriority="50"/>
+    <w:lsdException w:name="Grid Table 6 Colorful Accent 5" w:uiPriority="51"/>
+    <w:lsdException w:name="Grid Table 7 Colorful Accent 5" w:uiPriority="52"/>
+    <w:lsdException w:name="Grid Table 1 Light Accent 6" w:uiPriority="46"/>
+    <w:lsdException w:name="Grid Table 2 Accent 6" w:uiPriority="47"/>
+    <w:lsdException w:name="Grid Table 3 Accent 6" w:uiPriority="48"/>
+    <w:lsdException w:name="Grid Table 4 Accent 6" w:uiPriority="49"/>
+    <w:lsdException w:name="Grid Table 5 Dark Accent 6" w:uiPriority="50"/>
+    <w:lsdException w:name="Grid Table 6 Colorful Accent 6" w:uiPriority="51"/>
+    <w:lsdException w:name="Grid Table 7 Colorful Accent 6" w:uiPriority="52"/>
+    <w:lsdException w:name="List Table 1 Light" w:uiPriority="46"/>
+    <w:lsdException w:name="List Table 2" w:uiPriority="47"/>
+    <w:lsdException w:name="List Table 3" w:uiPriority="48"/>
+    <w:lsdException w:name="List Table 4" w:uiPriority="49"/>
+    <w:lsdException w:name="List Table 5 Dark" w:uiPriority="50"/>
+    <w:lsdException w:name="List Table 6 Colorful" w:uiPriority="51"/>
+    <w:lsdException w:name="List Table 7 Colorful" w:uiPriority="52"/>
+    <w:lsdException w:name="List Table 1 Light Accent 1" w:uiPriority="46"/>
     <w:lsdException w:name="List Table 2 Accent 1" w:uiPriority="47"/>
-    <w:lsdException w:name="Grid Table Light" w:uiPriority="40"/>
-    <w:lsdException w:name="Grid Table 2 Accent 3" w:uiPriority="47"/>
-    <w:lsdException w:name="Quote" w:uiPriority="99"/>
+    <w:lsdException w:name="List Table 3 Accent 1" w:uiPriority="48"/>
+    <w:lsdException w:name="List Table 4 Accent 1" w:uiPriority="49"/>
+    <w:lsdException w:name="List Table 5 Dark Accent 1" w:uiPriority="50"/>
+    <w:lsdException w:name="List Table 6 Colorful Accent 1" w:uiPriority="51"/>
+    <w:lsdException w:name="List Table 7 Colorful Accent 1" w:uiPriority="52"/>
+    <w:lsdException w:name="List Table 1 Light Accent 2" w:uiPriority="46"/>
+    <w:lsdException w:name="List Table 2 Accent 2" w:uiPriority="47"/>
+    <w:lsdException w:name="List Table 3 Accent 2" w:uiPriority="48"/>
+    <w:lsdException w:name="List Table 4 Accent 2" w:uiPriority="49"/>
+    <w:lsdException w:name="List Table 5 Dark Accent 2" w:uiPriority="50"/>
+    <w:lsdException w:name="List Table 6 Colorful Accent 2" w:uiPriority="51"/>
+    <w:lsdException w:name="List Table 7 Colorful Accent 2" w:uiPriority="52"/>
+    <w:lsdException w:name="List Table 1 Light Accent 3" w:uiPriority="46"/>
+    <w:lsdException w:name="List Table 2 Accent 3" w:uiPriority="47"/>
+    <w:lsdException w:name="List Table 3 Accent 3" w:uiPriority="48"/>
+    <w:lsdException w:name="List Table 4 Accent 3" w:uiPriority="49"/>
+    <w:lsdException w:name="List Table 5 Dark Accent 3" w:uiPriority="50"/>
+    <w:lsdException w:name="List Table 6 Colorful Accent 3" w:uiPriority="51"/>
+    <w:lsdException w:name="List Table 7 Colorful Accent 3" w:uiPriority="52"/>
+    <w:lsdException w:name="List Table 1 Light Accent 4" w:uiPriority="46"/>
+    <w:lsdException w:name="List Table 2 Accent 4" w:uiPriority="47"/>
+    <w:lsdException w:name="List Table 3 Accent 4" w:uiPriority="48"/>
+    <w:lsdException w:name="List Table 4 Accent 4" w:uiPriority="49"/>
+    <w:lsdException w:name="List Table 5 Dark Accent 4" w:uiPriority="50"/>
+    <w:lsdException w:name="List Table 6 Colorful Accent 4" w:uiPriority="51"/>
+    <w:lsdException w:name="List Table 7 Colorful Accent 4" w:uiPriority="52"/>
     <w:lsdException w:name="List Table 1 Light Accent 5" w:uiPriority="46"/>
-    <w:lsdException w:name="Grid Table 2 Accent 5" w:uiPriority="47"/>
-    <w:lsdException w:name="Medium Shading 2 Accent 5" w:uiPriority="64"/>
-    <w:lsdException w:name="Medium Shading 2" w:uiPriority="64"/>
-    <w:lsdException w:name="Colorful Grid Accent 2" w:uiPriority="73"/>
+    <w:lsdException w:name="List Table 2 Accent 5" w:uiPriority="47"/>
+    <w:lsdException w:name="List Table 3 Accent 5" w:uiPriority="48"/>
+    <w:lsdException w:name="List Table 4 Accent 5" w:uiPriority="49"/>
+    <w:lsdException w:name="List Table 5 Dark Accent 5" w:uiPriority="50"/>
+    <w:lsdException w:name="List Table 6 Colorful Accent 5" w:uiPriority="51"/>
     <w:lsdException w:name="List Table 7 Colorful Accent 5" w:uiPriority="52"/>
-    <w:lsdException w:name="Medium List 2 Accent 2" w:uiPriority="66"/>
-    <w:lsdException w:name="Grid Table 4 Accent 6" w:uiPriority="49"/>
-    <w:lsdException w:name="Grid Table 1 Light Accent 1" w:uiPriority="46"/>
-    <w:lsdException w:name="Grid Table 7 Colorful Accent 1" w:uiPriority="52"/>
-    <w:lsdException w:name="List Table 1 Light Accent 4" w:uiPriority="46"/>
-    <w:lsdException w:name="Table List 2" w:semiHidden="1" w:unhideWhenUsed="1"/>
-    <w:lsdException w:name="footnote text" w:uiPriority="99" w:semiHidden="1" w:unhideWhenUsed="1"/>
-    <w:lsdException w:name="Outline List 2" w:uiPriority="99" w:semiHidden="1" w:unhideWhenUsed="1"/>
-    <w:lsdException w:name="List Table 4 Accent 2" w:uiPriority="49"/>
-    <w:lsdException w:name="Medium Grid 2 Accent 2" w:uiPriority="68"/>
-    <w:lsdException w:name="Colorful Grid Accent 3" w:uiPriority="73"/>
-    <w:lsdException w:name="Grid Table 7 Colorful Accent 5" w:uiPriority="52"/>
-    <w:lsdException w:name="Medium List 2 Accent 6" w:uiPriority="66"/>
-    <w:lsdException w:name="List Table 1 Light Accent 2" w:uiPriority="46"/>
-    <w:lsdException w:name="List Table 5 Dark Accent 5" w:uiPriority="50"/>
-    <w:lsdException w:name="Light Grid Accent 4" w:uiPriority="62"/>
-    <w:lsdException w:name="Table Columns 4" w:semiHidden="1" w:unhideWhenUsed="1"/>
-    <w:lsdException w:name="Grid Table 7 Colorful" w:uiPriority="52"/>
-    <w:lsdException w:name="Dark List Accent 2" w:uiPriority="70"/>
-    <w:lsdException w:name="Medium Grid 3 Accent 6" w:uiPriority="69"/>
-    <w:lsdException w:name="Table Columns 2" w:semiHidden="1" w:unhideWhenUsed="1"/>
-    <w:lsdException w:name="Table Grid 4" w:semiHidden="1" w:unhideWhenUsed="1"/>
-    <w:lsdException w:name="Intense Reference" w:uiPriority="32" w:qFormat="1"/>
-    <w:lsdException w:name="Medium Shading 2 Accent 2" w:uiPriority="64"/>
-    <w:lsdException w:name="Medium Shading 2 Accent 1" w:uiPriority="64"/>
-    <w:lsdException w:name="Grid Table 2" w:uiPriority="47"/>
-    <w:lsdException w:name="HTML Variable" w:uiPriority="99"/>
-    <w:lsdException w:name="Light Shading Accent 5" w:uiPriority="60"/>
-    <w:lsdException w:name="Placeholder Text" w:uiPriority="99" w:semiHidden="1"/>
-    <w:lsdException w:name="Colorful List Accent 2" w:uiPriority="72"/>
-    <w:lsdException w:name="List Table 5 Dark Accent 2" w:uiPriority="50"/>
-    <w:lsdException w:name="Grid Table 1 Light Accent 2" w:uiPriority="46"/>
-    <w:lsdException w:name="Medium Grid 2" w:uiPriority="68"/>
-    <w:lsdException w:name="Outline List 3" w:uiPriority="99" w:semiHidden="1" w:unhideWhenUsed="1"/>
-    <w:lsdException w:name="Table Simple 1" w:semiHidden="1" w:unhideWhenUsed="1"/>
-    <w:lsdException w:name="Grid Table 5 Dark Accent 3" w:uiPriority="50"/>
-    <w:lsdException w:name="Subtitle" w:qFormat="1"/>
-    <w:lsdException w:name="List Table 4 Accent 5" w:uiPriority="49"/>
-    <w:lsdException w:name="Grid Table 2 Accent 6" w:uiPriority="47"/>
-    <w:lsdException w:name="Grid Table 5 Dark Accent 1" w:uiPriority="50"/>
-    <w:lsdException w:name="Grid Table 5 Dark Accent 6" w:uiPriority="50"/>
-    <w:lsdException w:name="List Table 1 Light" w:uiPriority="46"/>
-    <w:lsdException w:name="Medium Shading 1" w:uiPriority="63"/>
-    <w:lsdException w:name="Grid Table 4 Accent 2" w:uiPriority="49"/>
-    <w:lsdException w:name="Plain Table 3" w:uiPriority="43"/>
-    <w:lsdException w:name="Grid Table 7 Colorful Accent 3" w:uiPriority="52"/>
-    <w:lsdException w:name="Table 3D effects 1" w:semiHidden="1" w:unhideWhenUsed="1"/>
-    <w:lsdException w:name="Grid Table 1 Light Accent 4" w:uiPriority="46"/>
-    <w:lsdException w:name="Medium Grid 2 Accent 3" w:uiPriority="68"/>
-    <w:lsdException w:name="Light List Accent 5" w:uiPriority="61"/>
-    <w:lsdException w:name="List Table 5 Dark Accent 3" w:uiPriority="50"/>
-    <w:lsdException w:name="Dark List Accent 4" w:uiPriority="70"/>
-    <w:lsdException w:name="Table Columns 3" w:semiHidden="1" w:unhideWhenUsed="1"/>
-    <w:lsdException w:name="Table Grid 2" w:semiHidden="1" w:unhideWhenUsed="1"/>
-    <w:lsdException w:name="Bibliography" w:uiPriority="37" w:semiHidden="1" w:unhideWhenUsed="1"/>
-    <w:lsdException w:name="Colorful Grid Accent 6" w:uiPriority="73"/>
-    <w:lsdException w:name="heading 1" w:qFormat="1"/>
-    <w:lsdException w:name="List Table 1 Light Accent 3" w:uiPriority="46"/>
-    <w:lsdException w:name="Plain Table 1" w:uiPriority="41"/>
+    <w:lsdException w:name="List Table 1 Light Accent 6" w:uiPriority="46"/>
+    <w:lsdException w:name="List Table 2 Accent 6" w:uiPriority="47"/>
     <w:lsdException w:name="List Table 3 Accent 6" w:uiPriority="48"/>
-    <w:lsdException w:name="List Table 2 Accent 6" w:uiPriority="47"/>
-    <w:lsdException w:name="Light List Accent 2" w:uiPriority="61"/>
-    <w:lsdException w:name="Plain Table 5" w:uiPriority="45"/>
-    <w:lsdException w:name="Subtle Reference" w:uiPriority="31" w:qFormat="1"/>
-    <w:lsdException w:name="Grid Table 1 Light Accent 6" w:uiPriority="46"/>
-    <w:lsdException w:name="Grid Table 7 Colorful Accent 2" w:uiPriority="52"/>
-    <w:lsdException w:name="Medium Shading 1 Accent 5" w:uiPriority="63"/>
-    <w:lsdException w:name="Table List 5" w:semiHidden="1" w:unhideWhenUsed="1"/>
-    <w:lsdException w:name="Dark List Accent 1" w:uiPriority="70"/>
-    <w:lsdException w:name="heading 2" w:qFormat="1"/>
-    <w:lsdException w:name="List Table 4" w:uiPriority="49"/>
-    <w:lsdException w:name="Light Grid Accent 3" w:uiPriority="62"/>
-    <w:lsdException w:name="Medium List 2 Accent 1" w:uiPriority="66"/>
-    <w:lsdException w:name="Light Grid Accent 5" w:uiPriority="62"/>
-    <w:lsdException w:name="heading 7" w:unhideWhenUsed="1" w:qFormat="1"/>
-    <w:lsdException w:name="toc 6" w:uiPriority="99"/>
-    <w:lsdException w:name="Table List 8" w:semiHidden="1" w:unhideWhenUsed="1"/>
-    <w:lsdException w:name="Table Colorful 3" w:semiHidden="1" w:unhideWhenUsed="1"/>
-    <w:lsdException w:name="heading 6" w:qFormat="1"/>
-    <w:lsdException w:name="toc 4" w:uiPriority="99"/>
-    <w:lsdException w:name="Light Shading Accent 1" w:uiPriority="60"/>
-    <w:lsdException w:name="Table Grid 6" w:semiHidden="1" w:unhideWhenUsed="1"/>
-    <w:lsdException w:name="Light Grid Accent 2" w:uiPriority="62"/>
-    <w:lsdException w:name="Colorful Grid Accent 4" w:uiPriority="73"/>
-    <w:lsdException w:name="No List" w:uiPriority="99" w:semiHidden="1" w:unhideWhenUsed="1"/>
-    <w:lsdException w:name="Table Grid 7" w:semiHidden="1" w:unhideWhenUsed="1"/>
+    <w:lsdException w:name="List Table 4 Accent 6" w:uiPriority="49"/>
+    <w:lsdException w:name="List Table 5 Dark Accent 6" w:uiPriority="50"/>
+    <w:lsdException w:name="List Table 6 Colorful Accent 6" w:uiPriority="51"/>
     <w:lsdException w:name="List Table 7 Colorful Accent 6" w:uiPriority="52"/>
-    <w:lsdException w:name="Light List Accent 3" w:uiPriority="61"/>
-    <w:lsdException w:name="List Table 3 Accent 4" w:uiPriority="48"/>
-    <w:lsdException w:name="Medium List 1 Accent 2" w:uiPriority="65"/>
-    <w:lsdException w:name="Grid Table 1 Light Accent 5" w:uiPriority="46"/>
-    <w:lsdException w:name="Light Grid" w:uiPriority="62"/>
-    <w:lsdException w:name="Colorful Shading Accent 4" w:uiPriority="71"/>
-    <w:lsdException w:name="List Table 3" w:uiPriority="48"/>
-    <w:lsdException w:name="Colorful Grid" w:uiPriority="73"/>
-    <w:lsdException w:name="Medium List 1 Accent 4" w:uiPriority="65"/>
-    <w:lsdException w:name="List Table 4 Accent 6" w:uiPriority="49"/>
-    <w:lsdException w:name="Table 3D effects 3" w:semiHidden="1" w:unhideWhenUsed="1"/>
-    <w:lsdException w:name="Normal" w:qFormat="1"/>
-    <w:lsdException w:name="Medium Grid 1 Accent 3" w:uiPriority="67"/>
-    <w:lsdException w:name="Medium List 1" w:uiPriority="65"/>
-    <w:lsdException w:name="List Table 3 Accent 1" w:uiPriority="48"/>
-    <w:lsdException w:name="Medium List 1 Accent 5" w:uiPriority="65"/>
-    <w:lsdException w:name="HTML Code" w:uiPriority="99"/>
-    <w:lsdException w:name="heading 3" w:qFormat="1"/>
-    <w:lsdException w:name="Light Shading Accent 3" w:uiPriority="60"/>
-    <w:lsdException w:name="Table Subtle 1" w:semiHidden="1" w:unhideWhenUsed="1"/>
-    <w:lsdException w:name="List Table 3 Accent 5" w:uiPriority="48"/>
-    <w:lsdException w:name="Dark List" w:uiPriority="70"/>
-    <w:lsdException w:name="Colorful Shading Accent 5" w:uiPriority="71"/>
-    <w:lsdException w:name="List Table 1 Light Accent 6" w:uiPriority="46"/>
-    <w:lsdException w:name="Medium Grid 3 Accent 1" w:uiPriority="69"/>
-    <w:lsdException w:name="List Table 5 Dark Accent 1" w:uiPriority="50"/>
-    <w:lsdException w:name="Table 3D effects 2" w:semiHidden="1" w:unhideWhenUsed="1"/>
-    <w:lsdException w:name="Table Web 3" w:semiHidden="1" w:unhideWhenUsed="1"/>
-    <w:lsdException w:name="Title" w:qFormat="1"/>
-    <w:lsdException w:name="List Table 7 Colorful Accent 2" w:uiPriority="52"/>
-    <w:lsdException w:name="Light List Accent 6" w:uiPriority="61"/>
-    <w:lsdException w:name="Medium Shading 1 Accent 4" w:uiPriority="63"/>
-    <w:lsdException w:name="Grid Table 3 Accent 1" w:uiPriority="48"/>
-    <w:lsdException w:name="List Table 4 Accent 1" w:uiPriority="49"/>
-    <w:lsdException w:name="Medium Grid 1 Accent 6" w:uiPriority="67"/>
-    <w:lsdException w:name="Medium Grid 1 Accent 1" w:uiPriority="67"/>
-    <w:lsdException w:name="Colorful Shading" w:uiPriority="71"/>
-    <w:lsdException w:name="Table Simple 2" w:semiHidden="1" w:unhideWhenUsed="1"/>
-    <w:lsdException w:name="Table Web 1" w:semiHidden="1" w:unhideWhenUsed="1"/>
-    <w:lsdException w:name="Smart Link" w:uiPriority="99" w:semiHidden="1" w:unhideWhenUsed="1"/>
-    <w:lsdException w:name="Table Subtle 2" w:semiHidden="1" w:unhideWhenUsed="1"/>
-    <w:lsdException w:name="Revision" w:uiPriority="99" w:semiHidden="1"/>
-    <w:lsdException w:name="footnote reference" w:uiPriority="99" w:semiHidden="1" w:unhideWhenUsed="1"/>
-    <w:lsdException w:name="Medium Grid 3 Accent 5" w:uiPriority="69"/>
-    <w:lsdException w:name="Grid Table 6 Colorful Accent 3" w:uiPriority="51"/>
-    <w:lsdException w:name="Table Colorful 1" w:semiHidden="1" w:unhideWhenUsed="1"/>
-    <w:lsdException w:name="HTML Top of Form" w:uiPriority="99" w:semiHidden="1" w:unhideWhenUsed="1"/>
-    <w:lsdException w:name="Table Colorful 2" w:semiHidden="1" w:unhideWhenUsed="1"/>
-    <w:lsdException w:name="Grid Table 3 Accent 4" w:uiPriority="48"/>
-    <w:lsdException w:name="Grid Table 6 Colorful Accent 6" w:uiPriority="51"/>
-    <w:lsdException w:name="List Table 6 Colorful Accent 3" w:uiPriority="51"/>
-    <w:lsdException w:name="List Table 3 Accent 2" w:uiPriority="48"/>
-    <w:lsdException w:name="Colorful List Accent 3" w:uiPriority="72"/>
-    <w:lsdException w:name="heading 8" w:unhideWhenUsed="1" w:qFormat="1"/>
-    <w:lsdException w:name="Medium List 2" w:uiPriority="66"/>
-    <w:lsdException w:name="Medium List 2 Accent 3" w:uiPriority="66"/>
-    <w:lsdException w:name="Grid Table 5 Dark Accent 5" w:uiPriority="50"/>
-    <w:lsdException w:name="List Table 7 Colorful Accent 3" w:uiPriority="52"/>
-    <w:lsdException w:name="Table Classic 2" w:semiHidden="1" w:unhideWhenUsed="1"/>
-    <w:lsdException w:name="Table Elegant" w:semiHidden="1" w:unhideWhenUsed="1"/>
-    <w:lsdException w:name="Medium Grid 1" w:uiPriority="67"/>
-    <w:lsdException w:name="Table Classic 1" w:semiHidden="1" w:unhideWhenUsed="1"/>
-    <w:lsdException w:name="Medium Grid 3 Accent 4" w:uiPriority="69"/>
-    <w:lsdException w:name="Normal Table" w:uiPriority="99" w:semiHidden="1" w:unhideWhenUsed="1"/>
-    <w:lsdException w:name="List Table 6 Colorful" w:uiPriority="51"/>
-    <w:lsdException w:name="List Table 2 Accent 5" w:uiPriority="47"/>
-    <w:lsdException w:name="HTML Bottom of Form" w:uiPriority="99" w:semiHidden="1" w:unhideWhenUsed="1"/>
-    <w:lsdException w:name="Medium List 2 Accent 4" w:uiPriority="66"/>
-    <w:lsdException w:name="toc 9" w:uiPriority="99"/>
-    <w:lsdException w:name="Grid Table 6 Colorful Accent 2" w:uiPriority="51"/>
-    <w:lsdException w:name="Table Simple 3" w:semiHidden="1" w:unhideWhenUsed="1"/>
-    <w:lsdException w:name="List Table 1 Light Accent 1" w:uiPriority="46"/>
-    <w:lsdException w:name="Intense Emphasis" w:uiPriority="21" w:qFormat="1"/>
-    <w:lsdException w:name="toc 3" w:uiPriority="99"/>
-    <w:lsdException w:name="Table Web 2" w:semiHidden="1" w:unhideWhenUsed="1"/>
-    <w:lsdException w:name="Strong" w:qFormat="1"/>
-    <w:lsdException w:name="Grid Table 6 Colorful Accent 1" w:uiPriority="51"/>
-    <w:lsdException w:name="List Table 2 Accent 2" w:uiPriority="47"/>
-    <w:lsdException w:name="List Table 6 Colorful Accent 2" w:uiPriority="51"/>
-    <w:lsdException w:name="Grid Table 3 Accent 5" w:uiPriority="48"/>
-    <w:lsdException w:name="Medium Grid 3" w:uiPriority="69"/>
-    <w:lsdException w:name="Light Shading Accent 4" w:uiPriority="60"/>
-    <w:lsdException w:name="Table Columns 1" w:semiHidden="1" w:unhideWhenUsed="1"/>
-    <w:lsdException w:name="Dark List Accent 3" w:uiPriority="70"/>
-    <w:lsdException w:name="Table List 6" w:semiHidden="1" w:unhideWhenUsed="1"/>
-    <w:lsdException w:name="Colorful List Accent 6" w:uiPriority="72"/>
-    <w:lsdException w:name="Colorful Grid Accent 5" w:uiPriority="73"/>
-    <w:lsdException w:name="Intense Quote" w:uiPriority="99"/>
-    <w:lsdException w:name="TOC Heading" w:uiPriority="39" w:semiHidden="1" w:unhideWhenUsed="1" w:qFormat="1"/>
-    <w:lsdException w:name="Table Professional" w:semiHidden="1" w:unhideWhenUsed="1"/>
-    <w:lsdException w:name="Grid Table 7 Colorful Accent 6" w:uiPriority="52"/>
-    <w:lsdException w:name="List Table 3 Accent 3" w:uiPriority="48"/>
-    <w:lsdException w:name="List Table 6 Colorful Accent 4" w:uiPriority="51"/>
-    <w:lsdException w:name="Smart Hyperlink" w:uiPriority="99" w:semiHidden="1" w:unhideWhenUsed="1"/>
-    <w:lsdException w:name="Colorful Shading Accent 2" w:uiPriority="71"/>
-    <w:lsdException w:name="Medium List 1 Accent 6" w:uiPriority="65"/>
-    <w:lsdException w:name="Table Grid 5" w:semiHidden="1" w:unhideWhenUsed="1"/>
-    <w:lsdException w:name="Table List 4" w:semiHidden="1" w:unhideWhenUsed="1"/>
-    <w:lsdException w:name="Light List Accent 1" w:uiPriority="61"/>
-    <w:lsdException w:name="toc 8" w:uiPriority="99"/>
-    <w:lsdException w:name="No Spacing" w:uiPriority="99"/>
-    <w:lsdException w:name="List Table 4 Accent 3" w:uiPriority="49"/>
-    <w:lsdException w:name="Light Shading Accent 6" w:uiPriority="60"/>
-    <w:lsdException w:name="Medium Shading 1 Accent 2" w:uiPriority="63"/>
-    <w:lsdException w:name="Medium Grid 2 Accent 4" w:uiPriority="68"/>
+    <w:lsdException w:name="Mention" w:semiHidden="1" w:uiPriority="99" w:unhideWhenUsed="1"/>
+    <w:lsdException w:name="Smart Hyperlink" w:semiHidden="1" w:uiPriority="99" w:unhideWhenUsed="1"/>
+    <w:lsdException w:name="Hashtag" w:semiHidden="1" w:uiPriority="99" w:unhideWhenUsed="1"/>
+    <w:lsdException w:name="Unresolved Mention" w:semiHidden="1" w:uiPriority="99" w:unhideWhenUsed="1"/>
+    <w:lsdException w:name="Smart Link" w:semiHidden="1" w:uiPriority="99" w:unhideWhenUsed="1"/>
   </w:latentStyles>
-  <w:style w:type="paragraph" w:styleId="000001">
+  <w:style w:type="paragraph" w:default="1" w:styleId="a">
     <w:name w:val="Normal"/>
-    <w:aliases w:val="正文"/>
-    <w:next w:val="000001"/>
-    <w:link w:val="000001"/>
-    <w:qFormat w:val="1"/>
+    <w:qFormat/>
     <w:pPr>
       <w:widowControl w:val="0"/>
       <w:jc w:val="both"/>
@@ -3034,13 +3352,38 @@
       <w:kern w:val="2"/>
       <w:sz w:val="21"/>
       <w:szCs w:val="24"/>
-      <w:lang w:val="en-US" w:eastAsia="zh-CN" w:bidi="ar-SA"/>
     </w:rPr>
   </w:style>
-  <w:style w:type="character" w:styleId="000009">
+  <w:style w:type="character" w:default="1" w:styleId="a0">
+    <w:name w:val="Default Paragraph Font"/>
+    <w:uiPriority w:val="1"/>
+    <w:semiHidden/>
+    <w:unhideWhenUsed/>
+  </w:style>
+  <w:style w:type="table" w:default="1" w:styleId="a1">
+    <w:name w:val="Normal Table"/>
+    <w:uiPriority w:val="99"/>
+    <w:semiHidden/>
+    <w:unhideWhenUsed/>
+    <w:tblPr>
+      <w:tblInd w:w="0" w:type="dxa"/>
+      <w:tblCellMar>
+        <w:top w:w="0" w:type="dxa"/>
+        <w:left w:w="108" w:type="dxa"/>
+        <w:bottom w:w="0" w:type="dxa"/>
+        <w:right w:w="108" w:type="dxa"/>
+      </w:tblCellMar>
+    </w:tblPr>
+  </w:style>
+  <w:style w:type="numbering" w:default="1" w:styleId="a2">
+    <w:name w:val="No List"/>
+    <w:uiPriority w:val="99"/>
+    <w:semiHidden/>
+    <w:unhideWhenUsed/>
+  </w:style>
+  <w:style w:type="character" w:customStyle="1" w:styleId="a3">
     <w:name w:val="页眉 字符"/>
-    <w:next w:val="000009"/>
-    <w:link w:val="000008"/>
+    <w:link w:val="a4"/>
     <w:uiPriority w:val="99"/>
     <w:rPr>
       <w:kern w:val="2"/>
@@ -3048,42 +3391,19 @@
       <w:szCs w:val="18"/>
     </w:rPr>
   </w:style>
-  <w:style w:type="numbering" w:styleId="000004">
-    <w:name w:val="No List"/>
-    <w:next w:val="000004"/>
-    <w:link w:val="000001"/>
-    <w:uiPriority w:val="99"/>
-    <w:semiHidden w:val="1"/>
-    <w:unhideWhenUsed w:val="1"/>
-  </w:style>
-  <w:style w:type="table" w:styleId="000003">
-    <w:name w:val="Normal Table"/>
-    <w:next w:val="000003"/>
-    <w:link w:val="000001"/>
-    <w:semiHidden w:val="1"/>
-  </w:style>
-  <w:style w:type="paragraph" w:styleId="00000b">
+  <w:style w:type="paragraph" w:customStyle="1" w:styleId="p0">
     <w:name w:val="p0"/>
-    <w:basedOn w:val="000001"/>
-    <w:next w:val="00000b"/>
-    <w:link w:val="000001"/>
+    <w:basedOn w:val="a"/>
     <w:pPr>
-      <w:widowControl w:val="1"/>
+      <w:widowControl/>
     </w:pPr>
     <w:rPr>
       <w:kern w:val="0"/>
       <w:szCs w:val="21"/>
     </w:rPr>
   </w:style>
-  <w:style w:type="character" w:styleId="000002">
-    <w:name w:val="Default Paragraph Font"/>
-    <w:next w:val="000002"/>
-    <w:link w:val="000001"/>
-  </w:style>
-  <w:style w:type="character" w:styleId="00000c">
+  <w:style w:type="character" w:customStyle="1" w:styleId="Char">
     <w:name w:val="页眉 Char"/>
-    <w:next w:val="00000c"/>
-    <w:link w:val="000001"/>
     <w:uiPriority w:val="99"/>
     <w:rPr>
       <w:kern w:val="2"/>
@@ -3091,40 +3411,34 @@
       <w:szCs w:val="18"/>
     </w:rPr>
   </w:style>
-  <w:style w:type="character" w:styleId="00000a">
+  <w:style w:type="character" w:styleId="a5">
     <w:name w:val="page number"/>
-    <w:next w:val="00000a"/>
-    <w:link w:val="000001"/>
   </w:style>
-  <w:style w:type="paragraph" w:styleId="000005">
+  <w:style w:type="paragraph" w:styleId="a6">
     <w:name w:val="Balloon Text"/>
-    <w:basedOn w:val="000001"/>
-    <w:next w:val="000005"/>
-    <w:link w:val="000006"/>
+    <w:basedOn w:val="a"/>
+    <w:link w:val="a7"/>
     <w:rPr>
       <w:sz w:val="18"/>
       <w:szCs w:val="18"/>
     </w:rPr>
   </w:style>
-  <w:style w:type="character" w:styleId="000006">
+  <w:style w:type="character" w:customStyle="1" w:styleId="a7">
     <w:name w:val="批注框文本 字符"/>
-    <w:next w:val="000006"/>
-    <w:link w:val="000005"/>
+    <w:link w:val="a6"/>
     <w:rPr>
       <w:kern w:val="2"/>
       <w:sz w:val="18"/>
       <w:szCs w:val="18"/>
     </w:rPr>
   </w:style>
-  <w:style w:type="paragraph" w:styleId="000007">
+  <w:style w:type="paragraph" w:styleId="a8">
     <w:name w:val="footer"/>
-    <w:basedOn w:val="000001"/>
-    <w:next w:val="000007"/>
-    <w:link w:val="000001"/>
+    <w:basedOn w:val="a"/>
     <w:pPr>
       <w:tabs>
-        <w:tab w:val="center" w:leader="none" w:pos="4153"/>
-        <w:tab w:val="right" w:leader="none" w:pos="8306"/>
+        <w:tab w:val="center" w:pos="4153"/>
+        <w:tab w:val="right" w:pos="8306"/>
       </w:tabs>
       <w:jc w:val="left"/>
     </w:pPr>
@@ -3133,19 +3447,18 @@
       <w:szCs w:val="18"/>
     </w:rPr>
   </w:style>
-  <w:style w:type="paragraph" w:styleId="000008">
+  <w:style w:type="paragraph" w:styleId="a4">
     <w:name w:val="header"/>
-    <w:basedOn w:val="000001"/>
-    <w:next w:val="000008"/>
-    <w:link w:val="000009"/>
+    <w:basedOn w:val="a"/>
+    <w:link w:val="a3"/>
     <w:uiPriority w:val="99"/>
     <w:pPr>
       <w:pBdr>
-        <w:bottom w:val="single" w:color="000000" w:sz="6" w:space="1"/>
+        <w:bottom w:val="single" w:sz="6" w:space="1" w:color="000000"/>
       </w:pBdr>
       <w:tabs>
-        <w:tab w:val="center" w:leader="none" w:pos="4153"/>
-        <w:tab w:val="right" w:leader="none" w:pos="8306"/>
+        <w:tab w:val="center" w:pos="4153"/>
+        <w:tab w:val="right" w:pos="8306"/>
       </w:tabs>
       <w:jc w:val="center"/>
     </w:pPr>
@@ -3155,4 +3468,299 @@
     </w:rPr>
   </w:style>
 </w:styles>
+</file>
+
+<file path=word/theme/theme1.xml><?xml version="1.0" encoding="utf-8"?>
+<a:theme xmlns:a="http://schemas.openxmlformats.org/drawingml/2006/main" name="Office 主题​​">
+  <a:themeElements>
+    <a:clrScheme name="Office">
+      <a:dk1>
+        <a:sysClr val="windowText" lastClr="000000"/>
+      </a:dk1>
+      <a:lt1>
+        <a:sysClr val="window" lastClr="FFFFFF"/>
+      </a:lt1>
+      <a:dk2>
+        <a:srgbClr val="44546A"/>
+      </a:dk2>
+      <a:lt2>
+        <a:srgbClr val="E7E6E6"/>
+      </a:lt2>
+      <a:accent1>
+        <a:srgbClr val="4472C4"/>
+      </a:accent1>
+      <a:accent2>
+        <a:srgbClr val="ED7D31"/>
+      </a:accent2>
+      <a:accent3>
+        <a:srgbClr val="A5A5A5"/>
+      </a:accent3>
+      <a:accent4>
+        <a:srgbClr val="FFC000"/>
+      </a:accent4>
+      <a:accent5>
+        <a:srgbClr val="5B9BD5"/>
+      </a:accent5>
+      <a:accent6>
+        <a:srgbClr val="70AD47"/>
+      </a:accent6>
+      <a:hlink>
+        <a:srgbClr val="0563C1"/>
+      </a:hlink>
+      <a:folHlink>
+        <a:srgbClr val="954F72"/>
+      </a:folHlink>
+    </a:clrScheme>
+    <a:fontScheme name="Office">
+      <a:majorFont>
+        <a:latin typeface="等线 Light" panose="020F0302020204030204"/>
+        <a:ea typeface=""/>
+        <a:cs typeface=""/>
+        <a:font script="Jpan" typeface="游ゴシック Light"/>
+        <a:font script="Hang" typeface="맑은 고딕"/>
+        <a:font script="Hans" typeface="等线 Light"/>
+        <a:font script="Hant" typeface="新細明體"/>
+        <a:font script="Arab" typeface="Times New Roman"/>
+        <a:font script="Hebr" typeface="Times New Roman"/>
+        <a:font script="Thai" typeface="Angsana New"/>
+        <a:font script="Ethi" typeface="Nyala"/>
+        <a:font script="Beng" typeface="Vrinda"/>
+        <a:font script="Gujr" typeface="Shruti"/>
+        <a:font script="Khmr" typeface="MoolBoran"/>
+        <a:font script="Knda" typeface="Tunga"/>
+        <a:font script="Guru" typeface="Raavi"/>
+        <a:font script="Cans" typeface="Euphemia"/>
+        <a:font script="Cher" typeface="Plantagenet Cherokee"/>
+        <a:font script="Yiii" typeface="Microsoft Yi Baiti"/>
+        <a:font script="Tibt" typeface="Microsoft Himalaya"/>
+        <a:font script="Thaa" typeface="MV Boli"/>
+        <a:font script="Deva" typeface="Mangal"/>
+        <a:font script="Telu" typeface="Gautami"/>
+        <a:font script="Taml" typeface="Latha"/>
+        <a:font script="Syrc" typeface="Estrangelo Edessa"/>
+        <a:font script="Orya" typeface="Kalinga"/>
+        <a:font script="Mlym" typeface="Kartika"/>
+        <a:font script="Laoo" typeface="DokChampa"/>
+        <a:font script="Sinh" typeface="Iskoola Pota"/>
+        <a:font script="Mong" typeface="Mongolian Baiti"/>
+        <a:font script="Viet" typeface="Times New Roman"/>
+        <a:font script="Uigh" typeface="Microsoft Uighur"/>
+        <a:font script="Geor" typeface="Sylfaen"/>
+        <a:font script="Armn" typeface="Arial"/>
+        <a:font script="Bugi" typeface="Leelawadee UI"/>
+        <a:font script="Bopo" typeface="Microsoft JhengHei"/>
+        <a:font script="Java" typeface="Javanese Text"/>
+        <a:font script="Lisu" typeface="Segoe UI"/>
+        <a:font script="Mymr" typeface="Myanmar Text"/>
+        <a:font script="Nkoo" typeface="Ebrima"/>
+        <a:font script="Olck" typeface="Nirmala UI"/>
+        <a:font script="Osma" typeface="Ebrima"/>
+        <a:font script="Phag" typeface="Phagspa"/>
+        <a:font script="Syrn" typeface="Estrangelo Edessa"/>
+        <a:font script="Syrj" typeface="Estrangelo Edessa"/>
+        <a:font script="Syre" typeface="Estrangelo Edessa"/>
+        <a:font script="Sora" typeface="Nirmala UI"/>
+        <a:font script="Tale" typeface="Microsoft Tai Le"/>
+        <a:font script="Talu" typeface="Microsoft New Tai Lue"/>
+        <a:font script="Tfng" typeface="Ebrima"/>
+      </a:majorFont>
+      <a:minorFont>
+        <a:latin typeface="等线" panose="020F0502020204030204"/>
+        <a:ea typeface=""/>
+        <a:cs typeface=""/>
+        <a:font script="Jpan" typeface="游明朝"/>
+        <a:font script="Hang" typeface="맑은 고딕"/>
+        <a:font script="Hans" typeface="等线"/>
+        <a:font script="Hant" typeface="新細明體"/>
+        <a:font script="Arab" typeface="Arial"/>
+        <a:font script="Hebr" typeface="Arial"/>
+        <a:font script="Thai" typeface="Cordia New"/>
+        <a:font script="Ethi" typeface="Nyala"/>
+        <a:font script="Beng" typeface="Vrinda"/>
+        <a:font script="Gujr" typeface="Shruti"/>
+        <a:font script="Khmr" typeface="DaunPenh"/>
+        <a:font script="Knda" typeface="Tunga"/>
+        <a:font script="Guru" typeface="Raavi"/>
+        <a:font script="Cans" typeface="Euphemia"/>
+        <a:font script="Cher" typeface="Plantagenet Cherokee"/>
+        <a:font script="Yiii" typeface="Microsoft Yi Baiti"/>
+        <a:font script="Tibt" typeface="Microsoft Himalaya"/>
+        <a:font script="Thaa" typeface="MV Boli"/>
+        <a:font script="Deva" typeface="Mangal"/>
+        <a:font script="Telu" typeface="Gautami"/>
+        <a:font script="Taml" typeface="Latha"/>
+        <a:font script="Syrc" typeface="Estrangelo Edessa"/>
+        <a:font script="Orya" typeface="Kalinga"/>
+        <a:font script="Mlym" typeface="Kartika"/>
+        <a:font script="Laoo" typeface="DokChampa"/>
+        <a:font script="Sinh" typeface="Iskoola Pota"/>
+        <a:font script="Mong" typeface="Mongolian Baiti"/>
+        <a:font script="Viet" typeface="Arial"/>
+        <a:font script="Uigh" typeface="Microsoft Uighur"/>
+        <a:font script="Geor" typeface="Sylfaen"/>
+        <a:font script="Armn" typeface="Arial"/>
+        <a:font script="Bugi" typeface="Leelawadee UI"/>
+        <a:font script="Bopo" typeface="Microsoft JhengHei"/>
+        <a:font script="Java" typeface="Javanese Text"/>
+        <a:font script="Lisu" typeface="Segoe UI"/>
+        <a:font script="Mymr" typeface="Myanmar Text"/>
+        <a:font script="Nkoo" typeface="Ebrima"/>
+        <a:font script="Olck" typeface="Nirmala UI"/>
+        <a:font script="Osma" typeface="Ebrima"/>
+        <a:font script="Phag" typeface="Phagspa"/>
+        <a:font script="Syrn" typeface="Estrangelo Edessa"/>
+        <a:font script="Syrj" typeface="Estrangelo Edessa"/>
+        <a:font script="Syre" typeface="Estrangelo Edessa"/>
+        <a:font script="Sora" typeface="Nirmala UI"/>
+        <a:font script="Tale" typeface="Microsoft Tai Le"/>
+        <a:font script="Talu" typeface="Microsoft New Tai Lue"/>
+        <a:font script="Tfng" typeface="Ebrima"/>
+      </a:minorFont>
+    </a:fontScheme>
+    <a:fmtScheme name="Office">
+      <a:fillStyleLst>
+        <a:solidFill>
+          <a:schemeClr val="phClr"/>
+        </a:solidFill>
+        <a:gradFill rotWithShape="1">
+          <a:gsLst>
+            <a:gs pos="0">
+              <a:schemeClr val="phClr">
+                <a:lumMod val="110000"/>
+                <a:satMod val="105000"/>
+                <a:tint val="67000"/>
+              </a:schemeClr>
+            </a:gs>
+            <a:gs pos="50000">
+              <a:schemeClr val="phClr">
+                <a:lumMod val="105000"/>
+                <a:satMod val="103000"/>
+                <a:tint val="73000"/>
+              </a:schemeClr>
+            </a:gs>
+            <a:gs pos="100000">
+              <a:schemeClr val="phClr">
+                <a:lumMod val="105000"/>
+                <a:satMod val="109000"/>
+                <a:tint val="81000"/>
+              </a:schemeClr>
+            </a:gs>
+          </a:gsLst>
+          <a:lin ang="5400000" scaled="0"/>
+        </a:gradFill>
+        <a:gradFill rotWithShape="1">
+          <a:gsLst>
+            <a:gs pos="0">
+              <a:schemeClr val="phClr">
+                <a:satMod val="103000"/>
+                <a:lumMod val="102000"/>
+                <a:tint val="94000"/>
+              </a:schemeClr>
+            </a:gs>
+            <a:gs pos="50000">
+              <a:schemeClr val="phClr">
+                <a:satMod val="110000"/>
+                <a:lumMod val="100000"/>
+                <a:shade val="100000"/>
+              </a:schemeClr>
+            </a:gs>
+            <a:gs pos="100000">
+              <a:schemeClr val="phClr">
+                <a:lumMod val="99000"/>
+                <a:satMod val="120000"/>
+                <a:shade val="78000"/>
+              </a:schemeClr>
+            </a:gs>
+          </a:gsLst>
+          <a:lin ang="5400000" scaled="0"/>
+        </a:gradFill>
+      </a:fillStyleLst>
+      <a:lnStyleLst>
+        <a:ln w="6350" cap="flat" cmpd="sng" algn="ctr">
+          <a:solidFill>
+            <a:schemeClr val="phClr"/>
+          </a:solidFill>
+          <a:prstDash val="solid"/>
+          <a:miter lim="800000"/>
+        </a:ln>
+        <a:ln w="12700" cap="flat" cmpd="sng" algn="ctr">
+          <a:solidFill>
+            <a:schemeClr val="phClr"/>
+          </a:solidFill>
+          <a:prstDash val="solid"/>
+          <a:miter lim="800000"/>
+        </a:ln>
+        <a:ln w="19050" cap="flat" cmpd="sng" algn="ctr">
+          <a:solidFill>
+            <a:schemeClr val="phClr"/>
+          </a:solidFill>
+          <a:prstDash val="solid"/>
+          <a:miter lim="800000"/>
+        </a:ln>
+      </a:lnStyleLst>
+      <a:effectStyleLst>
+        <a:effectStyle>
+          <a:effectLst/>
+        </a:effectStyle>
+        <a:effectStyle>
+          <a:effectLst/>
+        </a:effectStyle>
+        <a:effectStyle>
+          <a:effectLst>
+            <a:outerShdw blurRad="57150" dist="19050" dir="5400000" algn="ctr" rotWithShape="0">
+              <a:srgbClr val="000000">
+                <a:alpha val="63000"/>
+              </a:srgbClr>
+            </a:outerShdw>
+          </a:effectLst>
+        </a:effectStyle>
+      </a:effectStyleLst>
+      <a:bgFillStyleLst>
+        <a:solidFill>
+          <a:schemeClr val="phClr"/>
+        </a:solidFill>
+        <a:solidFill>
+          <a:schemeClr val="phClr">
+            <a:tint val="95000"/>
+            <a:satMod val="170000"/>
+          </a:schemeClr>
+        </a:solidFill>
+        <a:gradFill rotWithShape="1">
+          <a:gsLst>
+            <a:gs pos="0">
+              <a:schemeClr val="phClr">
+                <a:tint val="93000"/>
+                <a:satMod val="150000"/>
+                <a:shade val="98000"/>
+                <a:lumMod val="102000"/>
+              </a:schemeClr>
+            </a:gs>
+            <a:gs pos="50000">
+              <a:schemeClr val="phClr">
+                <a:tint val="98000"/>
+                <a:satMod val="130000"/>
+                <a:shade val="90000"/>
+                <a:lumMod val="103000"/>
+              </a:schemeClr>
+            </a:gs>
+            <a:gs pos="100000">
+              <a:schemeClr val="phClr">
+                <a:shade val="63000"/>
+                <a:satMod val="120000"/>
+              </a:schemeClr>
+            </a:gs>
+          </a:gsLst>
+          <a:lin ang="5400000" scaled="0"/>
+        </a:gradFill>
+      </a:bgFillStyleLst>
+    </a:fmtScheme>
+  </a:themeElements>
+  <a:objectDefaults/>
+  <a:extraClrSchemeLst/>
+  <a:extLst>
+    <a:ext uri="{05A4C25C-085E-4340-85A3-A5531E510DB2}">
+      <thm15:themeFamily xmlns:thm15="http://schemas.microsoft.com/office/thememl/2012/main" name="Office Theme" id="{62F939B6-93AF-4DB8-9C6B-D6C7DFDC589F}" vid="{4A3C46E8-61CC-4603-A589-7422A47A8E4A}"/>
+    </a:ext>
+  </a:extLst>
+</a:theme>
 </file>
--- a/docs/毕业设记周记（计算机2203李积智）.docx
+++ b/docs/毕业设记周记（计算机2203李积智）.docx
@@ -1637,6 +1637,14 @@
         </w:rPr>
         <w:t>：</w:t>
       </w:r>
+      <w:r>
+        <w:rPr>
+          <w:rFonts w:ascii="宋体" w:hAnsi="宋体" w:hint="eastAsia"/>
+          <w:bCs/>
+          <w:sz w:val="22"/>
+        </w:rPr>
+        <w:t>本周主要完成了导航语义解析系统的功能完善与联调验证。重点包括：优化中文路线句式解析、统一单意图输出格式、接入高德POI校准并增加本地回退、补充调试信息与批量评测脚本。</w:t>
+      </w:r>
     </w:p>
     <w:p>
       <w:pPr>
@@ -1667,6 +1675,14 @@
         </w:rPr>
         <w:t>完成情况：</w:t>
       </w:r>
+      <w:r>
+        <w:rPr>
+          <w:rFonts w:ascii="宋体" w:hAnsi="宋体" w:hint="eastAsia"/>
+          <w:bCs/>
+          <w:sz w:val="22"/>
+        </w:rPr>
+        <w:t>系统已可稳定完成“输入查询-输出结构化结果”。单意图输出可对齐训练格式，多意图保留详细结构。POI校准支持高德在线查询，具备候选打分、城市约束、阈值过滤和缓存机制；高德不可用时可回退本地校准。已完成命令行验证和样例评测，核心流程可用。</w:t>
+      </w:r>
     </w:p>
     <w:p>
       <w:pPr>
@@ -1697,6 +1713,22 @@
         </w:rPr>
         <w:t>存在问题：</w:t>
       </w:r>
+      <w:r>
+        <w:rPr>
+          <w:rFonts w:ascii="宋体" w:hAnsi="宋体" w:hint="eastAsia"/>
+          <w:bCs/>
+          <w:sz w:val="22"/>
+        </w:rPr>
+        <w:t>暂时未完成连接大模型模块</w:t>
+      </w:r>
+      <w:r>
+        <w:rPr>
+          <w:rFonts w:ascii="宋体" w:hAnsi="宋体" w:hint="eastAsia"/>
+          <w:bCs/>
+          <w:sz w:val="22"/>
+        </w:rPr>
+        <w:t>；多意图第二子句偶尔会识别为 unknown；高德在同名POI场景仍可能出现低置信度结果，需要继续优化语义约束与数据覆盖。</w:t>
+      </w:r>
     </w:p>
     <w:p>
       <w:pPr>
@@ -1726,6 +1758,14 @@
           <w:sz w:val="22"/>
         </w:rPr>
         <w:t>收获及体会：</w:t>
+      </w:r>
+      <w:r>
+        <w:rPr>
+          <w:rFonts w:ascii="宋体" w:hAnsi="宋体" w:hint="eastAsia"/>
+          <w:bCs/>
+          <w:sz w:val="22"/>
+        </w:rPr>
+        <w:t>本周收获是把系统从“能跑”推进到“可验证、可分析”。实践中体会到：导航语义任务不仅是抽取问题，还需要检索校准、阈值控制和回退机制配合，才能保证稳定性与可用性。</w:t>
       </w:r>
     </w:p>
     <w:p>

--- a/docs/毕业设记周记（计算机2203李积智）.docx
+++ b/docs/毕业设记周记（计算机2203李积智）.docx
@@ -516,6 +516,7 @@
                 <w:sz w:val="24"/>
               </w:rPr>
             </w:pPr>
+            <w:proofErr w:type="gramStart"/>
             <w:r>
               <w:rPr>
                 <w:rFonts w:ascii="宋体" w:hAnsi="宋体" w:cs="宋体-18030" w:hint="eastAsia"/>
@@ -524,6 +525,7 @@
               </w:rPr>
               <w:t>李积智</w:t>
             </w:r>
+            <w:proofErr w:type="gramEnd"/>
           </w:p>
         </w:tc>
       </w:tr>
@@ -585,6 +587,7 @@
                 <w:sz w:val="24"/>
               </w:rPr>
             </w:pPr>
+            <w:proofErr w:type="gramStart"/>
             <w:r>
               <w:rPr>
                 <w:rFonts w:ascii="宋体" w:hAnsi="宋体" w:cs="宋体-18030" w:hint="eastAsia"/>
@@ -593,6 +596,7 @@
               </w:rPr>
               <w:t>戚欣</w:t>
             </w:r>
+            <w:proofErr w:type="gramEnd"/>
           </w:p>
         </w:tc>
       </w:tr>
@@ -1681,7 +1685,25 @@
           <w:bCs/>
           <w:sz w:val="22"/>
         </w:rPr>
-        <w:t>系统已可稳定完成“输入查询-输出结构化结果”。单意图输出可对齐训练格式，多意图保留详细结构。POI校准支持高德在线查询，具备候选打分、城市约束、阈值过滤和缓存机制；高德不可用时可回退本地校准。已完成命令行验证和样例评测，核心流程可用。</w:t>
+        <w:t>系统已可稳定完成“输入查询-输出结构化结果”。单意图输出可对齐训练格式，多意图保留详细结构。POI校准支持高德在线查询，具备候选打分、城市约束、阈值过滤和缓存机制；高德</w:t>
+      </w:r>
+      <w:proofErr w:type="gramStart"/>
+      <w:r>
+        <w:rPr>
+          <w:rFonts w:ascii="宋体" w:hAnsi="宋体" w:hint="eastAsia"/>
+          <w:bCs/>
+          <w:sz w:val="22"/>
+        </w:rPr>
+        <w:t>不</w:t>
+      </w:r>
+      <w:proofErr w:type="gramEnd"/>
+      <w:r>
+        <w:rPr>
+          <w:rFonts w:ascii="宋体" w:hAnsi="宋体" w:hint="eastAsia"/>
+          <w:bCs/>
+          <w:sz w:val="22"/>
+        </w:rPr>
+        <w:t>可用时可回退本地校准。已完成命令行验证和样例评测，核心流程可用。</w:t>
       </w:r>
     </w:p>
     <w:p>
@@ -1827,6 +1849,230 @@
           <w:sz w:val="24"/>
         </w:rPr>
         <w:t>第三周</w:t>
+      </w:r>
+    </w:p>
+    <w:p>
+      <w:pPr>
+        <w:spacing w:line="360" w:lineRule="auto"/>
+        <w:ind w:right="480"/>
+        <w:rPr>
+          <w:rFonts w:ascii="宋体" w:hAnsi="宋体"/>
+          <w:bCs/>
+          <w:sz w:val="22"/>
+        </w:rPr>
+      </w:pPr>
+      <w:r>
+        <w:rPr>
+          <w:rFonts w:ascii="宋体" w:hAnsi="宋体" w:hint="eastAsia"/>
+          <w:b/>
+          <w:sz w:val="22"/>
+        </w:rPr>
+        <w:t>工作内容</w:t>
+      </w:r>
+      <w:r>
+        <w:rPr>
+          <w:rFonts w:ascii="宋体" w:hAnsi="宋体" w:hint="eastAsia"/>
+          <w:bCs/>
+          <w:sz w:val="22"/>
+        </w:rPr>
+        <w:t>：</w:t>
+      </w:r>
+      <w:r>
+        <w:rPr>
+          <w:rFonts w:ascii="宋体" w:hAnsi="宋体" w:hint="eastAsia"/>
+          <w:bCs/>
+          <w:sz w:val="22"/>
+        </w:rPr>
+        <w:t>本周对毕业设计整体思路进行了简单梳理，回顾了开题报告内容，并初步规划了后续的数据处理与模型实验方向。</w:t>
+      </w:r>
+    </w:p>
+    <w:p>
+      <w:pPr>
+        <w:spacing w:line="360" w:lineRule="auto"/>
+        <w:ind w:right="480"/>
+        <w:rPr>
+          <w:rFonts w:ascii="宋体" w:hAnsi="宋体" w:hint="eastAsia"/>
+          <w:bCs/>
+          <w:sz w:val="22"/>
+        </w:rPr>
+      </w:pPr>
+    </w:p>
+    <w:p>
+      <w:pPr>
+        <w:spacing w:line="360" w:lineRule="auto"/>
+        <w:ind w:right="480"/>
+        <w:rPr>
+          <w:rFonts w:ascii="宋体" w:hAnsi="宋体"/>
+          <w:b/>
+          <w:sz w:val="22"/>
+        </w:rPr>
+      </w:pPr>
+      <w:r>
+        <w:rPr>
+          <w:rFonts w:ascii="宋体" w:hAnsi="宋体" w:hint="eastAsia"/>
+          <w:b/>
+          <w:sz w:val="22"/>
+        </w:rPr>
+        <w:t>完成情况：</w:t>
+      </w:r>
+      <w:r>
+        <w:rPr>
+          <w:rFonts w:ascii="宋体" w:hAnsi="宋体" w:hint="eastAsia"/>
+          <w:bCs/>
+          <w:sz w:val="22"/>
+        </w:rPr>
+        <w:t>本</w:t>
+      </w:r>
+      <w:proofErr w:type="gramStart"/>
+      <w:r>
+        <w:rPr>
+          <w:rFonts w:ascii="宋体" w:hAnsi="宋体" w:hint="eastAsia"/>
+          <w:bCs/>
+          <w:sz w:val="22"/>
+        </w:rPr>
+        <w:t>周未</w:t>
+      </w:r>
+      <w:proofErr w:type="gramEnd"/>
+      <w:r>
+        <w:rPr>
+          <w:rFonts w:ascii="宋体" w:hAnsi="宋体" w:hint="eastAsia"/>
+          <w:bCs/>
+          <w:sz w:val="22"/>
+        </w:rPr>
+        <w:t>开展具体实验与系统开发工作，但对已有内容进行了整理，对后续研究步骤有了初步安排。</w:t>
+      </w:r>
+    </w:p>
+    <w:p>
+      <w:pPr>
+        <w:spacing w:line="360" w:lineRule="auto"/>
+        <w:ind w:right="480"/>
+        <w:rPr>
+          <w:rFonts w:ascii="宋体" w:hAnsi="宋体" w:hint="eastAsia"/>
+          <w:b/>
+          <w:sz w:val="24"/>
+        </w:rPr>
+      </w:pPr>
+    </w:p>
+    <w:p>
+      <w:pPr>
+        <w:spacing w:line="360" w:lineRule="auto"/>
+        <w:ind w:right="480"/>
+        <w:rPr>
+          <w:rFonts w:ascii="宋体" w:hAnsi="宋体"/>
+          <w:b/>
+          <w:sz w:val="22"/>
+        </w:rPr>
+      </w:pPr>
+      <w:r>
+        <w:rPr>
+          <w:rFonts w:ascii="宋体" w:hAnsi="宋体" w:hint="eastAsia"/>
+          <w:b/>
+          <w:sz w:val="22"/>
+        </w:rPr>
+        <w:t>存在问题：</w:t>
+      </w:r>
+    </w:p>
+    <w:p>
+      <w:pPr>
+        <w:numPr>
+          <w:ilvl w:val="0"/>
+          <w:numId w:val="4"/>
+        </w:numPr>
+        <w:spacing w:line="360" w:lineRule="auto"/>
+        <w:ind w:right="480"/>
+        <w:rPr>
+          <w:rFonts w:ascii="宋体" w:hAnsi="宋体" w:hint="eastAsia"/>
+          <w:bCs/>
+          <w:sz w:val="22"/>
+        </w:rPr>
+      </w:pPr>
+      <w:r>
+        <w:rPr>
+          <w:rFonts w:ascii="宋体" w:hAnsi="宋体" w:hint="eastAsia"/>
+          <w:bCs/>
+          <w:sz w:val="22"/>
+        </w:rPr>
+        <w:t>由于准备研究生复试的内容，</w:t>
+      </w:r>
+      <w:r>
+        <w:rPr>
+          <w:rFonts w:ascii="宋体" w:hAnsi="宋体" w:hint="eastAsia"/>
+          <w:bCs/>
+          <w:sz w:val="22"/>
+        </w:rPr>
+        <w:t>本周毕业设计推进较少，整体进度有所放缓；</w:t>
+      </w:r>
+    </w:p>
+    <w:p>
+      <w:pPr>
+        <w:numPr>
+          <w:ilvl w:val="0"/>
+          <w:numId w:val="4"/>
+        </w:numPr>
+        <w:spacing w:line="360" w:lineRule="auto"/>
+        <w:ind w:right="480"/>
+        <w:rPr>
+          <w:rFonts w:ascii="宋体" w:hAnsi="宋体" w:hint="eastAsia"/>
+          <w:bCs/>
+          <w:sz w:val="22"/>
+        </w:rPr>
+      </w:pPr>
+      <w:r>
+        <w:rPr>
+          <w:rFonts w:ascii="宋体" w:hAnsi="宋体" w:hint="eastAsia"/>
+          <w:bCs/>
+          <w:sz w:val="22"/>
+        </w:rPr>
+        <w:t>尚未进入模型训练与实验阶段，部分技术细节还需进一步明确。</w:t>
+      </w:r>
+    </w:p>
+    <w:p>
+      <w:pPr>
+        <w:spacing w:line="360" w:lineRule="auto"/>
+        <w:ind w:right="480"/>
+        <w:rPr>
+          <w:rFonts w:ascii="宋体" w:hAnsi="宋体" w:hint="eastAsia"/>
+          <w:b/>
+          <w:sz w:val="24"/>
+        </w:rPr>
+      </w:pPr>
+    </w:p>
+    <w:p>
+      <w:pPr>
+        <w:spacing w:line="360" w:lineRule="auto"/>
+        <w:ind w:right="480"/>
+        <w:rPr>
+          <w:rFonts w:ascii="宋体" w:hAnsi="宋体"/>
+          <w:b/>
+          <w:sz w:val="22"/>
+        </w:rPr>
+      </w:pPr>
+      <w:r>
+        <w:rPr>
+          <w:rFonts w:ascii="宋体" w:hAnsi="宋体" w:hint="eastAsia"/>
+          <w:b/>
+          <w:sz w:val="22"/>
+        </w:rPr>
+        <w:t>收获及体会：</w:t>
+      </w:r>
+    </w:p>
+    <w:p>
+      <w:pPr>
+        <w:spacing w:line="360" w:lineRule="auto"/>
+        <w:ind w:right="480" w:firstLine="420"/>
+        <w:rPr>
+          <w:rFonts w:ascii="宋体" w:hAnsi="宋体" w:hint="eastAsia"/>
+          <w:bCs/>
+          <w:sz w:val="22"/>
+        </w:rPr>
+      </w:pPr>
+      <w:r>
+        <w:rPr>
+          <w:rFonts w:ascii="宋体" w:hAnsi="宋体" w:hint="eastAsia"/>
+          <w:bCs/>
+          <w:sz w:val="22"/>
+        </w:rPr>
+        <w:t>通过对前期内容的回顾与整理，对课题的整体研究流程有了更加清晰的认识，也明确了后续需要重点推进的数据构建和模型优化工作。下一步将逐步恢复进度，尽快进入实验阶段。</w:t>
       </w:r>
     </w:p>
     <w:p>
@@ -2494,7 +2740,15 @@
         <w:sz w:val="36"/>
         <w:szCs w:val="36"/>
       </w:rPr>
-      <w:t>毕业设计（论文）周记</w:t>
+      <w:t>毕业设计（</w:t>
+    </w:r>
+    <w:r>
+      <w:rPr>
+        <w:rFonts w:hint="eastAsia"/>
+        <w:sz w:val="36"/>
+        <w:szCs w:val="36"/>
+      </w:rPr>
+      <w:t>论文）周记</w:t>
     </w:r>
   </w:p>
 </w:hdr>
@@ -2516,7 +2770,15 @@
         <w:sz w:val="36"/>
         <w:szCs w:val="36"/>
       </w:rPr>
-      <w:t>毕业设计（论文）周记</w:t>
+      <w:t>毕业设计（</w:t>
+    </w:r>
+    <w:r>
+      <w:rPr>
+        <w:rFonts w:hint="eastAsia"/>
+        <w:sz w:val="36"/>
+        <w:szCs w:val="36"/>
+      </w:rPr>
+      <w:t>论文）周记</w:t>
     </w:r>
   </w:p>
 </w:hdr>
@@ -2742,7 +3004,15 @@
         <w:sz w:val="36"/>
         <w:szCs w:val="36"/>
       </w:rPr>
-      <w:t>毕业设计（论文）周记</w:t>
+      <w:t>毕业设计（</w:t>
+    </w:r>
+    <w:r>
+      <w:rPr>
+        <w:rFonts w:hint="eastAsia"/>
+        <w:sz w:val="36"/>
+        <w:szCs w:val="36"/>
+      </w:rPr>
+      <w:t>论文）周记</w:t>
     </w:r>
   </w:p>
 </w:hdr>
@@ -2764,7 +3034,15 @@
         <w:sz w:val="36"/>
         <w:szCs w:val="36"/>
       </w:rPr>
-      <w:t>毕业设计（论文）周记</w:t>
+      <w:t>毕业设计（</w:t>
+    </w:r>
+    <w:r>
+      <w:rPr>
+        <w:rFonts w:hint="eastAsia"/>
+        <w:sz w:val="36"/>
+        <w:szCs w:val="36"/>
+      </w:rPr>
+      <w:t>论文）周记</w:t>
     </w:r>
   </w:p>
 </w:hdr>
@@ -2888,7 +3166,15 @@
         <w:sz w:val="36"/>
         <w:szCs w:val="36"/>
       </w:rPr>
-      <w:t>毕业设计（论文）周记</w:t>
+      <w:t>毕业设计（</w:t>
+    </w:r>
+    <w:r>
+      <w:rPr>
+        <w:rFonts w:hint="eastAsia"/>
+        <w:sz w:val="36"/>
+        <w:szCs w:val="36"/>
+      </w:rPr>
+      <w:t>论文）周记</w:t>
     </w:r>
   </w:p>
 </w:hdr>
@@ -3012,7 +3298,15 @@
         <w:sz w:val="36"/>
         <w:szCs w:val="36"/>
       </w:rPr>
-      <w:t>毕业设计（论文）周记</w:t>
+      <w:t>毕业设计（</w:t>
+    </w:r>
+    <w:r>
+      <w:rPr>
+        <w:rFonts w:hint="eastAsia"/>
+        <w:sz w:val="36"/>
+        <w:szCs w:val="36"/>
+      </w:rPr>
+      <w:t>论文）周记</w:t>
     </w:r>
   </w:p>
 </w:hdr>
@@ -3034,7 +3328,15 @@
         <w:sz w:val="36"/>
         <w:szCs w:val="36"/>
       </w:rPr>
-      <w:t>毕业设计（论文）周记</w:t>
+      <w:t>毕业设计（</w:t>
+    </w:r>
+    <w:r>
+      <w:rPr>
+        <w:rFonts w:hint="eastAsia"/>
+        <w:sz w:val="36"/>
+        <w:szCs w:val="36"/>
+      </w:rPr>
+      <w:t>论文）周记</w:t>
     </w:r>
   </w:p>
 </w:hdr>
@@ -3054,8 +3356,204 @@
       <w:lvlJc w:val="left"/>
     </w:lvl>
   </w:abstractNum>
+  <w:abstractNum w:abstractNumId="1" w15:restartNumberingAfterBreak="0">
+    <w:nsid w:val="07FC0C31"/>
+    <w:multiLevelType w:val="hybridMultilevel"/>
+    <w:tmpl w:val="CC2E8F3E"/>
+    <w:lvl w:ilvl="0" w:tplc="0409000F">
+      <w:start w:val="1"/>
+      <w:numFmt w:val="decimal"/>
+      <w:lvlText w:val="%1."/>
+      <w:lvlJc w:val="left"/>
+      <w:pPr>
+        <w:ind w:left="420" w:hanging="420"/>
+      </w:pPr>
+    </w:lvl>
+    <w:lvl w:ilvl="1" w:tplc="04090019" w:tentative="1">
+      <w:start w:val="1"/>
+      <w:numFmt w:val="lowerLetter"/>
+      <w:lvlText w:val="%2)"/>
+      <w:lvlJc w:val="left"/>
+      <w:pPr>
+        <w:ind w:left="840" w:hanging="420"/>
+      </w:pPr>
+    </w:lvl>
+    <w:lvl w:ilvl="2" w:tplc="0409001B" w:tentative="1">
+      <w:start w:val="1"/>
+      <w:numFmt w:val="lowerRoman"/>
+      <w:lvlText w:val="%3."/>
+      <w:lvlJc w:val="right"/>
+      <w:pPr>
+        <w:ind w:left="1260" w:hanging="420"/>
+      </w:pPr>
+    </w:lvl>
+    <w:lvl w:ilvl="3" w:tplc="0409000F" w:tentative="1">
+      <w:start w:val="1"/>
+      <w:numFmt w:val="decimal"/>
+      <w:lvlText w:val="%4."/>
+      <w:lvlJc w:val="left"/>
+      <w:pPr>
+        <w:ind w:left="1680" w:hanging="420"/>
+      </w:pPr>
+    </w:lvl>
+    <w:lvl w:ilvl="4" w:tplc="04090019" w:tentative="1">
+      <w:start w:val="1"/>
+      <w:numFmt w:val="lowerLetter"/>
+      <w:lvlText w:val="%5)"/>
+      <w:lvlJc w:val="left"/>
+      <w:pPr>
+        <w:ind w:left="2100" w:hanging="420"/>
+      </w:pPr>
+    </w:lvl>
+    <w:lvl w:ilvl="5" w:tplc="0409001B" w:tentative="1">
+      <w:start w:val="1"/>
+      <w:numFmt w:val="lowerRoman"/>
+      <w:lvlText w:val="%6."/>
+      <w:lvlJc w:val="right"/>
+      <w:pPr>
+        <w:ind w:left="2520" w:hanging="420"/>
+      </w:pPr>
+    </w:lvl>
+    <w:lvl w:ilvl="6" w:tplc="0409000F" w:tentative="1">
+      <w:start w:val="1"/>
+      <w:numFmt w:val="decimal"/>
+      <w:lvlText w:val="%7."/>
+      <w:lvlJc w:val="left"/>
+      <w:pPr>
+        <w:ind w:left="2940" w:hanging="420"/>
+      </w:pPr>
+    </w:lvl>
+    <w:lvl w:ilvl="7" w:tplc="04090019" w:tentative="1">
+      <w:start w:val="1"/>
+      <w:numFmt w:val="lowerLetter"/>
+      <w:lvlText w:val="%8)"/>
+      <w:lvlJc w:val="left"/>
+      <w:pPr>
+        <w:ind w:left="3360" w:hanging="420"/>
+      </w:pPr>
+    </w:lvl>
+    <w:lvl w:ilvl="8" w:tplc="0409001B" w:tentative="1">
+      <w:start w:val="1"/>
+      <w:numFmt w:val="lowerRoman"/>
+      <w:lvlText w:val="%9."/>
+      <w:lvlJc w:val="right"/>
+      <w:pPr>
+        <w:ind w:left="3780" w:hanging="420"/>
+      </w:pPr>
+    </w:lvl>
+  </w:abstractNum>
+  <w:abstractNum w:abstractNumId="2" w15:restartNumberingAfterBreak="0">
+    <w:nsid w:val="15A57F4C"/>
+    <w:multiLevelType w:val="hybridMultilevel"/>
+    <w:tmpl w:val="22D6E844"/>
+    <w:lvl w:ilvl="0" w:tplc="18D041C8">
+      <w:start w:val="1"/>
+      <w:numFmt w:val="decimal"/>
+      <w:lvlText w:val="（%1）"/>
+      <w:lvlJc w:val="left"/>
+      <w:pPr>
+        <w:ind w:left="720" w:hanging="720"/>
+      </w:pPr>
+      <w:rPr>
+        <w:rFonts w:hint="default"/>
+      </w:rPr>
+    </w:lvl>
+    <w:lvl w:ilvl="1" w:tplc="04090019" w:tentative="1">
+      <w:start w:val="1"/>
+      <w:numFmt w:val="lowerLetter"/>
+      <w:lvlText w:val="%2)"/>
+      <w:lvlJc w:val="left"/>
+      <w:pPr>
+        <w:ind w:left="840" w:hanging="420"/>
+      </w:pPr>
+    </w:lvl>
+    <w:lvl w:ilvl="2" w:tplc="0409001B" w:tentative="1">
+      <w:start w:val="1"/>
+      <w:numFmt w:val="lowerRoman"/>
+      <w:lvlText w:val="%3."/>
+      <w:lvlJc w:val="right"/>
+      <w:pPr>
+        <w:ind w:left="1260" w:hanging="420"/>
+      </w:pPr>
+    </w:lvl>
+    <w:lvl w:ilvl="3" w:tplc="0409000F" w:tentative="1">
+      <w:start w:val="1"/>
+      <w:numFmt w:val="decimal"/>
+      <w:lvlText w:val="%4."/>
+      <w:lvlJc w:val="left"/>
+      <w:pPr>
+        <w:ind w:left="1680" w:hanging="420"/>
+      </w:pPr>
+    </w:lvl>
+    <w:lvl w:ilvl="4" w:tplc="04090019" w:tentative="1">
+      <w:start w:val="1"/>
+      <w:numFmt w:val="lowerLetter"/>
+      <w:lvlText w:val="%5)"/>
+      <w:lvlJc w:val="left"/>
+      <w:pPr>
+        <w:ind w:left="2100" w:hanging="420"/>
+      </w:pPr>
+    </w:lvl>
+    <w:lvl w:ilvl="5" w:tplc="0409001B" w:tentative="1">
+      <w:start w:val="1"/>
+      <w:numFmt w:val="lowerRoman"/>
+      <w:lvlText w:val="%6."/>
+      <w:lvlJc w:val="right"/>
+      <w:pPr>
+        <w:ind w:left="2520" w:hanging="420"/>
+      </w:pPr>
+    </w:lvl>
+    <w:lvl w:ilvl="6" w:tplc="0409000F" w:tentative="1">
+      <w:start w:val="1"/>
+      <w:numFmt w:val="decimal"/>
+      <w:lvlText w:val="%7."/>
+      <w:lvlJc w:val="left"/>
+      <w:pPr>
+        <w:ind w:left="2940" w:hanging="420"/>
+      </w:pPr>
+    </w:lvl>
+    <w:lvl w:ilvl="7" w:tplc="04090019" w:tentative="1">
+      <w:start w:val="1"/>
+      <w:numFmt w:val="lowerLetter"/>
+      <w:lvlText w:val="%8)"/>
+      <w:lvlJc w:val="left"/>
+      <w:pPr>
+        <w:ind w:left="3360" w:hanging="420"/>
+      </w:pPr>
+    </w:lvl>
+    <w:lvl w:ilvl="8" w:tplc="0409001B" w:tentative="1">
+      <w:start w:val="1"/>
+      <w:numFmt w:val="lowerRoman"/>
+      <w:lvlText w:val="%9."/>
+      <w:lvlJc w:val="right"/>
+      <w:pPr>
+        <w:ind w:left="3780" w:hanging="420"/>
+      </w:pPr>
+    </w:lvl>
+  </w:abstractNum>
+  <w:abstractNum w:abstractNumId="3" w15:restartNumberingAfterBreak="0">
+    <w:nsid w:val="362B5482"/>
+    <w:multiLevelType w:val="singleLevel"/>
+    <w:tmpl w:val="9A445456"/>
+    <w:lvl w:ilvl="0">
+      <w:start w:val="1"/>
+      <w:numFmt w:val="decimal"/>
+      <w:suff w:val="nothing"/>
+      <w:lvlText w:val="（%1）"/>
+      <w:lvlJc w:val="left"/>
+    </w:lvl>
+  </w:abstractNum>
   <w:num w:numId="1">
     <w:abstractNumId w:val="0"/>
+  </w:num>
+  <w:num w:numId="2">
+    <w:abstractNumId w:val="1"/>
+  </w:num>
+  <w:num w:numId="3">
+    <w:abstractNumId w:val="2"/>
+  </w:num>
+  <w:num w:numId="4">
+    <w:abstractNumId w:val="3"/>
   </w:num>
 </w:numbering>
 </file>

--- a/docs/毕业设记周记（计算机2203李积智）.docx
+++ b/docs/毕业设记周记（计算机2203李积智）.docx
@@ -1891,7 +1891,7 @@
         <w:spacing w:line="360" w:lineRule="auto"/>
         <w:ind w:right="480"/>
         <w:rPr>
-          <w:rFonts w:ascii="宋体" w:hAnsi="宋体" w:hint="eastAsia"/>
+          <w:rFonts w:ascii="宋体" w:hAnsi="宋体"/>
           <w:bCs/>
           <w:sz w:val="22"/>
         </w:rPr>
@@ -1947,7 +1947,7 @@
         <w:spacing w:line="360" w:lineRule="auto"/>
         <w:ind w:right="480"/>
         <w:rPr>
-          <w:rFonts w:ascii="宋体" w:hAnsi="宋体" w:hint="eastAsia"/>
+          <w:rFonts w:ascii="宋体" w:hAnsi="宋体"/>
           <w:b/>
           <w:sz w:val="24"/>
         </w:rPr>
@@ -1981,7 +1981,7 @@
         <w:spacing w:line="360" w:lineRule="auto"/>
         <w:ind w:right="480"/>
         <w:rPr>
-          <w:rFonts w:ascii="宋体" w:hAnsi="宋体" w:hint="eastAsia"/>
+          <w:rFonts w:ascii="宋体" w:hAnsi="宋体"/>
           <w:bCs/>
           <w:sz w:val="22"/>
         </w:rPr>
@@ -2012,7 +2012,7 @@
         <w:spacing w:line="360" w:lineRule="auto"/>
         <w:ind w:right="480"/>
         <w:rPr>
-          <w:rFonts w:ascii="宋体" w:hAnsi="宋体" w:hint="eastAsia"/>
+          <w:rFonts w:ascii="宋体" w:hAnsi="宋体"/>
           <w:bCs/>
           <w:sz w:val="22"/>
         </w:rPr>
@@ -2031,7 +2031,7 @@
         <w:spacing w:line="360" w:lineRule="auto"/>
         <w:ind w:right="480"/>
         <w:rPr>
-          <w:rFonts w:ascii="宋体" w:hAnsi="宋体" w:hint="eastAsia"/>
+          <w:rFonts w:ascii="宋体" w:hAnsi="宋体"/>
           <w:b/>
           <w:sz w:val="24"/>
         </w:rPr>
@@ -2061,7 +2061,7 @@
         <w:spacing w:line="360" w:lineRule="auto"/>
         <w:ind w:right="480" w:firstLine="420"/>
         <w:rPr>
-          <w:rFonts w:ascii="宋体" w:hAnsi="宋体" w:hint="eastAsia"/>
+          <w:rFonts w:ascii="宋体" w:hAnsi="宋体"/>
           <w:bCs/>
           <w:sz w:val="22"/>
         </w:rPr>
@@ -2109,7 +2109,7 @@
         <w:ind w:right="480" w:firstLineChars="50" w:firstLine="120"/>
         <w:jc w:val="center"/>
         <w:rPr>
-          <w:rFonts w:ascii="宋体" w:hAnsi="宋体"/>
+          <w:rFonts w:ascii="宋体" w:hAnsi="宋体" w:hint="eastAsia"/>
           <w:b/>
           <w:sz w:val="24"/>
         </w:rPr>
@@ -2127,6 +2127,185 @@
       <w:pPr>
         <w:spacing w:line="360" w:lineRule="auto"/>
         <w:ind w:right="480"/>
+        <w:rPr>
+          <w:rFonts w:ascii="宋体" w:hAnsi="宋体" w:hint="eastAsia"/>
+          <w:bCs/>
+          <w:sz w:val="22"/>
+        </w:rPr>
+      </w:pPr>
+      <w:r>
+        <w:rPr>
+          <w:rFonts w:ascii="宋体" w:hAnsi="宋体" w:hint="eastAsia"/>
+          <w:b/>
+          <w:sz w:val="22"/>
+        </w:rPr>
+        <w:t>工作内容：</w:t>
+      </w:r>
+      <w:r>
+        <w:rPr>
+          <w:rFonts w:ascii="宋体" w:hAnsi="宋体" w:hint="eastAsia"/>
+          <w:bCs/>
+          <w:sz w:val="22"/>
+        </w:rPr>
+        <w:t>本周主要尝试实现多模态输入处理功能，重点开展语音和视频输入的相关技术探索与开发。</w:t>
+      </w:r>
+    </w:p>
+    <w:p>
+      <w:pPr>
+        <w:spacing w:line="360" w:lineRule="auto"/>
+        <w:ind w:right="480"/>
+      </w:pPr>
+    </w:p>
+    <w:p>
+      <w:pPr>
+        <w:spacing w:line="360" w:lineRule="auto"/>
+        <w:ind w:right="480"/>
+        <w:rPr>
+          <w:rFonts w:ascii="宋体" w:hAnsi="宋体" w:hint="eastAsia"/>
+          <w:bCs/>
+          <w:sz w:val="22"/>
+        </w:rPr>
+      </w:pPr>
+      <w:r>
+        <w:rPr>
+          <w:rFonts w:ascii="宋体" w:hAnsi="宋体" w:hint="eastAsia"/>
+          <w:b/>
+          <w:sz w:val="22"/>
+        </w:rPr>
+        <w:t>完成情况：</w:t>
+      </w:r>
+      <w:r>
+        <w:rPr>
+          <w:rFonts w:ascii="宋体" w:hAnsi="宋体" w:hint="eastAsia"/>
+          <w:bCs/>
+          <w:sz w:val="22"/>
+        </w:rPr>
+        <w:t>已基本实现语音输入的处理流程，包括语音转文本并接入后续意图识别模块；视频输入功能正在调试中，初步完成框架搭建。</w:t>
+      </w:r>
+    </w:p>
+    <w:p>
+      <w:pPr>
+        <w:spacing w:line="360" w:lineRule="auto"/>
+        <w:ind w:right="480"/>
+      </w:pPr>
+    </w:p>
+    <w:p>
+      <w:pPr>
+        <w:spacing w:line="360" w:lineRule="auto"/>
+        <w:ind w:right="480"/>
+        <w:rPr>
+          <w:rFonts w:ascii="宋体" w:hAnsi="宋体" w:hint="eastAsia"/>
+          <w:b/>
+          <w:sz w:val="22"/>
+        </w:rPr>
+      </w:pPr>
+      <w:r>
+        <w:rPr>
+          <w:rFonts w:ascii="宋体" w:hAnsi="宋体" w:hint="eastAsia"/>
+          <w:b/>
+          <w:sz w:val="22"/>
+        </w:rPr>
+        <w:t>存在问题：</w:t>
+      </w:r>
+    </w:p>
+    <w:p>
+      <w:pPr>
+        <w:numPr>
+          <w:ilvl w:val="0"/>
+          <w:numId w:val="5"/>
+        </w:numPr>
+        <w:spacing w:line="360" w:lineRule="auto"/>
+        <w:ind w:right="480"/>
+        <w:rPr>
+          <w:rFonts w:ascii="宋体" w:hAnsi="宋体" w:hint="eastAsia"/>
+          <w:bCs/>
+          <w:sz w:val="22"/>
+        </w:rPr>
+      </w:pPr>
+      <w:r>
+        <w:rPr>
+          <w:rFonts w:ascii="宋体" w:hAnsi="宋体" w:hint="eastAsia"/>
+          <w:bCs/>
+          <w:sz w:val="22"/>
+        </w:rPr>
+        <w:t>视频输入处理过程中存在稳定性问题，部分功能尚未调试完成；</w:t>
+      </w:r>
+    </w:p>
+    <w:p>
+      <w:pPr>
+        <w:numPr>
+          <w:ilvl w:val="0"/>
+          <w:numId w:val="5"/>
+        </w:numPr>
+        <w:spacing w:line="360" w:lineRule="auto"/>
+        <w:ind w:right="480"/>
+        <w:rPr>
+          <w:rFonts w:ascii="宋体" w:hAnsi="宋体" w:hint="eastAsia"/>
+          <w:bCs/>
+          <w:sz w:val="22"/>
+        </w:rPr>
+      </w:pPr>
+      <w:r>
+        <w:rPr>
+          <w:rFonts w:ascii="宋体" w:hAnsi="宋体" w:hint="eastAsia"/>
+          <w:bCs/>
+          <w:sz w:val="22"/>
+        </w:rPr>
+        <w:t>语音识别结果在个别口语</w:t>
+      </w:r>
+      <w:proofErr w:type="gramStart"/>
+      <w:r>
+        <w:rPr>
+          <w:rFonts w:ascii="宋体" w:hAnsi="宋体" w:hint="eastAsia"/>
+          <w:bCs/>
+          <w:sz w:val="22"/>
+        </w:rPr>
+        <w:t>化表达下</w:t>
+      </w:r>
+      <w:proofErr w:type="gramEnd"/>
+      <w:r>
+        <w:rPr>
+          <w:rFonts w:ascii="宋体" w:hAnsi="宋体" w:hint="eastAsia"/>
+          <w:bCs/>
+          <w:sz w:val="22"/>
+        </w:rPr>
+        <w:t>仍存在一定误差。</w:t>
+      </w:r>
+    </w:p>
+    <w:p>
+      <w:pPr>
+        <w:spacing w:line="360" w:lineRule="auto"/>
+        <w:ind w:right="480"/>
+      </w:pPr>
+    </w:p>
+    <w:p>
+      <w:pPr>
+        <w:spacing w:line="360" w:lineRule="auto"/>
+        <w:ind w:right="480"/>
+        <w:rPr>
+          <w:rFonts w:ascii="宋体" w:hAnsi="宋体" w:hint="eastAsia"/>
+          <w:b/>
+          <w:sz w:val="22"/>
+        </w:rPr>
+      </w:pPr>
+      <w:r>
+        <w:rPr>
+          <w:rFonts w:ascii="宋体" w:hAnsi="宋体" w:hint="eastAsia"/>
+          <w:b/>
+          <w:sz w:val="22"/>
+        </w:rPr>
+        <w:t>收获及体会：</w:t>
+      </w:r>
+    </w:p>
+    <w:p>
+      <w:pPr>
+        <w:spacing w:line="360" w:lineRule="auto"/>
+        <w:ind w:right="480" w:firstLine="330"/>
+        <w:rPr>
+          <w:rFonts w:ascii="宋体" w:hAnsi="宋体" w:hint="eastAsia"/>
+          <w:bCs/>
+          <w:sz w:val="22"/>
+        </w:rPr>
         <w:sectPr>
           <w:headerReference w:type="default" r:id="rId10"/>
           <w:pgSz w:w="11906" w:h="16838"/>
@@ -2135,6 +2314,14 @@
           <w:docGrid w:type="lines" w:linePitch="312"/>
         </w:sectPr>
       </w:pPr>
+      <w:r>
+        <w:rPr>
+          <w:rFonts w:ascii="宋体" w:hAnsi="宋体" w:hint="eastAsia"/>
+          <w:bCs/>
+          <w:sz w:val="22"/>
+        </w:rPr>
+        <w:t>通过本周的实践，对多模态数据处理流程有了更直观的认识，尤其是在语音转文本与自然语言理解衔接方面积累了一定经验。同时也意识到，不同输入形式对模型性能会产生影响，后续需要进一步优化语音识别结果，并完善视频输入模块的实现。</w:t>
+      </w:r>
     </w:p>
     <w:p>
       <w:pPr>
@@ -2740,15 +2927,7 @@
         <w:sz w:val="36"/>
         <w:szCs w:val="36"/>
       </w:rPr>
-      <w:t>毕业设计（</w:t>
-    </w:r>
-    <w:r>
-      <w:rPr>
-        <w:rFonts w:hint="eastAsia"/>
-        <w:sz w:val="36"/>
-        <w:szCs w:val="36"/>
-      </w:rPr>
-      <w:t>论文）周记</w:t>
+      <w:t>毕业设计（论文）周记</w:t>
     </w:r>
   </w:p>
 </w:hdr>
@@ -2770,15 +2949,7 @@
         <w:sz w:val="36"/>
         <w:szCs w:val="36"/>
       </w:rPr>
-      <w:t>毕业设计（</w:t>
-    </w:r>
-    <w:r>
-      <w:rPr>
-        <w:rFonts w:hint="eastAsia"/>
-        <w:sz w:val="36"/>
-        <w:szCs w:val="36"/>
-      </w:rPr>
-      <w:t>论文）周记</w:t>
+      <w:t>毕业设计（论文）周记</w:t>
     </w:r>
   </w:p>
 </w:hdr>
@@ -3004,15 +3175,7 @@
         <w:sz w:val="36"/>
         <w:szCs w:val="36"/>
       </w:rPr>
-      <w:t>毕业设计（</w:t>
-    </w:r>
-    <w:r>
-      <w:rPr>
-        <w:rFonts w:hint="eastAsia"/>
-        <w:sz w:val="36"/>
-        <w:szCs w:val="36"/>
-      </w:rPr>
-      <w:t>论文）周记</w:t>
+      <w:t>毕业设计（论文）周记</w:t>
     </w:r>
   </w:p>
 </w:hdr>
@@ -3034,15 +3197,7 @@
         <w:sz w:val="36"/>
         <w:szCs w:val="36"/>
       </w:rPr>
-      <w:t>毕业设计（</w:t>
-    </w:r>
-    <w:r>
-      <w:rPr>
-        <w:rFonts w:hint="eastAsia"/>
-        <w:sz w:val="36"/>
-        <w:szCs w:val="36"/>
-      </w:rPr>
-      <w:t>论文）周记</w:t>
+      <w:t>毕业设计（论文）周记</w:t>
     </w:r>
   </w:p>
 </w:hdr>
@@ -3166,15 +3321,7 @@
         <w:sz w:val="36"/>
         <w:szCs w:val="36"/>
       </w:rPr>
-      <w:t>毕业设计（</w:t>
-    </w:r>
-    <w:r>
-      <w:rPr>
-        <w:rFonts w:hint="eastAsia"/>
-        <w:sz w:val="36"/>
-        <w:szCs w:val="36"/>
-      </w:rPr>
-      <w:t>论文）周记</w:t>
+      <w:t>毕业设计（论文）周记</w:t>
     </w:r>
   </w:p>
 </w:hdr>
@@ -3298,15 +3445,7 @@
         <w:sz w:val="36"/>
         <w:szCs w:val="36"/>
       </w:rPr>
-      <w:t>毕业设计（</w:t>
-    </w:r>
-    <w:r>
-      <w:rPr>
-        <w:rFonts w:hint="eastAsia"/>
-        <w:sz w:val="36"/>
-        <w:szCs w:val="36"/>
-      </w:rPr>
-      <w:t>论文）周记</w:t>
+      <w:t>毕业设计（论文）周记</w:t>
     </w:r>
   </w:p>
 </w:hdr>
@@ -3328,15 +3467,7 @@
         <w:sz w:val="36"/>
         <w:szCs w:val="36"/>
       </w:rPr>
-      <w:t>毕业设计（</w:t>
-    </w:r>
-    <w:r>
-      <w:rPr>
-        <w:rFonts w:hint="eastAsia"/>
-        <w:sz w:val="36"/>
-        <w:szCs w:val="36"/>
-      </w:rPr>
-      <w:t>论文）周记</w:t>
+      <w:t>毕业设计（论文）周记</w:t>
     </w:r>
   </w:p>
 </w:hdr>
@@ -3532,6 +3663,18 @@
     </w:lvl>
   </w:abstractNum>
   <w:abstractNum w:abstractNumId="3" w15:restartNumberingAfterBreak="0">
+    <w:nsid w:val="1CE110A3"/>
+    <w:multiLevelType w:val="singleLevel"/>
+    <w:tmpl w:val="9A445456"/>
+    <w:lvl w:ilvl="0">
+      <w:start w:val="1"/>
+      <w:numFmt w:val="decimal"/>
+      <w:suff w:val="nothing"/>
+      <w:lvlText w:val="（%1）"/>
+      <w:lvlJc w:val="left"/>
+    </w:lvl>
+  </w:abstractNum>
+  <w:abstractNum w:abstractNumId="4" w15:restartNumberingAfterBreak="0">
     <w:nsid w:val="362B5482"/>
     <w:multiLevelType w:val="singleLevel"/>
     <w:tmpl w:val="9A445456"/>
@@ -3553,6 +3696,9 @@
     <w:abstractNumId w:val="2"/>
   </w:num>
   <w:num w:numId="4">
+    <w:abstractNumId w:val="4"/>
+  </w:num>
+  <w:num w:numId="5">
     <w:abstractNumId w:val="3"/>
   </w:num>
 </w:numbering>

--- a/docs/毕业设记周记（计算机2203李积智）.docx
+++ b/docs/毕业设记周记（计算机2203李积智）.docx
@@ -2109,7 +2109,7 @@
         <w:ind w:right="480" w:firstLineChars="50" w:firstLine="120"/>
         <w:jc w:val="center"/>
         <w:rPr>
-          <w:rFonts w:ascii="宋体" w:hAnsi="宋体" w:hint="eastAsia"/>
+          <w:rFonts w:ascii="宋体" w:hAnsi="宋体"/>
           <w:b/>
           <w:sz w:val="24"/>
         </w:rPr>
@@ -2128,7 +2128,7 @@
         <w:spacing w:line="360" w:lineRule="auto"/>
         <w:ind w:right="480"/>
         <w:rPr>
-          <w:rFonts w:ascii="宋体" w:hAnsi="宋体" w:hint="eastAsia"/>
+          <w:rFonts w:ascii="宋体" w:hAnsi="宋体"/>
           <w:bCs/>
           <w:sz w:val="22"/>
         </w:rPr>
@@ -2161,7 +2161,7 @@
         <w:spacing w:line="360" w:lineRule="auto"/>
         <w:ind w:right="480"/>
         <w:rPr>
-          <w:rFonts w:ascii="宋体" w:hAnsi="宋体" w:hint="eastAsia"/>
+          <w:rFonts w:ascii="宋体" w:hAnsi="宋体"/>
           <w:bCs/>
           <w:sz w:val="22"/>
         </w:rPr>
@@ -2194,7 +2194,7 @@
         <w:spacing w:line="360" w:lineRule="auto"/>
         <w:ind w:right="480"/>
         <w:rPr>
-          <w:rFonts w:ascii="宋体" w:hAnsi="宋体" w:hint="eastAsia"/>
+          <w:rFonts w:ascii="宋体" w:hAnsi="宋体"/>
           <w:b/>
           <w:sz w:val="22"/>
         </w:rPr>
@@ -2217,7 +2217,7 @@
         <w:spacing w:line="360" w:lineRule="auto"/>
         <w:ind w:right="480"/>
         <w:rPr>
-          <w:rFonts w:ascii="宋体" w:hAnsi="宋体" w:hint="eastAsia"/>
+          <w:rFonts w:ascii="宋体" w:hAnsi="宋体"/>
           <w:bCs/>
           <w:sz w:val="22"/>
         </w:rPr>
@@ -2240,7 +2240,7 @@
         <w:spacing w:line="360" w:lineRule="auto"/>
         <w:ind w:right="480"/>
         <w:rPr>
-          <w:rFonts w:ascii="宋体" w:hAnsi="宋体" w:hint="eastAsia"/>
+          <w:rFonts w:ascii="宋体" w:hAnsi="宋体"/>
           <w:bCs/>
           <w:sz w:val="22"/>
         </w:rPr>
@@ -2283,7 +2283,7 @@
         <w:spacing w:line="360" w:lineRule="auto"/>
         <w:ind w:right="480"/>
         <w:rPr>
-          <w:rFonts w:ascii="宋体" w:hAnsi="宋体" w:hint="eastAsia"/>
+          <w:rFonts w:ascii="宋体" w:hAnsi="宋体"/>
           <w:b/>
           <w:sz w:val="22"/>
         </w:rPr>
@@ -2302,7 +2302,7 @@
         <w:spacing w:line="360" w:lineRule="auto"/>
         <w:ind w:right="480" w:firstLine="330"/>
         <w:rPr>
-          <w:rFonts w:ascii="宋体" w:hAnsi="宋体" w:hint="eastAsia"/>
+          <w:rFonts w:ascii="宋体" w:hAnsi="宋体"/>
           <w:bCs/>
           <w:sz w:val="22"/>
         </w:rPr>
@@ -2389,7 +2389,7 @@
         <w:rPr>
           <w:rFonts w:ascii="宋体" w:hAnsi="宋体"/>
           <w:b/>
-          <w:sz w:val="22"/>
+          <w:sz w:val="24"/>
         </w:rPr>
       </w:pPr>
       <w:r>
@@ -2407,6 +2407,184 @@
         <w:ind w:right="480"/>
         <w:rPr>
           <w:rFonts w:ascii="宋体" w:hAnsi="宋体"/>
+          <w:bCs/>
+          <w:sz w:val="22"/>
+        </w:rPr>
+      </w:pPr>
+      <w:r>
+        <w:rPr>
+          <w:rFonts w:ascii="宋体" w:hAnsi="宋体" w:hint="eastAsia"/>
+          <w:b/>
+          <w:sz w:val="22"/>
+        </w:rPr>
+        <w:t>工作内容：</w:t>
+      </w:r>
+      <w:r>
+        <w:rPr>
+          <w:rFonts w:ascii="宋体" w:hAnsi="宋体" w:hint="eastAsia"/>
+          <w:bCs/>
+          <w:sz w:val="22"/>
+        </w:rPr>
+        <w:t>本周主要对系统中各模块之间的关联进行调试，同时完善语音输入功能，并尝试实现不明确输入情况下的用户确认机制。</w:t>
+      </w:r>
+    </w:p>
+    <w:p>
+      <w:pPr>
+        <w:spacing w:line="360" w:lineRule="auto"/>
+        <w:ind w:right="480"/>
+      </w:pPr>
+    </w:p>
+    <w:p>
+      <w:pPr>
+        <w:spacing w:line="360" w:lineRule="auto"/>
+        <w:ind w:right="480"/>
+        <w:rPr>
+          <w:rFonts w:ascii="宋体" w:hAnsi="宋体"/>
+          <w:bCs/>
+          <w:sz w:val="22"/>
+        </w:rPr>
+      </w:pPr>
+      <w:r>
+        <w:rPr>
+          <w:rFonts w:ascii="宋体" w:hAnsi="宋体" w:hint="eastAsia"/>
+          <w:b/>
+          <w:sz w:val="22"/>
+        </w:rPr>
+        <w:t>完成情况：</w:t>
+      </w:r>
+      <w:r>
+        <w:rPr>
+          <w:rFonts w:ascii="宋体" w:hAnsi="宋体"/>
+          <w:bCs/>
+          <w:sz w:val="22"/>
+        </w:rPr>
+        <w:t>已基本完成模型之间的数据传递与调用流程调试，语音输入功能进一步优化；初步实现当用户输入不明确时，在网页端提示用户进行位置确认的交互逻辑。</w:t>
+      </w:r>
+    </w:p>
+    <w:p>
+      <w:pPr>
+        <w:spacing w:line="360" w:lineRule="auto"/>
+        <w:ind w:right="480"/>
+      </w:pPr>
+    </w:p>
+    <w:p>
+      <w:pPr>
+        <w:spacing w:line="360" w:lineRule="auto"/>
+        <w:ind w:right="480"/>
+        <w:rPr>
+          <w:rFonts w:ascii="宋体" w:hAnsi="宋体"/>
+          <w:b/>
+          <w:sz w:val="22"/>
+        </w:rPr>
+      </w:pPr>
+      <w:r>
+        <w:rPr>
+          <w:rFonts w:ascii="宋体" w:hAnsi="宋体" w:hint="eastAsia"/>
+          <w:b/>
+          <w:sz w:val="22"/>
+        </w:rPr>
+        <w:t>存在问题：</w:t>
+      </w:r>
+    </w:p>
+    <w:p>
+      <w:pPr>
+        <w:numPr>
+          <w:ilvl w:val="0"/>
+          <w:numId w:val="6"/>
+        </w:numPr>
+        <w:spacing w:line="360" w:lineRule="auto"/>
+        <w:ind w:right="480"/>
+        <w:rPr>
+          <w:rFonts w:ascii="宋体" w:hAnsi="宋体" w:hint="eastAsia"/>
+          <w:bCs/>
+          <w:sz w:val="22"/>
+        </w:rPr>
+      </w:pPr>
+      <w:r>
+        <w:rPr>
+          <w:rFonts w:ascii="宋体" w:hAnsi="宋体" w:hint="eastAsia"/>
+          <w:bCs/>
+          <w:sz w:val="22"/>
+        </w:rPr>
+        <w:t>模型之间在部分复杂场景下仍存在衔接不够稳定的问题；</w:t>
+      </w:r>
+    </w:p>
+    <w:p>
+      <w:pPr>
+        <w:numPr>
+          <w:ilvl w:val="0"/>
+          <w:numId w:val="6"/>
+        </w:numPr>
+        <w:spacing w:line="360" w:lineRule="auto"/>
+        <w:ind w:right="480"/>
+        <w:rPr>
+          <w:rFonts w:ascii="宋体" w:hAnsi="宋体"/>
+          <w:bCs/>
+          <w:sz w:val="22"/>
+        </w:rPr>
+      </w:pPr>
+      <w:r>
+        <w:rPr>
+          <w:rFonts w:ascii="宋体" w:hAnsi="宋体" w:hint="eastAsia"/>
+          <w:bCs/>
+          <w:sz w:val="22"/>
+        </w:rPr>
+        <w:t>用户输入模糊时的确认流程仍需进一步优化，以提升交互体验。</w:t>
+      </w:r>
+    </w:p>
+    <w:p>
+      <w:pPr>
+        <w:spacing w:line="360" w:lineRule="auto"/>
+        <w:ind w:right="480"/>
+        <w:rPr>
+          <w:rFonts w:hint="eastAsia"/>
+        </w:rPr>
+      </w:pPr>
+    </w:p>
+    <w:p>
+      <w:pPr>
+        <w:spacing w:line="360" w:lineRule="auto"/>
+        <w:ind w:right="480"/>
+        <w:rPr>
+          <w:rFonts w:ascii="宋体" w:hAnsi="宋体"/>
+          <w:b/>
+          <w:sz w:val="22"/>
+        </w:rPr>
+      </w:pPr>
+      <w:r>
+        <w:rPr>
+          <w:rFonts w:ascii="宋体" w:hAnsi="宋体" w:hint="eastAsia"/>
+          <w:b/>
+          <w:sz w:val="22"/>
+        </w:rPr>
+        <w:t>收获及体会：</w:t>
+      </w:r>
+    </w:p>
+    <w:p>
+      <w:pPr>
+        <w:spacing w:line="360" w:lineRule="auto"/>
+        <w:ind w:right="480" w:firstLine="330"/>
+        <w:rPr>
+          <w:rFonts w:ascii="宋体" w:hAnsi="宋体" w:hint="eastAsia"/>
+          <w:bCs/>
+          <w:sz w:val="22"/>
+        </w:rPr>
+      </w:pPr>
+      <w:r>
+        <w:rPr>
+          <w:rFonts w:ascii="宋体" w:hAnsi="宋体" w:hint="eastAsia"/>
+          <w:bCs/>
+          <w:sz w:val="22"/>
+        </w:rPr>
+        <w:t>通过本周的调试工作，加深了对系统整体架构的理解，尤其是模型之间协同工作的流程。同时也认识到，在实际应用中，仅依赖模型输出是不够的，还需要结合交互机制对结果进行校验与修正，这对提升系统的准确性和实用性具有重要意义。</w:t>
+      </w:r>
+    </w:p>
+    <w:p>
+      <w:pPr>
+        <w:spacing w:line="360" w:lineRule="auto"/>
+        <w:ind w:right="480"/>
+        <w:rPr>
+          <w:rFonts w:ascii="宋体" w:hAnsi="宋体" w:hint="eastAsia"/>
           <w:b/>
           <w:sz w:val="22"/>
         </w:rPr>
@@ -3686,6 +3864,18 @@
       <w:lvlJc w:val="left"/>
     </w:lvl>
   </w:abstractNum>
+  <w:abstractNum w:abstractNumId="5" w15:restartNumberingAfterBreak="0">
+    <w:nsid w:val="68024FAF"/>
+    <w:multiLevelType w:val="singleLevel"/>
+    <w:tmpl w:val="9A445456"/>
+    <w:lvl w:ilvl="0">
+      <w:start w:val="1"/>
+      <w:numFmt w:val="decimal"/>
+      <w:suff w:val="nothing"/>
+      <w:lvlText w:val="（%1）"/>
+      <w:lvlJc w:val="left"/>
+    </w:lvl>
+  </w:abstractNum>
   <w:num w:numId="1">
     <w:abstractNumId w:val="0"/>
   </w:num>
@@ -3700,6 +3890,9 @@
   </w:num>
   <w:num w:numId="5">
     <w:abstractNumId w:val="3"/>
+  </w:num>
+  <w:num w:numId="6">
+    <w:abstractNumId w:val="5"/>
   </w:num>
 </w:numbering>
 </file>

--- a/docs/毕业设记周记（计算机2203李积智）.docx
+++ b/docs/毕业设记周记（计算机2203李积智）.docx
@@ -2495,7 +2495,7 @@
         <w:spacing w:line="360" w:lineRule="auto"/>
         <w:ind w:right="480"/>
         <w:rPr>
-          <w:rFonts w:ascii="宋体" w:hAnsi="宋体" w:hint="eastAsia"/>
+          <w:rFonts w:ascii="宋体" w:hAnsi="宋体"/>
           <w:bCs/>
           <w:sz w:val="22"/>
         </w:rPr>
@@ -2536,9 +2536,6 @@
       <w:pPr>
         <w:spacing w:line="360" w:lineRule="auto"/>
         <w:ind w:right="480"/>
-        <w:rPr>
-          <w:rFonts w:hint="eastAsia"/>
-        </w:rPr>
       </w:pPr>
     </w:p>
     <w:p>
@@ -2565,7 +2562,7 @@
         <w:spacing w:line="360" w:lineRule="auto"/>
         <w:ind w:right="480" w:firstLine="330"/>
         <w:rPr>
-          <w:rFonts w:ascii="宋体" w:hAnsi="宋体" w:hint="eastAsia"/>
+          <w:rFonts w:ascii="宋体" w:hAnsi="宋体"/>
           <w:bCs/>
           <w:sz w:val="22"/>
         </w:rPr>
@@ -2584,7 +2581,7 @@
         <w:spacing w:line="360" w:lineRule="auto"/>
         <w:ind w:right="480"/>
         <w:rPr>
-          <w:rFonts w:ascii="宋体" w:hAnsi="宋体" w:hint="eastAsia"/>
+          <w:rFonts w:ascii="宋体" w:hAnsi="宋体"/>
           <w:b/>
           <w:sz w:val="22"/>
         </w:rPr>
@@ -2615,6 +2612,219 @@
         </w:rPr>
         <w:lastRenderedPageBreak/>
         <w:t>（主要记载毕业设计(论文）期间的工作内容、完成情况、存在问题、收获及体会)</w:t>
+      </w:r>
+    </w:p>
+    <w:p>
+      <w:pPr>
+        <w:spacing w:line="360" w:lineRule="auto"/>
+        <w:ind w:right="480"/>
+        <w:jc w:val="center"/>
+        <w:rPr>
+          <w:rFonts w:ascii="宋体" w:hAnsi="宋体"/>
+          <w:b/>
+          <w:sz w:val="24"/>
+        </w:rPr>
+      </w:pPr>
+      <w:r>
+        <w:rPr>
+          <w:rFonts w:ascii="宋体" w:hAnsi="宋体" w:hint="eastAsia"/>
+          <w:b/>
+          <w:sz w:val="24"/>
+        </w:rPr>
+        <w:t>第六周</w:t>
+      </w:r>
+    </w:p>
+    <w:p>
+      <w:pPr>
+        <w:spacing w:line="360" w:lineRule="auto"/>
+        <w:ind w:right="480"/>
+        <w:rPr>
+          <w:rFonts w:ascii="宋体" w:hAnsi="宋体"/>
+          <w:bCs/>
+          <w:sz w:val="22"/>
+        </w:rPr>
+      </w:pPr>
+      <w:r>
+        <w:rPr>
+          <w:rFonts w:ascii="宋体" w:hAnsi="宋体" w:hint="eastAsia"/>
+          <w:b/>
+          <w:sz w:val="22"/>
+        </w:rPr>
+        <w:t>工作内容：</w:t>
+      </w:r>
+      <w:r>
+        <w:rPr>
+          <w:rFonts w:ascii="宋体" w:hAnsi="宋体" w:hint="eastAsia"/>
+          <w:bCs/>
+          <w:sz w:val="22"/>
+        </w:rPr>
+        <w:t>本周主要对系统中各模块之间的关联进行调试，重点梳理模型间的数据传递与调用链路；同时继续完善语音输入功能，并尝试实现针对不明确输入场景的用户确认机制，在网页</w:t>
+      </w:r>
+      <w:proofErr w:type="gramStart"/>
+      <w:r>
+        <w:rPr>
+          <w:rFonts w:ascii="宋体" w:hAnsi="宋体" w:hint="eastAsia"/>
+          <w:bCs/>
+          <w:sz w:val="22"/>
+        </w:rPr>
+        <w:t>端增加</w:t>
+      </w:r>
+      <w:proofErr w:type="gramEnd"/>
+      <w:r>
+        <w:rPr>
+          <w:rFonts w:ascii="宋体" w:hAnsi="宋体" w:hint="eastAsia"/>
+          <w:bCs/>
+          <w:sz w:val="22"/>
+        </w:rPr>
+        <w:t>位置确认提示交互。</w:t>
+      </w:r>
+    </w:p>
+    <w:p>
+      <w:pPr>
+        <w:spacing w:line="360" w:lineRule="auto"/>
+        <w:ind w:right="480"/>
+      </w:pPr>
+    </w:p>
+    <w:p>
+      <w:pPr>
+        <w:spacing w:line="360" w:lineRule="auto"/>
+        <w:ind w:right="480"/>
+        <w:rPr>
+          <w:rFonts w:ascii="宋体" w:hAnsi="宋体"/>
+          <w:bCs/>
+          <w:sz w:val="22"/>
+        </w:rPr>
+      </w:pPr>
+      <w:r>
+        <w:rPr>
+          <w:rFonts w:ascii="宋体" w:hAnsi="宋体" w:hint="eastAsia"/>
+          <w:b/>
+          <w:sz w:val="22"/>
+        </w:rPr>
+        <w:t>完成情况：</w:t>
+      </w:r>
+      <w:r>
+        <w:rPr>
+          <w:rFonts w:ascii="宋体" w:hAnsi="宋体" w:hint="eastAsia"/>
+          <w:bCs/>
+          <w:sz w:val="22"/>
+        </w:rPr>
+        <w:t>已基本完成模型之间数据传递与调用流程的调试，整体链路可正常运行；语音输入功能较上周有进一步优化；初步实现了用户输入不明确时的网页端位置确认提示逻辑，并完成基础验证。</w:t>
+      </w:r>
+    </w:p>
+    <w:p>
+      <w:pPr>
+        <w:spacing w:line="360" w:lineRule="auto"/>
+        <w:ind w:right="480"/>
+      </w:pPr>
+    </w:p>
+    <w:p>
+      <w:pPr>
+        <w:spacing w:line="360" w:lineRule="auto"/>
+        <w:ind w:right="480"/>
+        <w:rPr>
+          <w:rFonts w:ascii="宋体" w:hAnsi="宋体"/>
+          <w:b/>
+          <w:sz w:val="22"/>
+        </w:rPr>
+      </w:pPr>
+      <w:r>
+        <w:rPr>
+          <w:rFonts w:ascii="宋体" w:hAnsi="宋体" w:hint="eastAsia"/>
+          <w:b/>
+          <w:sz w:val="22"/>
+        </w:rPr>
+        <w:t>存在问题：</w:t>
+      </w:r>
+    </w:p>
+    <w:p>
+      <w:pPr>
+        <w:numPr>
+          <w:ilvl w:val="0"/>
+          <w:numId w:val="7"/>
+        </w:numPr>
+        <w:spacing w:line="360" w:lineRule="auto"/>
+        <w:ind w:right="480"/>
+        <w:rPr>
+          <w:rFonts w:ascii="宋体" w:hAnsi="宋体"/>
+          <w:bCs/>
+          <w:sz w:val="22"/>
+        </w:rPr>
+      </w:pPr>
+      <w:r>
+        <w:rPr>
+          <w:rFonts w:ascii="宋体" w:hAnsi="宋体" w:hint="eastAsia"/>
+          <w:bCs/>
+          <w:sz w:val="22"/>
+        </w:rPr>
+        <w:t>模型之间在部分复杂场景下仍存在衔接不够稳定的问题，偶发响应不一致；</w:t>
+      </w:r>
+    </w:p>
+    <w:p>
+      <w:pPr>
+        <w:numPr>
+          <w:ilvl w:val="0"/>
+          <w:numId w:val="7"/>
+        </w:numPr>
+        <w:spacing w:line="360" w:lineRule="auto"/>
+        <w:ind w:right="480"/>
+        <w:rPr>
+          <w:rFonts w:ascii="宋体" w:hAnsi="宋体"/>
+          <w:bCs/>
+          <w:sz w:val="22"/>
+        </w:rPr>
+      </w:pPr>
+      <w:r>
+        <w:rPr>
+          <w:rFonts w:ascii="宋体" w:hAnsi="宋体" w:hint="eastAsia"/>
+          <w:bCs/>
+          <w:sz w:val="22"/>
+        </w:rPr>
+        <w:t>用户输入模糊时的确认流程仍需细化，当前提示策略和交互步骤还有优化空间，整体体验有待提升。</w:t>
+      </w:r>
+    </w:p>
+    <w:p>
+      <w:pPr>
+        <w:spacing w:line="360" w:lineRule="auto"/>
+        <w:ind w:right="480"/>
+      </w:pPr>
+    </w:p>
+    <w:p>
+      <w:pPr>
+        <w:spacing w:line="360" w:lineRule="auto"/>
+        <w:ind w:right="480"/>
+        <w:rPr>
+          <w:rFonts w:ascii="宋体" w:hAnsi="宋体"/>
+          <w:b/>
+          <w:sz w:val="22"/>
+        </w:rPr>
+      </w:pPr>
+      <w:r>
+        <w:rPr>
+          <w:rFonts w:ascii="宋体" w:hAnsi="宋体" w:hint="eastAsia"/>
+          <w:b/>
+          <w:sz w:val="22"/>
+        </w:rPr>
+        <w:t>收获及体会：</w:t>
+      </w:r>
+    </w:p>
+    <w:p>
+      <w:pPr>
+        <w:spacing w:line="360" w:lineRule="auto"/>
+        <w:ind w:right="480" w:firstLine="420"/>
+        <w:rPr>
+          <w:rFonts w:ascii="宋体" w:hAnsi="宋体"/>
+          <w:bCs/>
+          <w:sz w:val="22"/>
+        </w:rPr>
+      </w:pPr>
+      <w:r>
+        <w:rPr>
+          <w:rFonts w:ascii="宋体" w:hAnsi="宋体" w:hint="eastAsia"/>
+          <w:bCs/>
+          <w:sz w:val="22"/>
+        </w:rPr>
+        <w:t>通过本周的联调与优化，对系统整体架构和模块协同流程有了更深入的理解。实践中也更加明确：仅依赖模型输出难以覆盖真实场景需求，还需要配合合理的交互机制对结果进行校验与修正。后续将继续从“模型能力 + 交互设计”两方面同步改进，以提升系统准确性与实用性。</w:t>
       </w:r>
     </w:p>
     <w:p>
@@ -3865,6 +4075,18 @@
     </w:lvl>
   </w:abstractNum>
   <w:abstractNum w:abstractNumId="5" w15:restartNumberingAfterBreak="0">
+    <w:nsid w:val="5362188D"/>
+    <w:multiLevelType w:val="singleLevel"/>
+    <w:tmpl w:val="9A445456"/>
+    <w:lvl w:ilvl="0">
+      <w:start w:val="1"/>
+      <w:numFmt w:val="decimal"/>
+      <w:suff w:val="nothing"/>
+      <w:lvlText w:val="（%1）"/>
+      <w:lvlJc w:val="left"/>
+    </w:lvl>
+  </w:abstractNum>
+  <w:abstractNum w:abstractNumId="6" w15:restartNumberingAfterBreak="0">
     <w:nsid w:val="68024FAF"/>
     <w:multiLevelType w:val="singleLevel"/>
     <w:tmpl w:val="9A445456"/>
@@ -3892,6 +4114,9 @@
     <w:abstractNumId w:val="3"/>
   </w:num>
   <w:num w:numId="6">
+    <w:abstractNumId w:val="6"/>
+  </w:num>
+  <w:num w:numId="7">
     <w:abstractNumId w:val="5"/>
   </w:num>
 </w:numbering>

--- a/docs/毕业设记周记（计算机2203李积智）.docx
+++ b/docs/毕业设记周记（计算机2203李积智）.docx
@@ -2858,6 +2858,253 @@
     <w:p>
       <w:pPr>
         <w:spacing w:line="360" w:lineRule="auto"/>
+        <w:ind w:right="480"/>
+        <w:jc w:val="center"/>
+        <w:rPr>
+          <w:rFonts w:ascii="宋体" w:hAnsi="宋体"/>
+          <w:b/>
+          <w:sz w:val="24"/>
+        </w:rPr>
+      </w:pPr>
+      <w:r>
+        <w:rPr>
+          <w:rFonts w:ascii="宋体" w:hAnsi="宋体" w:hint="eastAsia"/>
+          <w:b/>
+          <w:sz w:val="24"/>
+        </w:rPr>
+        <w:t>第</w:t>
+      </w:r>
+      <w:r>
+        <w:rPr>
+          <w:rFonts w:ascii="宋体" w:hAnsi="宋体" w:hint="eastAsia"/>
+          <w:b/>
+          <w:sz w:val="24"/>
+        </w:rPr>
+        <w:t>七</w:t>
+      </w:r>
+      <w:r>
+        <w:rPr>
+          <w:rFonts w:ascii="宋体" w:hAnsi="宋体" w:hint="eastAsia"/>
+          <w:b/>
+          <w:sz w:val="24"/>
+        </w:rPr>
+        <w:t>周</w:t>
+      </w:r>
+    </w:p>
+    <w:p>
+      <w:pPr>
+        <w:spacing w:line="360" w:lineRule="auto"/>
+        <w:ind w:right="480"/>
+        <w:rPr>
+          <w:rFonts w:ascii="宋体" w:hAnsi="宋体"/>
+          <w:bCs/>
+          <w:sz w:val="22"/>
+        </w:rPr>
+      </w:pPr>
+      <w:r>
+        <w:rPr>
+          <w:rFonts w:ascii="宋体" w:hAnsi="宋体" w:hint="eastAsia"/>
+          <w:b/>
+          <w:sz w:val="22"/>
+        </w:rPr>
+        <w:t>工作内容：</w:t>
+      </w:r>
+      <w:r>
+        <w:rPr>
+          <w:rFonts w:ascii="宋体" w:hAnsi="宋体" w:hint="eastAsia"/>
+          <w:bCs/>
+          <w:sz w:val="22"/>
+        </w:rPr>
+        <w:t>本周围绕系统稳定性与交互体验继续推进优化。一方面，针对模型间调用链路在复杂场景下的偶发不稳定问题，持续排查并细化模块衔接逻辑，重点关注关键节点的数据一致性与异常兜底；另一方面，继续完善语音输入能力，优化语音识别结果在后续意图解析中的可用性。同时，围绕“用户输入不明确”场景，对网页端位置确认机制进行了迭代，补充提示文案与交互步骤，提升确认流程的可理解性与流畅度。</w:t>
+      </w:r>
+    </w:p>
+    <w:p>
+      <w:pPr>
+        <w:spacing w:line="360" w:lineRule="auto"/>
+        <w:ind w:right="480"/>
+      </w:pPr>
+    </w:p>
+    <w:p>
+      <w:pPr>
+        <w:spacing w:line="360" w:lineRule="auto"/>
+        <w:ind w:right="480"/>
+        <w:rPr>
+          <w:rFonts w:ascii="宋体" w:hAnsi="宋体"/>
+          <w:bCs/>
+          <w:sz w:val="22"/>
+        </w:rPr>
+      </w:pPr>
+      <w:r>
+        <w:rPr>
+          <w:rFonts w:ascii="宋体" w:hAnsi="宋体" w:hint="eastAsia"/>
+          <w:b/>
+          <w:sz w:val="22"/>
+        </w:rPr>
+        <w:t>完成情况：</w:t>
+      </w:r>
+      <w:r>
+        <w:rPr>
+          <w:rFonts w:ascii="宋体" w:hAnsi="宋体" w:hint="eastAsia"/>
+          <w:bCs/>
+          <w:sz w:val="22"/>
+        </w:rPr>
+        <w:t>已完成对主要链路中不稳定环节的进一步定位与优化，系统在常见场景下的响应一致性有所提升；语音输入功能继续改进，识别结果可用性较前期更好；网页端位置确认提示交互完成一轮细化，确认流程已可支持基础闭环，并通过阶段性验证。</w:t>
+      </w:r>
+    </w:p>
+    <w:p>
+      <w:pPr>
+        <w:spacing w:line="360" w:lineRule="auto"/>
+        <w:ind w:right="480"/>
+      </w:pPr>
+    </w:p>
+    <w:p>
+      <w:pPr>
+        <w:spacing w:line="360" w:lineRule="auto"/>
+        <w:ind w:right="480"/>
+        <w:rPr>
+          <w:rFonts w:ascii="宋体" w:hAnsi="宋体"/>
+          <w:b/>
+          <w:sz w:val="22"/>
+        </w:rPr>
+      </w:pPr>
+      <w:r>
+        <w:rPr>
+          <w:rFonts w:ascii="宋体" w:hAnsi="宋体" w:hint="eastAsia"/>
+          <w:b/>
+          <w:sz w:val="22"/>
+        </w:rPr>
+        <w:t>存在问题：</w:t>
+      </w:r>
+    </w:p>
+    <w:p>
+      <w:pPr>
+        <w:numPr>
+          <w:ilvl w:val="0"/>
+          <w:numId w:val="8"/>
+        </w:numPr>
+        <w:spacing w:line="360" w:lineRule="auto"/>
+        <w:ind w:right="480"/>
+        <w:rPr>
+          <w:rFonts w:ascii="宋体" w:hAnsi="宋体" w:hint="eastAsia"/>
+          <w:bCs/>
+          <w:sz w:val="22"/>
+        </w:rPr>
+      </w:pPr>
+      <w:r>
+        <w:rPr>
+          <w:rFonts w:ascii="宋体" w:hAnsi="宋体" w:hint="eastAsia"/>
+          <w:bCs/>
+          <w:sz w:val="22"/>
+        </w:rPr>
+        <w:t>在多轮对话及复杂上下文条件下，模块间</w:t>
+      </w:r>
+      <w:proofErr w:type="gramStart"/>
+      <w:r>
+        <w:rPr>
+          <w:rFonts w:ascii="宋体" w:hAnsi="宋体" w:hint="eastAsia"/>
+          <w:bCs/>
+          <w:sz w:val="22"/>
+        </w:rPr>
+        <w:t>衔接仍</w:t>
+      </w:r>
+      <w:proofErr w:type="gramEnd"/>
+      <w:r>
+        <w:rPr>
+          <w:rFonts w:ascii="宋体" w:hAnsi="宋体" w:hint="eastAsia"/>
+          <w:bCs/>
+          <w:sz w:val="22"/>
+        </w:rPr>
+        <w:t>存在小概率波动，稳定性还需继续提升；</w:t>
+      </w:r>
+    </w:p>
+    <w:p>
+      <w:pPr>
+        <w:numPr>
+          <w:ilvl w:val="0"/>
+          <w:numId w:val="8"/>
+        </w:numPr>
+        <w:spacing w:line="360" w:lineRule="auto"/>
+        <w:ind w:right="480"/>
+        <w:rPr>
+          <w:rFonts w:ascii="宋体" w:hAnsi="宋体" w:hint="eastAsia"/>
+          <w:bCs/>
+          <w:sz w:val="22"/>
+        </w:rPr>
+      </w:pPr>
+      <w:r>
+        <w:rPr>
+          <w:rFonts w:ascii="宋体" w:hAnsi="宋体" w:hint="eastAsia"/>
+          <w:bCs/>
+          <w:sz w:val="22"/>
+        </w:rPr>
+        <w:t>模糊输入下的确认策略目前仍偏通用，不同用户表达习惯下的引导效果存在差异，个性化与自适应能力有待加强。</w:t>
+      </w:r>
+    </w:p>
+    <w:p>
+      <w:pPr>
+        <w:spacing w:line="360" w:lineRule="auto"/>
+        <w:ind w:right="480"/>
+      </w:pPr>
+    </w:p>
+    <w:p>
+      <w:pPr>
+        <w:spacing w:line="360" w:lineRule="auto"/>
+        <w:ind w:right="480"/>
+        <w:rPr>
+          <w:rFonts w:ascii="宋体" w:hAnsi="宋体"/>
+          <w:b/>
+          <w:sz w:val="22"/>
+        </w:rPr>
+      </w:pPr>
+      <w:r>
+        <w:rPr>
+          <w:rFonts w:ascii="宋体" w:hAnsi="宋体" w:hint="eastAsia"/>
+          <w:b/>
+          <w:sz w:val="22"/>
+        </w:rPr>
+        <w:t>收获及体会：</w:t>
+      </w:r>
+    </w:p>
+    <w:p>
+      <w:pPr>
+        <w:spacing w:line="360" w:lineRule="auto"/>
+        <w:ind w:right="480" w:firstLine="420"/>
+        <w:rPr>
+          <w:rFonts w:ascii="宋体" w:hAnsi="宋体" w:hint="eastAsia"/>
+          <w:bCs/>
+          <w:sz w:val="22"/>
+        </w:rPr>
+      </w:pPr>
+      <w:r>
+        <w:rPr>
+          <w:rFonts w:ascii="宋体" w:hAnsi="宋体" w:hint="eastAsia"/>
+          <w:bCs/>
+          <w:sz w:val="22"/>
+        </w:rPr>
+        <w:t>通过本周的联调与优化，我对系统整体架构、模块协同机制以及异常场景下的处理逻辑有了更深入的理解。实践中更加明确，仅依赖模型输出难以覆盖</w:t>
+      </w:r>
+      <w:proofErr w:type="gramStart"/>
+      <w:r>
+        <w:rPr>
+          <w:rFonts w:ascii="宋体" w:hAnsi="宋体" w:hint="eastAsia"/>
+          <w:bCs/>
+          <w:sz w:val="22"/>
+        </w:rPr>
+        <w:t>真实业务</w:t>
+      </w:r>
+      <w:proofErr w:type="gramEnd"/>
+      <w:r>
+        <w:rPr>
+          <w:rFonts w:ascii="宋体" w:hAnsi="宋体" w:hint="eastAsia"/>
+          <w:bCs/>
+          <w:sz w:val="22"/>
+        </w:rPr>
+        <w:t>需求，必须结合合理的交互机制对结果进行确认、校验与修正，才能在复杂场景下保证可用性与稳定性。后续将继续从“模型能力 + 交互设计”两方面同步改进，并结合整体应用规划，评估并推进视频功能的优化与扩展（如视频输入处理、结果联动展示与交互反馈），进一步提升系统的准确性、实用性与完整体验。</w:t>
+      </w:r>
+    </w:p>
+    <w:p>
+      <w:pPr>
+        <w:spacing w:line="360" w:lineRule="auto"/>
         <w:ind w:right="480" w:firstLineChars="50" w:firstLine="110"/>
         <w:rPr>
           <w:rFonts w:ascii="宋体" w:hAnsi="宋体"/>
@@ -4098,6 +4345,18 @@
       <w:lvlJc w:val="left"/>
     </w:lvl>
   </w:abstractNum>
+  <w:abstractNum w:abstractNumId="7" w15:restartNumberingAfterBreak="0">
+    <w:nsid w:val="76B721C1"/>
+    <w:multiLevelType w:val="singleLevel"/>
+    <w:tmpl w:val="9A445456"/>
+    <w:lvl w:ilvl="0">
+      <w:start w:val="1"/>
+      <w:numFmt w:val="decimal"/>
+      <w:suff w:val="nothing"/>
+      <w:lvlText w:val="（%1）"/>
+      <w:lvlJc w:val="left"/>
+    </w:lvl>
+  </w:abstractNum>
   <w:num w:numId="1">
     <w:abstractNumId w:val="0"/>
   </w:num>
@@ -4118,6 +4377,9 @@
   </w:num>
   <w:num w:numId="7">
     <w:abstractNumId w:val="5"/>
+  </w:num>
+  <w:num w:numId="8">
+    <w:abstractNumId w:val="7"/>
   </w:num>
 </w:numbering>
 </file>

--- a/docs/毕业设记周记（计算机2203李积智）.docx
+++ b/docs/毕业设记周记（计算机2203李积智）.docx
@@ -2872,23 +2872,7 @@
           <w:b/>
           <w:sz w:val="24"/>
         </w:rPr>
-        <w:t>第</w:t>
-      </w:r>
-      <w:r>
-        <w:rPr>
-          <w:rFonts w:ascii="宋体" w:hAnsi="宋体" w:hint="eastAsia"/>
-          <w:b/>
-          <w:sz w:val="24"/>
-        </w:rPr>
-        <w:t>七</w:t>
-      </w:r>
-      <w:r>
-        <w:rPr>
-          <w:rFonts w:ascii="宋体" w:hAnsi="宋体" w:hint="eastAsia"/>
-          <w:b/>
-          <w:sz w:val="24"/>
-        </w:rPr>
-        <w:t>周</w:t>
+        <w:t>第七周</w:t>
       </w:r>
     </w:p>
     <w:p>
@@ -2985,7 +2969,7 @@
         <w:spacing w:line="360" w:lineRule="auto"/>
         <w:ind w:right="480"/>
         <w:rPr>
-          <w:rFonts w:ascii="宋体" w:hAnsi="宋体" w:hint="eastAsia"/>
+          <w:rFonts w:ascii="宋体" w:hAnsi="宋体"/>
           <w:bCs/>
           <w:sz w:val="22"/>
         </w:rPr>
@@ -3026,7 +3010,7 @@
         <w:spacing w:line="360" w:lineRule="auto"/>
         <w:ind w:right="480"/>
         <w:rPr>
-          <w:rFonts w:ascii="宋体" w:hAnsi="宋体" w:hint="eastAsia"/>
+          <w:rFonts w:ascii="宋体" w:hAnsi="宋体"/>
           <w:bCs/>
           <w:sz w:val="22"/>
         </w:rPr>
@@ -3070,7 +3054,7 @@
         <w:spacing w:line="360" w:lineRule="auto"/>
         <w:ind w:right="480" w:firstLine="420"/>
         <w:rPr>
-          <w:rFonts w:ascii="宋体" w:hAnsi="宋体" w:hint="eastAsia"/>
+          <w:rFonts w:ascii="宋体" w:hAnsi="宋体"/>
           <w:bCs/>
           <w:sz w:val="22"/>
         </w:rPr>
@@ -3128,6 +3112,283 @@
         </w:rPr>
         <w:lastRenderedPageBreak/>
         <w:t>（主要记载毕业设计(论文）期间的工作内容、完成情况、存在问题、收获及体会)</w:t>
+      </w:r>
+    </w:p>
+    <w:p>
+      <w:pPr>
+        <w:spacing w:line="360" w:lineRule="auto"/>
+        <w:ind w:right="480"/>
+        <w:jc w:val="center"/>
+        <w:rPr>
+          <w:rFonts w:ascii="宋体" w:hAnsi="宋体"/>
+          <w:b/>
+          <w:sz w:val="24"/>
+        </w:rPr>
+      </w:pPr>
+      <w:r>
+        <w:rPr>
+          <w:rFonts w:ascii="宋体" w:hAnsi="宋体" w:hint="eastAsia"/>
+          <w:b/>
+          <w:sz w:val="24"/>
+        </w:rPr>
+        <w:t>第</w:t>
+      </w:r>
+      <w:r>
+        <w:rPr>
+          <w:rFonts w:ascii="宋体" w:hAnsi="宋体" w:hint="eastAsia"/>
+          <w:b/>
+          <w:sz w:val="24"/>
+        </w:rPr>
+        <w:t>八</w:t>
+      </w:r>
+      <w:r>
+        <w:rPr>
+          <w:rFonts w:ascii="宋体" w:hAnsi="宋体" w:hint="eastAsia"/>
+          <w:b/>
+          <w:sz w:val="24"/>
+        </w:rPr>
+        <w:t>周</w:t>
+      </w:r>
+    </w:p>
+    <w:p>
+      <w:pPr>
+        <w:spacing w:line="360" w:lineRule="auto"/>
+        <w:ind w:right="480"/>
+        <w:rPr>
+          <w:rFonts w:ascii="宋体" w:hAnsi="宋体"/>
+          <w:bCs/>
+          <w:sz w:val="22"/>
+        </w:rPr>
+      </w:pPr>
+      <w:r>
+        <w:rPr>
+          <w:rFonts w:ascii="宋体" w:hAnsi="宋体" w:hint="eastAsia"/>
+          <w:b/>
+          <w:sz w:val="22"/>
+        </w:rPr>
+        <w:t>工作内容：</w:t>
+      </w:r>
+      <w:r>
+        <w:rPr>
+          <w:rFonts w:ascii="宋体" w:hAnsi="宋体" w:hint="eastAsia"/>
+          <w:bCs/>
+          <w:sz w:val="22"/>
+        </w:rPr>
+        <w:t>本周主要围绕系统联调与交互优化展开。首先，对系统中各模块之间的关联关系进行了进一步调试，重点梳理模型之间的数据传递过程与调用链路，排查模块协同中的衔接问题；其次，继续完善语音输入功能，对识别与交互流程进行了优化</w:t>
+      </w:r>
+      <w:r>
+        <w:rPr>
+          <w:rFonts w:ascii="宋体" w:hAnsi="宋体" w:hint="eastAsia"/>
+          <w:bCs/>
+          <w:sz w:val="22"/>
+        </w:rPr>
+        <w:t>；同时调试了视频功能。</w:t>
+      </w:r>
+      <w:r>
+        <w:rPr>
+          <w:rFonts w:ascii="宋体" w:hAnsi="宋体"/>
+          <w:bCs/>
+          <w:sz w:val="22"/>
+        </w:rPr>
+        <w:t xml:space="preserve"> </w:t>
+      </w:r>
+    </w:p>
+    <w:p>
+      <w:pPr>
+        <w:spacing w:line="360" w:lineRule="auto"/>
+        <w:ind w:right="480"/>
+      </w:pPr>
+    </w:p>
+    <w:p>
+      <w:pPr>
+        <w:spacing w:line="360" w:lineRule="auto"/>
+        <w:ind w:right="480"/>
+        <w:rPr>
+          <w:rFonts w:ascii="宋体" w:hAnsi="宋体"/>
+          <w:bCs/>
+          <w:sz w:val="22"/>
+        </w:rPr>
+      </w:pPr>
+      <w:r>
+        <w:rPr>
+          <w:rFonts w:ascii="宋体" w:hAnsi="宋体" w:hint="eastAsia"/>
+          <w:b/>
+          <w:sz w:val="22"/>
+        </w:rPr>
+        <w:t>完成情况：</w:t>
+      </w:r>
+      <w:r>
+        <w:rPr>
+          <w:rFonts w:ascii="宋体" w:hAnsi="宋体" w:hint="eastAsia"/>
+          <w:bCs/>
+          <w:sz w:val="22"/>
+        </w:rPr>
+        <w:t>已基本完成模型之间数据传递与调用流程的调试，整体链路能够正常运行；语音输入功能在原有基础上得到进一步优化，使用效果有所提升；初步实现了用户输入</w:t>
+      </w:r>
+      <w:r>
+        <w:rPr>
+          <w:rFonts w:ascii="宋体" w:hAnsi="宋体" w:hint="eastAsia"/>
+          <w:bCs/>
+          <w:sz w:val="22"/>
+        </w:rPr>
+        <w:t>指令时使用视频加强回答的能力</w:t>
+      </w:r>
+      <w:r>
+        <w:rPr>
+          <w:rFonts w:ascii="宋体" w:hAnsi="宋体" w:hint="eastAsia"/>
+          <w:bCs/>
+          <w:sz w:val="22"/>
+        </w:rPr>
+        <w:t>。</w:t>
+      </w:r>
+    </w:p>
+    <w:p>
+      <w:pPr>
+        <w:spacing w:line="360" w:lineRule="auto"/>
+        <w:ind w:right="480"/>
+      </w:pPr>
+    </w:p>
+    <w:p>
+      <w:pPr>
+        <w:spacing w:line="360" w:lineRule="auto"/>
+        <w:ind w:right="480"/>
+        <w:rPr>
+          <w:rFonts w:ascii="宋体" w:hAnsi="宋体"/>
+          <w:b/>
+          <w:sz w:val="22"/>
+        </w:rPr>
+      </w:pPr>
+      <w:r>
+        <w:rPr>
+          <w:rFonts w:ascii="宋体" w:hAnsi="宋体" w:hint="eastAsia"/>
+          <w:b/>
+          <w:sz w:val="22"/>
+        </w:rPr>
+        <w:t>存在问题：</w:t>
+      </w:r>
+    </w:p>
+    <w:p>
+      <w:pPr>
+        <w:numPr>
+          <w:ilvl w:val="0"/>
+          <w:numId w:val="9"/>
+        </w:numPr>
+        <w:spacing w:line="360" w:lineRule="auto"/>
+        <w:ind w:right="480"/>
+        <w:rPr>
+          <w:rFonts w:ascii="宋体" w:hAnsi="宋体" w:hint="eastAsia"/>
+          <w:bCs/>
+          <w:sz w:val="22"/>
+        </w:rPr>
+      </w:pPr>
+      <w:r>
+        <w:rPr>
+          <w:rFonts w:ascii="宋体" w:hAnsi="宋体" w:hint="eastAsia"/>
+          <w:bCs/>
+          <w:sz w:val="22"/>
+        </w:rPr>
+        <w:t>模型之间在部分复杂场景下的</w:t>
+      </w:r>
+      <w:proofErr w:type="gramStart"/>
+      <w:r>
+        <w:rPr>
+          <w:rFonts w:ascii="宋体" w:hAnsi="宋体" w:hint="eastAsia"/>
+          <w:bCs/>
+          <w:sz w:val="22"/>
+        </w:rPr>
+        <w:t>衔接仍</w:t>
+      </w:r>
+      <w:proofErr w:type="gramEnd"/>
+      <w:r>
+        <w:rPr>
+          <w:rFonts w:ascii="宋体" w:hAnsi="宋体" w:hint="eastAsia"/>
+          <w:bCs/>
+          <w:sz w:val="22"/>
+        </w:rPr>
+        <w:t>不够稳定，偶发出现响应结果不一致的情况；</w:t>
+      </w:r>
+    </w:p>
+    <w:p>
+      <w:pPr>
+        <w:numPr>
+          <w:ilvl w:val="0"/>
+          <w:numId w:val="9"/>
+        </w:numPr>
+        <w:spacing w:line="360" w:lineRule="auto"/>
+        <w:ind w:right="480"/>
+        <w:rPr>
+          <w:rFonts w:ascii="宋体" w:hAnsi="宋体"/>
+          <w:bCs/>
+          <w:sz w:val="22"/>
+        </w:rPr>
+      </w:pPr>
+      <w:r>
+        <w:rPr>
+          <w:rFonts w:ascii="宋体" w:hAnsi="宋体" w:hint="eastAsia"/>
+          <w:bCs/>
+          <w:sz w:val="22"/>
+        </w:rPr>
+        <w:t>针对用户输入模糊时的确认流程仍需继续细化，当前的提示策略、交互步骤以及整体使用体验还有进一步优化空间</w:t>
+      </w:r>
+      <w:r>
+        <w:rPr>
+          <w:rFonts w:ascii="宋体" w:hAnsi="宋体" w:hint="eastAsia"/>
+          <w:bCs/>
+          <w:sz w:val="22"/>
+        </w:rPr>
+        <w:t>。</w:t>
+      </w:r>
+    </w:p>
+    <w:p>
+      <w:pPr>
+        <w:spacing w:line="360" w:lineRule="auto"/>
+        <w:ind w:right="480"/>
+      </w:pPr>
+    </w:p>
+    <w:p>
+      <w:pPr>
+        <w:spacing w:line="360" w:lineRule="auto"/>
+        <w:ind w:right="480"/>
+        <w:rPr>
+          <w:rFonts w:ascii="宋体" w:hAnsi="宋体"/>
+          <w:b/>
+          <w:sz w:val="22"/>
+        </w:rPr>
+      </w:pPr>
+      <w:r>
+        <w:rPr>
+          <w:rFonts w:ascii="宋体" w:hAnsi="宋体" w:hint="eastAsia"/>
+          <w:b/>
+          <w:sz w:val="22"/>
+        </w:rPr>
+        <w:t>收获及体会：</w:t>
+      </w:r>
+    </w:p>
+    <w:p>
+      <w:pPr>
+        <w:spacing w:line="360" w:lineRule="auto"/>
+        <w:ind w:right="480" w:firstLine="420"/>
+        <w:rPr>
+          <w:rFonts w:ascii="宋体" w:hAnsi="宋体"/>
+          <w:bCs/>
+          <w:sz w:val="22"/>
+        </w:rPr>
+      </w:pPr>
+      <w:r>
+        <w:rPr>
+          <w:rFonts w:ascii="宋体" w:hAnsi="宋体" w:hint="eastAsia"/>
+          <w:bCs/>
+          <w:sz w:val="22"/>
+        </w:rPr>
+        <w:t>通过本周对系统联调和功能优化的持续推进，我对系统整体架构、模块协同方式以及模型调用流程有了更深入的理解。在实践过程中也更加认识到，仅依赖模型输出难以完全满足真实应用场景的需求，还需要结合合理的交互机制，对结果进行确认、校验和修正。后续将继续从“模型能力提升”和“交互设计优化”两个方面同步改进，不断提高系统的准确性、稳定性和实用性</w:t>
+      </w:r>
+      <w:r>
+        <w:rPr>
+          <w:rFonts w:ascii="宋体" w:hAnsi="宋体" w:hint="eastAsia"/>
+          <w:bCs/>
+          <w:sz w:val="22"/>
+        </w:rPr>
+        <w:t>。</w:t>
       </w:r>
     </w:p>
     <w:p>
@@ -4322,6 +4583,18 @@
     </w:lvl>
   </w:abstractNum>
   <w:abstractNum w:abstractNumId="5" w15:restartNumberingAfterBreak="0">
+    <w:nsid w:val="4F0E0A2C"/>
+    <w:multiLevelType w:val="singleLevel"/>
+    <w:tmpl w:val="9A445456"/>
+    <w:lvl w:ilvl="0">
+      <w:start w:val="1"/>
+      <w:numFmt w:val="decimal"/>
+      <w:suff w:val="nothing"/>
+      <w:lvlText w:val="（%1）"/>
+      <w:lvlJc w:val="left"/>
+    </w:lvl>
+  </w:abstractNum>
+  <w:abstractNum w:abstractNumId="6" w15:restartNumberingAfterBreak="0">
     <w:nsid w:val="5362188D"/>
     <w:multiLevelType w:val="singleLevel"/>
     <w:tmpl w:val="9A445456"/>
@@ -4333,7 +4606,7 @@
       <w:lvlJc w:val="left"/>
     </w:lvl>
   </w:abstractNum>
-  <w:abstractNum w:abstractNumId="6" w15:restartNumberingAfterBreak="0">
+  <w:abstractNum w:abstractNumId="7" w15:restartNumberingAfterBreak="0">
     <w:nsid w:val="68024FAF"/>
     <w:multiLevelType w:val="singleLevel"/>
     <w:tmpl w:val="9A445456"/>
@@ -4345,7 +4618,7 @@
       <w:lvlJc w:val="left"/>
     </w:lvl>
   </w:abstractNum>
-  <w:abstractNum w:abstractNumId="7" w15:restartNumberingAfterBreak="0">
+  <w:abstractNum w:abstractNumId="8" w15:restartNumberingAfterBreak="0">
     <w:nsid w:val="76B721C1"/>
     <w:multiLevelType w:val="singleLevel"/>
     <w:tmpl w:val="9A445456"/>
@@ -4373,13 +4646,16 @@
     <w:abstractNumId w:val="3"/>
   </w:num>
   <w:num w:numId="6">
+    <w:abstractNumId w:val="7"/>
+  </w:num>
+  <w:num w:numId="7">
     <w:abstractNumId w:val="6"/>
   </w:num>
-  <w:num w:numId="7">
+  <w:num w:numId="8">
+    <w:abstractNumId w:val="8"/>
+  </w:num>
+  <w:num w:numId="9">
     <w:abstractNumId w:val="5"/>
-  </w:num>
-  <w:num w:numId="8">
-    <w:abstractNumId w:val="7"/>
   </w:num>
 </w:numbering>
 </file>

--- a/docs/毕业设记周记（计算机2203李积智）.docx
+++ b/docs/毕业设记周记（计算机2203李积智）.docx
@@ -3131,23 +3131,7 @@
           <w:b/>
           <w:sz w:val="24"/>
         </w:rPr>
-        <w:t>第</w:t>
-      </w:r>
-      <w:r>
-        <w:rPr>
-          <w:rFonts w:ascii="宋体" w:hAnsi="宋体" w:hint="eastAsia"/>
-          <w:b/>
-          <w:sz w:val="24"/>
-        </w:rPr>
-        <w:t>八</w:t>
-      </w:r>
-      <w:r>
-        <w:rPr>
-          <w:rFonts w:ascii="宋体" w:hAnsi="宋体" w:hint="eastAsia"/>
-          <w:b/>
-          <w:sz w:val="24"/>
-        </w:rPr>
-        <w:t>周</w:t>
+        <w:t>第八周</w:t>
       </w:r>
     </w:p>
     <w:p>
@@ -3276,7 +3260,7 @@
         <w:spacing w:line="360" w:lineRule="auto"/>
         <w:ind w:right="480"/>
         <w:rPr>
-          <w:rFonts w:ascii="宋体" w:hAnsi="宋体" w:hint="eastAsia"/>
+          <w:rFonts w:ascii="宋体" w:hAnsi="宋体"/>
           <w:bCs/>
           <w:sz w:val="22"/>
         </w:rPr>
@@ -3439,11 +3423,12 @@
     <w:p>
       <w:pPr>
         <w:spacing w:line="360" w:lineRule="auto"/>
-        <w:ind w:right="480" w:firstLineChars="50" w:firstLine="110"/>
-        <w:rPr>
-          <w:rFonts w:ascii="宋体" w:hAnsi="宋体"/>
-          <w:bCs/>
-          <w:sz w:val="22"/>
+        <w:ind w:right="480"/>
+        <w:jc w:val="center"/>
+        <w:rPr>
+          <w:rFonts w:ascii="宋体" w:hAnsi="宋体"/>
+          <w:b/>
+          <w:sz w:val="24"/>
         </w:rPr>
       </w:pPr>
       <w:r>
@@ -3455,6 +3440,242 @@
         <w:lastRenderedPageBreak/>
         <w:t>（主要记载毕业设计(论文）期间的工作内容、完成情况、存在问题、收获及体会)</w:t>
       </w:r>
+      <w:r>
+        <w:rPr>
+          <w:rFonts w:ascii="宋体" w:hAnsi="宋体" w:hint="eastAsia"/>
+          <w:b/>
+          <w:sz w:val="24"/>
+        </w:rPr>
+        <w:t xml:space="preserve"> </w:t>
+      </w:r>
+      <w:r>
+        <w:rPr>
+          <w:rFonts w:ascii="宋体" w:hAnsi="宋体" w:hint="eastAsia"/>
+          <w:b/>
+          <w:sz w:val="24"/>
+        </w:rPr>
+        <w:t>第</w:t>
+      </w:r>
+      <w:r>
+        <w:rPr>
+          <w:rFonts w:ascii="宋体" w:hAnsi="宋体" w:hint="eastAsia"/>
+          <w:b/>
+          <w:sz w:val="24"/>
+        </w:rPr>
+        <w:t>九</w:t>
+      </w:r>
+      <w:r>
+        <w:rPr>
+          <w:rFonts w:ascii="宋体" w:hAnsi="宋体" w:hint="eastAsia"/>
+          <w:b/>
+          <w:sz w:val="24"/>
+        </w:rPr>
+        <w:t>周</w:t>
+      </w:r>
+    </w:p>
+    <w:p>
+      <w:pPr>
+        <w:spacing w:line="360" w:lineRule="auto"/>
+        <w:ind w:right="480"/>
+        <w:rPr>
+          <w:rFonts w:ascii="宋体" w:hAnsi="宋体"/>
+          <w:bCs/>
+          <w:sz w:val="22"/>
+        </w:rPr>
+      </w:pPr>
+      <w:r>
+        <w:rPr>
+          <w:rFonts w:ascii="宋体" w:hAnsi="宋体" w:hint="eastAsia"/>
+          <w:b/>
+          <w:sz w:val="22"/>
+        </w:rPr>
+        <w:t>工作内容：</w:t>
+      </w:r>
+      <w:r>
+        <w:rPr>
+          <w:rFonts w:ascii="宋体" w:hAnsi="宋体" w:hint="eastAsia"/>
+          <w:bCs/>
+          <w:sz w:val="22"/>
+        </w:rPr>
+        <w:t>本周主要围绕系统联调与交互优化展开。首先，对系统中各模块之间的关联关系进行了进一步调试，重点梳理了不同模型之间的数据传递过程与调用链路，排查模块协同过程中存在的衔接问题，推动整体流程更加顺畅。其次，继续完善语音输入功能，对语音识别后的处理逻辑、交互响应流程等进行了优化，提升了语音交互的稳定性与使用体验。同时，对视频功能进行了调试，并尝试将其融入用户指令响应过程中，以增强系统回答的表现形式和信息支撑能力。</w:t>
+      </w:r>
+    </w:p>
+    <w:p>
+      <w:pPr>
+        <w:spacing w:line="360" w:lineRule="auto"/>
+        <w:ind w:right="480"/>
+      </w:pPr>
+    </w:p>
+    <w:p>
+      <w:pPr>
+        <w:spacing w:line="360" w:lineRule="auto"/>
+        <w:ind w:right="480"/>
+        <w:rPr>
+          <w:rFonts w:ascii="宋体" w:hAnsi="宋体"/>
+          <w:bCs/>
+          <w:sz w:val="22"/>
+        </w:rPr>
+      </w:pPr>
+      <w:r>
+        <w:rPr>
+          <w:rFonts w:ascii="宋体" w:hAnsi="宋体" w:hint="eastAsia"/>
+          <w:b/>
+          <w:sz w:val="22"/>
+        </w:rPr>
+        <w:t>完成情况：</w:t>
+      </w:r>
+      <w:r>
+        <w:rPr>
+          <w:rFonts w:ascii="宋体" w:hAnsi="宋体" w:hint="eastAsia"/>
+          <w:bCs/>
+          <w:sz w:val="22"/>
+        </w:rPr>
+        <w:t>本周已基本完成模型之间数据传递与调用流程的联调工作，系统整体链路能够正常运行，模块之间的协同能力较前期有了明显改善。语音输入功能在原有基础上得到了进一步优化，识别与交互效果有所提升，能够更好地支持用户自然输入。与此同时，初步实现了在用户输入指令时结合视频内容对回答进行增强的能力，为后续多模态交互功能的完善奠定了基础。</w:t>
+      </w:r>
+    </w:p>
+    <w:p>
+      <w:pPr>
+        <w:spacing w:line="360" w:lineRule="auto"/>
+        <w:ind w:right="480"/>
+      </w:pPr>
+    </w:p>
+    <w:p>
+      <w:pPr>
+        <w:spacing w:line="360" w:lineRule="auto"/>
+        <w:ind w:right="480"/>
+        <w:rPr>
+          <w:rFonts w:ascii="宋体" w:hAnsi="宋体"/>
+          <w:b/>
+          <w:sz w:val="22"/>
+        </w:rPr>
+      </w:pPr>
+      <w:r>
+        <w:rPr>
+          <w:rFonts w:ascii="宋体" w:hAnsi="宋体" w:hint="eastAsia"/>
+          <w:b/>
+          <w:sz w:val="22"/>
+        </w:rPr>
+        <w:t>存在问题：</w:t>
+      </w:r>
+    </w:p>
+    <w:p>
+      <w:pPr>
+        <w:numPr>
+          <w:ilvl w:val="0"/>
+          <w:numId w:val="11"/>
+        </w:numPr>
+        <w:spacing w:line="360" w:lineRule="auto"/>
+        <w:ind w:right="480"/>
+        <w:rPr>
+          <w:rFonts w:ascii="宋体" w:hAnsi="宋体" w:hint="eastAsia"/>
+          <w:bCs/>
+          <w:sz w:val="22"/>
+        </w:rPr>
+      </w:pPr>
+      <w:r>
+        <w:rPr>
+          <w:rFonts w:ascii="宋体" w:hAnsi="宋体" w:hint="eastAsia"/>
+          <w:bCs/>
+          <w:sz w:val="22"/>
+        </w:rPr>
+        <w:t>模型之间在部分复杂场景下的</w:t>
+      </w:r>
+      <w:proofErr w:type="gramStart"/>
+      <w:r>
+        <w:rPr>
+          <w:rFonts w:ascii="宋体" w:hAnsi="宋体" w:hint="eastAsia"/>
+          <w:bCs/>
+          <w:sz w:val="22"/>
+        </w:rPr>
+        <w:t>衔接仍</w:t>
+      </w:r>
+      <w:proofErr w:type="gramEnd"/>
+      <w:r>
+        <w:rPr>
+          <w:rFonts w:ascii="宋体" w:hAnsi="宋体" w:hint="eastAsia"/>
+          <w:bCs/>
+          <w:sz w:val="22"/>
+        </w:rPr>
+        <w:t>不够稳定，偶发出现响应结果不一致的情况，对系统整体稳定性还有一定影响。</w:t>
+      </w:r>
+    </w:p>
+    <w:p>
+      <w:pPr>
+        <w:numPr>
+          <w:ilvl w:val="0"/>
+          <w:numId w:val="11"/>
+        </w:numPr>
+        <w:spacing w:line="360" w:lineRule="auto"/>
+        <w:ind w:right="480"/>
+        <w:rPr>
+          <w:rFonts w:ascii="宋体" w:hAnsi="宋体" w:hint="eastAsia"/>
+          <w:bCs/>
+          <w:sz w:val="22"/>
+        </w:rPr>
+      </w:pPr>
+      <w:r>
+        <w:rPr>
+          <w:rFonts w:ascii="宋体" w:hAnsi="宋体" w:hint="eastAsia"/>
+          <w:bCs/>
+          <w:sz w:val="22"/>
+        </w:rPr>
+        <w:t>针对用户输入较为模糊时的确认流程仍需进一步细化，当前在提示策略、交互步骤以及整体使用体验方面还有优化空间，尚未形成足够自然和高效的交互闭环。</w:t>
+      </w:r>
+    </w:p>
+    <w:p>
+      <w:pPr>
+        <w:spacing w:line="360" w:lineRule="auto"/>
+        <w:ind w:right="480"/>
+      </w:pPr>
+    </w:p>
+    <w:p>
+      <w:pPr>
+        <w:spacing w:line="360" w:lineRule="auto"/>
+        <w:ind w:right="480"/>
+        <w:rPr>
+          <w:rFonts w:ascii="宋体" w:hAnsi="宋体"/>
+          <w:b/>
+          <w:sz w:val="22"/>
+        </w:rPr>
+      </w:pPr>
+      <w:r>
+        <w:rPr>
+          <w:rFonts w:ascii="宋体" w:hAnsi="宋体" w:hint="eastAsia"/>
+          <w:b/>
+          <w:sz w:val="22"/>
+        </w:rPr>
+        <w:t>收获及体会：</w:t>
+      </w:r>
+    </w:p>
+    <w:p>
+      <w:pPr>
+        <w:spacing w:line="360" w:lineRule="auto"/>
+        <w:ind w:right="480" w:firstLine="420"/>
+        <w:rPr>
+          <w:rFonts w:ascii="宋体" w:hAnsi="宋体"/>
+          <w:bCs/>
+          <w:sz w:val="22"/>
+        </w:rPr>
+      </w:pPr>
+      <w:r>
+        <w:rPr>
+          <w:rFonts w:ascii="宋体" w:hAnsi="宋体" w:hint="eastAsia"/>
+          <w:bCs/>
+          <w:sz w:val="22"/>
+        </w:rPr>
+        <w:t>通过本周持续推进系统联调与功能优化，我对系统整体架构、模块协同方式以及模型调用流程有了更加深入的理解。在实际调试过程中也进一步认识到，仅依赖模型输出难以完全满足真实应用场景的需求，还需要结合合理的交互机制，对结果进行确认、校验和修正。后续将继续从模型能力提升和交互设计优化两个方面同步推进，不断提高系统的准确性、稳定性与实用性。</w:t>
+      </w:r>
+    </w:p>
+    <w:p>
+      <w:pPr>
+        <w:spacing w:line="360" w:lineRule="auto"/>
+        <w:ind w:right="480" w:firstLineChars="50" w:firstLine="110"/>
+        <w:rPr>
+          <w:rFonts w:ascii="宋体" w:hAnsi="宋体"/>
+          <w:bCs/>
+          <w:sz w:val="22"/>
+        </w:rPr>
+      </w:pPr>
     </w:p>
     <w:p>
       <w:pPr>
@@ -4583,6 +4804,30 @@
     </w:lvl>
   </w:abstractNum>
   <w:abstractNum w:abstractNumId="5" w15:restartNumberingAfterBreak="0">
+    <w:nsid w:val="386D6113"/>
+    <w:multiLevelType w:val="singleLevel"/>
+    <w:tmpl w:val="9A445456"/>
+    <w:lvl w:ilvl="0">
+      <w:start w:val="1"/>
+      <w:numFmt w:val="decimal"/>
+      <w:suff w:val="nothing"/>
+      <w:lvlText w:val="（%1）"/>
+      <w:lvlJc w:val="left"/>
+    </w:lvl>
+  </w:abstractNum>
+  <w:abstractNum w:abstractNumId="6" w15:restartNumberingAfterBreak="0">
+    <w:nsid w:val="3C943D0C"/>
+    <w:multiLevelType w:val="singleLevel"/>
+    <w:tmpl w:val="9A445456"/>
+    <w:lvl w:ilvl="0">
+      <w:start w:val="1"/>
+      <w:numFmt w:val="decimal"/>
+      <w:suff w:val="nothing"/>
+      <w:lvlText w:val="（%1）"/>
+      <w:lvlJc w:val="left"/>
+    </w:lvl>
+  </w:abstractNum>
+  <w:abstractNum w:abstractNumId="7" w15:restartNumberingAfterBreak="0">
     <w:nsid w:val="4F0E0A2C"/>
     <w:multiLevelType w:val="singleLevel"/>
     <w:tmpl w:val="9A445456"/>
@@ -4594,7 +4839,7 @@
       <w:lvlJc w:val="left"/>
     </w:lvl>
   </w:abstractNum>
-  <w:abstractNum w:abstractNumId="6" w15:restartNumberingAfterBreak="0">
+  <w:abstractNum w:abstractNumId="8" w15:restartNumberingAfterBreak="0">
     <w:nsid w:val="5362188D"/>
     <w:multiLevelType w:val="singleLevel"/>
     <w:tmpl w:val="9A445456"/>
@@ -4606,7 +4851,7 @@
       <w:lvlJc w:val="left"/>
     </w:lvl>
   </w:abstractNum>
-  <w:abstractNum w:abstractNumId="7" w15:restartNumberingAfterBreak="0">
+  <w:abstractNum w:abstractNumId="9" w15:restartNumberingAfterBreak="0">
     <w:nsid w:val="68024FAF"/>
     <w:multiLevelType w:val="singleLevel"/>
     <w:tmpl w:val="9A445456"/>
@@ -4618,7 +4863,7 @@
       <w:lvlJc w:val="left"/>
     </w:lvl>
   </w:abstractNum>
-  <w:abstractNum w:abstractNumId="8" w15:restartNumberingAfterBreak="0">
+  <w:abstractNum w:abstractNumId="10" w15:restartNumberingAfterBreak="0">
     <w:nsid w:val="76B721C1"/>
     <w:multiLevelType w:val="singleLevel"/>
     <w:tmpl w:val="9A445456"/>
@@ -4646,16 +4891,22 @@
     <w:abstractNumId w:val="3"/>
   </w:num>
   <w:num w:numId="6">
+    <w:abstractNumId w:val="9"/>
+  </w:num>
+  <w:num w:numId="7">
+    <w:abstractNumId w:val="8"/>
+  </w:num>
+  <w:num w:numId="8">
+    <w:abstractNumId w:val="10"/>
+  </w:num>
+  <w:num w:numId="9">
     <w:abstractNumId w:val="7"/>
   </w:num>
-  <w:num w:numId="7">
+  <w:num w:numId="10">
+    <w:abstractNumId w:val="5"/>
+  </w:num>
+  <w:num w:numId="11">
     <w:abstractNumId w:val="6"/>
-  </w:num>
-  <w:num w:numId="8">
-    <w:abstractNumId w:val="8"/>
-  </w:num>
-  <w:num w:numId="9">
-    <w:abstractNumId w:val="5"/>
   </w:num>
 </w:numbering>
 </file>

--- a/docs/毕业设记周记（计算机2203李积智）.docx
+++ b/docs/毕业设记周记（计算机2203李积智）.docx
@@ -516,7 +516,6 @@
                 <w:sz w:val="24"/>
               </w:rPr>
             </w:pPr>
-            <w:proofErr w:type="gramStart"/>
             <w:r>
               <w:rPr>
                 <w:rFonts w:ascii="宋体" w:hAnsi="宋体" w:cs="宋体-18030" w:hint="eastAsia"/>
@@ -525,7 +524,6 @@
               </w:rPr>
               <w:t>李积智</w:t>
             </w:r>
-            <w:proofErr w:type="gramEnd"/>
           </w:p>
         </w:tc>
       </w:tr>
@@ -587,7 +585,6 @@
                 <w:sz w:val="24"/>
               </w:rPr>
             </w:pPr>
-            <w:proofErr w:type="gramStart"/>
             <w:r>
               <w:rPr>
                 <w:rFonts w:ascii="宋体" w:hAnsi="宋体" w:cs="宋体-18030" w:hint="eastAsia"/>
@@ -596,7 +593,6 @@
               </w:rPr>
               <w:t>戚欣</w:t>
             </w:r>
-            <w:proofErr w:type="gramEnd"/>
           </w:p>
         </w:tc>
       </w:tr>
@@ -1685,25 +1681,7 @@
           <w:bCs/>
           <w:sz w:val="22"/>
         </w:rPr>
-        <w:t>系统已可稳定完成“输入查询-输出结构化结果”。单意图输出可对齐训练格式，多意图保留详细结构。POI校准支持高德在线查询，具备候选打分、城市约束、阈值过滤和缓存机制；高德</w:t>
-      </w:r>
-      <w:proofErr w:type="gramStart"/>
-      <w:r>
-        <w:rPr>
-          <w:rFonts w:ascii="宋体" w:hAnsi="宋体" w:hint="eastAsia"/>
-          <w:bCs/>
-          <w:sz w:val="22"/>
-        </w:rPr>
-        <w:t>不</w:t>
-      </w:r>
-      <w:proofErr w:type="gramEnd"/>
-      <w:r>
-        <w:rPr>
-          <w:rFonts w:ascii="宋体" w:hAnsi="宋体" w:hint="eastAsia"/>
-          <w:bCs/>
-          <w:sz w:val="22"/>
-        </w:rPr>
-        <w:t>可用时可回退本地校准。已完成命令行验证和样例评测，核心流程可用。</w:t>
+        <w:t>系统已可稳定完成“输入查询-输出结构化结果”。单意图输出可对齐训练格式，多意图保留详细结构。POI校准支持高德在线查询，具备候选打分、城市约束、阈值过滤和缓存机制；高德不可用时可回退本地校准。已完成命令行验证和样例评测，核心流程可用。</w:t>
       </w:r>
     </w:p>
     <w:p>
@@ -1921,25 +1899,7 @@
           <w:bCs/>
           <w:sz w:val="22"/>
         </w:rPr>
-        <w:t>本</w:t>
-      </w:r>
-      <w:proofErr w:type="gramStart"/>
-      <w:r>
-        <w:rPr>
-          <w:rFonts w:ascii="宋体" w:hAnsi="宋体" w:hint="eastAsia"/>
-          <w:bCs/>
-          <w:sz w:val="22"/>
-        </w:rPr>
-        <w:t>周未</w:t>
-      </w:r>
-      <w:proofErr w:type="gramEnd"/>
-      <w:r>
-        <w:rPr>
-          <w:rFonts w:ascii="宋体" w:hAnsi="宋体" w:hint="eastAsia"/>
-          <w:bCs/>
-          <w:sz w:val="22"/>
-        </w:rPr>
-        <w:t>开展具体实验与系统开发工作，但对已有内容进行了整理，对后续研究步骤有了初步安排。</w:t>
+        <w:t>本周未开展具体实验与系统开发工作，但对已有内容进行了整理，对后续研究步骤有了初步安排。</w:t>
       </w:r>
     </w:p>
     <w:p>
@@ -2251,25 +2211,7 @@
           <w:bCs/>
           <w:sz w:val="22"/>
         </w:rPr>
-        <w:t>语音识别结果在个别口语</w:t>
-      </w:r>
-      <w:proofErr w:type="gramStart"/>
-      <w:r>
-        <w:rPr>
-          <w:rFonts w:ascii="宋体" w:hAnsi="宋体" w:hint="eastAsia"/>
-          <w:bCs/>
-          <w:sz w:val="22"/>
-        </w:rPr>
-        <w:t>化表达下</w:t>
-      </w:r>
-      <w:proofErr w:type="gramEnd"/>
-      <w:r>
-        <w:rPr>
-          <w:rFonts w:ascii="宋体" w:hAnsi="宋体" w:hint="eastAsia"/>
-          <w:bCs/>
-          <w:sz w:val="22"/>
-        </w:rPr>
-        <w:t>仍存在一定误差。</w:t>
+        <w:t>语音识别结果在个别口语化表达下仍存在一定误差。</w:t>
       </w:r>
     </w:p>
     <w:p>
@@ -2658,25 +2600,7 @@
           <w:bCs/>
           <w:sz w:val="22"/>
         </w:rPr>
-        <w:t>本周主要对系统中各模块之间的关联进行调试，重点梳理模型间的数据传递与调用链路；同时继续完善语音输入功能，并尝试实现针对不明确输入场景的用户确认机制，在网页</w:t>
-      </w:r>
-      <w:proofErr w:type="gramStart"/>
-      <w:r>
-        <w:rPr>
-          <w:rFonts w:ascii="宋体" w:hAnsi="宋体" w:hint="eastAsia"/>
-          <w:bCs/>
-          <w:sz w:val="22"/>
-        </w:rPr>
-        <w:t>端增加</w:t>
-      </w:r>
-      <w:proofErr w:type="gramEnd"/>
-      <w:r>
-        <w:rPr>
-          <w:rFonts w:ascii="宋体" w:hAnsi="宋体" w:hint="eastAsia"/>
-          <w:bCs/>
-          <w:sz w:val="22"/>
-        </w:rPr>
-        <w:t>位置确认提示交互。</w:t>
+        <w:t>本周主要对系统中各模块之间的关联进行调试，重点梳理模型间的数据传递与调用链路；同时继续完善语音输入功能，并尝试实现针对不明确输入场景的用户确认机制，在网页端增加位置确认提示交互。</w:t>
       </w:r>
     </w:p>
     <w:p>
@@ -2980,25 +2904,7 @@
           <w:bCs/>
           <w:sz w:val="22"/>
         </w:rPr>
-        <w:t>在多轮对话及复杂上下文条件下，模块间</w:t>
-      </w:r>
-      <w:proofErr w:type="gramStart"/>
-      <w:r>
-        <w:rPr>
-          <w:rFonts w:ascii="宋体" w:hAnsi="宋体" w:hint="eastAsia"/>
-          <w:bCs/>
-          <w:sz w:val="22"/>
-        </w:rPr>
-        <w:t>衔接仍</w:t>
-      </w:r>
-      <w:proofErr w:type="gramEnd"/>
-      <w:r>
-        <w:rPr>
-          <w:rFonts w:ascii="宋体" w:hAnsi="宋体" w:hint="eastAsia"/>
-          <w:bCs/>
-          <w:sz w:val="22"/>
-        </w:rPr>
-        <w:t>存在小概率波动，稳定性还需继续提升；</w:t>
+        <w:t>在多轮对话及复杂上下文条件下，模块间衔接仍存在小概率波动，稳定性还需继续提升；</w:t>
       </w:r>
     </w:p>
     <w:p>
@@ -3065,25 +2971,7 @@
           <w:bCs/>
           <w:sz w:val="22"/>
         </w:rPr>
-        <w:t>通过本周的联调与优化，我对系统整体架构、模块协同机制以及异常场景下的处理逻辑有了更深入的理解。实践中更加明确，仅依赖模型输出难以覆盖</w:t>
-      </w:r>
-      <w:proofErr w:type="gramStart"/>
-      <w:r>
-        <w:rPr>
-          <w:rFonts w:ascii="宋体" w:hAnsi="宋体" w:hint="eastAsia"/>
-          <w:bCs/>
-          <w:sz w:val="22"/>
-        </w:rPr>
-        <w:t>真实业务</w:t>
-      </w:r>
-      <w:proofErr w:type="gramEnd"/>
-      <w:r>
-        <w:rPr>
-          <w:rFonts w:ascii="宋体" w:hAnsi="宋体" w:hint="eastAsia"/>
-          <w:bCs/>
-          <w:sz w:val="22"/>
-        </w:rPr>
-        <w:t>需求，必须结合合理的交互机制对结果进行确认、校验与修正，才能在复杂场景下保证可用性与稳定性。后续将继续从“模型能力 + 交互设计”两方面同步改进，并结合整体应用规划，评估并推进视频功能的优化与扩展（如视频输入处理、结果联动展示与交互反馈），进一步提升系统的准确性、实用性与完整体验。</w:t>
+        <w:t>通过本周的联调与优化，我对系统整体架构、模块协同机制以及异常场景下的处理逻辑有了更深入的理解。实践中更加明确，仅依赖模型输出难以覆盖真实业务需求，必须结合合理的交互机制对结果进行确认、校验与修正，才能在复杂场景下保证可用性与稳定性。后续将继续从“模型能力 + 交互设计”两方面同步改进，并结合整体应用规划，评估并推进视频功能的优化与扩展（如视频输入处理、结果联动展示与交互反馈），进一步提升系统的准确性、实用性与完整体验。</w:t>
       </w:r>
     </w:p>
     <w:p>
@@ -3271,25 +3159,7 @@
           <w:bCs/>
           <w:sz w:val="22"/>
         </w:rPr>
-        <w:t>模型之间在部分复杂场景下的</w:t>
-      </w:r>
-      <w:proofErr w:type="gramStart"/>
-      <w:r>
-        <w:rPr>
-          <w:rFonts w:ascii="宋体" w:hAnsi="宋体" w:hint="eastAsia"/>
-          <w:bCs/>
-          <w:sz w:val="22"/>
-        </w:rPr>
-        <w:t>衔接仍</w:t>
-      </w:r>
-      <w:proofErr w:type="gramEnd"/>
-      <w:r>
-        <w:rPr>
-          <w:rFonts w:ascii="宋体" w:hAnsi="宋体" w:hint="eastAsia"/>
-          <w:bCs/>
-          <w:sz w:val="22"/>
-        </w:rPr>
-        <w:t>不够稳定，偶发出现响应结果不一致的情况；</w:t>
+        <w:t>模型之间在部分复杂场景下的衔接仍不够稳定，偶发出现响应结果不一致的情况；</w:t>
       </w:r>
     </w:p>
     <w:p>
@@ -3454,23 +3324,7 @@
           <w:b/>
           <w:sz w:val="24"/>
         </w:rPr>
-        <w:t>第</w:t>
-      </w:r>
-      <w:r>
-        <w:rPr>
-          <w:rFonts w:ascii="宋体" w:hAnsi="宋体" w:hint="eastAsia"/>
-          <w:b/>
-          <w:sz w:val="24"/>
-        </w:rPr>
-        <w:t>九</w:t>
-      </w:r>
-      <w:r>
-        <w:rPr>
-          <w:rFonts w:ascii="宋体" w:hAnsi="宋体" w:hint="eastAsia"/>
-          <w:b/>
-          <w:sz w:val="24"/>
-        </w:rPr>
-        <w:t>周</w:t>
+        <w:t>第九周</w:t>
       </w:r>
     </w:p>
     <w:p>
@@ -3567,36 +3421,18 @@
         <w:spacing w:line="360" w:lineRule="auto"/>
         <w:ind w:right="480"/>
         <w:rPr>
-          <w:rFonts w:ascii="宋体" w:hAnsi="宋体" w:hint="eastAsia"/>
-          <w:bCs/>
-          <w:sz w:val="22"/>
-        </w:rPr>
-      </w:pPr>
-      <w:r>
-        <w:rPr>
-          <w:rFonts w:ascii="宋体" w:hAnsi="宋体" w:hint="eastAsia"/>
-          <w:bCs/>
-          <w:sz w:val="22"/>
-        </w:rPr>
-        <w:t>模型之间在部分复杂场景下的</w:t>
-      </w:r>
-      <w:proofErr w:type="gramStart"/>
-      <w:r>
-        <w:rPr>
-          <w:rFonts w:ascii="宋体" w:hAnsi="宋体" w:hint="eastAsia"/>
-          <w:bCs/>
-          <w:sz w:val="22"/>
-        </w:rPr>
-        <w:t>衔接仍</w:t>
-      </w:r>
-      <w:proofErr w:type="gramEnd"/>
-      <w:r>
-        <w:rPr>
-          <w:rFonts w:ascii="宋体" w:hAnsi="宋体" w:hint="eastAsia"/>
-          <w:bCs/>
-          <w:sz w:val="22"/>
-        </w:rPr>
-        <w:t>不够稳定，偶发出现响应结果不一致的情况，对系统整体稳定性还有一定影响。</w:t>
+          <w:rFonts w:ascii="宋体" w:hAnsi="宋体"/>
+          <w:bCs/>
+          <w:sz w:val="22"/>
+        </w:rPr>
+      </w:pPr>
+      <w:r>
+        <w:rPr>
+          <w:rFonts w:ascii="宋体" w:hAnsi="宋体" w:hint="eastAsia"/>
+          <w:bCs/>
+          <w:sz w:val="22"/>
+        </w:rPr>
+        <w:t>模型之间在部分复杂场景下的衔接仍不够稳定，偶发出现响应结果不一致的情况，对系统整体稳定性还有一定影响。</w:t>
       </w:r>
     </w:p>
     <w:p>
@@ -3608,7 +3444,7 @@
         <w:spacing w:line="360" w:lineRule="auto"/>
         <w:ind w:right="480"/>
         <w:rPr>
-          <w:rFonts w:ascii="宋体" w:hAnsi="宋体" w:hint="eastAsia"/>
+          <w:rFonts w:ascii="宋体" w:hAnsi="宋体"/>
           <w:bCs/>
           <w:sz w:val="22"/>
         </w:rPr>
@@ -3664,6 +3500,234 @@
           <w:sz w:val="22"/>
         </w:rPr>
         <w:t>通过本周持续推进系统联调与功能优化，我对系统整体架构、模块协同方式以及模型调用流程有了更加深入的理解。在实际调试过程中也进一步认识到，仅依赖模型输出难以完全满足真实应用场景的需求，还需要结合合理的交互机制，对结果进行确认、校验和修正。后续将继续从模型能力提升和交互设计优化两个方面同步推进，不断提高系统的准确性、稳定性与实用性。</w:t>
+      </w:r>
+    </w:p>
+    <w:p>
+      <w:pPr>
+        <w:spacing w:line="360" w:lineRule="auto"/>
+        <w:ind w:right="480"/>
+        <w:jc w:val="center"/>
+        <w:rPr>
+          <w:rFonts w:ascii="宋体" w:hAnsi="宋体"/>
+          <w:b/>
+          <w:sz w:val="24"/>
+        </w:rPr>
+      </w:pPr>
+      <w:r>
+        <w:rPr>
+          <w:rFonts w:ascii="宋体" w:hAnsi="宋体" w:hint="eastAsia"/>
+          <w:bCs/>
+          <w:sz w:val="22"/>
+        </w:rPr>
+        <w:lastRenderedPageBreak/>
+        <w:t>（主要记载毕业设计(论文）期间的工作内容、完成情况、存在问题、收获及体会)</w:t>
+      </w:r>
+      <w:r>
+        <w:rPr>
+          <w:rFonts w:ascii="宋体" w:hAnsi="宋体" w:hint="eastAsia"/>
+          <w:b/>
+          <w:sz w:val="24"/>
+        </w:rPr>
+        <w:t xml:space="preserve"> </w:t>
+      </w:r>
+      <w:r>
+        <w:rPr>
+          <w:rFonts w:ascii="宋体" w:hAnsi="宋体" w:hint="eastAsia"/>
+          <w:b/>
+          <w:sz w:val="24"/>
+        </w:rPr>
+        <w:t>第</w:t>
+      </w:r>
+      <w:r>
+        <w:rPr>
+          <w:rFonts w:ascii="宋体" w:hAnsi="宋体" w:hint="eastAsia"/>
+          <w:b/>
+          <w:sz w:val="24"/>
+        </w:rPr>
+        <w:t>十</w:t>
+      </w:r>
+      <w:r>
+        <w:rPr>
+          <w:rFonts w:ascii="宋体" w:hAnsi="宋体" w:hint="eastAsia"/>
+          <w:b/>
+          <w:sz w:val="24"/>
+        </w:rPr>
+        <w:t>周</w:t>
+      </w:r>
+    </w:p>
+    <w:p>
+      <w:pPr>
+        <w:spacing w:line="360" w:lineRule="auto"/>
+        <w:ind w:right="480"/>
+        <w:rPr>
+          <w:rFonts w:ascii="宋体" w:hAnsi="宋体"/>
+          <w:bCs/>
+          <w:sz w:val="22"/>
+        </w:rPr>
+      </w:pPr>
+      <w:r>
+        <w:rPr>
+          <w:rFonts w:ascii="宋体" w:hAnsi="宋体" w:hint="eastAsia"/>
+          <w:b/>
+          <w:sz w:val="22"/>
+        </w:rPr>
+        <w:t>工作内容：</w:t>
+      </w:r>
+      <w:r>
+        <w:rPr>
+          <w:rFonts w:ascii="宋体" w:hAnsi="宋体" w:hint="eastAsia"/>
+          <w:bCs/>
+          <w:sz w:val="22"/>
+        </w:rPr>
+        <w:t>本周主要围绕系统联调与交互优化展开。首先，对系统中各模块之间的关联关系进行了进一步调试，重点梳理模型之间的数据传递过程与调用链路，排查模块协同中的衔接问题；其次，继续完善语音输入功能，对识别与交互流程进行了优化；同时对视频功能进行了调试与初步集成。</w:t>
+      </w:r>
+    </w:p>
+    <w:p>
+      <w:pPr>
+        <w:spacing w:line="360" w:lineRule="auto"/>
+        <w:ind w:right="480"/>
+      </w:pPr>
+    </w:p>
+    <w:p>
+      <w:pPr>
+        <w:spacing w:line="360" w:lineRule="auto"/>
+        <w:ind w:right="480"/>
+        <w:rPr>
+          <w:rFonts w:ascii="宋体" w:hAnsi="宋体"/>
+          <w:bCs/>
+          <w:sz w:val="22"/>
+        </w:rPr>
+      </w:pPr>
+      <w:r>
+        <w:rPr>
+          <w:rFonts w:ascii="宋体" w:hAnsi="宋体" w:hint="eastAsia"/>
+          <w:b/>
+          <w:sz w:val="22"/>
+        </w:rPr>
+        <w:t>完成情况：</w:t>
+      </w:r>
+      <w:r>
+        <w:rPr>
+          <w:rFonts w:ascii="宋体" w:hAnsi="宋体" w:hint="eastAsia"/>
+          <w:bCs/>
+          <w:sz w:val="22"/>
+        </w:rPr>
+        <w:t>已基本完成模型之间数据传递与调用流程的调试，整体链路能够正常运行；语音输入功能在原有基础上得到进一步优化，识别准确率与交互流畅度均有所提升；初步实现了用户输入指令时借助视频内容加强回答的能力，为后续多模态交互奠定了基础。</w:t>
+      </w:r>
+    </w:p>
+    <w:p>
+      <w:pPr>
+        <w:spacing w:line="360" w:lineRule="auto"/>
+        <w:ind w:right="480"/>
+      </w:pPr>
+    </w:p>
+    <w:p>
+      <w:pPr>
+        <w:spacing w:line="360" w:lineRule="auto"/>
+        <w:ind w:right="480"/>
+        <w:rPr>
+          <w:rFonts w:ascii="宋体" w:hAnsi="宋体"/>
+          <w:b/>
+          <w:sz w:val="22"/>
+        </w:rPr>
+      </w:pPr>
+      <w:r>
+        <w:rPr>
+          <w:rFonts w:ascii="宋体" w:hAnsi="宋体" w:hint="eastAsia"/>
+          <w:b/>
+          <w:sz w:val="22"/>
+        </w:rPr>
+        <w:t>存在问题：</w:t>
+      </w:r>
+    </w:p>
+    <w:p>
+      <w:pPr>
+        <w:numPr>
+          <w:ilvl w:val="0"/>
+          <w:numId w:val="13"/>
+        </w:numPr>
+        <w:spacing w:line="360" w:lineRule="auto"/>
+        <w:ind w:right="480"/>
+        <w:rPr>
+          <w:rFonts w:ascii="宋体" w:hAnsi="宋体" w:hint="eastAsia"/>
+          <w:bCs/>
+          <w:sz w:val="22"/>
+        </w:rPr>
+      </w:pPr>
+      <w:r>
+        <w:rPr>
+          <w:rFonts w:ascii="宋体" w:hAnsi="宋体" w:hint="eastAsia"/>
+          <w:bCs/>
+          <w:sz w:val="22"/>
+        </w:rPr>
+        <w:t>模型之间在部分复杂场景下的衔接仍不够稳定，偶发出现响应结果不一致的情况，需进一步排查边界条件与异常处理逻辑；</w:t>
+      </w:r>
+    </w:p>
+    <w:p>
+      <w:pPr>
+        <w:numPr>
+          <w:ilvl w:val="0"/>
+          <w:numId w:val="13"/>
+        </w:numPr>
+        <w:spacing w:line="360" w:lineRule="auto"/>
+        <w:ind w:right="480"/>
+        <w:rPr>
+          <w:rFonts w:ascii="宋体" w:hAnsi="宋体" w:hint="eastAsia"/>
+          <w:bCs/>
+          <w:sz w:val="22"/>
+        </w:rPr>
+      </w:pPr>
+      <w:r>
+        <w:rPr>
+          <w:rFonts w:ascii="宋体" w:hAnsi="宋体" w:hint="eastAsia"/>
+          <w:bCs/>
+          <w:sz w:val="22"/>
+        </w:rPr>
+        <w:t>针对用户输入模糊时的确认流程仍需继续细化，当前的提示策略、交互步骤以及整体使用体验还有进一步优化空间。</w:t>
+      </w:r>
+    </w:p>
+    <w:p>
+      <w:pPr>
+        <w:spacing w:line="360" w:lineRule="auto"/>
+        <w:ind w:right="480"/>
+      </w:pPr>
+    </w:p>
+    <w:p>
+      <w:pPr>
+        <w:spacing w:line="360" w:lineRule="auto"/>
+        <w:ind w:right="480"/>
+        <w:rPr>
+          <w:rFonts w:ascii="宋体" w:hAnsi="宋体"/>
+          <w:b/>
+          <w:sz w:val="22"/>
+        </w:rPr>
+      </w:pPr>
+      <w:r>
+        <w:rPr>
+          <w:rFonts w:ascii="宋体" w:hAnsi="宋体" w:hint="eastAsia"/>
+          <w:b/>
+          <w:sz w:val="22"/>
+        </w:rPr>
+        <w:t>收获及体会：</w:t>
+      </w:r>
+    </w:p>
+    <w:p>
+      <w:pPr>
+        <w:spacing w:line="360" w:lineRule="auto"/>
+        <w:ind w:right="480" w:firstLine="420"/>
+        <w:rPr>
+          <w:rFonts w:ascii="宋体" w:hAnsi="宋体"/>
+          <w:bCs/>
+          <w:sz w:val="22"/>
+        </w:rPr>
+      </w:pPr>
+      <w:r>
+        <w:rPr>
+          <w:rFonts w:ascii="宋体" w:hAnsi="宋体" w:hint="eastAsia"/>
+          <w:bCs/>
+          <w:sz w:val="22"/>
+        </w:rPr>
+        <w:t>通过本周对系统联调和功能优化的持续推进，对系统整体架构、模块协同方式以及模型调用流程有了更深入的理解。在实践过程中也更加认识到，仅依赖模型输出难以完全满足真实应用场景的需求，还需结合合理的交互机制，对结果进行确认、校验与修正。后续将继续从"模型能力提升"和"交互设计优化"两个方面同步推进，不断提高系统的准确性、稳定性与实用性。</w:t>
       </w:r>
     </w:p>
     <w:p>
@@ -4852,6 +4916,96 @@
     </w:lvl>
   </w:abstractNum>
   <w:abstractNum w:abstractNumId="9" w15:restartNumberingAfterBreak="0">
+    <w:nsid w:val="60B70EB2"/>
+    <w:multiLevelType w:val="hybridMultilevel"/>
+    <w:tmpl w:val="89C26BD4"/>
+    <w:lvl w:ilvl="0" w:tplc="C2387A04">
+      <w:start w:val="1"/>
+      <w:numFmt w:val="decimal"/>
+      <w:suff w:val="space"/>
+      <w:lvlText w:val="（%1）"/>
+      <w:lvlJc w:val="left"/>
+      <w:pPr>
+        <w:ind w:left="0" w:firstLine="0"/>
+      </w:pPr>
+      <w:rPr>
+        <w:rFonts w:hint="default"/>
+      </w:rPr>
+    </w:lvl>
+    <w:lvl w:ilvl="1" w:tplc="04090019" w:tentative="1">
+      <w:start w:val="1"/>
+      <w:numFmt w:val="lowerLetter"/>
+      <w:lvlText w:val="%2)"/>
+      <w:lvlJc w:val="left"/>
+      <w:pPr>
+        <w:ind w:left="840" w:hanging="420"/>
+      </w:pPr>
+    </w:lvl>
+    <w:lvl w:ilvl="2" w:tplc="0409001B" w:tentative="1">
+      <w:start w:val="1"/>
+      <w:numFmt w:val="lowerRoman"/>
+      <w:lvlText w:val="%3."/>
+      <w:lvlJc w:val="right"/>
+      <w:pPr>
+        <w:ind w:left="1260" w:hanging="420"/>
+      </w:pPr>
+    </w:lvl>
+    <w:lvl w:ilvl="3" w:tplc="0409000F" w:tentative="1">
+      <w:start w:val="1"/>
+      <w:numFmt w:val="decimal"/>
+      <w:lvlText w:val="%4."/>
+      <w:lvlJc w:val="left"/>
+      <w:pPr>
+        <w:ind w:left="1680" w:hanging="420"/>
+      </w:pPr>
+    </w:lvl>
+    <w:lvl w:ilvl="4" w:tplc="04090019" w:tentative="1">
+      <w:start w:val="1"/>
+      <w:numFmt w:val="lowerLetter"/>
+      <w:lvlText w:val="%5)"/>
+      <w:lvlJc w:val="left"/>
+      <w:pPr>
+        <w:ind w:left="2100" w:hanging="420"/>
+      </w:pPr>
+    </w:lvl>
+    <w:lvl w:ilvl="5" w:tplc="0409001B" w:tentative="1">
+      <w:start w:val="1"/>
+      <w:numFmt w:val="lowerRoman"/>
+      <w:lvlText w:val="%6."/>
+      <w:lvlJc w:val="right"/>
+      <w:pPr>
+        <w:ind w:left="2520" w:hanging="420"/>
+      </w:pPr>
+    </w:lvl>
+    <w:lvl w:ilvl="6" w:tplc="0409000F" w:tentative="1">
+      <w:start w:val="1"/>
+      <w:numFmt w:val="decimal"/>
+      <w:lvlText w:val="%7."/>
+      <w:lvlJc w:val="left"/>
+      <w:pPr>
+        <w:ind w:left="2940" w:hanging="420"/>
+      </w:pPr>
+    </w:lvl>
+    <w:lvl w:ilvl="7" w:tplc="04090019" w:tentative="1">
+      <w:start w:val="1"/>
+      <w:numFmt w:val="lowerLetter"/>
+      <w:lvlText w:val="%8)"/>
+      <w:lvlJc w:val="left"/>
+      <w:pPr>
+        <w:ind w:left="3360" w:hanging="420"/>
+      </w:pPr>
+    </w:lvl>
+    <w:lvl w:ilvl="8" w:tplc="0409001B" w:tentative="1">
+      <w:start w:val="1"/>
+      <w:numFmt w:val="lowerRoman"/>
+      <w:lvlText w:val="%9."/>
+      <w:lvlJc w:val="right"/>
+      <w:pPr>
+        <w:ind w:left="3780" w:hanging="420"/>
+      </w:pPr>
+    </w:lvl>
+  </w:abstractNum>
+  <w:abstractNum w:abstractNumId="10" w15:restartNumberingAfterBreak="0">
     <w:nsid w:val="68024FAF"/>
     <w:multiLevelType w:val="singleLevel"/>
     <w:tmpl w:val="9A445456"/>
@@ -4863,7 +5017,93 @@
       <w:lvlJc w:val="left"/>
     </w:lvl>
   </w:abstractNum>
-  <w:abstractNum w:abstractNumId="10" w15:restartNumberingAfterBreak="0">
+  <w:abstractNum w:abstractNumId="11" w15:restartNumberingAfterBreak="0">
+    <w:nsid w:val="6DA52A3A"/>
+    <w:multiLevelType w:val="hybridMultilevel"/>
+    <w:tmpl w:val="7B086EEC"/>
+    <w:lvl w:ilvl="0" w:tplc="0409000F">
+      <w:start w:val="1"/>
+      <w:numFmt w:val="decimal"/>
+      <w:lvlText w:val="%1."/>
+      <w:lvlJc w:val="left"/>
+      <w:pPr>
+        <w:ind w:left="420" w:hanging="420"/>
+      </w:pPr>
+    </w:lvl>
+    <w:lvl w:ilvl="1" w:tplc="04090019" w:tentative="1">
+      <w:start w:val="1"/>
+      <w:numFmt w:val="lowerLetter"/>
+      <w:lvlText w:val="%2)"/>
+      <w:lvlJc w:val="left"/>
+      <w:pPr>
+        <w:ind w:left="840" w:hanging="420"/>
+      </w:pPr>
+    </w:lvl>
+    <w:lvl w:ilvl="2" w:tplc="0409001B" w:tentative="1">
+      <w:start w:val="1"/>
+      <w:numFmt w:val="lowerRoman"/>
+      <w:lvlText w:val="%3."/>
+      <w:lvlJc w:val="right"/>
+      <w:pPr>
+        <w:ind w:left="1260" w:hanging="420"/>
+      </w:pPr>
+    </w:lvl>
+    <w:lvl w:ilvl="3" w:tplc="0409000F" w:tentative="1">
+      <w:start w:val="1"/>
+      <w:numFmt w:val="decimal"/>
+      <w:lvlText w:val="%4."/>
+      <w:lvlJc w:val="left"/>
+      <w:pPr>
+        <w:ind w:left="1680" w:hanging="420"/>
+      </w:pPr>
+    </w:lvl>
+    <w:lvl w:ilvl="4" w:tplc="04090019" w:tentative="1">
+      <w:start w:val="1"/>
+      <w:numFmt w:val="lowerLetter"/>
+      <w:lvlText w:val="%5)"/>
+      <w:lvlJc w:val="left"/>
+      <w:pPr>
+        <w:ind w:left="2100" w:hanging="420"/>
+      </w:pPr>
+    </w:lvl>
+    <w:lvl w:ilvl="5" w:tplc="0409001B" w:tentative="1">
+      <w:start w:val="1"/>
+      <w:numFmt w:val="lowerRoman"/>
+      <w:lvlText w:val="%6."/>
+      <w:lvlJc w:val="right"/>
+      <w:pPr>
+        <w:ind w:left="2520" w:hanging="420"/>
+      </w:pPr>
+    </w:lvl>
+    <w:lvl w:ilvl="6" w:tplc="0409000F" w:tentative="1">
+      <w:start w:val="1"/>
+      <w:numFmt w:val="decimal"/>
+      <w:lvlText w:val="%7."/>
+      <w:lvlJc w:val="left"/>
+      <w:pPr>
+        <w:ind w:left="2940" w:hanging="420"/>
+      </w:pPr>
+    </w:lvl>
+    <w:lvl w:ilvl="7" w:tplc="04090019" w:tentative="1">
+      <w:start w:val="1"/>
+      <w:numFmt w:val="lowerLetter"/>
+      <w:lvlText w:val="%8)"/>
+      <w:lvlJc w:val="left"/>
+      <w:pPr>
+        <w:ind w:left="3360" w:hanging="420"/>
+      </w:pPr>
+    </w:lvl>
+    <w:lvl w:ilvl="8" w:tplc="0409001B" w:tentative="1">
+      <w:start w:val="1"/>
+      <w:numFmt w:val="lowerRoman"/>
+      <w:lvlText w:val="%9."/>
+      <w:lvlJc w:val="right"/>
+      <w:pPr>
+        <w:ind w:left="3780" w:hanging="420"/>
+      </w:pPr>
+    </w:lvl>
+  </w:abstractNum>
+  <w:abstractNum w:abstractNumId="12" w15:restartNumberingAfterBreak="0">
     <w:nsid w:val="76B721C1"/>
     <w:multiLevelType w:val="singleLevel"/>
     <w:tmpl w:val="9A445456"/>
@@ -4891,13 +5131,13 @@
     <w:abstractNumId w:val="3"/>
   </w:num>
   <w:num w:numId="6">
-    <w:abstractNumId w:val="9"/>
+    <w:abstractNumId w:val="10"/>
   </w:num>
   <w:num w:numId="7">
     <w:abstractNumId w:val="8"/>
   </w:num>
   <w:num w:numId="8">
-    <w:abstractNumId w:val="10"/>
+    <w:abstractNumId w:val="12"/>
   </w:num>
   <w:num w:numId="9">
     <w:abstractNumId w:val="7"/>
@@ -4907,6 +5147,12 @@
   </w:num>
   <w:num w:numId="11">
     <w:abstractNumId w:val="6"/>
+  </w:num>
+  <w:num w:numId="12">
+    <w:abstractNumId w:val="11"/>
+  </w:num>
+  <w:num w:numId="13">
+    <w:abstractNumId w:val="9"/>
   </w:num>
 </w:numbering>
 </file>

--- a/docs/毕业设记周记（计算机2203李积智）.docx
+++ b/docs/毕业设记周记（计算机2203李积智）.docx
@@ -516,6 +516,7 @@
                 <w:sz w:val="24"/>
               </w:rPr>
             </w:pPr>
+            <w:proofErr w:type="gramStart"/>
             <w:r>
               <w:rPr>
                 <w:rFonts w:ascii="宋体" w:hAnsi="宋体" w:cs="宋体-18030" w:hint="eastAsia"/>
@@ -524,6 +525,7 @@
               </w:rPr>
               <w:t>李积智</w:t>
             </w:r>
+            <w:proofErr w:type="gramEnd"/>
           </w:p>
         </w:tc>
       </w:tr>
@@ -585,6 +587,7 @@
                 <w:sz w:val="24"/>
               </w:rPr>
             </w:pPr>
+            <w:proofErr w:type="gramStart"/>
             <w:r>
               <w:rPr>
                 <w:rFonts w:ascii="宋体" w:hAnsi="宋体" w:cs="宋体-18030" w:hint="eastAsia"/>
@@ -593,6 +596,7 @@
               </w:rPr>
               <w:t>戚欣</w:t>
             </w:r>
+            <w:proofErr w:type="gramEnd"/>
           </w:p>
         </w:tc>
       </w:tr>
@@ -1681,7 +1685,25 @@
           <w:bCs/>
           <w:sz w:val="22"/>
         </w:rPr>
-        <w:t>系统已可稳定完成“输入查询-输出结构化结果”。单意图输出可对齐训练格式，多意图保留详细结构。POI校准支持高德在线查询，具备候选打分、城市约束、阈值过滤和缓存机制；高德不可用时可回退本地校准。已完成命令行验证和样例评测，核心流程可用。</w:t>
+        <w:t>系统已可稳定完成“输入查询-输出结构化结果”。单意图输出可对齐训练格式，多意图保留详细结构。POI校准支持高德在线查询，具备候选打分、城市约束、阈值过滤和缓存机制；高德</w:t>
+      </w:r>
+      <w:proofErr w:type="gramStart"/>
+      <w:r>
+        <w:rPr>
+          <w:rFonts w:ascii="宋体" w:hAnsi="宋体" w:hint="eastAsia"/>
+          <w:bCs/>
+          <w:sz w:val="22"/>
+        </w:rPr>
+        <w:t>不</w:t>
+      </w:r>
+      <w:proofErr w:type="gramEnd"/>
+      <w:r>
+        <w:rPr>
+          <w:rFonts w:ascii="宋体" w:hAnsi="宋体" w:hint="eastAsia"/>
+          <w:bCs/>
+          <w:sz w:val="22"/>
+        </w:rPr>
+        <w:t>可用时可回退本地校准。已完成命令行验证和样例评测，核心流程可用。</w:t>
       </w:r>
     </w:p>
     <w:p>
@@ -1899,7 +1921,25 @@
           <w:bCs/>
           <w:sz w:val="22"/>
         </w:rPr>
-        <w:t>本周未开展具体实验与系统开发工作，但对已有内容进行了整理，对后续研究步骤有了初步安排。</w:t>
+        <w:t>本</w:t>
+      </w:r>
+      <w:proofErr w:type="gramStart"/>
+      <w:r>
+        <w:rPr>
+          <w:rFonts w:ascii="宋体" w:hAnsi="宋体" w:hint="eastAsia"/>
+          <w:bCs/>
+          <w:sz w:val="22"/>
+        </w:rPr>
+        <w:t>周未</w:t>
+      </w:r>
+      <w:proofErr w:type="gramEnd"/>
+      <w:r>
+        <w:rPr>
+          <w:rFonts w:ascii="宋体" w:hAnsi="宋体" w:hint="eastAsia"/>
+          <w:bCs/>
+          <w:sz w:val="22"/>
+        </w:rPr>
+        <w:t>开展具体实验与系统开发工作，但对已有内容进行了整理，对后续研究步骤有了初步安排。</w:t>
       </w:r>
     </w:p>
     <w:p>
@@ -2211,7 +2251,25 @@
           <w:bCs/>
           <w:sz w:val="22"/>
         </w:rPr>
-        <w:t>语音识别结果在个别口语化表达下仍存在一定误差。</w:t>
+        <w:t>语音识别结果在个别口语</w:t>
+      </w:r>
+      <w:proofErr w:type="gramStart"/>
+      <w:r>
+        <w:rPr>
+          <w:rFonts w:ascii="宋体" w:hAnsi="宋体" w:hint="eastAsia"/>
+          <w:bCs/>
+          <w:sz w:val="22"/>
+        </w:rPr>
+        <w:t>化表达下</w:t>
+      </w:r>
+      <w:proofErr w:type="gramEnd"/>
+      <w:r>
+        <w:rPr>
+          <w:rFonts w:ascii="宋体" w:hAnsi="宋体" w:hint="eastAsia"/>
+          <w:bCs/>
+          <w:sz w:val="22"/>
+        </w:rPr>
+        <w:t>仍存在一定误差。</w:t>
       </w:r>
     </w:p>
     <w:p>
@@ -2600,7 +2658,25 @@
           <w:bCs/>
           <w:sz w:val="22"/>
         </w:rPr>
-        <w:t>本周主要对系统中各模块之间的关联进行调试，重点梳理模型间的数据传递与调用链路；同时继续完善语音输入功能，并尝试实现针对不明确输入场景的用户确认机制，在网页端增加位置确认提示交互。</w:t>
+        <w:t>本周主要对系统中各模块之间的关联进行调试，重点梳理模型间的数据传递与调用链路；同时继续完善语音输入功能，并尝试实现针对不明确输入场景的用户确认机制，在网页</w:t>
+      </w:r>
+      <w:proofErr w:type="gramStart"/>
+      <w:r>
+        <w:rPr>
+          <w:rFonts w:ascii="宋体" w:hAnsi="宋体" w:hint="eastAsia"/>
+          <w:bCs/>
+          <w:sz w:val="22"/>
+        </w:rPr>
+        <w:t>端增加</w:t>
+      </w:r>
+      <w:proofErr w:type="gramEnd"/>
+      <w:r>
+        <w:rPr>
+          <w:rFonts w:ascii="宋体" w:hAnsi="宋体" w:hint="eastAsia"/>
+          <w:bCs/>
+          <w:sz w:val="22"/>
+        </w:rPr>
+        <w:t>位置确认提示交互。</w:t>
       </w:r>
     </w:p>
     <w:p>
@@ -2904,7 +2980,25 @@
           <w:bCs/>
           <w:sz w:val="22"/>
         </w:rPr>
-        <w:t>在多轮对话及复杂上下文条件下，模块间衔接仍存在小概率波动，稳定性还需继续提升；</w:t>
+        <w:t>在多轮对话及复杂上下文条件下，模块间</w:t>
+      </w:r>
+      <w:proofErr w:type="gramStart"/>
+      <w:r>
+        <w:rPr>
+          <w:rFonts w:ascii="宋体" w:hAnsi="宋体" w:hint="eastAsia"/>
+          <w:bCs/>
+          <w:sz w:val="22"/>
+        </w:rPr>
+        <w:t>衔接仍</w:t>
+      </w:r>
+      <w:proofErr w:type="gramEnd"/>
+      <w:r>
+        <w:rPr>
+          <w:rFonts w:ascii="宋体" w:hAnsi="宋体" w:hint="eastAsia"/>
+          <w:bCs/>
+          <w:sz w:val="22"/>
+        </w:rPr>
+        <w:t>存在小概率波动，稳定性还需继续提升；</w:t>
       </w:r>
     </w:p>
     <w:p>
@@ -2971,7 +3065,25 @@
           <w:bCs/>
           <w:sz w:val="22"/>
         </w:rPr>
-        <w:t>通过本周的联调与优化，我对系统整体架构、模块协同机制以及异常场景下的处理逻辑有了更深入的理解。实践中更加明确，仅依赖模型输出难以覆盖真实业务需求，必须结合合理的交互机制对结果进行确认、校验与修正，才能在复杂场景下保证可用性与稳定性。后续将继续从“模型能力 + 交互设计”两方面同步改进，并结合整体应用规划，评估并推进视频功能的优化与扩展（如视频输入处理、结果联动展示与交互反馈），进一步提升系统的准确性、实用性与完整体验。</w:t>
+        <w:t>通过本周的联调与优化，我对系统整体架构、模块协同机制以及异常场景下的处理逻辑有了更深入的理解。实践中更加明确，仅依赖模型输出难以覆盖</w:t>
+      </w:r>
+      <w:proofErr w:type="gramStart"/>
+      <w:r>
+        <w:rPr>
+          <w:rFonts w:ascii="宋体" w:hAnsi="宋体" w:hint="eastAsia"/>
+          <w:bCs/>
+          <w:sz w:val="22"/>
+        </w:rPr>
+        <w:t>真实业务</w:t>
+      </w:r>
+      <w:proofErr w:type="gramEnd"/>
+      <w:r>
+        <w:rPr>
+          <w:rFonts w:ascii="宋体" w:hAnsi="宋体" w:hint="eastAsia"/>
+          <w:bCs/>
+          <w:sz w:val="22"/>
+        </w:rPr>
+        <w:t>需求，必须结合合理的交互机制对结果进行确认、校验与修正，才能在复杂场景下保证可用性与稳定性。后续将继续从“模型能力 + 交互设计”两方面同步改进，并结合整体应用规划，评估并推进视频功能的优化与扩展（如视频输入处理、结果联动展示与交互反馈），进一步提升系统的准确性、实用性与完整体验。</w:t>
       </w:r>
     </w:p>
     <w:p>
@@ -3159,7 +3271,25 @@
           <w:bCs/>
           <w:sz w:val="22"/>
         </w:rPr>
-        <w:t>模型之间在部分复杂场景下的衔接仍不够稳定，偶发出现响应结果不一致的情况；</w:t>
+        <w:t>模型之间在部分复杂场景下的</w:t>
+      </w:r>
+      <w:proofErr w:type="gramStart"/>
+      <w:r>
+        <w:rPr>
+          <w:rFonts w:ascii="宋体" w:hAnsi="宋体" w:hint="eastAsia"/>
+          <w:bCs/>
+          <w:sz w:val="22"/>
+        </w:rPr>
+        <w:t>衔接仍</w:t>
+      </w:r>
+      <w:proofErr w:type="gramEnd"/>
+      <w:r>
+        <w:rPr>
+          <w:rFonts w:ascii="宋体" w:hAnsi="宋体" w:hint="eastAsia"/>
+          <w:bCs/>
+          <w:sz w:val="22"/>
+        </w:rPr>
+        <w:t>不够稳定，偶发出现响应结果不一致的情况；</w:t>
       </w:r>
     </w:p>
     <w:p>
@@ -3432,7 +3562,25 @@
           <w:bCs/>
           <w:sz w:val="22"/>
         </w:rPr>
-        <w:t>模型之间在部分复杂场景下的衔接仍不够稳定，偶发出现响应结果不一致的情况，对系统整体稳定性还有一定影响。</w:t>
+        <w:t>模型之间在部分复杂场景下的</w:t>
+      </w:r>
+      <w:proofErr w:type="gramStart"/>
+      <w:r>
+        <w:rPr>
+          <w:rFonts w:ascii="宋体" w:hAnsi="宋体" w:hint="eastAsia"/>
+          <w:bCs/>
+          <w:sz w:val="22"/>
+        </w:rPr>
+        <w:t>衔接仍</w:t>
+      </w:r>
+      <w:proofErr w:type="gramEnd"/>
+      <w:r>
+        <w:rPr>
+          <w:rFonts w:ascii="宋体" w:hAnsi="宋体" w:hint="eastAsia"/>
+          <w:bCs/>
+          <w:sz w:val="22"/>
+        </w:rPr>
+        <w:t>不够稳定，偶发出现响应结果不一致的情况，对系统整体稳定性还有一定影响。</w:t>
       </w:r>
     </w:p>
     <w:p>
@@ -3649,18 +3797,36 @@
         <w:spacing w:line="360" w:lineRule="auto"/>
         <w:ind w:right="480"/>
         <w:rPr>
-          <w:rFonts w:ascii="宋体" w:hAnsi="宋体" w:hint="eastAsia"/>
-          <w:bCs/>
-          <w:sz w:val="22"/>
-        </w:rPr>
-      </w:pPr>
-      <w:r>
-        <w:rPr>
-          <w:rFonts w:ascii="宋体" w:hAnsi="宋体" w:hint="eastAsia"/>
-          <w:bCs/>
-          <w:sz w:val="22"/>
-        </w:rPr>
-        <w:t>模型之间在部分复杂场景下的衔接仍不够稳定，偶发出现响应结果不一致的情况，需进一步排查边界条件与异常处理逻辑；</w:t>
+          <w:rFonts w:ascii="宋体" w:hAnsi="宋体"/>
+          <w:bCs/>
+          <w:sz w:val="22"/>
+        </w:rPr>
+      </w:pPr>
+      <w:r>
+        <w:rPr>
+          <w:rFonts w:ascii="宋体" w:hAnsi="宋体" w:hint="eastAsia"/>
+          <w:bCs/>
+          <w:sz w:val="22"/>
+        </w:rPr>
+        <w:t>模型之间在部分复杂场景下的</w:t>
+      </w:r>
+      <w:proofErr w:type="gramStart"/>
+      <w:r>
+        <w:rPr>
+          <w:rFonts w:ascii="宋体" w:hAnsi="宋体" w:hint="eastAsia"/>
+          <w:bCs/>
+          <w:sz w:val="22"/>
+        </w:rPr>
+        <w:t>衔接仍</w:t>
+      </w:r>
+      <w:proofErr w:type="gramEnd"/>
+      <w:r>
+        <w:rPr>
+          <w:rFonts w:ascii="宋体" w:hAnsi="宋体" w:hint="eastAsia"/>
+          <w:bCs/>
+          <w:sz w:val="22"/>
+        </w:rPr>
+        <w:t>不够稳定，偶发出现响应结果不一致的情况，需进一步排查边界条件与异常处理逻辑；</w:t>
       </w:r>
     </w:p>
     <w:p>
@@ -3672,7 +3838,7 @@
         <w:spacing w:line="360" w:lineRule="auto"/>
         <w:ind w:right="480"/>
         <w:rPr>
-          <w:rFonts w:ascii="宋体" w:hAnsi="宋体" w:hint="eastAsia"/>
+          <w:rFonts w:ascii="宋体" w:hAnsi="宋体"/>
           <w:bCs/>
           <w:sz w:val="22"/>
         </w:rPr>
@@ -3744,11 +3910,12 @@
     <w:p>
       <w:pPr>
         <w:spacing w:line="360" w:lineRule="auto"/>
-        <w:ind w:right="480" w:firstLineChars="50" w:firstLine="110"/>
-        <w:rPr>
-          <w:rFonts w:ascii="宋体" w:hAnsi="宋体"/>
-          <w:bCs/>
-          <w:sz w:val="22"/>
+        <w:ind w:right="480"/>
+        <w:jc w:val="center"/>
+        <w:rPr>
+          <w:rFonts w:ascii="宋体" w:hAnsi="宋体"/>
+          <w:b/>
+          <w:sz w:val="24"/>
         </w:rPr>
       </w:pPr>
       <w:r>
@@ -3768,6 +3935,362 @@
         <w:lastRenderedPageBreak/>
         <w:t>（主要记载毕业设计(论文）期间的工作内容、完成情况、存在问题、收获及体会)</w:t>
       </w:r>
+      <w:r>
+        <w:rPr>
+          <w:rFonts w:ascii="宋体" w:hAnsi="宋体" w:hint="eastAsia"/>
+          <w:b/>
+          <w:sz w:val="24"/>
+        </w:rPr>
+        <w:t xml:space="preserve"> </w:t>
+      </w:r>
+      <w:r>
+        <w:rPr>
+          <w:rFonts w:ascii="宋体" w:hAnsi="宋体" w:hint="eastAsia"/>
+          <w:b/>
+          <w:sz w:val="24"/>
+        </w:rPr>
+        <w:t>第十</w:t>
+      </w:r>
+      <w:r>
+        <w:rPr>
+          <w:rFonts w:ascii="宋体" w:hAnsi="宋体" w:hint="eastAsia"/>
+          <w:b/>
+          <w:sz w:val="24"/>
+        </w:rPr>
+        <w:t>一</w:t>
+      </w:r>
+      <w:r>
+        <w:rPr>
+          <w:rFonts w:ascii="宋体" w:hAnsi="宋体" w:hint="eastAsia"/>
+          <w:b/>
+          <w:sz w:val="24"/>
+        </w:rPr>
+        <w:t>周</w:t>
+      </w:r>
+    </w:p>
+    <w:p>
+      <w:pPr>
+        <w:spacing w:line="360" w:lineRule="auto"/>
+        <w:ind w:right="480"/>
+        <w:rPr>
+          <w:rFonts w:ascii="宋体" w:hAnsi="宋体"/>
+          <w:bCs/>
+          <w:sz w:val="22"/>
+        </w:rPr>
+      </w:pPr>
+      <w:r>
+        <w:rPr>
+          <w:rFonts w:ascii="宋体" w:hAnsi="宋体" w:hint="eastAsia"/>
+          <w:b/>
+          <w:sz w:val="22"/>
+        </w:rPr>
+        <w:t>工作内容：</w:t>
+      </w:r>
+      <w:r>
+        <w:rPr>
+          <w:rFonts w:ascii="宋体" w:hAnsi="宋体" w:hint="eastAsia"/>
+          <w:bCs/>
+          <w:sz w:val="22"/>
+        </w:rPr>
+        <w:t>本周主要围绕交互逻辑细化与系统综合测试展开。针对第十周遗留的模糊输入确认流程不完善问题，重点对用户指令不清晰时的追问策略和候选项消</w:t>
+      </w:r>
+      <w:proofErr w:type="gramStart"/>
+      <w:r>
+        <w:rPr>
+          <w:rFonts w:ascii="宋体" w:hAnsi="宋体" w:hint="eastAsia"/>
+          <w:bCs/>
+          <w:sz w:val="22"/>
+        </w:rPr>
+        <w:t>歧</w:t>
+      </w:r>
+      <w:proofErr w:type="gramEnd"/>
+      <w:r>
+        <w:rPr>
+          <w:rFonts w:ascii="宋体" w:hAnsi="宋体" w:hint="eastAsia"/>
+          <w:bCs/>
+          <w:sz w:val="22"/>
+        </w:rPr>
+        <w:t>流程进行了重新设计，对前端候选</w:t>
+      </w:r>
+      <w:proofErr w:type="gramStart"/>
+      <w:r>
+        <w:rPr>
+          <w:rFonts w:ascii="宋体" w:hAnsi="宋体" w:hint="eastAsia"/>
+          <w:bCs/>
+          <w:sz w:val="22"/>
+        </w:rPr>
+        <w:t>项展示</w:t>
+      </w:r>
+      <w:proofErr w:type="gramEnd"/>
+      <w:r>
+        <w:rPr>
+          <w:rFonts w:ascii="宋体" w:hAnsi="宋体" w:hint="eastAsia"/>
+          <w:bCs/>
+          <w:sz w:val="22"/>
+        </w:rPr>
+        <w:t>面板的状态清理逻辑也进行了同步修正；同时对多模态输入链路（语音→意图解析→地图API调用）进行了端到端系统测试，覆盖基础导航、生活服务、多目的地等典型意图类型；此外，对用户画像工具和个性化偏好调用流程进行了进一步集成与验证。</w:t>
+      </w:r>
+    </w:p>
+    <w:p>
+      <w:pPr>
+        <w:spacing w:line="360" w:lineRule="auto"/>
+        <w:ind w:right="480"/>
+      </w:pPr>
+    </w:p>
+    <w:p>
+      <w:pPr>
+        <w:spacing w:line="360" w:lineRule="auto"/>
+        <w:ind w:right="480"/>
+        <w:rPr>
+          <w:rFonts w:ascii="宋体" w:hAnsi="宋体"/>
+          <w:bCs/>
+          <w:sz w:val="22"/>
+        </w:rPr>
+      </w:pPr>
+      <w:r>
+        <w:rPr>
+          <w:rFonts w:ascii="宋体" w:hAnsi="宋体" w:hint="eastAsia"/>
+          <w:b/>
+          <w:sz w:val="22"/>
+        </w:rPr>
+        <w:t>完成情况：</w:t>
+      </w:r>
+      <w:r>
+        <w:rPr>
+          <w:rFonts w:ascii="宋体" w:hAnsi="宋体" w:hint="eastAsia"/>
+          <w:bCs/>
+          <w:sz w:val="22"/>
+        </w:rPr>
+        <w:t>追问与消</w:t>
+      </w:r>
+      <w:proofErr w:type="gramStart"/>
+      <w:r>
+        <w:rPr>
+          <w:rFonts w:ascii="宋体" w:hAnsi="宋体" w:hint="eastAsia"/>
+          <w:bCs/>
+          <w:sz w:val="22"/>
+        </w:rPr>
+        <w:t>歧</w:t>
+      </w:r>
+      <w:proofErr w:type="gramEnd"/>
+      <w:r>
+        <w:rPr>
+          <w:rFonts w:ascii="宋体" w:hAnsi="宋体" w:hint="eastAsia"/>
+          <w:bCs/>
+          <w:sz w:val="22"/>
+        </w:rPr>
+        <w:t>流程已重新梳理并实现，系统在目的地候选项、途经点候选项等多种歧义场景下均能正确触发消</w:t>
+      </w:r>
+      <w:proofErr w:type="gramStart"/>
+      <w:r>
+        <w:rPr>
+          <w:rFonts w:ascii="宋体" w:hAnsi="宋体" w:hint="eastAsia"/>
+          <w:bCs/>
+          <w:sz w:val="22"/>
+        </w:rPr>
+        <w:t>歧</w:t>
+      </w:r>
+      <w:proofErr w:type="gramEnd"/>
+      <w:r>
+        <w:rPr>
+          <w:rFonts w:ascii="宋体" w:hAnsi="宋体" w:hint="eastAsia"/>
+          <w:bCs/>
+          <w:sz w:val="22"/>
+        </w:rPr>
+        <w:t>并在前端展示候选列表；端到端测试基本覆盖了各主要意图类型，系统链路整体运行稳定；个性化用户画像信息在部分场景下已能被意图理解智能</w:t>
+      </w:r>
+      <w:proofErr w:type="gramStart"/>
+      <w:r>
+        <w:rPr>
+          <w:rFonts w:ascii="宋体" w:hAnsi="宋体" w:hint="eastAsia"/>
+          <w:bCs/>
+          <w:sz w:val="22"/>
+        </w:rPr>
+        <w:t>体正确</w:t>
+      </w:r>
+      <w:proofErr w:type="gramEnd"/>
+      <w:r>
+        <w:rPr>
+          <w:rFonts w:ascii="宋体" w:hAnsi="宋体" w:hint="eastAsia"/>
+          <w:bCs/>
+          <w:sz w:val="22"/>
+        </w:rPr>
+        <w:t>调用，并对槽位填充结果产生合理影响。</w:t>
+      </w:r>
+    </w:p>
+    <w:p>
+      <w:pPr>
+        <w:spacing w:line="360" w:lineRule="auto"/>
+        <w:ind w:right="480"/>
+      </w:pPr>
+    </w:p>
+    <w:p>
+      <w:pPr>
+        <w:spacing w:line="360" w:lineRule="auto"/>
+        <w:ind w:right="480"/>
+        <w:rPr>
+          <w:rFonts w:ascii="宋体" w:hAnsi="宋体"/>
+          <w:b/>
+          <w:sz w:val="22"/>
+        </w:rPr>
+      </w:pPr>
+      <w:r>
+        <w:rPr>
+          <w:rFonts w:ascii="宋体" w:hAnsi="宋体" w:hint="eastAsia"/>
+          <w:b/>
+          <w:sz w:val="22"/>
+        </w:rPr>
+        <w:t>存在问题：</w:t>
+      </w:r>
+    </w:p>
+    <w:p>
+      <w:pPr>
+        <w:numPr>
+          <w:ilvl w:val="0"/>
+          <w:numId w:val="14"/>
+        </w:numPr>
+        <w:spacing w:line="360" w:lineRule="auto"/>
+        <w:ind w:right="480"/>
+        <w:rPr>
+          <w:rFonts w:ascii="宋体" w:hAnsi="宋体"/>
+          <w:bCs/>
+          <w:sz w:val="22"/>
+        </w:rPr>
+      </w:pPr>
+      <w:r>
+        <w:rPr>
+          <w:rFonts w:ascii="宋体" w:hAnsi="宋体" w:hint="eastAsia"/>
+          <w:bCs/>
+          <w:sz w:val="22"/>
+        </w:rPr>
+        <w:t>复合约束类意图（如同时</w:t>
+      </w:r>
+      <w:proofErr w:type="gramStart"/>
+      <w:r>
+        <w:rPr>
+          <w:rFonts w:ascii="宋体" w:hAnsi="宋体" w:hint="eastAsia"/>
+          <w:bCs/>
+          <w:sz w:val="22"/>
+        </w:rPr>
+        <w:t>含时间</w:t>
+      </w:r>
+      <w:proofErr w:type="gramEnd"/>
+      <w:r>
+        <w:rPr>
+          <w:rFonts w:ascii="宋体" w:hAnsi="宋体" w:hint="eastAsia"/>
+          <w:bCs/>
+          <w:sz w:val="22"/>
+        </w:rPr>
+        <w:t>约束与 POI 约束的查询）的识别准确率仍偏低，边界条件下的解析结果不够稳定，需要进一步优化提示词与示例覆盖；</w:t>
+      </w:r>
+    </w:p>
+    <w:p>
+      <w:pPr>
+        <w:numPr>
+          <w:ilvl w:val="0"/>
+          <w:numId w:val="14"/>
+        </w:numPr>
+        <w:spacing w:line="360" w:lineRule="auto"/>
+        <w:ind w:right="480"/>
+      </w:pPr>
+      <w:r>
+        <w:rPr>
+          <w:rFonts w:ascii="宋体" w:hAnsi="宋体" w:hint="eastAsia"/>
+          <w:bCs/>
+          <w:sz w:val="22"/>
+        </w:rPr>
+        <w:t>系统端到端响应延迟在多轮对话场景下偶尔超过预期，主要瓶颈集中在模型调用与地图 API 串行请求阶段，后续需考虑适当并行化或结果缓存策略；</w:t>
+      </w:r>
+    </w:p>
+    <w:p>
+      <w:pPr>
+        <w:numPr>
+          <w:ilvl w:val="0"/>
+          <w:numId w:val="14"/>
+        </w:numPr>
+        <w:spacing w:line="360" w:lineRule="auto"/>
+        <w:ind w:right="480"/>
+        <w:rPr>
+          <w:rFonts w:ascii="宋体" w:hAnsi="宋体"/>
+          <w:bCs/>
+          <w:sz w:val="22"/>
+        </w:rPr>
+      </w:pPr>
+      <w:r>
+        <w:rPr>
+          <w:rFonts w:ascii="宋体" w:hAnsi="宋体" w:hint="eastAsia"/>
+          <w:bCs/>
+          <w:sz w:val="22"/>
+        </w:rPr>
+        <w:t>视频功能与主对话流程的集成仍需进一步打磨，在部分输入场景下视觉感知结果对回答的增强效果尚不稳定。</w:t>
+      </w:r>
+    </w:p>
+    <w:p>
+      <w:pPr>
+        <w:spacing w:line="360" w:lineRule="auto"/>
+        <w:ind w:right="480"/>
+        <w:rPr>
+          <w:rFonts w:ascii="宋体" w:hAnsi="宋体"/>
+          <w:b/>
+          <w:sz w:val="22"/>
+        </w:rPr>
+      </w:pPr>
+      <w:r>
+        <w:rPr>
+          <w:rFonts w:ascii="宋体" w:hAnsi="宋体" w:hint="eastAsia"/>
+          <w:b/>
+          <w:sz w:val="22"/>
+        </w:rPr>
+        <w:t>收获及体会：</w:t>
+      </w:r>
+    </w:p>
+    <w:p>
+      <w:pPr>
+        <w:spacing w:line="360" w:lineRule="auto"/>
+        <w:ind w:right="480" w:firstLine="420"/>
+        <w:rPr>
+          <w:rFonts w:ascii="宋体" w:hAnsi="宋体"/>
+          <w:bCs/>
+          <w:sz w:val="22"/>
+        </w:rPr>
+      </w:pPr>
+      <w:r>
+        <w:rPr>
+          <w:rFonts w:ascii="宋体" w:hAnsi="宋体" w:hint="eastAsia"/>
+          <w:bCs/>
+          <w:sz w:val="22"/>
+        </w:rPr>
+        <w:t>本周通过系统性的端到端测试，对各模块在真实交互场景下的表现有了更全面的认识，也更加清晰地认识到"可用"与"好用"之间的差距。消</w:t>
+      </w:r>
+      <w:proofErr w:type="gramStart"/>
+      <w:r>
+        <w:rPr>
+          <w:rFonts w:ascii="宋体" w:hAnsi="宋体" w:hint="eastAsia"/>
+          <w:bCs/>
+          <w:sz w:val="22"/>
+        </w:rPr>
+        <w:t>歧</w:t>
+      </w:r>
+      <w:proofErr w:type="gramEnd"/>
+      <w:r>
+        <w:rPr>
+          <w:rFonts w:ascii="宋体" w:hAnsi="宋体" w:hint="eastAsia"/>
+          <w:bCs/>
+          <w:sz w:val="22"/>
+        </w:rPr>
+        <w:t>流程的细化工作尤其令人印象深刻——看似简单的"再问一句"背后，涉及前端状态管理、后端响应格式约定、候选项分组逻辑等多处协同，任何一环处理不当都会导致用户体验断裂。这也进一步坚定了在系统收尾阶段重视细节打磨的意识。</w:t>
+      </w:r>
+    </w:p>
+    <w:p>
+      <w:pPr>
+        <w:spacing w:line="360" w:lineRule="auto"/>
+        <w:ind w:right="480"/>
+        <w:rPr>
+          <w:rFonts w:ascii="宋体" w:hAnsi="宋体"/>
+          <w:bCs/>
+          <w:sz w:val="22"/>
+        </w:rPr>
+      </w:pPr>
     </w:p>
     <w:p>
       <w:pPr>
@@ -3796,6 +4319,264 @@
         <w:lastRenderedPageBreak/>
         <w:t>（主要记载毕业设计(论文）期间的工作内容、完成情况、存在问题、收获及体会)</w:t>
       </w:r>
+    </w:p>
+    <w:p>
+      <w:pPr>
+        <w:spacing w:line="360" w:lineRule="auto"/>
+        <w:ind w:right="480"/>
+        <w:jc w:val="center"/>
+        <w:rPr>
+          <w:rFonts w:ascii="宋体" w:hAnsi="宋体"/>
+          <w:b/>
+          <w:sz w:val="24"/>
+        </w:rPr>
+      </w:pPr>
+      <w:r>
+        <w:rPr>
+          <w:rFonts w:ascii="宋体" w:hAnsi="宋体" w:hint="eastAsia"/>
+          <w:b/>
+          <w:sz w:val="24"/>
+        </w:rPr>
+        <w:t>第十</w:t>
+      </w:r>
+      <w:r>
+        <w:rPr>
+          <w:rFonts w:ascii="宋体" w:hAnsi="宋体" w:hint="eastAsia"/>
+          <w:b/>
+          <w:sz w:val="24"/>
+        </w:rPr>
+        <w:t>二</w:t>
+      </w:r>
+      <w:r>
+        <w:rPr>
+          <w:rFonts w:ascii="宋体" w:hAnsi="宋体" w:hint="eastAsia"/>
+          <w:b/>
+          <w:sz w:val="24"/>
+        </w:rPr>
+        <w:t>周</w:t>
+      </w:r>
+    </w:p>
+    <w:p>
+      <w:pPr>
+        <w:spacing w:line="360" w:lineRule="auto"/>
+        <w:ind w:right="480"/>
+        <w:rPr>
+          <w:rFonts w:ascii="宋体" w:hAnsi="宋体"/>
+          <w:bCs/>
+          <w:sz w:val="22"/>
+        </w:rPr>
+      </w:pPr>
+      <w:r>
+        <w:rPr>
+          <w:rFonts w:ascii="宋体" w:hAnsi="宋体" w:hint="eastAsia"/>
+          <w:b/>
+          <w:sz w:val="22"/>
+        </w:rPr>
+        <w:t>工作内容：</w:t>
+      </w:r>
+      <w:r>
+        <w:rPr>
+          <w:rFonts w:ascii="宋体" w:hAnsi="宋体" w:hint="eastAsia"/>
+          <w:bCs/>
+          <w:sz w:val="22"/>
+        </w:rPr>
+        <w:t>本周为项目收尾阶段，工作重心转向系统最终整合、性能调优与毕业论文撰写。在系统层面，对全部已知问题进行了集中修复，完成了前后端的最终联调，并对部署流程（前端构建产物静态托管、后端服务启动脚本）进行了整理规范；在论文层面，完成了实验数据的最终整理与分析，着重撰写了实验章节（各方法对比评估、消融实验结果解读）和系统设计章节（多智能体架构图、槽位体系说明、API 参数对齐映射表），并对摘要、绪论、总结与展望各章节进行了修订完善。</w:t>
+      </w:r>
+    </w:p>
+    <w:p>
+      <w:pPr>
+        <w:spacing w:line="360" w:lineRule="auto"/>
+        <w:ind w:right="480"/>
+      </w:pPr>
+    </w:p>
+    <w:p>
+      <w:pPr>
+        <w:spacing w:line="360" w:lineRule="auto"/>
+        <w:ind w:right="480"/>
+        <w:rPr>
+          <w:rFonts w:ascii="宋体" w:hAnsi="宋体"/>
+          <w:bCs/>
+          <w:sz w:val="22"/>
+        </w:rPr>
+      </w:pPr>
+      <w:r>
+        <w:rPr>
+          <w:rFonts w:ascii="宋体" w:hAnsi="宋体" w:hint="eastAsia"/>
+          <w:b/>
+          <w:sz w:val="22"/>
+        </w:rPr>
+        <w:t>完成情况：</w:t>
+      </w:r>
+      <w:r>
+        <w:rPr>
+          <w:rFonts w:ascii="宋体" w:hAnsi="宋体" w:hint="eastAsia"/>
+          <w:bCs/>
+          <w:sz w:val="22"/>
+        </w:rPr>
+        <w:t>系统已完成最终版本的联调，意图识别准确率在测试集上稳定在 94.0%，槽位填充</w:t>
+      </w:r>
+      <w:proofErr w:type="gramStart"/>
+      <w:r>
+        <w:rPr>
+          <w:rFonts w:ascii="宋体" w:hAnsi="宋体" w:hint="eastAsia"/>
+          <w:bCs/>
+          <w:sz w:val="22"/>
+        </w:rPr>
+        <w:t>宏平均</w:t>
+      </w:r>
+      <w:proofErr w:type="gramEnd"/>
+      <w:r>
+        <w:rPr>
+          <w:rFonts w:ascii="宋体" w:hAnsi="宋体" w:hint="eastAsia"/>
+          <w:bCs/>
+          <w:sz w:val="22"/>
+        </w:rPr>
+        <w:t xml:space="preserve"> F1 达 0.8137，JSON 输出合法率保持 100%；前端界面经过最终调整，各功能模块交互流程完整、展示正常；毕业论文主体部分已基本撰写完毕，实验数据、系统架构图与分析论述均已到位，进入最终审阅与格式修订阶段。</w:t>
+      </w:r>
+    </w:p>
+    <w:p>
+      <w:pPr>
+        <w:spacing w:line="360" w:lineRule="auto"/>
+        <w:ind w:right="480"/>
+      </w:pPr>
+    </w:p>
+    <w:p>
+      <w:pPr>
+        <w:spacing w:line="360" w:lineRule="auto"/>
+        <w:ind w:right="480"/>
+        <w:rPr>
+          <w:rFonts w:ascii="宋体" w:hAnsi="宋体"/>
+          <w:b/>
+          <w:sz w:val="22"/>
+        </w:rPr>
+      </w:pPr>
+      <w:r>
+        <w:rPr>
+          <w:rFonts w:ascii="宋体" w:hAnsi="宋体" w:hint="eastAsia"/>
+          <w:b/>
+          <w:sz w:val="22"/>
+        </w:rPr>
+        <w:t>存在问题：</w:t>
+      </w:r>
+    </w:p>
+    <w:p>
+      <w:pPr>
+        <w:numPr>
+          <w:ilvl w:val="0"/>
+          <w:numId w:val="15"/>
+        </w:numPr>
+        <w:spacing w:line="360" w:lineRule="auto"/>
+        <w:ind w:right="480"/>
+        <w:rPr>
+          <w:rFonts w:ascii="宋体" w:hAnsi="宋体"/>
+          <w:bCs/>
+          <w:sz w:val="22"/>
+        </w:rPr>
+      </w:pPr>
+      <w:r>
+        <w:rPr>
+          <w:rFonts w:ascii="宋体" w:hAnsi="宋体" w:hint="eastAsia"/>
+          <w:bCs/>
+          <w:sz w:val="22"/>
+        </w:rPr>
+        <w:t>复合约束意图的识别准确率（80.0%）与其他意图类型相比仍有差距，受时间所限未能充分优化，已在论文"当前不足"部分如实说明；</w:t>
+      </w:r>
+    </w:p>
+    <w:p>
+      <w:pPr>
+        <w:numPr>
+          <w:ilvl w:val="0"/>
+          <w:numId w:val="15"/>
+        </w:numPr>
+        <w:spacing w:line="360" w:lineRule="auto"/>
+        <w:ind w:right="480"/>
+        <w:rPr>
+          <w:rFonts w:ascii="宋体" w:hAnsi="宋体"/>
+          <w:bCs/>
+          <w:sz w:val="22"/>
+        </w:rPr>
+      </w:pPr>
+      <w:r>
+        <w:rPr>
+          <w:rFonts w:ascii="宋体" w:hAnsi="宋体" w:hint="eastAsia"/>
+          <w:bCs/>
+          <w:sz w:val="22"/>
+        </w:rPr>
+        <w:t>多轮对</w:t>
+      </w:r>
+      <w:proofErr w:type="gramStart"/>
+      <w:r>
+        <w:rPr>
+          <w:rFonts w:ascii="宋体" w:hAnsi="宋体" w:hint="eastAsia"/>
+          <w:bCs/>
+          <w:sz w:val="22"/>
+        </w:rPr>
+        <w:t>话效果</w:t>
+      </w:r>
+      <w:proofErr w:type="gramEnd"/>
+      <w:r>
+        <w:rPr>
+          <w:rFonts w:ascii="宋体" w:hAnsi="宋体" w:hint="eastAsia"/>
+          <w:bCs/>
+          <w:sz w:val="22"/>
+        </w:rPr>
+        <w:t>的定量评估尚不充分，现有测试集以单轮查询为主，跨轮上下文继承的覆盖度有限，这也作为后续工作方向在论文中进行了说明。</w:t>
+      </w:r>
+    </w:p>
+    <w:p>
+      <w:pPr>
+        <w:spacing w:line="360" w:lineRule="auto"/>
+        <w:ind w:right="480"/>
+      </w:pPr>
+    </w:p>
+    <w:p>
+      <w:pPr>
+        <w:spacing w:line="360" w:lineRule="auto"/>
+        <w:ind w:right="480"/>
+        <w:rPr>
+          <w:rFonts w:ascii="宋体" w:hAnsi="宋体"/>
+          <w:b/>
+          <w:sz w:val="22"/>
+        </w:rPr>
+      </w:pPr>
+      <w:r>
+        <w:rPr>
+          <w:rFonts w:ascii="宋体" w:hAnsi="宋体" w:hint="eastAsia"/>
+          <w:b/>
+          <w:sz w:val="22"/>
+        </w:rPr>
+        <w:t>收获及体会：</w:t>
+      </w:r>
+    </w:p>
+    <w:p>
+      <w:pPr>
+        <w:spacing w:line="360" w:lineRule="auto"/>
+        <w:ind w:right="480" w:firstLine="420"/>
+        <w:rPr>
+          <w:rFonts w:ascii="宋体" w:hAnsi="宋体" w:hint="eastAsia"/>
+          <w:bCs/>
+          <w:sz w:val="22"/>
+        </w:rPr>
+      </w:pPr>
+      <w:r>
+        <w:rPr>
+          <w:rFonts w:ascii="宋体" w:hAnsi="宋体" w:hint="eastAsia"/>
+          <w:bCs/>
+          <w:sz w:val="22"/>
+        </w:rPr>
+        <w:t>经过十二周的持续推进，项目从最初的方案设计走向了可运行、可演示的完整系统，这一过程深刻体会到工程落地的复杂性与挑战性。理论上可行的方法，在实际系统中往往会遇到格式约定不统一、模块边界不清晰、状态管理混乱等工程层面的阻碍。毕业设计的核心收获，不仅在于掌握了 LLM 在垂直领域的应用方法，更在于建立了一种"问题拆解—模块对齐—测试验证"的系统性工程思维。后续若有机会继续迭代，将在降低推理延迟（探索轻量化本地模型）和引入跨会话长期记忆两个方向重点投入。</w:t>
+      </w:r>
+    </w:p>
+    <w:p>
+      <w:pPr>
+        <w:spacing w:line="360" w:lineRule="auto"/>
+        <w:ind w:right="480" w:firstLineChars="50" w:firstLine="110"/>
+        <w:rPr>
+          <w:rFonts w:ascii="宋体" w:hAnsi="宋体"/>
+          <w:bCs/>
+          <w:sz w:val="22"/>
+        </w:rPr>
+      </w:pPr>
     </w:p>
     <w:p>
       <w:pPr>
@@ -3814,14 +4595,6 @@
           <w:docGrid w:type="lines" w:linePitch="312"/>
         </w:sectPr>
       </w:pPr>
-      <w:r>
-        <w:rPr>
-          <w:rFonts w:ascii="宋体" w:hAnsi="宋体" w:hint="eastAsia"/>
-          <w:bCs/>
-          <w:sz w:val="22"/>
-        </w:rPr>
-        <w:t>（主要记载毕业设计(论文）期间的工作内容、完成情况、存在问题、收获及体会)</w:t>
-      </w:r>
     </w:p>
     <w:p>
       <w:pPr>
@@ -4755,6 +5528,96 @@
     </w:lvl>
   </w:abstractNum>
   <w:abstractNum w:abstractNumId="2" w15:restartNumberingAfterBreak="0">
+    <w:nsid w:val="0AAA57E8"/>
+    <w:multiLevelType w:val="hybridMultilevel"/>
+    <w:tmpl w:val="FE6894E6"/>
+    <w:lvl w:ilvl="0" w:tplc="C2387A04">
+      <w:start w:val="1"/>
+      <w:numFmt w:val="decimal"/>
+      <w:suff w:val="space"/>
+      <w:lvlText w:val="（%1）"/>
+      <w:lvlJc w:val="left"/>
+      <w:pPr>
+        <w:ind w:left="0" w:firstLine="0"/>
+      </w:pPr>
+      <w:rPr>
+        <w:rFonts w:hint="default"/>
+      </w:rPr>
+    </w:lvl>
+    <w:lvl w:ilvl="1" w:tplc="04090019" w:tentative="1">
+      <w:start w:val="1"/>
+      <w:numFmt w:val="lowerLetter"/>
+      <w:lvlText w:val="%2)"/>
+      <w:lvlJc w:val="left"/>
+      <w:pPr>
+        <w:ind w:left="840" w:hanging="420"/>
+      </w:pPr>
+    </w:lvl>
+    <w:lvl w:ilvl="2" w:tplc="0409001B" w:tentative="1">
+      <w:start w:val="1"/>
+      <w:numFmt w:val="lowerRoman"/>
+      <w:lvlText w:val="%3."/>
+      <w:lvlJc w:val="right"/>
+      <w:pPr>
+        <w:ind w:left="1260" w:hanging="420"/>
+      </w:pPr>
+    </w:lvl>
+    <w:lvl w:ilvl="3" w:tplc="0409000F" w:tentative="1">
+      <w:start w:val="1"/>
+      <w:numFmt w:val="decimal"/>
+      <w:lvlText w:val="%4."/>
+      <w:lvlJc w:val="left"/>
+      <w:pPr>
+        <w:ind w:left="1680" w:hanging="420"/>
+      </w:pPr>
+    </w:lvl>
+    <w:lvl w:ilvl="4" w:tplc="04090019" w:tentative="1">
+      <w:start w:val="1"/>
+      <w:numFmt w:val="lowerLetter"/>
+      <w:lvlText w:val="%5)"/>
+      <w:lvlJc w:val="left"/>
+      <w:pPr>
+        <w:ind w:left="2100" w:hanging="420"/>
+      </w:pPr>
+    </w:lvl>
+    <w:lvl w:ilvl="5" w:tplc="0409001B" w:tentative="1">
+      <w:start w:val="1"/>
+      <w:numFmt w:val="lowerRoman"/>
+      <w:lvlText w:val="%6."/>
+      <w:lvlJc w:val="right"/>
+      <w:pPr>
+        <w:ind w:left="2520" w:hanging="420"/>
+      </w:pPr>
+    </w:lvl>
+    <w:lvl w:ilvl="6" w:tplc="0409000F" w:tentative="1">
+      <w:start w:val="1"/>
+      <w:numFmt w:val="decimal"/>
+      <w:lvlText w:val="%7."/>
+      <w:lvlJc w:val="left"/>
+      <w:pPr>
+        <w:ind w:left="2940" w:hanging="420"/>
+      </w:pPr>
+    </w:lvl>
+    <w:lvl w:ilvl="7" w:tplc="04090019" w:tentative="1">
+      <w:start w:val="1"/>
+      <w:numFmt w:val="lowerLetter"/>
+      <w:lvlText w:val="%8)"/>
+      <w:lvlJc w:val="left"/>
+      <w:pPr>
+        <w:ind w:left="3360" w:hanging="420"/>
+      </w:pPr>
+    </w:lvl>
+    <w:lvl w:ilvl="8" w:tplc="0409001B" w:tentative="1">
+      <w:start w:val="1"/>
+      <w:numFmt w:val="lowerRoman"/>
+      <w:lvlText w:val="%9."/>
+      <w:lvlJc w:val="right"/>
+      <w:pPr>
+        <w:ind w:left="3780" w:hanging="420"/>
+      </w:pPr>
+    </w:lvl>
+  </w:abstractNum>
+  <w:abstractNum w:abstractNumId="3" w15:restartNumberingAfterBreak="0">
     <w:nsid w:val="15A57F4C"/>
     <w:multiLevelType w:val="hybridMultilevel"/>
     <w:tmpl w:val="22D6E844"/>
@@ -4843,7 +5706,7 @@
       </w:pPr>
     </w:lvl>
   </w:abstractNum>
-  <w:abstractNum w:abstractNumId="3" w15:restartNumberingAfterBreak="0">
+  <w:abstractNum w:abstractNumId="4" w15:restartNumberingAfterBreak="0">
     <w:nsid w:val="1CE110A3"/>
     <w:multiLevelType w:val="singleLevel"/>
     <w:tmpl w:val="9A445456"/>
@@ -4855,7 +5718,7 @@
       <w:lvlJc w:val="left"/>
     </w:lvl>
   </w:abstractNum>
-  <w:abstractNum w:abstractNumId="4" w15:restartNumberingAfterBreak="0">
+  <w:abstractNum w:abstractNumId="5" w15:restartNumberingAfterBreak="0">
     <w:nsid w:val="362B5482"/>
     <w:multiLevelType w:val="singleLevel"/>
     <w:tmpl w:val="9A445456"/>
@@ -4867,7 +5730,7 @@
       <w:lvlJc w:val="left"/>
     </w:lvl>
   </w:abstractNum>
-  <w:abstractNum w:abstractNumId="5" w15:restartNumberingAfterBreak="0">
+  <w:abstractNum w:abstractNumId="6" w15:restartNumberingAfterBreak="0">
     <w:nsid w:val="386D6113"/>
     <w:multiLevelType w:val="singleLevel"/>
     <w:tmpl w:val="9A445456"/>
@@ -4879,7 +5742,7 @@
       <w:lvlJc w:val="left"/>
     </w:lvl>
   </w:abstractNum>
-  <w:abstractNum w:abstractNumId="6" w15:restartNumberingAfterBreak="0">
+  <w:abstractNum w:abstractNumId="7" w15:restartNumberingAfterBreak="0">
     <w:nsid w:val="3C943D0C"/>
     <w:multiLevelType w:val="singleLevel"/>
     <w:tmpl w:val="9A445456"/>
@@ -4891,7 +5754,7 @@
       <w:lvlJc w:val="left"/>
     </w:lvl>
   </w:abstractNum>
-  <w:abstractNum w:abstractNumId="7" w15:restartNumberingAfterBreak="0">
+  <w:abstractNum w:abstractNumId="8" w15:restartNumberingAfterBreak="0">
     <w:nsid w:val="4F0E0A2C"/>
     <w:multiLevelType w:val="singleLevel"/>
     <w:tmpl w:val="9A445456"/>
@@ -4903,7 +5766,7 @@
       <w:lvlJc w:val="left"/>
     </w:lvl>
   </w:abstractNum>
-  <w:abstractNum w:abstractNumId="8" w15:restartNumberingAfterBreak="0">
+  <w:abstractNum w:abstractNumId="9" w15:restartNumberingAfterBreak="0">
     <w:nsid w:val="5362188D"/>
     <w:multiLevelType w:val="singleLevel"/>
     <w:tmpl w:val="9A445456"/>
@@ -4915,7 +5778,7 @@
       <w:lvlJc w:val="left"/>
     </w:lvl>
   </w:abstractNum>
-  <w:abstractNum w:abstractNumId="9" w15:restartNumberingAfterBreak="0">
+  <w:abstractNum w:abstractNumId="10" w15:restartNumberingAfterBreak="0">
     <w:nsid w:val="60B70EB2"/>
     <w:multiLevelType w:val="hybridMultilevel"/>
     <w:tmpl w:val="89C26BD4"/>
@@ -5005,7 +5868,7 @@
       </w:pPr>
     </w:lvl>
   </w:abstractNum>
-  <w:abstractNum w:abstractNumId="10" w15:restartNumberingAfterBreak="0">
+  <w:abstractNum w:abstractNumId="11" w15:restartNumberingAfterBreak="0">
     <w:nsid w:val="68024FAF"/>
     <w:multiLevelType w:val="singleLevel"/>
     <w:tmpl w:val="9A445456"/>
@@ -5017,7 +5880,7 @@
       <w:lvlJc w:val="left"/>
     </w:lvl>
   </w:abstractNum>
-  <w:abstractNum w:abstractNumId="11" w15:restartNumberingAfterBreak="0">
+  <w:abstractNum w:abstractNumId="12" w15:restartNumberingAfterBreak="0">
     <w:nsid w:val="6DA52A3A"/>
     <w:multiLevelType w:val="hybridMultilevel"/>
     <w:tmpl w:val="7B086EEC"/>
@@ -5103,7 +5966,7 @@
       </w:pPr>
     </w:lvl>
   </w:abstractNum>
-  <w:abstractNum w:abstractNumId="12" w15:restartNumberingAfterBreak="0">
+  <w:abstractNum w:abstractNumId="13" w15:restartNumberingAfterBreak="0">
     <w:nsid w:val="76B721C1"/>
     <w:multiLevelType w:val="singleLevel"/>
     <w:tmpl w:val="9A445456"/>
@@ -5115,6 +5978,96 @@
       <w:lvlJc w:val="left"/>
     </w:lvl>
   </w:abstractNum>
+  <w:abstractNum w:abstractNumId="14" w15:restartNumberingAfterBreak="0">
+    <w:nsid w:val="7A6F3D2D"/>
+    <w:multiLevelType w:val="hybridMultilevel"/>
+    <w:tmpl w:val="FE6894E6"/>
+    <w:lvl w:ilvl="0" w:tplc="C2387A04">
+      <w:start w:val="1"/>
+      <w:numFmt w:val="decimal"/>
+      <w:suff w:val="space"/>
+      <w:lvlText w:val="（%1）"/>
+      <w:lvlJc w:val="left"/>
+      <w:pPr>
+        <w:ind w:left="0" w:firstLine="0"/>
+      </w:pPr>
+      <w:rPr>
+        <w:rFonts w:hint="default"/>
+      </w:rPr>
+    </w:lvl>
+    <w:lvl w:ilvl="1" w:tplc="04090019" w:tentative="1">
+      <w:start w:val="1"/>
+      <w:numFmt w:val="lowerLetter"/>
+      <w:lvlText w:val="%2)"/>
+      <w:lvlJc w:val="left"/>
+      <w:pPr>
+        <w:ind w:left="840" w:hanging="420"/>
+      </w:pPr>
+    </w:lvl>
+    <w:lvl w:ilvl="2" w:tplc="0409001B" w:tentative="1">
+      <w:start w:val="1"/>
+      <w:numFmt w:val="lowerRoman"/>
+      <w:lvlText w:val="%3."/>
+      <w:lvlJc w:val="right"/>
+      <w:pPr>
+        <w:ind w:left="1260" w:hanging="420"/>
+      </w:pPr>
+    </w:lvl>
+    <w:lvl w:ilvl="3" w:tplc="0409000F" w:tentative="1">
+      <w:start w:val="1"/>
+      <w:numFmt w:val="decimal"/>
+      <w:lvlText w:val="%4."/>
+      <w:lvlJc w:val="left"/>
+      <w:pPr>
+        <w:ind w:left="1680" w:hanging="420"/>
+      </w:pPr>
+    </w:lvl>
+    <w:lvl w:ilvl="4" w:tplc="04090019" w:tentative="1">
+      <w:start w:val="1"/>
+      <w:numFmt w:val="lowerLetter"/>
+      <w:lvlText w:val="%5)"/>
+      <w:lvlJc w:val="left"/>
+      <w:pPr>
+        <w:ind w:left="2100" w:hanging="420"/>
+      </w:pPr>
+    </w:lvl>
+    <w:lvl w:ilvl="5" w:tplc="0409001B" w:tentative="1">
+      <w:start w:val="1"/>
+      <w:numFmt w:val="lowerRoman"/>
+      <w:lvlText w:val="%6."/>
+      <w:lvlJc w:val="right"/>
+      <w:pPr>
+        <w:ind w:left="2520" w:hanging="420"/>
+      </w:pPr>
+    </w:lvl>
+    <w:lvl w:ilvl="6" w:tplc="0409000F" w:tentative="1">
+      <w:start w:val="1"/>
+      <w:numFmt w:val="decimal"/>
+      <w:lvlText w:val="%7."/>
+      <w:lvlJc w:val="left"/>
+      <w:pPr>
+        <w:ind w:left="2940" w:hanging="420"/>
+      </w:pPr>
+    </w:lvl>
+    <w:lvl w:ilvl="7" w:tplc="04090019" w:tentative="1">
+      <w:start w:val="1"/>
+      <w:numFmt w:val="lowerLetter"/>
+      <w:lvlText w:val="%8)"/>
+      <w:lvlJc w:val="left"/>
+      <w:pPr>
+        <w:ind w:left="3360" w:hanging="420"/>
+      </w:pPr>
+    </w:lvl>
+    <w:lvl w:ilvl="8" w:tplc="0409001B" w:tentative="1">
+      <w:start w:val="1"/>
+      <w:numFmt w:val="lowerRoman"/>
+      <w:lvlText w:val="%9."/>
+      <w:lvlJc w:val="right"/>
+      <w:pPr>
+        <w:ind w:left="3780" w:hanging="420"/>
+      </w:pPr>
+    </w:lvl>
+  </w:abstractNum>
   <w:num w:numId="1">
     <w:abstractNumId w:val="0"/>
   </w:num>
@@ -5122,37 +6075,43 @@
     <w:abstractNumId w:val="1"/>
   </w:num>
   <w:num w:numId="3">
+    <w:abstractNumId w:val="3"/>
+  </w:num>
+  <w:num w:numId="4">
+    <w:abstractNumId w:val="5"/>
+  </w:num>
+  <w:num w:numId="5">
+    <w:abstractNumId w:val="4"/>
+  </w:num>
+  <w:num w:numId="6">
+    <w:abstractNumId w:val="11"/>
+  </w:num>
+  <w:num w:numId="7">
+    <w:abstractNumId w:val="9"/>
+  </w:num>
+  <w:num w:numId="8">
+    <w:abstractNumId w:val="13"/>
+  </w:num>
+  <w:num w:numId="9">
+    <w:abstractNumId w:val="8"/>
+  </w:num>
+  <w:num w:numId="10">
+    <w:abstractNumId w:val="6"/>
+  </w:num>
+  <w:num w:numId="11">
+    <w:abstractNumId w:val="7"/>
+  </w:num>
+  <w:num w:numId="12">
+    <w:abstractNumId w:val="12"/>
+  </w:num>
+  <w:num w:numId="13">
+    <w:abstractNumId w:val="10"/>
+  </w:num>
+  <w:num w:numId="14">
     <w:abstractNumId w:val="2"/>
   </w:num>
-  <w:num w:numId="4">
-    <w:abstractNumId w:val="4"/>
-  </w:num>
-  <w:num w:numId="5">
-    <w:abstractNumId w:val="3"/>
-  </w:num>
-  <w:num w:numId="6">
-    <w:abstractNumId w:val="10"/>
-  </w:num>
-  <w:num w:numId="7">
-    <w:abstractNumId w:val="8"/>
-  </w:num>
-  <w:num w:numId="8">
-    <w:abstractNumId w:val="12"/>
-  </w:num>
-  <w:num w:numId="9">
-    <w:abstractNumId w:val="7"/>
-  </w:num>
-  <w:num w:numId="10">
-    <w:abstractNumId w:val="5"/>
-  </w:num>
-  <w:num w:numId="11">
-    <w:abstractNumId w:val="6"/>
-  </w:num>
-  <w:num w:numId="12">
-    <w:abstractNumId w:val="11"/>
-  </w:num>
-  <w:num w:numId="13">
-    <w:abstractNumId w:val="9"/>
+  <w:num w:numId="15">
+    <w:abstractNumId w:val="14"/>
   </w:num>
 </w:numbering>
 </file>
